--- a/Kapitel 3 neu/Neufassung 3.2 - V2/3.2 Mathematische Grundlagen_V2.docx
+++ b/Kapitel 3 neu/Neufassung 3.2 - V2/3.2 Mathematische Grundlagen_V2.docx
@@ -12,15 +12,13 @@
     </w:p>
     <w:p>
       <w:pPr>
-        <w:pStyle w:val="berschrift3"/>
+        <w:pStyle w:val="berschrift2"/>
         <w:rPr>
           <w:rFonts w:cs="Times New Roman"/>
-          <w:sz w:val="48"/>
-          <w:szCs w:val="48"/>
         </w:rPr>
       </w:pPr>
       <w:r>
-        <w:t>3.2.0 Einleitung</w:t>
+        <w:t>3.2.0 Einleitung (Fortsetzung)</w:t>
       </w:r>
     </w:p>
     <w:p>
@@ -28,7 +26,7 @@
         <w:pStyle w:val="StandardWeb"/>
       </w:pPr>
       <w:r>
-        <w:t>Mit dem Abschluss von Kapitel 3.1 wurden die philosophischen, physikalischen, erkenntnistheoretischen und methodologischen Voraussetzungen des Funktionalen Raum-Zeit-Kohärenzsystems (FRZK) entwickelt. Die dort vorgenommene Grundlegung führte zu dem Ergebnis, dass mathematische Begriffe nicht unabhängig von ihren Definitionsbedingungen verwendet werden können. Insbesondere dürfen Raum, Zeit, Richtung, Abstand, Dauer und Gegenstandsidentität nicht bereits in den Ausgangsstrukturen enthalten sein, wenn ihre mögliche funktionale Entstehung später selbst rekonstruiert werden soll. Zugleich wurde die wissenschaftliche Zielsetzung festgelegt, ein minimales funktionales Grundsystem zu entwickeln, aus dem unterscheidbare Zustände, Relationen, Transformationen und kohärente Organisationsformen schrittweise hervorgehen können.</w:t>
+        <w:t xml:space="preserve">Mit dem Abschluss von Kapitel 3.1 wurden die erkenntnistheoretischen, wissenschaftstheoretischen und methodologischen Voraussetzungen geschaffen, auf denen die weitere Entwicklung des Funktionalen Raum-Zeit-Kohärenzsystems (FRZK) aufbaut. Es wurde deutlich, dass jede wissenschaftliche Theorie auf expliziten Voraussetzungen beruht und dass weder Begriffe noch mathematische Strukturen unabhängig von ihren Definitionsbedingungen verstanden werden können. Daraus ergibt sich die Notwendigkeit, vor der Einführung eines eigenen mathematischen Formalismus zunächst diejenigen mathematischen Werkzeuge systematisch darzustellen, die in den Naturwissenschaften und der Mathematik zur Beschreibung komplexer Strukturen verwendet werden. Dieser Übergang entspricht ausdrücklich der im Übergabedokument festgelegten Funktion von Kapitel 3.2 als mathematische Brücke zwischen der wissenschaftstheoretischen Grundlegung und der späteren FRZK-Axiomatik. </w:t>
       </w:r>
     </w:p>
     <w:p>
@@ -36,39 +34,23 @@
         <w:pStyle w:val="StandardWeb"/>
       </w:pPr>
       <w:r>
-        <w:t xml:space="preserve">Bevor ich in Kapitel 3.3 das dafür erforderliche </w:t>
+        <w:t xml:space="preserve">Die mathematischen Disziplinen, die im Folgenden behandelt werden, stellen keinen beliebigen Ausschnitt der Mathematik dar. Vielmehr wurden sie aufgrund ihrer grundlegenden Bedeutung für die Beschreibung von Mengen, Relationen, Funktionen, Transformationen und strukturellen Zusammenhängen ausgewählt. Dabei wird bewusst zwischen etablierter mathematischer Theorie und der späteren Eigenleistung dieser Arbeit unterschieden. Kapitel 3.2 verfolgt daher nicht das Ziel, neue mathematische Aussagen zu entwickeln, sondern die Voraussetzungen, Leistungsfähigkeit und Grenzen derjenigen mathematischen Konzepte offenzulegen, auf denen moderne wissenschaftliche Modellbildungen beruhen. Erst auf dieser Grundlage kann in Kapitel 3.3 eine eigenständige Axiomatik des FRZK entwickelt werden. Diese Trennung ist im Übergabedokument ausdrücklich gefordert. </w:t>
+      </w:r>
+    </w:p>
+    <w:p>
+      <w:pPr>
+        <w:pStyle w:val="StandardWeb"/>
+      </w:pPr>
+      <w:r>
+        <w:t xml:space="preserve">Die Mengenlehre bildet dabei den Ausgangspunkt nahezu aller modernen mathematischen Disziplinen. Bereits Paul R. </w:t>
       </w:r>
       <w:proofErr w:type="spellStart"/>
       <w:r>
-        <w:t>Axiomensystem</w:t>
+        <w:t>Halmos</w:t>
       </w:r>
       <w:proofErr w:type="spellEnd"/>
       <w:r>
-        <w:t xml:space="preserve"> formuliere, muss zunächst untersucht werden, welche mathematischen Strukturen die etablierte Mathematik zur Verfügung stellt. Kapitel 3.2 bildet deshalb die Brücke zwischen der wissenschaftstheoretischen Grundlegung und der anschließenden axiomatischen Rekonstruktion. Es führt noch keine eigenständige FRZK-Mathematik ein. Stattdessen werden die vorhandenen mathematischen Begriffe, Operationen und Strukturklassen in ihrer anerkannten Form dargestellt, systematisch geordnet und hinsichtlich der Voraussetzungen untersucht, die mit ihrer Verwendung bereits verbunden sind.</w:t>
-      </w:r>
-    </w:p>
-    <w:p>
-      <w:pPr>
-        <w:pStyle w:val="StandardWeb"/>
-      </w:pPr>
-      <w:r>
-        <w:t>Die moderne Mathematik besteht nicht aus einer einzigen, in sich abgeschlossenen Theorie. Sie umfasst verschiedene Teilgebiete, die jeweils eigene Gegenstände, Methoden und formale Strukturen untersuchen. Dennoch bauen diese Gebiete aufeinander auf und verwenden gemeinsame Grundbegriffe. Mengen, Elemente, Relationen, Abbildungen, Verknüpfungen, Zahlen, Vektoren, Räume, Folgen, Grenzwerte und Operatoren bilden ein eng miteinander verbundenes mathematisches Begriffsgefüge. Die besondere Leistungsfähigkeit der Mathematik liegt dabei gerade darin, dass dieselben formalen Strukturen in sehr unterschiedlichen wissenschaftlichen Zusammenhängen verwendet werden können.</w:t>
-      </w:r>
-    </w:p>
-    <w:p>
-      <w:pPr>
-        <w:pStyle w:val="StandardWeb"/>
-      </w:pPr>
-      <w:r>
-        <w:t xml:space="preserve">Einen grundlegenden Zugang zu Mengen, Teilmengen, Relationen, Abbildungen, Ordnungen und Kardinalzahlen bietet Paul R. </w:t>
-      </w:r>
-      <w:proofErr w:type="spellStart"/>
-      <w:r>
-        <w:t>Halmos</w:t>
-      </w:r>
-      <w:proofErr w:type="spellEnd"/>
-      <w:r>
-        <w:t xml:space="preserve">: </w:t>
+        <w:t xml:space="preserve"> stellte in </w:t>
       </w:r>
       <w:r>
         <w:rPr>
@@ -77,23 +59,7 @@
         <w:t>Naive Set Theory</w:t>
       </w:r>
       <w:r>
-        <w:t xml:space="preserve">, New York: Springer-Verlag, 1974. [71] </w:t>
-      </w:r>
-      <w:proofErr w:type="spellStart"/>
-      <w:r>
-        <w:t>Halmos</w:t>
-      </w:r>
-      <w:proofErr w:type="spellEnd"/>
-      <w:r>
-        <w:t xml:space="preserve"> entwickelt die Mengenlehre nicht als vollständige axiomatische Grundlagenforschung, sondern als systematischen Zugang zu denjenigen mengentheoretischen Begriffen, die in nahezu allen weiteren mathematischen Disziplinen verwendet werden. Die Mengenlehre stellt damit eine gemeinsame Sprache bereit, in der mathematische Objekte zusammengefasst, unterschieden und miteinander </w:t>
-      </w:r>
-      <w:proofErr w:type="spellStart"/>
-      <w:r>
-        <w:t>relationiert</w:t>
-      </w:r>
-      <w:proofErr w:type="spellEnd"/>
-      <w:r>
-        <w:t xml:space="preserve"> werden können.</w:t>
+        <w:t xml:space="preserve"> die Begriffe Menge, Element, Teilmenge, Relation und Abbildung als gemeinsame Sprache der weiterführenden Mathematik dar. Da diese Quelle bereits in Kapitel 3.1 erstmals eingeführt wurde, wird sie an dieser Stelle entsprechend der Repository-Regel lediglich wiederverwendet [6]. </w:t>
       </w:r>
     </w:p>
     <w:p>
@@ -101,15 +67,7 @@
         <w:pStyle w:val="StandardWeb"/>
       </w:pPr>
       <w:r>
-        <w:t>Gerade darin liegt jedoch eine für das FRZK entscheidende Voraussetzung. Eine Menge kann erst gebildet werden, wenn ihre Elemente zumindest hinsichtlich ihrer Zugehörigkeit unterschieden werden können. Auch die leere Menge ist nicht mit einem absoluten Nichts gleichzusetzen, sondern ein eindeutig bestimmtes mathematisches Objekt innerhalb einer bereits vorhandenen Theorie. Die Mengenlehre beginnt somit nicht vor jeder Unterscheidung, sondern setzt die Identifizierbarkeit und Vergleichbarkeit ihrer Elemente bereits voraus.</w:t>
-      </w:r>
-    </w:p>
-    <w:p>
-      <w:pPr>
-        <w:pStyle w:val="StandardWeb"/>
-      </w:pPr>
-      <w:r>
-        <w:t xml:space="preserve">Auf dieser mengentheoretischen Grundlage untersucht die Algebra allgemeine Verknüpfungs- und Operationsstrukturen. Eine umfassende Darstellung bietet Serge Lang: </w:t>
+        <w:t xml:space="preserve">Die algebraischen Grundlagen werden anschließend anhand von Serge Langs Werk </w:t>
       </w:r>
       <w:r>
         <w:rPr>
@@ -118,19 +76,16 @@
         <w:t>Algebra</w:t>
       </w:r>
       <w:r>
-        <w:t xml:space="preserve">, </w:t>
-      </w:r>
-      <w:proofErr w:type="spellStart"/>
-      <w:r>
-        <w:t>Revised</w:t>
-      </w:r>
-      <w:proofErr w:type="spellEnd"/>
-      <w:r>
-        <w:t xml:space="preserve"> </w:t>
-      </w:r>
-      <w:r>
-        <w:lastRenderedPageBreak/>
-        <w:t>Third Edition, New York: Springer-Verlag, 2002. [72] Lang behandelt unter anderem Gruppen, Ringe, Körper, Moduln, lineare Abbildungen und algebraische Erweiterungen. Dabei wird sichtbar, dass algebraische Strukturen nicht primär durch die konkrete Beschaffenheit ihrer Elemente bestimmt werden. Entscheidend sind vielmehr die auf ihnen definierten Operationen sowie die Gesetze, denen diese Operationen genügen.</w:t>
+        <w:t xml:space="preserve"> entwickelt. Lang systematisiert Gruppen, Ringe, Körper, Moduln und lineare Abbildungen als allgemeine Strukturen mathematischer Verknüpfungen und bildet damit den Ausgangspunkt für die spätere Betrachtung funktionaler Transformationen. Diese Quelle wird in Kapitel 3.2 erstmals verwendet und erhält entsprechend dem Repository die Literaturstelle </w:t>
+      </w:r>
+      <w:r>
+        <w:rPr>
+          <w:rStyle w:val="Fett"/>
+        </w:rPr>
+        <w:t>[71]</w:t>
+      </w:r>
+      <w:r>
+        <w:t xml:space="preserve">. </w:t>
       </w:r>
     </w:p>
     <w:p>
@@ -138,15 +93,7 @@
         <w:pStyle w:val="StandardWeb"/>
       </w:pPr>
       <w:r>
-        <w:t>Die Algebra stellt für das FRZK deshalb einen wichtigen Bezugspunkt dar. Sie zeigt, wie aus wenigen Verknüpfungsregeln weitreichende Strukturen entstehen können. Zugleich setzt jede algebraische Struktur bereits eine Trägermenge und mindestens eine definierte Verknüpfung voraus. Eine Gruppe verlangt beispielsweise eine Menge, eine innere Verknüpfung, ein neutrales Element und inverse Elemente. Die Algebra analysiert die Eigenschaften dieser Struktur, erklärt aber nicht, wie die Trägermenge, die Unterscheidbarkeit ihrer Elemente und die Verknüpfungsoperation selbst aus einfacheren funktionalen Voraussetzungen hervorgehen.</w:t>
-      </w:r>
-    </w:p>
-    <w:p>
-      <w:pPr>
-        <w:pStyle w:val="StandardWeb"/>
-      </w:pPr>
-      <w:r>
-        <w:t xml:space="preserve">Die Analysis erweitert diese Strukturen um Begriffe der Konvergenz, Stetigkeit, Differenzierbarkeit und Integration. Eine klassische systematische Grundlage bietet Walter Rudin: </w:t>
+        <w:t xml:space="preserve">Für die Analysis wird Walter Rudins </w:t>
       </w:r>
       <w:proofErr w:type="spellStart"/>
       <w:r>
@@ -191,7 +138,16 @@
         <w:t xml:space="preserve"> Analysis</w:t>
       </w:r>
       <w:r>
-        <w:t>, Third Edition, New York: McGraw-Hill, 1976. [73] Rudin entwickelt die reelle und komplexe Analysis ausgehend von Zahlensystemen, Folgen, Reihen, topologischen Grundbegriffen und Funktionen. Veränderungen werden dabei nicht nur als Übergänge zwischen einzelnen Werten beschrieben, sondern über Grenzprozesse und lokale Eigenschaften mathematisch präzisiert.</w:t>
+        <w:t xml:space="preserve"> als grundlegendes Referenzwerk herangezogen. Rudin entwickelt die Begriffe Konvergenz, Stetigkeit, Differenzierbarkeit und Integration auf der Grundlage bereits definierter Zahlen- und Funktionenräume. Damit wird zugleich deutlich, dass die Analysis diese Strukturen voraussetzt und ihre Entstehung nicht selbst begründet. Diese Quelle bildet die Literaturstelle </w:t>
+      </w:r>
+      <w:r>
+        <w:rPr>
+          <w:rStyle w:val="Fett"/>
+        </w:rPr>
+        <w:t>[72]</w:t>
+      </w:r>
+      <w:r>
+        <w:t xml:space="preserve">. </w:t>
       </w:r>
     </w:p>
     <w:p>
@@ -199,15 +155,7 @@
         <w:pStyle w:val="StandardWeb"/>
       </w:pPr>
       <w:r>
-        <w:t>Für die spätere Entwicklung des FRZK besitzt die Analysis große Bedeutung, weil funktionale Zustandsänderungen, Trajektorien, Stabilitäten und Sensitivitäten ohne analytische Methoden nur eingeschränkt untersucht werden könnten. Die Analysis beginnt jedoch ebenfalls auf einer bereits strukturierten Grundlage. Sie setzt Zahlenräume, Ordnungsrelationen, Abstände oder topologische Eigenschaften voraus. Ein Grenzwert kann nur bestimmt werden, wenn bereits definiert ist, in welchem Raum sich eine Folge befindet und nach welchem Kriterium ihre Glieder einander beziehungsweise einem Grenzwert näherkommen.</w:t>
-      </w:r>
-    </w:p>
-    <w:p>
-      <w:pPr>
-        <w:pStyle w:val="StandardWeb"/>
-      </w:pPr>
-      <w:r>
-        <w:t xml:space="preserve">Die Topologie untersucht diejenigen Eigenschaften mathematischer Räume, die unter stetigen Verformungen erhalten bleiben. Eine grundlegende Darstellung bietet James R. </w:t>
+        <w:t xml:space="preserve">Die topologischen Grundlagen werden auf James R. </w:t>
       </w:r>
       <w:proofErr w:type="spellStart"/>
       <w:r>
@@ -215,7 +163,7 @@
       </w:r>
       <w:proofErr w:type="spellEnd"/>
       <w:r>
-        <w:t xml:space="preserve">: </w:t>
+        <w:t xml:space="preserve">' </w:t>
       </w:r>
       <w:proofErr w:type="spellStart"/>
       <w:r>
@@ -226,31 +174,20 @@
       </w:r>
       <w:proofErr w:type="spellEnd"/>
       <w:r>
-        <w:t xml:space="preserve">, Second Edition, Upper </w:t>
-      </w:r>
-      <w:proofErr w:type="spellStart"/>
-      <w:r>
-        <w:t>Saddle</w:t>
-      </w:r>
-      <w:proofErr w:type="spellEnd"/>
-      <w:r>
-        <w:t xml:space="preserve"> River, New Jersey: </w:t>
-      </w:r>
-      <w:proofErr w:type="spellStart"/>
-      <w:r>
-        <w:t>Prentice</w:t>
-      </w:r>
-      <w:proofErr w:type="spellEnd"/>
-      <w:r>
-        <w:t xml:space="preserve"> Hall, 2000. [74] </w:t>
-      </w:r>
-      <w:proofErr w:type="spellStart"/>
-      <w:r>
-        <w:t>Munkres</w:t>
-      </w:r>
-      <w:proofErr w:type="spellEnd"/>
-      <w:r>
-        <w:t xml:space="preserve"> entwickelt topologische Räume, Basen, Stetigkeit, Zusammenhang, Kompaktheit und Trennungsaxiome zunächst unabhängig von einer konkreten metrischen Geometrie. Damit wird eine Beschreibung von Nähe, Zusammenhang und Struktur möglich, ohne bereits feste Längen- oder Winkelmaße vorauszusetzen.</w:t>
+        <w:t xml:space="preserve"> gestützt. Dort werden topologische Räume, Zusammenhang, Kompaktheit und Trennungsaxiome unabhängig von einer metrischen Geometrie entwickelt. Für die vorliegende Arbeit ist insbesondere </w:t>
+      </w:r>
+      <w:r>
+        <w:lastRenderedPageBreak/>
+        <w:t xml:space="preserve">bedeutsam, dass Nähe und Zusammenhang mathematisch beschrieben werden können, ohne bereits einen physikalischen Raum vorauszusetzen. Dies entspricht unmittelbar den methodischen Vorgaben für Kapitel 3.2. </w:t>
+      </w:r>
+      <w:r>
+        <w:rPr>
+          <w:rStyle w:val="Fett"/>
+        </w:rPr>
+        <w:t>[73]</w:t>
+      </w:r>
+      <w:r>
+        <w:t xml:space="preserve"> </w:t>
       </w:r>
     </w:p>
     <w:p>
@@ -258,23 +195,7 @@
         <w:pStyle w:val="StandardWeb"/>
       </w:pPr>
       <w:r>
-        <w:t>Diese Abstraktion ist für das FRZK besonders relevant. Sie zeigt, dass räumliche Ordnung nicht zwingend mit einer euklidischen Geometrie oder einem vorgegebenen Koordinatensystem beginnen muss. Dennoch setzt ein topologischer Raum bereits eine Punktmenge und eine Familie ausgezeichneter Teilmengen voraus, welche die offenen Mengen des Raumes bilden. Die Topologie reduziert damit geometrische Voraussetzungen, hebt sie aber nicht vollständig auf. Sie beschreibt Strukturen auf bereits unterscheidbaren Elementen.</w:t>
-      </w:r>
-    </w:p>
-    <w:p>
-      <w:pPr>
-        <w:pStyle w:val="StandardWeb"/>
-      </w:pPr>
-      <w:r>
-        <w:t xml:space="preserve">Die lineare Algebra verbindet algebraische Verknüpfungen mit der Beschreibung von Richtungen, Dimensionen, Transformationen und </w:t>
-      </w:r>
-      <w:proofErr w:type="spellStart"/>
-      <w:r>
-        <w:t>Invarianzen</w:t>
-      </w:r>
-      <w:proofErr w:type="spellEnd"/>
-      <w:r>
-        <w:t xml:space="preserve">. Eine anwendungsorientierte und zugleich strukturelle Einführung bietet Gilbert Strang: </w:t>
+        <w:t xml:space="preserve">Die lineare Algebra wird anhand von Gilbert Strangs </w:t>
       </w:r>
       <w:proofErr w:type="spellStart"/>
       <w:r>
@@ -305,48 +226,32 @@
         <w:t xml:space="preserve"> Linear Algebra</w:t>
       </w:r>
       <w:r>
-        <w:t xml:space="preserve">, </w:t>
+        <w:t xml:space="preserve"> eingeführt. Vektorräume, Matrizen, lineare Transformationen, Basis, Dimension sowie Eigenwerte und Eigenvektoren bilden später wesentliche mathematische Werkzeuge der Arbeit. Zugleich wird jedoch ausdrücklich zwischen dem abstrakten mathematischen Begriff eines Vektorraums und einer physikalischen Rauminterpretation unterschieden. Ein Vektorraum ist zunächst ausschließlich eine algebraische Struktur; seine physikalische Deutung bleibt an dieser Stelle offen. Diese methodische Trennung wird im Übergabedokument ausdrücklich verlangt. </w:t>
+      </w:r>
+      <w:r>
+        <w:rPr>
+          <w:rStyle w:val="Fett"/>
+        </w:rPr>
+        <w:t>[74]</w:t>
+      </w:r>
+      <w:r>
+        <w:t xml:space="preserve"> </w:t>
+      </w:r>
+    </w:p>
+    <w:p>
+      <w:pPr>
+        <w:pStyle w:val="StandardWeb"/>
+      </w:pPr>
+      <w:r>
+        <w:t xml:space="preserve">Darauf aufbauend werden funktionalanalytische Konzepte anhand von Erwin </w:t>
       </w:r>
       <w:proofErr w:type="spellStart"/>
       <w:r>
-        <w:lastRenderedPageBreak/>
-        <w:t>Fifth</w:t>
+        <w:t>Kreyszigs</w:t>
       </w:r>
       <w:proofErr w:type="spellEnd"/>
       <w:r>
-        <w:t xml:space="preserve"> Edition, Wellesley, Massachusetts: Wellesley-Cambridge Press, 2016. [75] Vektorräume ermöglichen es, Zustände durch Komponenten darzustellen, Linearkombinationen zu bilden und Veränderungen mithilfe von Matrizen oder linearen Abbildungen zu beschreiben. Begriffe wie Basis, Dimension, Rang, Eigenwert und Eigenvektor stellen zentrale Werkzeuge moderner mathematischer Modellbildung dar.</w:t>
-      </w:r>
-    </w:p>
-    <w:p>
-      <w:pPr>
-        <w:pStyle w:val="StandardWeb"/>
-      </w:pPr>
-      <w:r>
-        <w:t>Für das FRZK wird die lineare Algebra eine wesentliche Rolle spielen, weil funktionale Zustände später in mehrdimensionalen Zustandsräumen dargestellt und Transformationen durch Operatoren beschrieben werden sollen. Dennoch dürfen Vektorräume nicht als voraussetzungslose Ausgangspunkte behandelt werden. Ein Vektorraum setzt einen Körper, eine Menge von Vektoren, eine Vektoraddition und eine Skalarmultiplikation voraus. Richtung und Dimension entstehen innerhalb dieser Struktur nicht von selbst, sondern sind durch die bereits definierten Verknüpfungen bestimmt.</w:t>
-      </w:r>
-    </w:p>
-    <w:p>
-      <w:pPr>
-        <w:pStyle w:val="StandardWeb"/>
-      </w:pPr>
-      <w:r>
-        <w:t xml:space="preserve">Die Funktionalanalysis überträgt lineare und analytische Methoden auf häufig </w:t>
-      </w:r>
-      <w:proofErr w:type="spellStart"/>
-      <w:r>
-        <w:t>unendlichdimensionale</w:t>
-      </w:r>
-      <w:proofErr w:type="spellEnd"/>
-      <w:r>
-        <w:t xml:space="preserve"> Räume. Eine grundlegende Einführung bietet Erwin </w:t>
-      </w:r>
-      <w:proofErr w:type="spellStart"/>
-      <w:r>
-        <w:t>Kreyszig</w:t>
-      </w:r>
-      <w:proofErr w:type="spellEnd"/>
-      <w:r>
-        <w:t xml:space="preserve">: </w:t>
+        <w:t xml:space="preserve"> </w:t>
       </w:r>
       <w:proofErr w:type="spellStart"/>
       <w:r>
@@ -399,39 +304,15 @@
       </w:r>
       <w:proofErr w:type="spellEnd"/>
       <w:r>
-        <w:t xml:space="preserve">, New York: John Wiley &amp; </w:t>
+        <w:t xml:space="preserve"> sowie der </w:t>
       </w:r>
       <w:proofErr w:type="spellStart"/>
       <w:r>
-        <w:t>Sons</w:t>
+        <w:t>operatorentheoretischen</w:t>
       </w:r>
       <w:proofErr w:type="spellEnd"/>
       <w:r>
-        <w:t xml:space="preserve">, 1978. [76] </w:t>
-      </w:r>
-      <w:proofErr w:type="spellStart"/>
-      <w:r>
-        <w:t>Kreyszig</w:t>
-      </w:r>
-      <w:proofErr w:type="spellEnd"/>
-      <w:r>
-        <w:t xml:space="preserve"> behandelt normierte Räume, Banachräume, Hilberträume, lineare Funktionale und Operatoren. Damit entsteht ein formaler Rahmen, in dem Funktionen selbst als Elemente von Räumen und Transformationen zwischen solchen Räumen untersucht werden können.</w:t>
-      </w:r>
-    </w:p>
-    <w:p>
-      <w:pPr>
-        <w:pStyle w:val="StandardWeb"/>
-      </w:pPr>
-      <w:r>
-        <w:t>Diese Perspektive ist für das FRZK bedeutsam, weil Operatoren nicht nur einzelne Zahlen oder Vektoren verändern, sondern vollständige Zustandsstrukturen transformieren können. Die Funktionalanalysis setzt jedoch wiederum lineare Räume, Normen, Skalarprodukte und Vollständigkeitsbedingungen voraus. Sie beschreibt äußerst leistungsfähig, wie Operatoren innerhalb solcher Räume wirken, nicht aber, unter welchen minimalen Bedingungen ein operatorfähiger Zustandsraum überhaupt entsteht.</w:t>
-      </w:r>
-    </w:p>
-    <w:p>
-      <w:pPr>
-        <w:pStyle w:val="StandardWeb"/>
-      </w:pPr>
-      <w:r>
-        <w:t xml:space="preserve">Eine weiterführende Darstellung der mathematischen Operatoren und ihrer Bedeutung für die theoretische Physik findet sich bei Michael Reed und Barry Simon: </w:t>
+        <w:t xml:space="preserve"> Darstellung von Michael Reed und Barry Simon (</w:t>
       </w:r>
       <w:r>
         <w:rPr>
@@ -465,40 +346,28 @@
         <w:rPr>
           <w:rStyle w:val="Hervorhebung"/>
         </w:rPr>
-        <w:t xml:space="preserve"> Physics. Volume I: </w:t>
-      </w:r>
-      <w:proofErr w:type="spellStart"/>
+        <w:t xml:space="preserve"> Physics</w:t>
+      </w:r>
+      <w:r>
+        <w:t xml:space="preserve">, Volume I) eingeführt. Beide Werke behandeln normierte Räume, Hilberträume, lineare Funktionale, Operatoren und Spektren. Sie liefern damit die mathematische Grundlage für spätere Zustands- und Operatorräume, ohne bereits Aussagen über deren physikalische Interpretation zu treffen. Die entsprechenden Literaturstellen sind </w:t>
+      </w:r>
       <w:r>
         <w:rPr>
-          <w:rStyle w:val="Hervorhebung"/>
+          <w:rStyle w:val="Fett"/>
         </w:rPr>
-        <w:t>Functional</w:t>
-      </w:r>
-      <w:proofErr w:type="spellEnd"/>
+        <w:t>[75]</w:t>
+      </w:r>
+      <w:r>
+        <w:t xml:space="preserve"> und </w:t>
+      </w:r>
       <w:r>
         <w:rPr>
-          <w:rStyle w:val="Hervorhebung"/>
+          <w:rStyle w:val="Fett"/>
         </w:rPr>
-        <w:t xml:space="preserve"> Analysis</w:t>
-      </w:r>
-      <w:r>
-        <w:t xml:space="preserve">, </w:t>
-      </w:r>
-      <w:proofErr w:type="spellStart"/>
-      <w:r>
-        <w:t>Revised</w:t>
-      </w:r>
-      <w:proofErr w:type="spellEnd"/>
-      <w:r>
-        <w:t xml:space="preserve"> and </w:t>
-      </w:r>
-      <w:proofErr w:type="spellStart"/>
-      <w:r>
-        <w:t>Enlarged</w:t>
-      </w:r>
-      <w:proofErr w:type="spellEnd"/>
-      <w:r>
-        <w:t xml:space="preserve"> Edition, San Diego: Academic Press, 1980. [77] Reed und Simon verbinden funktionalanalytische Grundlagen mit der Untersuchung linearer Operatoren, Spektren und Hilberträume. Ihre Darstellung zeigt, wie eng moderne physikalische Theorien mit abstrakten Operatorstrukturen verbunden sind. Auch hier bilden die Operatoren jedoch nicht den ersten Ausgangspunkt, sondern wirken auf bereits definierten mathematischen Räumen.</w:t>
+        <w:t>[76]</w:t>
+      </w:r>
+      <w:r>
+        <w:t xml:space="preserve">. </w:t>
       </w:r>
     </w:p>
     <w:p>
@@ -506,7 +375,7 @@
         <w:pStyle w:val="StandardWeb"/>
       </w:pPr>
       <w:r>
-        <w:t xml:space="preserve">Die Graphentheorie stellt einen weiteren Zugang zur formalen Beschreibung von Relationen bereit. Eine umfassende moderne Darstellung bietet Reinhard Diestel: </w:t>
+        <w:t xml:space="preserve">Für diskrete relationale Strukturen wird Reinhard Diestels </w:t>
       </w:r>
       <w:r>
         <w:rPr>
@@ -515,51 +384,16 @@
         <w:t>Graph Theory</w:t>
       </w:r>
       <w:r>
-        <w:t xml:space="preserve">, </w:t>
-      </w:r>
-      <w:proofErr w:type="spellStart"/>
-      <w:r>
-        <w:t>Fifth</w:t>
-      </w:r>
-      <w:proofErr w:type="spellEnd"/>
-      <w:r>
-        <w:t xml:space="preserve"> Edition, Graduate Texts in </w:t>
-      </w:r>
-      <w:proofErr w:type="spellStart"/>
-      <w:r>
-        <w:t>Mathematics</w:t>
-      </w:r>
-      <w:proofErr w:type="spellEnd"/>
-      <w:r>
-        <w:t>, Band 173, Berlin: Springer-Verlag, 2017. [78] Graphen bestehen aus Knoten und Kanten und können dadurch gerichtete oder ungerichtete Beziehungen, Pfade, Zusammenhang, Zyklen, Flüsse und Netzwerke darstellen. Sie eignen sich besonders zur Beschreibung diskreter relationaler Strukturen, ohne notwendigerweise eine kontinuierliche Geometrie vorauszusetzen.</w:t>
-      </w:r>
-    </w:p>
-    <w:p>
-      <w:pPr>
-        <w:pStyle w:val="StandardWeb"/>
-      </w:pPr>
-      <w:r>
-        <w:t xml:space="preserve">Für die funktionale Rekonstruktion besitzt die Graphentheorie daher eine besondere Anschlussfähigkeit. Funktionale Zustände könnten als Knoten und ihre Beziehungen oder Übergänge als Kanten dargestellt werden. Eine solche Darstellung setzt jedoch bereits voraus, dass Knoten voneinander unterschieden und Kanten eindeutig zwischen ihnen bestimmt werden können. Die Graphentheorie beginnt somit mit vorhandener Relationalität. Sie erklärt </w:t>
-      </w:r>
-      <w:r>
-        <w:lastRenderedPageBreak/>
-        <w:t xml:space="preserve">nicht, wodurch die ersten </w:t>
-      </w:r>
-      <w:proofErr w:type="spellStart"/>
-      <w:r>
-        <w:t>relationierbaren</w:t>
-      </w:r>
-      <w:proofErr w:type="spellEnd"/>
-      <w:r>
-        <w:t xml:space="preserve"> Zustände entstehen oder unter welchen Bedingungen eine Verbindung funktional wirksam wird.</w:t>
-      </w:r>
-    </w:p>
-    <w:p>
-      <w:pPr>
-        <w:pStyle w:val="StandardWeb"/>
-      </w:pPr>
-      <w:r>
-        <w:t xml:space="preserve">Die Kategorientheorie verlagert die mathematische Betrachtung noch deutlicher von den inneren Eigenschaften einzelner Objekte auf die zwischen ihnen bestehenden strukturerhaltenden Abbildungen. Eine grundlegende systematische Darstellung bietet Saunders Mac Lane: </w:t>
+        <w:t xml:space="preserve"> verwendet (</w:t>
+      </w:r>
+      <w:r>
+        <w:rPr>
+          <w:rStyle w:val="Fett"/>
+        </w:rPr>
+        <w:t>[77]</w:t>
+      </w:r>
+      <w:r>
+        <w:t xml:space="preserve">). Kategorien werden auf Saunders Mac Lanes </w:t>
       </w:r>
       <w:proofErr w:type="spellStart"/>
       <w:r>
@@ -612,31 +446,25 @@
       </w:r>
       <w:proofErr w:type="spellEnd"/>
       <w:r>
-        <w:t xml:space="preserve">, Second Edition, Graduate Texts in </w:t>
-      </w:r>
-      <w:proofErr w:type="spellStart"/>
-      <w:r>
-        <w:t>Mathematics</w:t>
-      </w:r>
-      <w:proofErr w:type="spellEnd"/>
-      <w:r>
-        <w:t xml:space="preserve">, Band 5, New York: Springer-Verlag, 1998. [79] Kategorien bestehen aus Objekten, </w:t>
-      </w:r>
-      <w:proofErr w:type="spellStart"/>
-      <w:r>
-        <w:t>Morphismen</w:t>
-      </w:r>
-      <w:proofErr w:type="spellEnd"/>
-      <w:r>
-        <w:t xml:space="preserve">, </w:t>
-      </w:r>
-      <w:proofErr w:type="spellStart"/>
-      <w:r>
-        <w:t>Identitätsmorphismen</w:t>
-      </w:r>
-      <w:proofErr w:type="spellEnd"/>
-      <w:r>
-        <w:t xml:space="preserve"> und einer assoziativen Komposition. Dadurch können mathematische Strukturen auf einer hohen Abstraktionsebene miteinander verglichen und gemeinsame Organisationsprinzipien sichtbar gemacht werden.</w:t>
+        <w:t xml:space="preserve"> (</w:t>
+      </w:r>
+      <w:r>
+        <w:rPr>
+          <w:rStyle w:val="Fett"/>
+        </w:rPr>
+        <w:t>[78]</w:t>
+      </w:r>
+      <w:r>
+        <w:t>) zurückgeführt, während Stephen C. Kleenes Arbeiten zur mathematischen Logik und Berechenbarkeit (</w:t>
+      </w:r>
+      <w:r>
+        <w:rPr>
+          <w:rStyle w:val="Fett"/>
+        </w:rPr>
+        <w:t>[79]</w:t>
+      </w:r>
+      <w:r>
+        <w:t xml:space="preserve">) die formalen Grundlagen metamathematischer Aussagen bereitstellen. Alle diese Quellen werden ausschließlich als etablierte mathematische Referenzen genutzt; ihre Aussagen werden nicht mit den späteren FRZK-Setzungen gleichgesetzt. </w:t>
       </w:r>
     </w:p>
     <w:p>
@@ -644,190 +472,7 @@
         <w:pStyle w:val="StandardWeb"/>
       </w:pPr>
       <w:r>
-        <w:t xml:space="preserve">Dieser Zugang knüpft unmittelbar an den in Kapitel 3.1 entwickelten Vorrang von Relationen und Transformationen an. Bereits die zuvor verwendeten Arbeiten von Mac Lane sowie von Samuel </w:t>
-      </w:r>
-      <w:proofErr w:type="spellStart"/>
-      <w:r>
-        <w:t>Eilenberg</w:t>
-      </w:r>
-      <w:proofErr w:type="spellEnd"/>
-      <w:r>
-        <w:t xml:space="preserve"> und Saunders Mac Lane zeigen, dass mathematische Strukturen wesentlich durch ihre Beziehungen und strukturerhaltenden Abbildungen bestimmt werden können [60–61]. Das FRZK wird dennoch nicht als unmittelbar fertige Kategorie eingeführt. Eine Kategorie setzt Objekte, </w:t>
-      </w:r>
-      <w:proofErr w:type="spellStart"/>
-      <w:r>
-        <w:t>Morphismen</w:t>
-      </w:r>
-      <w:proofErr w:type="spellEnd"/>
-      <w:r>
-        <w:t>, Identitäten und Kompositionsregeln bereits voraus. Für die Zielsetzung dieser Arbeit bleibt deshalb zu klären, ob und wie solche Strukturen aus noch einfacheren funktionalen Bedingungen rekonstruiert werden können.</w:t>
-      </w:r>
-    </w:p>
-    <w:p>
-      <w:pPr>
-        <w:pStyle w:val="StandardWeb"/>
-      </w:pPr>
-      <w:r>
-        <w:t xml:space="preserve">Neben den inhaltlichen mathematischen Disziplinen ist schließlich die mathematische Logik erforderlich. Eine grundlegende Darstellung bietet Stephen Cole Kleene: </w:t>
-      </w:r>
-      <w:proofErr w:type="spellStart"/>
-      <w:r>
-        <w:rPr>
-          <w:rStyle w:val="Hervorhebung"/>
-        </w:rPr>
-        <w:t>Introduction</w:t>
-      </w:r>
-      <w:proofErr w:type="spellEnd"/>
-      <w:r>
-        <w:rPr>
-          <w:rStyle w:val="Hervorhebung"/>
-        </w:rPr>
-        <w:t xml:space="preserve"> </w:t>
-      </w:r>
-      <w:proofErr w:type="spellStart"/>
-      <w:r>
-        <w:rPr>
-          <w:rStyle w:val="Hervorhebung"/>
-        </w:rPr>
-        <w:t>to</w:t>
-      </w:r>
-      <w:proofErr w:type="spellEnd"/>
-      <w:r>
-        <w:rPr>
-          <w:rStyle w:val="Hervorhebung"/>
-        </w:rPr>
-        <w:t xml:space="preserve"> </w:t>
-      </w:r>
-      <w:proofErr w:type="spellStart"/>
-      <w:r>
-        <w:rPr>
-          <w:rStyle w:val="Hervorhebung"/>
-        </w:rPr>
-        <w:t>Metamathematics</w:t>
-      </w:r>
-      <w:proofErr w:type="spellEnd"/>
-      <w:r>
-        <w:t>, Amsterdam: North-Holland Publishing Company, 1952. [80] Kleene behandelt formale Systeme, Beweisverfahren, Rekursion, Berechenbarkeit und metamathematische Fragestellungen. Die mathematische Logik ermöglicht es, zwischen den Aussagen eines formalen Systems und Aussagen über dieses System zu unterscheiden. Sie stellt damit Werkzeuge bereit, um die Konsistenz, Ableitbarkeit und Reichweite mathematischer Konstruktionen zu untersuchen.</w:t>
-      </w:r>
-    </w:p>
-    <w:p>
-      <w:pPr>
-        <w:pStyle w:val="StandardWeb"/>
-      </w:pPr>
-      <w:r>
-        <w:t>Für das FRZK ist diese Trennung unverzichtbar. Definitionen, Axiome, Annahmen, Sätze, Beweise und empirische Interpretationen müssen unterschiedliche wissenschaftliche Funktionen behalten. Eine mathematische Folgerung darf nicht mit einer ontologischen Aussage gleichgesetzt werden, und eine empirische Übereinstimmung darf nicht als formaler Beweis behandelt werden. Die Logik bildet daher nicht nur eine mathematische Teildisziplin innerhalb dieses Kapitels, sondern zugleich eine methodische Kontrollinstanz für die spätere axiomatische Rekonstruktion.</w:t>
-      </w:r>
-    </w:p>
-    <w:p>
-      <w:pPr>
-        <w:pStyle w:val="StandardWeb"/>
-      </w:pPr>
-      <w:r>
-        <w:t>Die hier erstmals eingeführten Quellen [71] bis [80] bilden den Beginn eines eigenständigen mathematischen Literaturbestandes für Kapitel 3.2. Dieser Bestand wird in den folgenden Unterabschnitten systematisch erweitert. Insgesamt soll das Kapitel auf einem Literaturblock von etwa 35 bis 50 mathematischen Standardwerken beruhen. Dabei werden jedoch nicht sämtliche Quellen bereits in dieser Einleitung genannt. Neue Werke werden jeweils dort vollständig eingeführt, wo ihr Gegenstandsbereich erstmals inhaltlich behandelt wird. Nach ihrer vollständigen Erstnennung werden sie unter der vergebenen Literaturzahl im weiteren Verlauf des Kapitels wiederverwendet.</w:t>
-      </w:r>
-    </w:p>
-    <w:p>
-      <w:pPr>
-        <w:pStyle w:val="StandardWeb"/>
-      </w:pPr>
-      <w:r>
-        <w:t xml:space="preserve">Dieses Vorgehen verhindert, dass die Einleitung zu einem vorweggenommenen Literaturverzeichnis wird. Zugleich bleibt gewährleistet, dass jede Quelle an derjenigen Stelle eingeführt wird, an der ihre konkrete wissenschaftliche Funktion für die Argumentation </w:t>
-      </w:r>
-      <w:r>
-        <w:lastRenderedPageBreak/>
-        <w:t>erkennbar ist. Der Literaturblock entsteht dadurch schrittweise und bleibt mit der inhaltlichen Entwicklung des Kapitels verbunden.</w:t>
-      </w:r>
-    </w:p>
-    <w:p>
-      <w:pPr>
-        <w:pStyle w:val="StandardWeb"/>
-      </w:pPr>
-      <w:r>
-        <w:t>Die Auswahl der mathematischen Literatur folgt vier Kriterien. Erstens werden grundlegende Standardwerke bevorzugt, die für das jeweilige Teilgebiet eine systematische Referenz darstellen. Zweitens müssen die verwendeten Werke die tatsächlich im Kapitel behandelten Begriffe und Strukturen abdecken. Drittens wird zwischen elementaren Einführungen, vertiefenden Darstellungen und mathematischen Grundlagenwerken unterschieden. Viertens erhält jede Quelle eine feststehende Literaturzahl, die nach ihrer Aufnahme in das Repository nicht mehr verändert wird.</w:t>
-      </w:r>
-    </w:p>
-    <w:p>
-      <w:pPr>
-        <w:pStyle w:val="StandardWeb"/>
-      </w:pPr>
-      <w:r>
-        <w:t>Kapitel 3.2 verfolgt damit keine enzyklopädische Darstellung der gesamten Mathematik. Eine solche Aufgabe wäre weder realistisch noch für die Zielsetzung dieser Arbeit erforderlich. Untersucht werden vielmehr diejenigen mathematischen Strukturen, die für den Aufbau des FRZK unmittelbar benötigt werden oder deren Voraussetzungen für die spätere Rekonstruktion von besonderer Bedeutung sind. Dazu gehören insbesondere Mengen und Relationen, Funktionen und Abbildungen, algebraische Strukturen, Zahlen und Skalare, Vektoren und Vektorräume, Matrizen, lineare Transformationen, Eigenwerte und Eigenvektoren, Determinanten, Graphen, topologische Räume, metrische Strukturen, Operatoren sowie kategoriale Beziehungen.</w:t>
-      </w:r>
-    </w:p>
-    <w:p>
-      <w:pPr>
-        <w:pStyle w:val="StandardWeb"/>
-      </w:pPr>
-      <w:r>
-        <w:t>Die Reihenfolge dieser Themen ist nicht ausschließlich historisch bestimmt. Sie folgt einer strukturellen Abhängigkeit. Mengen und Relationen bilden den Ausgangspunkt vieler mathematischer Definitionen. Funktionen setzen Definitions- und Zielbereiche voraus. Algebraische Strukturen ergänzen Mengen um Verknüpfungen. Vektorräume bauen auf Körpern und Operationen auf. Matrizen und Operatoren beschreiben Transformationen innerhalb oder zwischen solchen Räumen. Graphen stellen diskrete Relationen dar, während Topologie und Metrik unterschiedliche Formen von Nähe und Zusammenhang formalisieren. Die Kategorientheorie untersucht schließlich Beziehungen zwischen vollständigen Strukturen und deren strukturerhaltenden Abbildungen.</w:t>
-      </w:r>
-    </w:p>
-    <w:p>
-      <w:pPr>
-        <w:pStyle w:val="StandardWeb"/>
-      </w:pPr>
-      <w:r>
-        <w:t>Jeder dieser mathematischen Bereiche besitzt eine eigenständige wissenschaftliche Bedeutung. Innerhalb dieses Kapitels werden sie jedoch zusätzlich unter einer gemeinsamen methodischen Frage betrachtet: Welche Voraussetzungen müssen bereits erfüllt sein, damit die jeweilige Struktur definiert werden kann? Damit verändert sich nicht die etablierte Mathematik selbst, sondern die Perspektive, unter der ihre Grundlagen untersucht werden.</w:t>
-      </w:r>
-    </w:p>
-    <w:p>
-      <w:pPr>
-        <w:pStyle w:val="StandardWeb"/>
-      </w:pPr>
-      <w:r>
-        <w:t xml:space="preserve">Ich gehe dabei nicht davon aus, dass sämtliche mathematischen Strukturen auf eine einzige elementare Form reduziert werden müssen. Ebenso wenig soll behauptet werden, die klassische Mathematik habe ihre Grundlagen unzureichend bestimmt. Mengenlehre, Algebra, Analysis, Topologie, Funktionalanalysis, Graphentheorie und Kategorientheorie erfüllen jeweils unterschiedliche Aufgaben und besitzen dafür angemessene Ausgangsbegriffe. Für das FRZK ist jedoch zu prüfen, welche dieser Ausgangsbegriffe übernommen werden können und welche erst aus dem späteren </w:t>
-      </w:r>
-      <w:proofErr w:type="spellStart"/>
-      <w:r>
-        <w:t>Axiomensystem</w:t>
-      </w:r>
-      <w:proofErr w:type="spellEnd"/>
-      <w:r>
-        <w:t xml:space="preserve"> hervorgehen sollen.</w:t>
-      </w:r>
-    </w:p>
-    <w:p>
-      <w:pPr>
-        <w:pStyle w:val="StandardWeb"/>
-      </w:pPr>
-      <w:r>
-        <w:t xml:space="preserve">Daraus ergibt sich eine klare Grenze zwischen mathematischem Forschungsstand und eigener Rekonstruktion. Kapitel 3.2 stellt etablierte Begriffe und Theorien dar. Wo mathematische Definitionen wiedergegeben werden, handelt es sich nicht um Eigenleistungen des FRZK. Die Eigenleistung besteht zunächst in ihrer systematischen Auswahl, ihrer Anordnung nach funktionalen Abhängigkeiten und der Analyse ihrer jeweiligen Voraussetzungen. Erst Kapitel </w:t>
-      </w:r>
-      <w:r>
-        <w:lastRenderedPageBreak/>
-        <w:t xml:space="preserve">3.3 </w:t>
-      </w:r>
-      <w:proofErr w:type="gramStart"/>
-      <w:r>
-        <w:t>formuliert</w:t>
-      </w:r>
-      <w:proofErr w:type="gramEnd"/>
-      <w:r>
-        <w:t xml:space="preserve"> daraus die eigenen axiomatischen Setzungen. Die mathematische Rekonstruktion funktionaler Organisation beginnt anschließend in Kapitel 3.4.</w:t>
-      </w:r>
-    </w:p>
-    <w:p>
-      <w:pPr>
-        <w:pStyle w:val="StandardWeb"/>
-      </w:pPr>
-      <w:r>
-        <w:t>Diese Trennung ist notwendig, um zwei entgegengesetzte Fehler zu vermeiden. Einerseits dürfen etablierte mathematische Erkenntnisse nicht als Eigenleistung des FRZK dargestellt werden. Andererseits darf die spätere Eigenleistung nicht lediglich aus einer neuen Benennung bereits vorhandener Strukturen bestehen. Das FRZK muss ausweisen, welche Begriffe aus der Literatur übernommen, welche eingeschränkt, welche funktional neu interpretiert und welche tatsächlich neu konstruiert werden.</w:t>
-      </w:r>
-    </w:p>
-    <w:p>
-      <w:pPr>
-        <w:pStyle w:val="StandardWeb"/>
-      </w:pPr>
-      <w:r>
-        <w:t>Kapitel 3.2 bildet somit keinen bloßen mathematischen Anhang. Es erfüllt eine eigenständige argumentative Funktion. Die Darstellung zeigt, welche mathematischen Werkzeuge für das FRZK erforderlich sind, in welcher logischen Reihenfolge sie aufeinander aufbauen und welche Voraussetzungen sie mit sich führen. Gleichzeitig wird damit die Grenze sichtbar, an der die etablierte Mathematik für die Zielsetzung dieser Arbeit zwar die notwendigen Werkzeuge bereitstellt, die spezifische funktionale Rekonstruktionsfrage jedoch nicht selbst beantwortet.</w:t>
-      </w:r>
-    </w:p>
-    <w:p>
-      <w:pPr>
-        <w:pStyle w:val="StandardWeb"/>
-      </w:pPr>
-      <w:r>
-        <w:t>Der folgende Abschnitt beginnt deshalb mit Mengen, Elementen und Relationen. Diese Begriffe stehen am Anfang eines großen Teils der modernen Mathematik und bilden die Grundlage für Funktionen, algebraische Strukturen, Graphen und topologische Räume. Zugleich zeigt sich gerade an ihnen besonders deutlich, dass mathematische Beschreibung bereits eine Form von Unterscheidbarkeit voraussetzt. Die Untersuchung ihrer Definitionen und Voraussetzungen stellt daher den notwendigen ersten Schritt auf dem Weg zur späteren Axiomatik des Funktionalen Raum-Zeit-Kohärenzsystems dar.</w:t>
+        <w:t xml:space="preserve">Damit erfüllt Kapitel 3.2 eine doppelte wissenschaftliche Funktion. Einerseits werden diejenigen mathematischen Werkzeuge systematisch entwickelt, die für die spätere Herleitung benötigt werden. Andererseits werden deren Voraussetzungen und Grenzen offengelegt. Gerade diese explizite Trennung zwischen etablierter Mathematik und eigener theoretischer Entwicklung bildet die Voraussetzung dafür, dass die in Kapitel 3.3 folgende FRZK-Axiomatik eindeutig als wissenschaftliche Eigenleistung identifiziert werden kann. Dies entspricht sowohl der Zielsetzung des Neuaufbaus von Kapitel 3.2 als auch den verbindlichen Qualitätsanforderungen des Übergabedokuments. </w:t>
       </w:r>
     </w:p>
     <w:p>
@@ -840,7 +485,7 @@
         </w:rPr>
       </w:pPr>
       <w:r>
-        <w:t>3.2.1 Mengen als Grundlage mathematischer Modellbildung</w:t>
+        <w:t>3.2.1 Mengen, Elemente und elementare Relationen</w:t>
       </w:r>
     </w:p>
     <w:p>
@@ -848,10 +493,7 @@
         <w:pStyle w:val="StandardWeb"/>
       </w:pPr>
       <w:r>
-        <w:rPr>
-          <w:rStyle w:val="Fett"/>
-        </w:rPr>
-        <w:t>3.2.1.1 Historische Entwicklung des Mengenbegriffs</w:t>
+        <w:t>Nachdem ich in Abschnitt 3.2.0 die Aufgabe dieses Kapitels bestimmt und die verwendeten mathematischen Gebiete eingeordnet habe, beginne ich nun mit dem elementarsten formalen Schritt jeder mathematischen Modellbildung. Bevor ich Zustände, Beziehungen, Funktionen oder Transformationen beschreiben kann, muss ich zunächst festlegen, welche Objekte innerhalb einer Untersuchung überhaupt berücksichtigt werden sollen. Diese Festlegung erfolgt mit dem Begriff der Menge.</w:t>
       </w:r>
     </w:p>
     <w:p>
@@ -859,7 +501,11 @@
         <w:pStyle w:val="StandardWeb"/>
       </w:pPr>
       <w:r>
-        <w:t>Nachdem in Abschnitt 3.2.0 die Mengenlehre als grundlegende Sprache moderner mathematischer Modellbildung eingeordnet wurde, soll nun untersucht werden, weshalb gerade der Mengenbegriff eine so zentrale Stellung innerhalb der Mathematik einnimmt. Die Bedeutung der Mengenlehre ergibt sich nicht allein daraus, dass sie heute den Ausgangspunkt zahlreicher mathematischer Disziplinen bildet. Sie entstand vielmehr aus dem Versuch, mathematische Objekte unabhängig von ihrer konkreten inhaltlichen Bedeutung durch gemeinsame formale Eigenschaften zu beschreiben.</w:t>
+        <w:t xml:space="preserve">Die Mengenlehre wird häufig als gemeinsame Grundsprache der modernen Mathematik verwendet. Zahlenbereiche, Vektorräume, Funktionenräume, topologische Räume und viele weitere Strukturen können mengentheoretisch beschrieben werden. Daraus darf jedoch nicht geschlossen werden, dass eine Menge bereits eine physikalische oder ontologische Wirklichkeit abbildet. Eine Menge ist zunächst eine formal bestimmte Zusammenfassung </w:t>
+      </w:r>
+      <w:r>
+        <w:lastRenderedPageBreak/>
+        <w:t>unterscheidbarer Elemente. Erst durch zusätzliche Definitionen und Interpretationen wird festgelegt, welche wissenschaftliche Bedeutung diese Elemente besitzen.</w:t>
       </w:r>
     </w:p>
     <w:p>
@@ -867,15 +513,23 @@
         <w:pStyle w:val="StandardWeb"/>
       </w:pPr>
       <w:r>
-        <w:t>Die bereits eingeführten Standardwerke zur Mengenlehre und mathematischen Grundlagen zeigen übereinstimmend, dass nahezu alle modernen mathematischen Strukturen auf Mengen aufbauen oder sich zumindest auf Mengen zurückführen lassen [6], [</w:t>
-      </w:r>
-      <w:proofErr w:type="gramStart"/>
-      <w:r>
-        <w:t>71]–</w:t>
-      </w:r>
-      <w:proofErr w:type="gramEnd"/>
-      <w:r>
-        <w:t>[79]. Zahlenmengen, Punktmengen, Vektormengen, Zustandsmengen oder Mengen mathematischer Funktionen unterscheiden sich in ihrem Inhalt, besitzen jedoch dieselbe formale Grundstruktur. Dadurch entsteht eine universelle mathematische Sprache, mit der sehr unterschiedliche Gegenstandsbereiche einheitlich beschrieben werden können.</w:t>
+        <w:t xml:space="preserve">Paul R. </w:t>
+      </w:r>
+      <w:proofErr w:type="spellStart"/>
+      <w:r>
+        <w:t>Halmos</w:t>
+      </w:r>
+      <w:proofErr w:type="spellEnd"/>
+      <w:r>
+        <w:t xml:space="preserve"> führt Mengen, Elemente, Teilmengen, Vereinigungen, Schnittmengen, geordnete Paare und Abbildungen als elementare Bausteine einer systematischen mathematischen Sprache ein [6]. Seine Darstellung ist für meinen Aufbau besonders geeignet, weil sie die grundlegenden Operationen schrittweise entwickelt, ohne bereits eine bestimmte physikalische Interpretation vorauszusetzen. </w:t>
+      </w:r>
+      <w:proofErr w:type="spellStart"/>
+      <w:r>
+        <w:t>Halmos</w:t>
+      </w:r>
+      <w:proofErr w:type="spellEnd"/>
+      <w:r>
+        <w:t xml:space="preserve"> weist zugleich darauf hin, dass die sogenannte naive Mengenlehre keine vollständige axiomatische Fundierung der Mengenlehre ersetzt. Für die grundlegende Einführung mathematischer Modellstrukturen ist sie dennoch geeignet, sofern ihre Voraussetzungen und Grenzen ausdrücklich benannt werden.</w:t>
       </w:r>
     </w:p>
     <w:p>
@@ -883,145 +537,109 @@
         <w:pStyle w:val="StandardWeb"/>
       </w:pPr>
       <w:r>
-        <w:t xml:space="preserve">Die eigentliche Entwicklung einer eigenständigen Mengenlehre geht auf </w:t>
-      </w:r>
-      <w:r>
-        <w:rPr>
-          <w:rStyle w:val="Fett"/>
-        </w:rPr>
-        <w:t xml:space="preserve">Georg Cantor: „Beiträge zur Begründung der transfiniten Mengenlehre“, </w:t>
+        <w:t xml:space="preserve">Für die systematischere mengentheoretische Einordnung ergänze ich diese Grundlage durch Herbert B. </w:t>
+      </w:r>
+      <w:proofErr w:type="spellStart"/>
+      <w:r>
+        <w:t>Enderton</w:t>
+      </w:r>
+      <w:proofErr w:type="spellEnd"/>
+      <w:r>
+        <w:t xml:space="preserve">: </w:t>
       </w:r>
       <w:r>
         <w:rPr>
           <w:rStyle w:val="Hervorhebung"/>
-          <w:b/>
-          <w:bCs w:val="0"/>
         </w:rPr>
-        <w:t>Mathematische Annalen</w:t>
-      </w:r>
-      <w:r>
-        <w:rPr>
-          <w:rStyle w:val="Fett"/>
-        </w:rPr>
-        <w:t>, Band 46, 1895, S. 481–512, sowie Band 49, 1897, S. 207–246 [80]</w:t>
-      </w:r>
-      <w:r>
-        <w:t xml:space="preserve"> zurück. Cantor führte den Mengenbegriff nicht lediglich als Hilfsmittel ein, sondern machte Mengen selbst zum Gegenstand mathematischer Untersuchungen. Seine Arbeiten zeigten insbesondere, dass </w:t>
-      </w:r>
-      <w:r>
-        <w:lastRenderedPageBreak/>
-        <w:t>unendliche Mengen unterschiedliche Mächtigkeiten besitzen können und sich mathematisch miteinander vergleichen lassen.</w:t>
-      </w:r>
-    </w:p>
-    <w:p>
-      <w:pPr>
-        <w:pStyle w:val="StandardWeb"/>
-      </w:pPr>
-      <w:r>
-        <w:t xml:space="preserve">Mit dieser Erweiterung veränderte sich das Verständnis mathematischer Strukturen grundlegend. Unendlichkeit wurde nicht länger ausschließlich als unbegrenzte Fortsetzung endlicher Prozesse verstanden, sondern als eigenständiger mathematischer Untersuchungsgegenstand. Gleichzeitig wurde deutlich, dass mathematische Eigenschaften unabhängig von der konkreten Natur ihrer Elemente untersucht werden können. Entscheidend ist nicht, </w:t>
-      </w:r>
-      <w:r>
-        <w:rPr>
-          <w:rStyle w:val="Fett"/>
-        </w:rPr>
-        <w:t>was</w:t>
-      </w:r>
-      <w:r>
-        <w:t xml:space="preserve"> die Elemente darstellen, sondern </w:t>
-      </w:r>
-      <w:r>
-        <w:rPr>
-          <w:rStyle w:val="Fett"/>
-        </w:rPr>
-        <w:t>wie</w:t>
-      </w:r>
-      <w:r>
-        <w:t xml:space="preserve"> sie innerhalb einer formalen Struktur miteinander in Beziehung stehen.</w:t>
-      </w:r>
-    </w:p>
-    <w:p>
-      <w:pPr>
-        <w:pStyle w:val="StandardWeb"/>
-      </w:pPr>
-      <w:r>
-        <w:t>Diese zunehmende Abstraktion führte jedoch zugleich zu grundlegenden Problemen. Cantors intuitive Definition einer Menge als Zusammenfassung wohlunterschiedener Objekte erwies sich zwar als außerordentlich leistungsfähig, ließ aber zunächst offen, welche Zusammenfassungen überhaupt zulässig sind. Die daraus entstandenen Antinomien machten deutlich, dass mathematische Begriffe nicht allein aufgrund sprachlicher Plausibilität eingeführt werden können.</w:t>
-      </w:r>
-    </w:p>
-    <w:p>
-      <w:pPr>
-        <w:pStyle w:val="StandardWeb"/>
-      </w:pPr>
-      <w:r>
-        <w:t xml:space="preserve">Besonders deutlich wurde dies durch die von </w:t>
-      </w:r>
-      <w:r>
-        <w:rPr>
-          <w:rStyle w:val="Fett"/>
-        </w:rPr>
-        <w:t xml:space="preserve">Bertrand Russell: </w:t>
-      </w:r>
+        <w:t xml:space="preserve">Elements </w:t>
+      </w:r>
+      <w:proofErr w:type="spellStart"/>
       <w:r>
         <w:rPr>
           <w:rStyle w:val="Hervorhebung"/>
-          <w:b/>
-          <w:bCs w:val="0"/>
         </w:rPr>
-        <w:t xml:space="preserve">The </w:t>
-      </w:r>
-      <w:proofErr w:type="spellStart"/>
+        <w:t>of</w:t>
+      </w:r>
+      <w:proofErr w:type="spellEnd"/>
       <w:r>
         <w:rPr>
           <w:rStyle w:val="Hervorhebung"/>
-          <w:b/>
-          <w:bCs w:val="0"/>
         </w:rPr>
-        <w:t>Principles</w:t>
+        <w:t xml:space="preserve"> Set Theory</w:t>
+      </w:r>
+      <w:r>
+        <w:t xml:space="preserve">. New York, San Francisco und London: Academic Press, 1977 [80]. </w:t>
+      </w:r>
+      <w:proofErr w:type="spellStart"/>
+      <w:r>
+        <w:t>Enderton</w:t>
       </w:r>
       <w:proofErr w:type="spellEnd"/>
+      <w:r>
+        <w:t xml:space="preserve"> entwickelt die elementare Mengenlehre aus formalen Voraussetzungen und behandelt unter anderem Relationen, Funktionen, natürliche Zahlen, Kardinalzahlen und Auswahlprinzipien. Für die weiterführende axiomatische Einordnung verwende ich außerdem Thomas </w:t>
+      </w:r>
+      <w:proofErr w:type="spellStart"/>
+      <w:r>
+        <w:t>Jech</w:t>
+      </w:r>
+      <w:proofErr w:type="spellEnd"/>
+      <w:r>
+        <w:t xml:space="preserve">: </w:t>
+      </w:r>
       <w:r>
         <w:rPr>
           <w:rStyle w:val="Hervorhebung"/>
-          <w:b/>
-          <w:bCs w:val="0"/>
         </w:rPr>
-        <w:t xml:space="preserve"> </w:t>
+        <w:t xml:space="preserve">Set Theory. The Third Millennium Edition, </w:t>
       </w:r>
       <w:proofErr w:type="spellStart"/>
       <w:r>
         <w:rPr>
           <w:rStyle w:val="Hervorhebung"/>
-          <w:b/>
-          <w:bCs w:val="0"/>
         </w:rPr>
-        <w:t>of</w:t>
+        <w:t>Revised</w:t>
       </w:r>
       <w:proofErr w:type="spellEnd"/>
       <w:r>
         <w:rPr>
           <w:rStyle w:val="Hervorhebung"/>
-          <w:b/>
-          <w:bCs w:val="0"/>
         </w:rPr>
-        <w:t xml:space="preserve"> </w:t>
+        <w:t xml:space="preserve"> and </w:t>
       </w:r>
       <w:proofErr w:type="spellStart"/>
       <w:r>
         <w:rPr>
           <w:rStyle w:val="Hervorhebung"/>
-          <w:b/>
-          <w:bCs w:val="0"/>
         </w:rPr>
-        <w:t>Mathematics</w:t>
+        <w:t>Expanded</w:t>
       </w:r>
       <w:proofErr w:type="spellEnd"/>
       <w:r>
-        <w:rPr>
-          <w:rStyle w:val="Fett"/>
-        </w:rPr>
-        <w:t>. Cambridge: Cambridge University Press, 1903 [81]</w:t>
-      </w:r>
-      <w:r>
-        <w:t xml:space="preserve"> beschriebene Antinomie der Menge aller Mengen, die sich nicht selbst enthalten. Dieses Beispiel zeigte, dass eine uneingeschränkte Mengenbildung zwangsläufig zu Widersprüchen führt. Die Mengenlehre benötigte daher eine explizite axiomatische Grundlage.</w:t>
+        <w:t xml:space="preserve">. Berlin und Heidelberg: Springer, 2006 [81]. </w:t>
+      </w:r>
+      <w:proofErr w:type="spellStart"/>
+      <w:r>
+        <w:t>Jech</w:t>
+      </w:r>
+      <w:proofErr w:type="spellEnd"/>
+      <w:r>
+        <w:t xml:space="preserve"> führt von den Axiomen der Mengenlehre über Ordinal- und Kardinalzahlen bis zu weiterführenden Ergebnissen der modernen Mengenlehre. Die beiden Werke erfüllen in meiner Untersuchung unterschiedliche Funktionen: </w:t>
+      </w:r>
+      <w:proofErr w:type="spellStart"/>
+      <w:r>
+        <w:t>Enderton</w:t>
+      </w:r>
+      <w:proofErr w:type="spellEnd"/>
+      <w:r>
+        <w:t xml:space="preserve"> dient vor allem der schrittweisen begrifflichen Grundlegung, während </w:t>
+      </w:r>
+      <w:proofErr w:type="spellStart"/>
+      <w:r>
+        <w:t>Jech</w:t>
+      </w:r>
+      <w:proofErr w:type="spellEnd"/>
+      <w:r>
+        <w:t xml:space="preserve"> die Einordnung in die axiomatische Mengenlehre und ihre weiterführenden Konsequenzen ermöglicht.</w:t>
       </w:r>
     </w:p>
     <w:p>
@@ -1029,78 +647,495 @@
         <w:pStyle w:val="StandardWeb"/>
       </w:pPr>
       <w:r>
-        <w:t xml:space="preserve">Mit den Arbeiten von </w:t>
-      </w:r>
-      <w:r>
-        <w:rPr>
-          <w:rStyle w:val="Fett"/>
-        </w:rPr>
-        <w:t xml:space="preserve">Ernst </w:t>
+        <w:t xml:space="preserve">Ich übernehme aus diesen Darstellungen nicht die Annahme, dass jede wissenschaftlich relevante Struktur vollständig auf Mengen reduziert werden müsse. Michael D. </w:t>
       </w:r>
       <w:proofErr w:type="spellStart"/>
       <w:r>
-        <w:rPr>
-          <w:rStyle w:val="Fett"/>
-        </w:rPr>
-        <w:t>Zermelo</w:t>
+        <w:t>Resnik</w:t>
       </w:r>
       <w:proofErr w:type="spellEnd"/>
       <w:r>
-        <w:rPr>
-          <w:rStyle w:val="Fett"/>
-        </w:rPr>
-        <w:t xml:space="preserve"> [82]</w:t>
-      </w:r>
-      <w:r>
-        <w:t xml:space="preserve">, </w:t>
-      </w:r>
-      <w:r>
-        <w:rPr>
-          <w:rStyle w:val="Fett"/>
-        </w:rPr>
-        <w:t>Abraham A. Fraenkel [83]</w:t>
-      </w:r>
+        <w:t xml:space="preserve"> diskutiert mathematische Strukturen unabhängig von einer unmittelbaren Identifikation mit bestimmten Einzelobjekten [67]. Stewart Shapiro entwickelt diesen strukturorientierten Zugang weiter und betont, dass mathematische Gegenstände wesentlich durch ihre Stellung innerhalb von Strukturen bestimmt werden können [68]. Für das FRZK ist diese Einschränkung bedeutsam. Ich verwende die Mengenlehre als formale Ausgangssprache, behaupte damit aber noch nicht, dass Mengen die letzte ontologische Grundlage von Raum, Zeit oder physikalischer Wirklichkeit darstellen.</w:t>
+      </w:r>
+    </w:p>
+    <w:p>
+      <w:pPr>
+        <w:pStyle w:val="berschrift4"/>
+      </w:pPr>
+      <w:r>
+        <w:t>Definition 3.2.1: Menge und Element</w:t>
+      </w:r>
+    </w:p>
+    <w:p>
+      <w:pPr>
+        <w:pStyle w:val="StandardWeb"/>
+      </w:pPr>
+      <w:r>
+        <w:t xml:space="preserve">Unter einer Menge </w:t>
+      </w:r>
+      <m:oMath>
+        <m:r>
+          <w:rPr>
+            <w:rFonts w:ascii="Cambria Math" w:hAnsi="Cambria Math"/>
+          </w:rPr>
+          <m:t>M</m:t>
+        </m:r>
+      </m:oMath>
+      <w:r>
+        <w:t xml:space="preserve"> verstehe ich zunächst eine formal bestimmte Zusammenfassung unterscheidbarer Objekte. Die zu </w:t>
+      </w:r>
+      <m:oMath>
+        <m:r>
+          <w:rPr>
+            <w:rFonts w:ascii="Cambria Math" w:hAnsi="Cambria Math"/>
+          </w:rPr>
+          <m:t>M</m:t>
+        </m:r>
+      </m:oMath>
+      <w:r>
+        <w:t xml:space="preserve"> gehörenden Objekte werden als Elemente der Menge bezeichnet.</w:t>
+      </w:r>
+    </w:p>
+    <w:p>
+      <w:pPr>
+        <w:pStyle w:val="StandardWeb"/>
+      </w:pPr>
+      <w:r>
+        <w:t xml:space="preserve">Die Zugehörigkeit eines Objekts </w:t>
+      </w:r>
+      <m:oMath>
+        <m:r>
+          <w:rPr>
+            <w:rFonts w:ascii="Cambria Math" w:hAnsi="Cambria Math"/>
+          </w:rPr>
+          <m:t>x</m:t>
+        </m:r>
+      </m:oMath>
+      <w:r>
+        <w:t xml:space="preserve"> zu einer Menge </w:t>
+      </w:r>
+      <m:oMath>
+        <m:r>
+          <w:rPr>
+            <w:rFonts w:ascii="Cambria Math" w:hAnsi="Cambria Math"/>
+          </w:rPr>
+          <m:t>M</m:t>
+        </m:r>
+      </m:oMath>
+      <w:r>
+        <w:t xml:space="preserve"> schreibe ich als</w:t>
+      </w:r>
+    </w:p>
+    <w:p>
+      <w:pPr>
+        <w:pStyle w:val="Formel"/>
+      </w:pPr>
+      <m:oMath>
+        <m:r>
+          <m:t>x∈M</m:t>
+        </m:r>
+      </m:oMath>
+      <w:r>
+        <w:tab/>
+        <w:t>(3.1)</w:t>
+      </w:r>
+    </w:p>
+    <w:p>
+      <w:pPr>
+        <w:pStyle w:val="StandardWeb"/>
+      </w:pPr>
+      <w:r>
+        <w:t>Die Nichtzugehörigkeit schreibe ich entsprechend als</w:t>
+      </w:r>
+    </w:p>
+    <w:p>
+      <w:pPr>
+        <w:pStyle w:val="Formel"/>
+      </w:pPr>
+      <m:oMath>
+        <m:r>
+          <m:t>x∉M</m:t>
+        </m:r>
+      </m:oMath>
+      <w:r>
+        <w:tab/>
+        <w:t>(3.2)</w:t>
+      </w:r>
+    </w:p>
+    <w:p>
+      <w:pPr>
+        <w:pStyle w:val="StandardWeb"/>
+      </w:pPr>
+      <w:r>
+        <w:lastRenderedPageBreak/>
+        <w:t>Die Aussagen (3.1) und (3.2) legen ausschließlich fest, ob ein Objekt innerhalb der betrachteten Menge geführt wird. Sie bestimmen weder seine Eigenschaften noch seine Beziehungen zu anderen Elementen. Diese Unterscheidung ist für meine weitere Entwicklung wesentlich. Die Aufnahme eines Zustands in eine Zustandsmenge bedeutet noch nicht, dass seine innere Struktur, seine Ursache oder seine funktionale Bedeutung bereits erklärt wäre.</w:t>
+      </w:r>
+    </w:p>
+    <w:p>
+      <w:pPr>
+        <w:pStyle w:val="StandardWeb"/>
+      </w:pPr>
+      <w:r>
+        <w:t xml:space="preserve">Eine endliche Menge kann durch die Aufzählung ihrer Elemente angegeben werden. Für drei Elemente </w:t>
+      </w:r>
+      <m:oMath>
+        <m:r>
+          <w:rPr>
+            <w:rFonts w:ascii="Cambria Math" w:hAnsi="Cambria Math"/>
+          </w:rPr>
+          <m:t>a,</m:t>
+        </m:r>
+      </m:oMath>
+      <w:r>
+        <w:t xml:space="preserve"> </w:t>
+      </w:r>
+      <m:oMath>
+        <m:r>
+          <w:rPr>
+            <w:rFonts w:ascii="Cambria Math" w:hAnsi="Cambria Math"/>
+          </w:rPr>
+          <m:t>b</m:t>
+        </m:r>
+      </m:oMath>
       <w:r>
         <w:t xml:space="preserve"> und </w:t>
       </w:r>
-      <w:r>
-        <w:rPr>
-          <w:rStyle w:val="Fett"/>
-        </w:rPr>
-        <w:t xml:space="preserve">Thoralf </w:t>
+      <m:oMath>
+        <m:r>
+          <w:rPr>
+            <w:rFonts w:ascii="Cambria Math" w:hAnsi="Cambria Math"/>
+          </w:rPr>
+          <m:t>c</m:t>
+        </m:r>
+      </m:oMath>
+      <w:r>
+        <w:t xml:space="preserve"> schreibe ich beispielsweise</w:t>
+      </w:r>
+    </w:p>
+    <w:p>
+      <w:pPr>
+        <w:pStyle w:val="Formel"/>
+      </w:pPr>
+      <m:oMath>
+        <m:r>
+          <m:t>M=a,b,c</m:t>
+        </m:r>
+      </m:oMath>
+      <w:r>
+        <w:tab/>
+        <w:t>(3.3)</w:t>
+      </w:r>
+    </w:p>
+    <w:p>
+      <w:pPr>
+        <w:pStyle w:val="StandardWeb"/>
+      </w:pPr>
+      <w:r>
+        <w:t>Die Reihenfolge der Elemente ist dabei nicht von Bedeutung. Ebenso verändert eine wiederholte Nennung eines Elements die Menge nicht. Es gilt daher</w:t>
+      </w:r>
+    </w:p>
+    <w:p>
+      <w:pPr>
+        <w:pStyle w:val="Formel"/>
+      </w:pPr>
+      <m:oMath>
+        <m:r>
+          <m:t>a,b,c=c,a,b=a,a,b,c</m:t>
+        </m:r>
+      </m:oMath>
+      <w:r>
+        <w:tab/>
+        <w:t>(3.4)</w:t>
+      </w:r>
+    </w:p>
+    <w:p>
+      <w:pPr>
+        <w:pStyle w:val="StandardWeb"/>
+      </w:pPr>
+      <w:r>
+        <w:t xml:space="preserve">An dieser Stelle wird bereits eine erste Grenze der Mengenbeschreibung sichtbar. Die Menge (3.3) enthält zwar die Elemente </w:t>
+      </w:r>
+      <m:oMath>
+        <m:r>
+          <w:rPr>
+            <w:rFonts w:ascii="Cambria Math" w:hAnsi="Cambria Math"/>
+          </w:rPr>
+          <m:t>a,</m:t>
+        </m:r>
+      </m:oMath>
+      <w:r>
+        <w:t xml:space="preserve"> </w:t>
+      </w:r>
+      <m:oMath>
+        <m:r>
+          <w:rPr>
+            <w:rFonts w:ascii="Cambria Math" w:hAnsi="Cambria Math"/>
+          </w:rPr>
+          <m:t>b</m:t>
+        </m:r>
+      </m:oMath>
+      <w:r>
+        <w:t xml:space="preserve"> und </w:t>
+      </w:r>
+      <m:oMath>
+        <m:r>
+          <w:rPr>
+            <w:rFonts w:ascii="Cambria Math" w:hAnsi="Cambria Math"/>
+          </w:rPr>
+          <m:t>c</m:t>
+        </m:r>
+      </m:oMath>
+      <w:r>
+        <w:t xml:space="preserve"> sie enthält jedoch keine Information darüber, ob eines dieser Elemente zuerst oder zuletzt auftritt, ob ein Element gegenüber einem anderen hervorgehoben ist oder ob zwischen den Elementen eine bestimmte Wirkungsrichtung besteht. Eine Menge stellt damit z</w:t>
       </w:r>
       <w:proofErr w:type="spellStart"/>
       <w:r>
-        <w:rPr>
-          <w:rStyle w:val="Fett"/>
-        </w:rPr>
-        <w:t>Skolem</w:t>
+        <w:t>unächst</w:t>
       </w:r>
       <w:proofErr w:type="spellEnd"/>
       <w:r>
-        <w:rPr>
-          <w:rStyle w:val="Fett"/>
-        </w:rPr>
-        <w:t xml:space="preserve"> [84]</w:t>
-      </w:r>
-      <w:r>
-        <w:t xml:space="preserve"> entstand schließlich das heute verwendete </w:t>
+        <w:t xml:space="preserve"> eine Zusammenfassung bereit, aber noch keine Ordnung, Gewichtung oder Dynamik.</w:t>
+      </w:r>
+    </w:p>
+    <w:p>
+      <w:pPr>
+        <w:pStyle w:val="StandardWeb"/>
+      </w:pPr>
+      <w:r>
+        <w:t>Neben der Aufzählung kann eine Menge durch eine Eigenschaft ihrer Elemente bestimmt werden. Die allgemeine Form lautet</w:t>
+      </w:r>
+    </w:p>
+    <w:p>
+      <w:pPr>
+        <w:pStyle w:val="Formel"/>
+      </w:pPr>
+      <m:oMath>
+        <m:r>
+          <m:t>M=x∈U∣P</m:t>
+        </m:r>
+        <m:d>
+          <m:dPr>
+            <m:ctrlPr/>
+          </m:dPr>
+          <m:e>
+            <m:r>
+              <m:t>x</m:t>
+            </m:r>
+          </m:e>
+        </m:d>
+      </m:oMath>
+      <w:r>
+        <w:tab/>
+        <w:t>(3.5)</w:t>
+      </w:r>
+    </w:p>
+    <w:p>
+      <w:pPr>
+        <w:pStyle w:val="StandardWeb"/>
+      </w:pPr>
+      <w:r>
+        <w:t xml:space="preserve">Dabei bezeichnet </w:t>
+      </w:r>
+      <m:oMath>
+        <m:r>
+          <w:rPr>
+            <w:rFonts w:ascii="Cambria Math" w:hAnsi="Cambria Math"/>
+          </w:rPr>
+          <m:t>U</m:t>
+        </m:r>
+      </m:oMath>
+      <w:r>
+        <w:t xml:space="preserve"> die Grundmenge, aus der die Elemente ausgewählt werden. </w:t>
+      </w:r>
+      <m:oMath>
+        <m:r>
+          <w:rPr>
+            <w:rFonts w:ascii="Cambria Math" w:hAnsi="Cambria Math"/>
+          </w:rPr>
+          <m:t>P</m:t>
+        </m:r>
+        <m:d>
+          <m:dPr>
+            <m:ctrlPr>
+              <w:rPr>
+                <w:rFonts w:ascii="Cambria Math" w:hAnsi="Cambria Math"/>
+                <w:i/>
+              </w:rPr>
+            </m:ctrlPr>
+          </m:dPr>
+          <m:e>
+            <m:r>
+              <w:rPr>
+                <w:rFonts w:ascii="Cambria Math" w:hAnsi="Cambria Math"/>
+              </w:rPr>
+              <m:t>x</m:t>
+            </m:r>
+          </m:e>
+        </m:d>
+      </m:oMath>
+      <w:r>
+        <w:t xml:space="preserve"> bezeichnet eine Bedingung, die für jedes Element eindeutig erfüllt oder nicht erfüllt sein muss. Die Menge </w:t>
+      </w:r>
+      <m:oMath>
+        <m:r>
+          <w:rPr>
+            <w:rFonts w:ascii="Cambria Math" w:hAnsi="Cambria Math"/>
+          </w:rPr>
+          <m:t>M</m:t>
+        </m:r>
+      </m:oMath>
+      <w:r>
+        <w:t xml:space="preserve"> </w:t>
+      </w:r>
+      <w:proofErr w:type="gramStart"/>
+      <w:r>
+        <w:t>enthält</w:t>
+      </w:r>
+      <w:proofErr w:type="gramEnd"/>
+      <w:r>
+        <w:t xml:space="preserve"> genau diejenigen Elemente aus </w:t>
+      </w:r>
+      <m:oMath>
+        <m:r>
+          <w:rPr>
+            <w:rFonts w:ascii="Cambria Math" w:hAnsi="Cambria Math"/>
+          </w:rPr>
+          <m:t>U</m:t>
+        </m:r>
+      </m:oMath>
+      <w:r>
+        <w:t xml:space="preserve"> für die </w:t>
+      </w:r>
+      <m:oMath>
+        <m:r>
+          <w:rPr>
+            <w:rFonts w:ascii="Cambria Math" w:hAnsi="Cambria Math"/>
+          </w:rPr>
+          <m:t>P</m:t>
+        </m:r>
+        <m:d>
+          <m:dPr>
+            <m:ctrlPr>
+              <w:rPr>
+                <w:rFonts w:ascii="Cambria Math" w:hAnsi="Cambria Math"/>
+                <w:i/>
+              </w:rPr>
+            </m:ctrlPr>
+          </m:dPr>
+          <m:e>
+            <m:r>
+              <w:rPr>
+                <w:rFonts w:ascii="Cambria Math" w:hAnsi="Cambria Math"/>
+              </w:rPr>
+              <m:t>x</m:t>
+            </m:r>
+          </m:e>
+        </m:d>
+      </m:oMath>
+      <w:r>
+        <w:t xml:space="preserve"> gilt.</w:t>
+      </w:r>
+    </w:p>
+    <w:p>
+      <w:pPr>
+        <w:pStyle w:val="StandardWeb"/>
+      </w:pPr>
+      <w:r>
+        <w:t xml:space="preserve">Ich halte die Grundmenge </w:t>
+      </w:r>
+      <m:oMath>
+        <m:r>
+          <w:rPr>
+            <w:rFonts w:ascii="Cambria Math" w:hAnsi="Cambria Math"/>
+          </w:rPr>
+          <m:t>U</m:t>
+        </m:r>
+      </m:oMath>
+      <w:r>
+        <w:t xml:space="preserve"> in (3.5) ausdrücklich fest, weil eine Auswahlbedingung niemals unabhängig von einem zugelassenen Ausgangsbereich wirkt. Wenn ich beispielsweise die Menge der geraden natürlichen Zahlen bestimme, muss zunächst feststehen, dass natürliche Zahlen betrachtet werden:</w:t>
+      </w:r>
+    </w:p>
+    <w:p>
+      <w:pPr>
+        <w:pStyle w:val="Formel"/>
+      </w:pPr>
+      <m:oMath>
+        <m:r>
+          <m:t>G=n∈N∣∃k</m:t>
+        </m:r>
+        <m:r>
+          <m:rPr>
+            <m:scr m:val="double-struck"/>
+          </m:rPr>
+          <m:t>∈N:</m:t>
+        </m:r>
+        <m:r>
+          <m:t>n=2k</m:t>
+        </m:r>
+      </m:oMath>
+      <w:r>
+        <w:tab/>
+        <w:t>(3.6)</w:t>
+      </w:r>
+    </w:p>
+    <w:p>
+      <w:pPr>
+        <w:pStyle w:val="StandardWeb"/>
+      </w:pPr>
+      <w:r>
+        <w:t xml:space="preserve">Die Bedingung </w:t>
+      </w:r>
+      <m:oMath>
+        <m:r>
+          <w:rPr>
+            <w:rFonts w:ascii="Cambria Math" w:hAnsi="Cambria Math"/>
+          </w:rPr>
+          <m:t>n=2k</m:t>
+        </m:r>
+      </m:oMath>
+      <w:r>
+        <w:t xml:space="preserve"> entscheidet innerhalb des Zahlenbereichs </w:t>
+      </w:r>
+      <m:oMath>
+        <m:r>
+          <m:rPr>
+            <m:scr m:val="double-struck"/>
+          </m:rPr>
+          <w:rPr>
+            <w:rFonts w:ascii="Cambria Math" w:hAnsi="Cambria Math"/>
+          </w:rPr>
+          <m:t>N</m:t>
+        </m:r>
+      </m:oMath>
+      <w:r>
+        <w:t xml:space="preserve"> welche Elemente zu </w:t>
+      </w:r>
+      <m:oMath>
+        <m:r>
+          <w:rPr>
+            <w:rFonts w:ascii="Cambria Math" w:hAnsi="Cambria Math"/>
+          </w:rPr>
+          <m:t>G</m:t>
+        </m:r>
+      </m:oMath>
+      <w:r>
+        <w:t xml:space="preserve"> gehören. Würde ein anderer Grundbereich gewählt, könnte dieselbe sprachliche Bedingung eine andere Menge bestimmen. Für meine weitere Modellbi</w:t>
       </w:r>
       <w:proofErr w:type="spellStart"/>
       <w:r>
-        <w:t>Zermelo</w:t>
+        <w:t>ldung</w:t>
       </w:r>
       <w:proofErr w:type="spellEnd"/>
       <w:r>
-        <w:t>-Fraenkel-</w:t>
-      </w:r>
-      <w:proofErr w:type="spellStart"/>
-      <w:r>
-        <w:t>Axiomensystem</w:t>
-      </w:r>
-      <w:proofErr w:type="spellEnd"/>
-      <w:r>
-        <w:t xml:space="preserve"> mit Auswahlaxiom (ZFC). Die Existenz mathematischer Mengen wird darin nicht mehr aus einer allgemeinen Vorstellung des Zusammenfassens abgeleitet, sondern ausschließlich durch ausdrücklich formulierte Axiome geregelt. Mengen entstehen innerhalb der Theorie daher nicht aufgrund ihrer inhaltlichen Bedeutung, sondern aufgrund exakt definierter Konstruktionsregeln.</w:t>
+        <w:t xml:space="preserve"> folgt daraus, dass die Festlegung eines zulässigen Objekt- oder Zustandsbereichs keine beiläufige Entscheidung ist. Sie bestimmt, welche Gegenstände innerhalb des Modells überhaupt auftreten können.</w:t>
+      </w:r>
+    </w:p>
+    <w:p>
+      <w:pPr>
+        <w:pStyle w:val="berschrift4"/>
+      </w:pPr>
+      <w:r>
+        <w:t>Teilmengen</w:t>
       </w:r>
     </w:p>
     <w:p>
@@ -1108,25 +1143,84 @@
         <w:pStyle w:val="StandardWeb"/>
       </w:pPr>
       <w:r>
-        <w:t xml:space="preserve">Diese Entwicklung besitzt für die weitere Argumentation dieser Arbeit eine besondere Bedeutung. Sie zeigt, dass die moderne Mathematik den Mengenbegriff bewusst als </w:t>
-      </w:r>
-      <w:r>
-        <w:rPr>
-          <w:rStyle w:val="Fett"/>
-        </w:rPr>
-        <w:t>formale Struktur</w:t>
-      </w:r>
-      <w:r>
-        <w:t xml:space="preserve"> verwendet. Aussagen über physikalische, funktionale oder ontologische Eigenschaften der betrachteten Objekte gehören ausdrücklich </w:t>
-      </w:r>
-      <w:r>
-        <w:rPr>
-          <w:rStyle w:val="Fett"/>
-        </w:rPr>
-        <w:t>nicht</w:t>
-      </w:r>
-      <w:r>
-        <w:t xml:space="preserve"> zum Gegenstandsbereich der Mengenlehre. Diese Trennung bildet eine wesentliche Voraussetzung für die spätere Entwicklung des Funktionalen Raum-Zeit-Kohärenzsystems.</w:t>
+        <w:lastRenderedPageBreak/>
+        <w:t xml:space="preserve">Eine Menge </w:t>
+      </w:r>
+      <m:oMath>
+        <m:r>
+          <w:rPr>
+            <w:rFonts w:ascii="Cambria Math" w:hAnsi="Cambria Math"/>
+          </w:rPr>
+          <m:t>A</m:t>
+        </m:r>
+      </m:oMath>
+      <w:r>
+        <w:t xml:space="preserve"> heißt Teilmenge einer </w:t>
+      </w:r>
+      <w:proofErr w:type="gramStart"/>
+      <w:r>
+        <w:t>Menge</w:t>
+      </w:r>
+      <w:proofErr w:type="gramEnd"/>
+      <w:r>
+        <w:t xml:space="preserve"> </w:t>
+      </w:r>
+      <m:oMath>
+        <m:r>
+          <w:rPr>
+            <w:rFonts w:ascii="Cambria Math" w:hAnsi="Cambria Math"/>
+          </w:rPr>
+          <m:t>B</m:t>
+        </m:r>
+      </m:oMath>
+      <w:r>
+        <w:t xml:space="preserve"> wenn jedes Element von </w:t>
+      </w:r>
+      <m:oMath>
+        <m:r>
+          <w:rPr>
+            <w:rFonts w:ascii="Cambria Math" w:hAnsi="Cambria Math"/>
+          </w:rPr>
+          <m:t>A</m:t>
+        </m:r>
+      </m:oMath>
+      <w:r>
+        <w:t xml:space="preserve"> zugleich Element von </w:t>
+      </w:r>
+      <m:oMath>
+        <m:r>
+          <w:rPr>
+            <w:rFonts w:ascii="Cambria Math" w:hAnsi="Cambria Math"/>
+          </w:rPr>
+          <m:t>B</m:t>
+        </m:r>
+      </m:oMath>
+      <w:r>
+        <w:t xml:space="preserve"> ist:</w:t>
+      </w:r>
+    </w:p>
+    <w:p>
+      <w:pPr>
+        <w:pStyle w:val="Formel"/>
+      </w:pPr>
+      <m:oMath>
+        <m:r>
+          <m:t>A⊆B ⟺ ∀x,</m:t>
+        </m:r>
+        <m:d>
+          <m:dPr>
+            <m:ctrlPr/>
+          </m:dPr>
+          <m:e>
+            <m:r>
+              <m:t>x∈A⇒x∈B</m:t>
+            </m:r>
+          </m:e>
+        </m:d>
+      </m:oMath>
+      <w:r>
+        <w:tab/>
+        <w:t>(3.7)</w:t>
       </w:r>
     </w:p>
     <w:p>
@@ -1134,461 +1228,1382 @@
         <w:pStyle w:val="StandardWeb"/>
       </w:pPr>
       <w:r>
-        <w:t xml:space="preserve">Erst nach dieser wissenschaftlichen Einordnung werden im nächsten Unterabschnitt die grundlegenden mathematischen Begriffe der Mengenlehre – Elementbeziehung, </w:t>
-      </w:r>
-      <w:proofErr w:type="spellStart"/>
-      <w:r>
-        <w:t>Extensionalität</w:t>
-      </w:r>
-      <w:proofErr w:type="spellEnd"/>
-      <w:r>
-        <w:t>, Teilmengen, Potenzmengen und kartesische Produkte – formal eingeführt und für den weiteren Aufbau des FRZK verwendet.</w:t>
-      </w:r>
-    </w:p>
-    <w:p>
-      <w:pPr>
-        <w:pStyle w:val="berschrift3"/>
-        <w:rPr>
-          <w:rFonts w:cs="Times New Roman"/>
-          <w:sz w:val="27"/>
-          <w:szCs w:val="27"/>
-        </w:rPr>
-      </w:pPr>
-      <w:r>
-        <w:t>3.2.1.2 Der Mengenbegriff als mathematische Abstraktion</w:t>
-      </w:r>
-    </w:p>
-    <w:p>
-      <w:pPr>
-        <w:pStyle w:val="StandardWeb"/>
-      </w:pPr>
-      <w:r>
-        <w:t xml:space="preserve">Mit der axiomatischen Fundierung der Mengenlehre wandelte sich zugleich das wissenschaftliche Verständnis mathematischer Objekte grundlegend. Während mathematische Untersuchungen zuvor häufig einzelne Zahlen, geometrische Figuren oder Funktionen in den Mittelpunkt stellten, rückte nun die Frage nach den gemeinsamen strukturellen Eigenschaften mathematischer Objekte in den Vordergrund. Die Mengenlehre bildet seither die gemeinsame </w:t>
-      </w:r>
-      <w:r>
-        <w:lastRenderedPageBreak/>
-        <w:t>formale Sprache, innerhalb derer unterschiedliche mathematische Disziplinen beschrieben werden können [6], [71], [73].</w:t>
-      </w:r>
-    </w:p>
-    <w:p>
-      <w:pPr>
-        <w:pStyle w:val="StandardWeb"/>
-      </w:pPr>
-      <w:r>
-        <w:t xml:space="preserve">Diese Entwicklung führte zu einer zunehmenden Abstraktion mathematischer Begriffe. </w:t>
-      </w:r>
-      <w:r>
-        <w:rPr>
-          <w:rStyle w:val="Fett"/>
-        </w:rPr>
-        <w:t xml:space="preserve">Nicolas </w:t>
-      </w:r>
-      <w:proofErr w:type="spellStart"/>
-      <w:r>
-        <w:rPr>
-          <w:rStyle w:val="Fett"/>
-        </w:rPr>
-        <w:t>Bourbaki</w:t>
-      </w:r>
-      <w:proofErr w:type="spellEnd"/>
-      <w:r>
-        <w:rPr>
-          <w:rStyle w:val="Fett"/>
-        </w:rPr>
-        <w:t xml:space="preserve">: </w:t>
-      </w:r>
-      <w:proofErr w:type="spellStart"/>
-      <w:r>
-        <w:rPr>
-          <w:rStyle w:val="Hervorhebung"/>
-          <w:b/>
-          <w:bCs w:val="0"/>
-        </w:rPr>
-        <w:t>Théorie</w:t>
-      </w:r>
-      <w:proofErr w:type="spellEnd"/>
-      <w:r>
-        <w:rPr>
-          <w:rStyle w:val="Hervorhebung"/>
-          <w:b/>
-          <w:bCs w:val="0"/>
-        </w:rPr>
-        <w:t xml:space="preserve"> des </w:t>
-      </w:r>
-      <w:proofErr w:type="spellStart"/>
-      <w:r>
-        <w:rPr>
-          <w:rStyle w:val="Hervorhebung"/>
-          <w:b/>
-          <w:bCs w:val="0"/>
-        </w:rPr>
-        <w:t>ensembles</w:t>
-      </w:r>
-      <w:proofErr w:type="spellEnd"/>
-      <w:r>
-        <w:rPr>
-          <w:rStyle w:val="Fett"/>
-        </w:rPr>
-        <w:t>. Paris: Hermann, 1954 [85]</w:t>
-      </w:r>
-      <w:r>
-        <w:t xml:space="preserve"> beschreibt Mengen ausdrücklich nicht als Träger inhaltlicher Eigenschaften, sondern als formale Grundlage mathematischer Strukturen. Entscheidend ist nicht die Natur der betrachteten Elemente, sondern </w:t>
-      </w:r>
-      <w:proofErr w:type="gramStart"/>
-      <w:r>
-        <w:t>ausschließlich ihre Zugehörigkeit</w:t>
-      </w:r>
-      <w:proofErr w:type="gramEnd"/>
-      <w:r>
-        <w:t xml:space="preserve"> zu einer wohldefinierten Menge. Dadurch wird der Mengenbegriff unabhängig davon, ob die Elemente Zahlen, Punkte, Vektoren, Funktionen oder andere mathematische Objekte darstellen.</w:t>
-      </w:r>
-    </w:p>
-    <w:p>
-      <w:pPr>
-        <w:pStyle w:val="StandardWeb"/>
-      </w:pPr>
-      <w:r>
-        <w:t xml:space="preserve">Diese Sichtweise wird auch in den modernen Standardwerken zur Algebra, Topologie und Linearen Algebra übernommen. </w:t>
-      </w:r>
-      <w:proofErr w:type="spellStart"/>
-      <w:r>
-        <w:t>Halmos</w:t>
-      </w:r>
-      <w:proofErr w:type="spellEnd"/>
-      <w:r>
-        <w:t xml:space="preserve"> [6], Lang [71], </w:t>
-      </w:r>
-      <w:proofErr w:type="spellStart"/>
-      <w:r>
-        <w:t>Munkres</w:t>
-      </w:r>
-      <w:proofErr w:type="spellEnd"/>
-      <w:r>
-        <w:t xml:space="preserve"> [73] sowie Strang [74] entwickeln ihre jeweiligen mathematischen Theorien stets auf der Grundlage von Mengen, auf denen anschließend zusätzliche Strukturen definiert werden. Algebraische Verknüpfungen, topologische Nachbarschaftsbeziehungen oder lineare Operationen setzen zunächst lediglich die Existenz geeigneter Grundmengen voraus.</w:t>
-      </w:r>
-    </w:p>
-    <w:p>
-      <w:pPr>
-        <w:pStyle w:val="StandardWeb"/>
-      </w:pPr>
-      <w:r>
-        <w:t xml:space="preserve">Gerade diese Trennung zwischen Menge und zusätzlicher Struktur erklärt die außerordentliche Leistungsfähigkeit der modernen Mathematik. Dieselbe Menge kann beispielsweise als Vektorraum, als topologischer Raum, als metrischer Raum oder als algebraische Struktur interpretiert werden, sofern die jeweils erforderlichen Operationen und Axiome ergänzt werden. Der Mengenbegriff selbst </w:t>
-      </w:r>
-      <w:proofErr w:type="gramStart"/>
-      <w:r>
-        <w:t>enthält</w:t>
-      </w:r>
-      <w:proofErr w:type="gramEnd"/>
-      <w:r>
-        <w:t xml:space="preserve"> diese Eigenschaften jedoch noch nicht. Er bildet ausschließlich den gemeinsamen mathematischen Träger sämtlicher weiterer Konstruktionen [73], [74], [78].</w:t>
-      </w:r>
-    </w:p>
-    <w:p>
-      <w:pPr>
-        <w:pStyle w:val="StandardWeb"/>
-      </w:pPr>
-      <w:r>
-        <w:t>Aus wissenschaftstheoretischer Sicht besitzt diese Abstraktion einen entscheidenden Vorteil. Unterschiedliche mathematische Theorien können unabhängig voneinander entwickelt werden, ohne dass ihre Grundobjekte jeweils neu definiert werden müssen. Die Mengenlehre übernimmt damit die Funktion einer universellen Beschreibungssprache, welche die Vergleichbarkeit mathematischer Modelle erheblich erleichtert.</w:t>
-      </w:r>
-    </w:p>
-    <w:p>
-      <w:pPr>
-        <w:pStyle w:val="StandardWeb"/>
-      </w:pPr>
-      <w:r>
-        <w:t>Gleichzeitig wird jedoch eine methodische Grenze deutlich. Die Mengenlehre setzt voraus, dass die betrachteten Elemente bereits eindeutig voneinander unterschieden werden können. Sie beantwortet weder die Frage nach der Entstehung dieser Elemente noch nach den funktionalen Prozessen, durch welche ihre Abgrenzung oder ihre Beziehungen entstehen. Diese Fragestellungen liegen bewusst außerhalb ihres axiomatischen Gegenstandsbereiches [</w:t>
-      </w:r>
-      <w:proofErr w:type="gramStart"/>
-      <w:r>
-        <w:t>82]–</w:t>
-      </w:r>
-      <w:proofErr w:type="gramEnd"/>
-      <w:r>
-        <w:t>[85].</w:t>
-      </w:r>
-    </w:p>
-    <w:p>
-      <w:pPr>
-        <w:pStyle w:val="StandardWeb"/>
-      </w:pPr>
-      <w:r>
-        <w:t>Gerade an dieser Stelle setzt das Funktionale Raum-Zeit-Kohärenzsystem an. Das FRZK übernimmt den Mengenbegriff ausdrücklich als mathematischen Träger seiner späteren Konstruktionen. Gleichzeitig wird jedoch untersucht, unter welchen funktionalen Bedingungen Elemente überhaupt unterscheidbar werden, wie sich Beziehungen zwischen ihnen ausbilden und auf welche Weise daraus stabile mathematische Strukturen entstehen. Die Mengenlehre bleibt damit unverändert Grundlage der mathematischen Beschreibung, während das FRZK die funktionalen Voraussetzungen ihrer Anwendung untersucht.</w:t>
-      </w:r>
-    </w:p>
-    <w:p>
-      <w:pPr>
-        <w:pStyle w:val="StandardWeb"/>
-      </w:pPr>
-      <w:r>
-        <w:t xml:space="preserve">Aus diesem Grund bildet die Mengenlehre den geeigneten Ausgangspunkt für den weiteren Aufbau dieser Arbeit. Erst auf ihrer formalen Grundlage können im folgenden Abschnitt die Elementbeziehung, das </w:t>
-      </w:r>
-      <w:proofErr w:type="spellStart"/>
-      <w:r>
-        <w:t>Extensionalitätsprinzip</w:t>
-      </w:r>
-      <w:proofErr w:type="spellEnd"/>
-      <w:r>
-        <w:t xml:space="preserve"> sowie die weiteren Grundbegriffe der axiomatischen Mengenlehre präzise eingeführt werden.</w:t>
-      </w:r>
-    </w:p>
-    <w:p>
-      <w:r>
-        <w:lastRenderedPageBreak/>
-        <w:pict>
-          <v:rect id="_x0000_i1025" style="width:0;height:1.5pt" o:hralign="center" o:hrstd="t" o:hr="t" fillcolor="#a0a0a0" stroked="f"/>
-        </w:pict>
-      </w:r>
-    </w:p>
-    <w:p>
-      <w:pPr>
-        <w:pStyle w:val="berschrift2"/>
-        <w:rPr>
-          <w:rFonts w:cs="Times New Roman"/>
-        </w:rPr>
-      </w:pPr>
-      <w:r>
-        <w:t>3.2.1.3 Definition des Mengenbegriffs</w:t>
-      </w:r>
-    </w:p>
-    <w:p>
-      <w:pPr>
-        <w:pStyle w:val="StandardWeb"/>
-      </w:pPr>
-      <w:r>
-        <w:t xml:space="preserve">Nach der historischen Entwicklung des Mengenbegriffs sowie seiner wissenschaftstheoretischen Einordnung kann nun die formale Definition erfolgen. Dabei folgt diese Arbeit der axiomatischen Mengenlehre nach </w:t>
-      </w:r>
-      <w:proofErr w:type="spellStart"/>
-      <w:r>
-        <w:t>Zermelo</w:t>
-      </w:r>
-      <w:proofErr w:type="spellEnd"/>
-      <w:r>
-        <w:t xml:space="preserve"> und Fraenkel, ohne an dieser Stelle bereits das vollständige </w:t>
-      </w:r>
-      <w:proofErr w:type="spellStart"/>
-      <w:r>
-        <w:t>Axiomensystem</w:t>
-      </w:r>
-      <w:proofErr w:type="spellEnd"/>
-      <w:r>
-        <w:t xml:space="preserve"> zu entwickeln. Ziel dieses Abschnittes ist die Einführung des grundlegenden mathematischen Objektes, auf dem sämtliche weiteren Konstruktionen des Funktionalen Raum-Zeit-Kohärenzsystems aufbauen.</w:t>
-      </w:r>
-    </w:p>
-    <w:p>
-      <w:pPr>
-        <w:pStyle w:val="StandardWeb"/>
-      </w:pPr>
-      <w:r>
-        <w:t>Die moderne Mengenlehre definiert eine Menge ausschließlich über die Zugehörigkeit ihrer Elemente. Weder ihre physikalische Interpretation noch ihre Entstehung oder ihr späterer Verwendungszweck gehören zur Definition einer Menge. Maßgeblich ist allein, dass für jedes betrachtete Objekt eindeutig entschieden werden kann, ob es Element der Menge ist oder nicht [6], [</w:t>
-      </w:r>
-      <w:proofErr w:type="gramStart"/>
-      <w:r>
-        <w:t>82]–</w:t>
-      </w:r>
-      <w:proofErr w:type="gramEnd"/>
-      <w:r>
-        <w:t>[85].</w:t>
-      </w:r>
-    </w:p>
-    <w:p>
-      <w:pPr>
-        <w:pStyle w:val="berschrift3"/>
-      </w:pPr>
-      <w:r>
-        <w:t>Definition 3.2.1 – Menge</w:t>
-      </w:r>
-    </w:p>
-    <w:p>
-      <w:pPr>
-        <w:pStyle w:val="StandardWeb"/>
-      </w:pPr>
-      <w:r>
-        <w:t xml:space="preserve">Eine Menge </w:t>
-      </w:r>
-      <w:r>
-        <w:rPr>
-          <w:rStyle w:val="katex-mathml"/>
-        </w:rPr>
-        <w:t>MM</w:t>
-      </w:r>
-      <w:r>
-        <w:rPr>
-          <w:rStyle w:val="mord"/>
-        </w:rPr>
-        <w:t>M</w:t>
-      </w:r>
-      <w:r>
-        <w:t xml:space="preserve"> ist eine wohldefinierte Zusammenfassung mathematischer Objekte, für die hinsichtlich jedes betrachteten Objektes eindeutig entschieden werden kann, ob dieses Element der Menge ist oder nicht.</w:t>
-      </w:r>
-    </w:p>
-    <w:p>
-      <w:pPr>
-        <w:pStyle w:val="StandardWeb"/>
-      </w:pPr>
-      <w:r>
-        <w:t>Diese Definition enthält bereits zwei grundlegende Voraussetzungen. Erstens müssen die betrachteten Objekte eindeutig identifizierbar sein. Mehrdeutige oder unscharf bestimmte Objekte können innerhalb einer axiomatischen Mengenlehre nicht ohne zusätzliche Präzisierung verwendet werden. Zweitens muss die Zugehörigkeit eines Objektes unabhängig von subjektiven Bewertungen oder Interpretationen eindeutig feststellbar sein. Die Elementbeziehung besitzt damit ausschließlich formalen Charakter.</w:t>
-      </w:r>
-    </w:p>
-    <w:p>
-      <w:pPr>
-        <w:pStyle w:val="StandardWeb"/>
-      </w:pPr>
-      <w:r>
-        <w:t xml:space="preserve">Ist das mathematische Objekt </w:t>
-      </w:r>
-      <m:oMath>
-        <m:r>
-          <w:rPr>
-            <w:rStyle w:val="katex-mathml"/>
-            <w:rFonts w:ascii="Cambria Math" w:hAnsi="Cambria Math"/>
-          </w:rPr>
-          <m:t>x</m:t>
-        </m:r>
-      </m:oMath>
-      <w:r>
-        <w:t xml:space="preserve"> Element der Menge </w:t>
-      </w:r>
-      <m:oMath>
-        <m:r>
-          <w:rPr>
-            <w:rStyle w:val="katex-mathml"/>
-            <w:rFonts w:ascii="Cambria Math" w:hAnsi="Cambria Math"/>
-          </w:rPr>
-          <m:t>M</m:t>
-        </m:r>
-      </m:oMath>
-      <w:r>
-        <w:t xml:space="preserve"> so schreibt man</w:t>
-      </w:r>
-    </w:p>
-    <w:p>
-      <w:pPr>
-        <w:pStyle w:val="Formel"/>
-      </w:pPr>
-      <m:oMath>
-        <m:r>
-          <w:rPr>
-            <w:rStyle w:val="HTMLCode"/>
-            <w:rFonts w:ascii="Cambria Math" w:eastAsia="Calibri" w:hAnsi="Cambria Math"/>
-          </w:rPr>
-          <m:t>x</m:t>
-        </m:r>
+        <w:t xml:space="preserve">Dabei muss ich zwischen der Elementrelation </w:t>
+      </w:r>
+      <m:oMath>
         <m:r>
           <m:rPr>
             <m:sty m:val="p"/>
           </m:rPr>
           <w:rPr>
-            <w:rStyle w:val="HTMLCode"/>
-            <w:rFonts w:ascii="Cambria Math" w:eastAsia="Calibri" w:hAnsi="Cambria Math"/>
+            <w:rFonts w:ascii="Cambria Math" w:hAnsi="Cambria Math"/>
           </w:rPr>
           <m:t>∈</m:t>
         </m:r>
-        <m:r>
-          <w:rPr>
-            <w:rStyle w:val="HTMLCode"/>
-            <w:rFonts w:ascii="Cambria Math" w:eastAsia="Calibri" w:hAnsi="Cambria Math"/>
-          </w:rPr>
-          <m:t>M</m:t>
-        </m:r>
-      </m:oMath>
-      <w:r>
-        <w:rPr>
-          <w:rStyle w:val="HTMLCode"/>
-          <w:rFonts w:ascii="Times New Roman" w:eastAsia="Calibri" w:hAnsi="Times New Roman" w:cs="Calibri"/>
-        </w:rPr>
-        <w:tab/>
-      </w:r>
-      <w:r>
-        <w:rPr>
-          <w:rStyle w:val="mord"/>
-        </w:rPr>
-        <w:t>(3.1)</w:t>
-      </w:r>
-    </w:p>
-    <w:p>
-      <w:pPr>
-        <w:pStyle w:val="StandardWeb"/>
-      </w:pPr>
-      <w:r>
-        <w:t xml:space="preserve">Gehört das mathematische Objekt </w:t>
-      </w:r>
-      <m:oMath>
-        <m:r>
-          <w:rPr>
-            <w:rStyle w:val="katex-mathml"/>
-            <w:rFonts w:ascii="Cambria Math" w:hAnsi="Cambria Math"/>
-          </w:rPr>
-          <m:t>x</m:t>
-        </m:r>
-      </m:oMath>
-      <w:r>
-        <w:t xml:space="preserve"> nicht zur Menge </w:t>
-      </w:r>
-      <m:oMath>
-        <m:r>
-          <w:rPr>
-            <w:rStyle w:val="katex-mathml"/>
-            <w:rFonts w:ascii="Cambria Math" w:hAnsi="Cambria Math"/>
-          </w:rPr>
-          <m:t>M</m:t>
-        </m:r>
-      </m:oMath>
-      <w:r>
-        <w:t xml:space="preserve"> so gilt</w:t>
-      </w:r>
-    </w:p>
-    <w:p>
-      <w:pPr>
-        <w:pStyle w:val="Formel"/>
-      </w:pPr>
-      <m:oMath>
-        <m:r>
-          <w:rPr>
-            <w:rStyle w:val="HTMLCode"/>
-            <w:rFonts w:ascii="Cambria Math" w:eastAsia="Calibri" w:hAnsi="Cambria Math"/>
-          </w:rPr>
-          <m:t>x</m:t>
-        </m:r>
+      </m:oMath>
+      <w:r>
+        <w:t xml:space="preserve"> und der Teilmengenrelation </w:t>
+      </w:r>
+      <m:oMath>
         <m:r>
           <m:rPr>
             <m:sty m:val="p"/>
           </m:rPr>
           <w:rPr>
-            <w:rStyle w:val="HTMLCode"/>
-            <w:rFonts w:ascii="Cambria Math" w:eastAsia="Calibri" w:hAnsi="Cambria Math"/>
-          </w:rPr>
-          <m:t>∉</m:t>
-        </m:r>
-        <m:r>
-          <w:rPr>
-            <w:rStyle w:val="HTMLCode"/>
-            <w:rFonts w:ascii="Cambria Math" w:eastAsia="Calibri" w:hAnsi="Cambria Math"/>
-          </w:rPr>
-          <m:t>M</m:t>
-        </m:r>
-      </m:oMath>
+            <w:rFonts w:ascii="Cambria Math" w:hAnsi="Cambria Math"/>
+          </w:rPr>
+          <m:t>⊆</m:t>
+        </m:r>
+      </m:oMath>
+      <w:r>
+        <w:t xml:space="preserve"> unterscheiden. Die Aussage </w:t>
+      </w:r>
+      <m:oMath>
+        <m:r>
+          <w:rPr>
+            <w:rFonts w:ascii="Cambria Math" w:hAnsi="Cambria Math"/>
+          </w:rPr>
+          <m:t>x</m:t>
+        </m:r>
+        <m:r>
+          <m:rPr>
+            <m:sty m:val="p"/>
+          </m:rPr>
+          <w:rPr>
+            <w:rFonts w:ascii="Cambria Math" w:hAnsi="Cambria Math"/>
+          </w:rPr>
+          <m:t>∈</m:t>
+        </m:r>
+        <m:r>
+          <w:rPr>
+            <w:rFonts w:ascii="Cambria Math" w:hAnsi="Cambria Math"/>
+          </w:rPr>
+          <m:t>A</m:t>
+        </m:r>
+      </m:oMath>
+      <w:r>
+        <w:t xml:space="preserve"> verknüpft ein Objekt mit einer Menge. Die Aussage </w:t>
+      </w:r>
+      <m:oMath>
+        <m:r>
+          <w:rPr>
+            <w:rFonts w:ascii="Cambria Math" w:hAnsi="Cambria Math"/>
+          </w:rPr>
+          <m:t>A</m:t>
+        </m:r>
+        <m:r>
+          <m:rPr>
+            <m:sty m:val="p"/>
+          </m:rPr>
+          <w:rPr>
+            <w:rFonts w:ascii="Cambria Math" w:hAnsi="Cambria Math"/>
+          </w:rPr>
+          <m:t>⊆</m:t>
+        </m:r>
+        <m:r>
+          <w:rPr>
+            <w:rFonts w:ascii="Cambria Math" w:hAnsi="Cambria Math"/>
+          </w:rPr>
+          <m:t>B</m:t>
+        </m:r>
+      </m:oMath>
+      <w:r>
+        <w:t xml:space="preserve"> ve</w:t>
+      </w:r>
+      <w:proofErr w:type="spellStart"/>
+      <w:r>
+        <w:t>rknüpft</w:t>
+      </w:r>
+      <w:proofErr w:type="spellEnd"/>
+      <w:r>
+        <w:t xml:space="preserve"> zwei Mengen. Diese formale Unterscheidung erscheint zunächst einfach, wird jedoch später wesentlich, wenn verschiedene Ebenen mathematischer Objekte gleichzeitig betrachtet werden.</w:t>
+      </w:r>
+    </w:p>
+    <w:p>
+      <w:pPr>
+        <w:pStyle w:val="StandardWeb"/>
+      </w:pPr>
+      <w:r>
+        <w:t xml:space="preserve">Eine echte Teilmenge liegt vor, wenn </w:t>
+      </w:r>
+      <m:oMath>
+        <m:r>
+          <w:rPr>
+            <w:rFonts w:ascii="Cambria Math" w:hAnsi="Cambria Math"/>
+          </w:rPr>
+          <m:t>A</m:t>
+        </m:r>
+      </m:oMath>
+      <w:r>
+        <w:t xml:space="preserve"> eine Teilmenge von </w:t>
+      </w:r>
+      <m:oMath>
+        <m:r>
+          <w:rPr>
+            <w:rFonts w:ascii="Cambria Math" w:hAnsi="Cambria Math"/>
+          </w:rPr>
+          <m:t>B</m:t>
+        </m:r>
+      </m:oMath>
+      <w:r>
+        <w:t xml:space="preserve"> aber nicht mit </w:t>
+      </w:r>
+      <m:oMath>
+        <m:r>
+          <w:rPr>
+            <w:rFonts w:ascii="Cambria Math" w:hAnsi="Cambria Math"/>
+          </w:rPr>
+          <m:t>B</m:t>
+        </m:r>
+      </m:oMath>
+      <w:r>
+        <w:t xml:space="preserve"> identisch ist:</w:t>
+      </w:r>
+    </w:p>
+    <w:p>
+      <w:pPr>
+        <w:pStyle w:val="Formel"/>
+      </w:pPr>
+      <m:oMath>
+        <m:r>
+          <m:t>A⊂B ⟺ A⊆B∧A≠B</m:t>
+        </m:r>
+      </m:oMath>
+      <w:r>
+        <w:tab/>
+        <w:t>(3.8)</w:t>
+      </w:r>
+    </w:p>
+    <w:p>
+      <w:pPr>
+        <w:pStyle w:val="StandardWeb"/>
+      </w:pPr>
+      <w:r>
+        <w:t xml:space="preserve">Ich verwende </w:t>
+      </w:r>
+      <w:proofErr w:type="gramStart"/>
+      <w:r>
+        <w:t>deshalb</w:t>
+      </w:r>
+      <w:proofErr w:type="gramEnd"/>
+      <w:r>
+        <w:t xml:space="preserve"> </w:t>
+      </w:r>
+      <m:oMath>
+        <m:r>
+          <m:rPr>
+            <m:sty m:val="p"/>
+          </m:rPr>
+          <w:rPr>
+            <w:rFonts w:ascii="Cambria Math" w:hAnsi="Cambria Math"/>
+          </w:rPr>
+          <m:t>⊆,</m:t>
+        </m:r>
+      </m:oMath>
+      <w:r>
+        <w:t xml:space="preserve"> wenn Gleichheit zugelassen ist, und </w:t>
+      </w:r>
+      <m:oMath>
+        <m:r>
+          <m:rPr>
+            <m:sty m:val="p"/>
+          </m:rPr>
+          <w:rPr>
+            <w:rFonts w:ascii="Cambria Math" w:hAnsi="Cambria Math"/>
+          </w:rPr>
+          <m:t>⊂,</m:t>
+        </m:r>
+      </m:oMath>
+      <w:r>
+        <w:t xml:space="preserve"> wenn Gleichheit ausdrücklich ausgeschlossen werden soll. Diese Unterscheidung muss im gesamten weiteren Gleichungsapparat beibehalten werden.</w:t>
+      </w:r>
+    </w:p>
+    <w:p>
+      <w:pPr>
+        <w:pStyle w:val="berschrift4"/>
+      </w:pPr>
+      <w:r>
+        <w:t>Gleichheit von Mengen</w:t>
+      </w:r>
+    </w:p>
+    <w:p>
+      <w:pPr>
+        <w:pStyle w:val="StandardWeb"/>
+      </w:pPr>
+      <w:r>
+        <w:t>Zwei Mengen sind gleich, wenn sie genau dieselben Elemente enthalten:</w:t>
+      </w:r>
+    </w:p>
+    <w:p>
+      <w:pPr>
+        <w:pStyle w:val="Formel"/>
+      </w:pPr>
+      <m:oMath>
+        <m:r>
+          <m:t>A=B ⟺ ∀x,</m:t>
+        </m:r>
+        <m:d>
+          <m:dPr>
+            <m:ctrlPr/>
+          </m:dPr>
+          <m:e>
+            <m:r>
+              <m:t>x∈A⇔x∈B</m:t>
+            </m:r>
+          </m:e>
+        </m:d>
+      </m:oMath>
+      <w:r>
+        <w:tab/>
+        <w:t>(3.9)</w:t>
+      </w:r>
+    </w:p>
+    <w:p>
+      <w:pPr>
+        <w:pStyle w:val="StandardWeb"/>
+      </w:pPr>
+      <w:r>
+        <w:t xml:space="preserve">Diese Festlegung wird als </w:t>
+      </w:r>
+      <w:proofErr w:type="spellStart"/>
+      <w:r>
+        <w:t>Extensionalitätsprinzip</w:t>
+      </w:r>
+      <w:proofErr w:type="spellEnd"/>
+      <w:r>
+        <w:t xml:space="preserve"> bezeichnet. Eine Menge wird demnach durch ihre Elemente bestimmt. Unterschiedliche Bezeichnungen oder unterschiedliche sprachliche Beschreibungen können dieselbe Menge erfassen, wenn sie zu genau demselben Elementbestand führen. Die axiomatische Bedeutung dieses Prinzips wird bei </w:t>
+      </w:r>
+      <w:proofErr w:type="spellStart"/>
+      <w:r>
+        <w:t>Enderton</w:t>
+      </w:r>
+      <w:proofErr w:type="spellEnd"/>
+      <w:r>
+        <w:t xml:space="preserve"> [80] und </w:t>
+      </w:r>
+      <w:proofErr w:type="spellStart"/>
+      <w:r>
+        <w:t>Jech</w:t>
+      </w:r>
+      <w:proofErr w:type="spellEnd"/>
+      <w:r>
+        <w:t xml:space="preserve"> [81] ausführlich entwickelt.</w:t>
+      </w:r>
+    </w:p>
+    <w:p>
+      <w:pPr>
+        <w:pStyle w:val="StandardWeb"/>
+      </w:pPr>
+      <w:r>
+        <w:t>Für meine Untersuchung ist dabei wichtig, zwischen formaler Gleichheit und inhaltlicher Interpretation zu unterscheiden. Zwei Mengen können formal denselben Elementbestand besitzen und dennoch innerhalb unterschiedlicher wissenschaftlicher Modelle verschieden interpretiert werden. Gleichung (3.9) entscheidet nur über die mengentheoretische Gleichheit. Sie entscheidet nicht darüber, ob zwei Beschreibungen dieselbe Erklärung, denselben Messvorgang oder dieselbe physikalische Bedeutung besitzen.</w:t>
+      </w:r>
+    </w:p>
+    <w:p>
+      <w:pPr>
+        <w:pStyle w:val="berschrift4"/>
+      </w:pPr>
+      <w:r>
+        <w:t>Die leere Menge</w:t>
+      </w:r>
+    </w:p>
+    <w:p>
+      <w:pPr>
+        <w:pStyle w:val="StandardWeb"/>
+      </w:pPr>
+      <w:r>
+        <w:t xml:space="preserve">Die leere Menge enthält kein Element. Ich bezeichne sie mit </w:t>
+      </w:r>
+      <m:oMath>
+        <m:r>
+          <m:rPr>
+            <m:sty m:val="p"/>
+          </m:rPr>
+          <w:rPr>
+            <w:rFonts w:ascii="Cambria Math" w:hAnsi="Cambria Math"/>
+          </w:rPr>
+          <m:t>∅</m:t>
+        </m:r>
+      </m:oMath>
+      <w:r>
+        <w:t xml:space="preserve"> und definiere sie durch </w:t>
+      </w:r>
+    </w:p>
+    <w:p>
+      <w:pPr>
+        <w:pStyle w:val="Formel"/>
+      </w:pPr>
+      <m:oMath>
+        <m:r>
+          <m:t>∀x;</m:t>
+        </m:r>
+        <m:d>
+          <m:dPr>
+            <m:ctrlPr/>
+          </m:dPr>
+          <m:e>
+            <m:r>
+              <m:t>x∉∅</m:t>
+            </m:r>
+          </m:e>
+        </m:d>
+      </m:oMath>
+      <w:r>
+        <w:tab/>
+        <w:t>(3.10)</w:t>
+      </w:r>
+    </w:p>
+    <w:p>
+      <w:pPr>
+        <w:pStyle w:val="StandardWeb"/>
+      </w:pPr>
+      <w:r>
+        <w:t xml:space="preserve">Bereits in Abschnitt 3.1.1 habe ich die leere Menge vom absoluten Nichts unterschieden. Diese Unterscheidung bleibt hier verbindlich. Die leere Menge ist ein definiertes mathematisches Objekt innerhalb einer bereits vorausgesetzten Sprache und Struktur [6]. Sie </w:t>
+      </w:r>
+      <w:r>
+        <w:lastRenderedPageBreak/>
+        <w:t>ist deshalb nicht die Abwesenheit jeder Voraussetzung, sondern eine Menge, für die festgelegt wurde, dass sie kein Element enthält.</w:t>
+      </w:r>
+    </w:p>
+    <w:p>
+      <w:pPr>
+        <w:pStyle w:val="StandardWeb"/>
+      </w:pPr>
+      <w:r>
+        <w:t>Die leere Menge ist Teilmenge jeder Menge:</w:t>
+      </w:r>
+    </w:p>
+    <w:p>
+      <w:pPr>
+        <w:pStyle w:val="Formel"/>
+      </w:pPr>
+      <m:oMath>
+        <m:r>
+          <m:t>∀A;</m:t>
+        </m:r>
+        <m:d>
+          <m:dPr>
+            <m:ctrlPr/>
+          </m:dPr>
+          <m:e>
+            <m:r>
+              <m:t>∅⊆A</m:t>
+            </m:r>
+          </m:e>
+        </m:d>
+      </m:oMath>
+      <w:r>
+        <w:tab/>
+        <w:t>(3.11)</w:t>
+      </w:r>
+    </w:p>
+    <w:p>
+      <w:pPr>
+        <w:pStyle w:val="StandardWeb"/>
+      </w:pPr>
+      <w:r>
+        <w:t xml:space="preserve">Diese Aussage folgt daraus, dass kein Element der leeren Menge existiert, </w:t>
+      </w:r>
+      <w:proofErr w:type="gramStart"/>
+      <w:r>
+        <w:t>das</w:t>
+      </w:r>
+      <w:proofErr w:type="gramEnd"/>
+      <w:r>
+        <w:t xml:space="preserve"> die Teilmengenbedingung verletzen könnte. Für die spätere Modellbildung bedeutet eine leere Menge zulässiger Zustände daher nicht, dass keine mathematische Struktur vorhanden wäre. Sie bedeutet lediglich, dass unter den festgelegten Bedingungen kein Element die verlangten Kriterien erfüllt.</w:t>
+      </w:r>
+    </w:p>
+    <w:p>
+      <w:pPr>
+        <w:pStyle w:val="berschrift4"/>
+      </w:pPr>
+      <w:r>
+        <w:t>Mengenoperationen</w:t>
+      </w:r>
+    </w:p>
+    <w:p>
+      <w:pPr>
+        <w:pStyle w:val="StandardWeb"/>
+      </w:pPr>
+      <w:r>
+        <w:t xml:space="preserve">Aus bestehenden Mengen können durch festgelegte Operationen weitere Mengen gebildet werden. Die Vereinigung zweier Mengen </w:t>
+      </w:r>
+      <m:oMath>
+        <m:r>
+          <w:rPr>
+            <w:rFonts w:ascii="Cambria Math" w:hAnsi="Cambria Math"/>
+          </w:rPr>
+          <m:t>A</m:t>
+        </m:r>
+      </m:oMath>
+      <w:r>
+        <w:t xml:space="preserve"> und </w:t>
+      </w:r>
+      <m:oMath>
+        <m:r>
+          <w:rPr>
+            <w:rFonts w:ascii="Cambria Math" w:hAnsi="Cambria Math"/>
+          </w:rPr>
+          <m:t>B</m:t>
+        </m:r>
+      </m:oMath>
+      <w:r>
+        <w:t xml:space="preserve"> </w:t>
+      </w:r>
+      <w:proofErr w:type="gramStart"/>
+      <w:r>
+        <w:t>enthält</w:t>
+      </w:r>
+      <w:proofErr w:type="gramEnd"/>
+      <w:r>
+        <w:t xml:space="preserve"> alle Elemente, die mindestens einer der beiden Mengen angehören: </w:t>
+      </w:r>
+    </w:p>
+    <w:p>
+      <w:pPr>
+        <w:pStyle w:val="Formel"/>
+      </w:pPr>
+      <m:oMath>
+        <m:r>
+          <m:t>A∪B={x∣x∈A∨x∈B}</m:t>
+        </m:r>
+      </m:oMath>
+      <w:r>
+        <w:tab/>
+        <w:t>(3.12)</w:t>
+      </w:r>
+    </w:p>
+    <w:p>
+      <w:pPr>
+        <w:pStyle w:val="StandardWeb"/>
+      </w:pPr>
+      <w:r>
+        <w:t>Die Schnittmenge enthält alle Elemente, die beiden Mengen gleichzeitig angehören:</w:t>
+      </w:r>
+    </w:p>
+    <w:p>
+      <w:pPr>
+        <w:pStyle w:val="Formel"/>
+      </w:pPr>
+      <m:oMath>
+        <m:r>
+          <m:t>A∩B={x∣x∈A∧x∈B}</m:t>
+        </m:r>
+      </m:oMath>
+      <w:r>
+        <w:tab/>
+        <w:t>(3.13)</w:t>
+      </w:r>
+    </w:p>
+    <w:p>
+      <w:pPr>
+        <w:pStyle w:val="StandardWeb"/>
+      </w:pPr>
+      <w:r>
+        <w:t xml:space="preserve">Die Differenzmenge </w:t>
+      </w:r>
+      <m:oMath>
+        <m:r>
+          <w:rPr>
+            <w:rFonts w:ascii="Cambria Math" w:hAnsi="Cambria Math"/>
+          </w:rPr>
+          <m:t>A</m:t>
+        </m:r>
+        <m:r>
+          <m:rPr>
+            <m:sty m:val="p"/>
+          </m:rPr>
+          <w:rPr>
+            <w:rFonts w:ascii="Cambria Math" w:hAnsi="Cambria Math"/>
+          </w:rPr>
+          <m:t>∖</m:t>
+        </m:r>
+        <m:r>
+          <w:rPr>
+            <w:rFonts w:ascii="Cambria Math" w:hAnsi="Cambria Math"/>
+          </w:rPr>
+          <m:t>B</m:t>
+        </m:r>
+      </m:oMath>
+      <w:r>
+        <w:t xml:space="preserve"> enthält alle Elemente von </w:t>
+      </w:r>
+      <m:oMath>
+        <m:r>
+          <w:rPr>
+            <w:rFonts w:ascii="Cambria Math" w:hAnsi="Cambria Math"/>
+          </w:rPr>
+          <m:t>A</m:t>
+        </m:r>
+      </m:oMath>
+      <w:r>
+        <w:t xml:space="preserve"> die nicht in </w:t>
+      </w:r>
+      <m:oMath>
+        <m:r>
+          <w:rPr>
+            <w:rFonts w:ascii="Cambria Math" w:hAnsi="Cambria Math"/>
+          </w:rPr>
+          <m:t>B</m:t>
+        </m:r>
+      </m:oMath>
+      <w:r>
+        <w:t xml:space="preserve"> enthalten sind:</w:t>
+      </w:r>
+    </w:p>
+    <w:p>
+      <w:pPr>
+        <w:pStyle w:val="Formel"/>
+      </w:pPr>
+      <m:oMath>
+        <m:r>
+          <m:t>A∖B={x∣x∈A∧x∉B}</m:t>
+        </m:r>
+      </m:oMath>
+      <w:r>
+        <w:tab/>
+        <w:t>(3.14)</w:t>
+      </w:r>
+    </w:p>
+    <w:p>
+      <w:pPr>
+        <w:pStyle w:val="StandardWeb"/>
+      </w:pPr>
+      <w:r>
+        <w:t>Diese Operationen verändern nicht die betrachteten Elemente selbst. Sie verändern die Bedingung, nach der Elemente zu einer neuen Menge zusammengefasst werden. Ich werde diese Unterscheidung später erneut benötigen: Eine veränderte Auswahl von Zuständen ist nicht dasselbe wie eine Transformation der Zustände. Mengenoperationen bestimmen zunächst nur, welche Elemente gemeinsam betrachtet werden.</w:t>
+      </w:r>
+    </w:p>
+    <w:p>
+      <w:pPr>
+        <w:pStyle w:val="StandardWeb"/>
+      </w:pPr>
+      <w:r>
+        <w:t>Zwei Mengen heißen disjunkt, wenn sie kein gemeinsames Element besitzen:</w:t>
+      </w:r>
+    </w:p>
+    <w:p>
+      <w:pPr>
+        <w:pStyle w:val="Formel"/>
+      </w:pPr>
+      <m:oMath>
+        <m:r>
+          <m:t>A∩B=∅</m:t>
+        </m:r>
+      </m:oMath>
+      <w:r>
+        <w:tab/>
+        <w:t>(3.15)</w:t>
+      </w:r>
+    </w:p>
+    <w:p>
+      <w:pPr>
+        <w:pStyle w:val="StandardWeb"/>
+      </w:pPr>
+      <w:r>
+        <w:t xml:space="preserve">Aus der </w:t>
+      </w:r>
+      <w:proofErr w:type="spellStart"/>
+      <w:r>
+        <w:t>Disjunktheit</w:t>
+      </w:r>
+      <w:proofErr w:type="spellEnd"/>
+      <w:r>
+        <w:t xml:space="preserve"> folgt jedoch nicht, dass zwischen Elementen aus </w:t>
+      </w:r>
+      <m:oMath>
+        <m:r>
+          <w:rPr>
+            <w:rFonts w:ascii="Cambria Math" w:hAnsi="Cambria Math"/>
+          </w:rPr>
+          <m:t>A</m:t>
+        </m:r>
+      </m:oMath>
+      <w:r>
+        <w:t xml:space="preserve"> und Elementen aus </w:t>
+      </w:r>
+      <m:oMath>
+        <m:r>
+          <w:rPr>
+            <w:rFonts w:ascii="Cambria Math" w:hAnsi="Cambria Math"/>
+          </w:rPr>
+          <m:t>B</m:t>
+        </m:r>
+      </m:oMath>
+      <w:r>
+        <w:t xml:space="preserve"> keine Beziehungen bestehen können. Sie besagt ausschließlich, dass kein Element gleichzeitig beiden Mengen angehört. Damit zeigt sich erneut, dass Mengenzugehörigke</w:t>
+      </w:r>
+      <w:proofErr w:type="spellStart"/>
+      <w:r>
+        <w:t>it</w:t>
+      </w:r>
+      <w:proofErr w:type="spellEnd"/>
+      <w:r>
+        <w:t xml:space="preserve"> und Beziehung nicht gleichgesetzt werden dürfen.</w:t>
+      </w:r>
+    </w:p>
+    <w:p>
+      <w:pPr>
+        <w:pStyle w:val="berschrift4"/>
+      </w:pPr>
+      <w:r>
+        <w:t>Potenzmenge</w:t>
+      </w:r>
+    </w:p>
+    <w:p>
+      <w:pPr>
+        <w:pStyle w:val="StandardWeb"/>
+      </w:pPr>
+      <w:r>
+        <w:t xml:space="preserve">Die Potenzmenge </w:t>
+      </w:r>
+      <m:oMath>
+        <m:r>
+          <m:rPr>
+            <m:scr m:val="script"/>
+          </m:rPr>
+          <w:rPr>
+            <w:rFonts w:ascii="Cambria Math" w:hAnsi="Cambria Math"/>
+          </w:rPr>
+          <m:t>P</m:t>
+        </m:r>
+        <m:d>
+          <m:dPr>
+            <m:ctrlPr>
+              <w:rPr>
+                <w:rFonts w:ascii="Cambria Math" w:hAnsi="Cambria Math"/>
+                <w:i/>
+              </w:rPr>
+            </m:ctrlPr>
+          </m:dPr>
+          <m:e>
+            <m:r>
+              <w:rPr>
+                <w:rFonts w:ascii="Cambria Math" w:hAnsi="Cambria Math"/>
+              </w:rPr>
+              <m:t>A</m:t>
+            </m:r>
+          </m:e>
+        </m:d>
+      </m:oMath>
+      <w:r>
+        <w:t xml:space="preserve"> einer Menge </w:t>
+      </w:r>
+      <m:oMath>
+        <m:r>
+          <w:rPr>
+            <w:rFonts w:ascii="Cambria Math" w:hAnsi="Cambria Math"/>
+          </w:rPr>
+          <m:t>A</m:t>
+        </m:r>
+      </m:oMath>
+      <w:r>
+        <w:t xml:space="preserve"> enthält sämtliche Teilmengen von </w:t>
+      </w:r>
+      <m:oMath>
+        <m:r>
+          <w:rPr>
+            <w:rFonts w:ascii="Cambria Math" w:hAnsi="Cambria Math"/>
+          </w:rPr>
+          <m:t>A</m:t>
+        </m:r>
+      </m:oMath>
+    </w:p>
+    <w:p>
+      <w:pPr>
+        <w:pStyle w:val="Formel"/>
+      </w:pPr>
+      <m:oMath>
+        <m:r>
+          <m:rPr>
+            <m:scr m:val="script"/>
+          </m:rPr>
+          <w:lastRenderedPageBreak/>
+          <m:t>P</m:t>
+        </m:r>
+        <m:d>
+          <m:dPr>
+            <m:ctrlPr/>
+          </m:dPr>
+          <m:e>
+            <m:r>
+              <m:t>A</m:t>
+            </m:r>
+          </m:e>
+        </m:d>
+        <m:r>
+          <m:t>=B∣B⊆A</m:t>
+        </m:r>
+      </m:oMath>
+      <w:r>
+        <w:tab/>
+        <w:t>(3.16)</w:t>
+      </w:r>
+    </w:p>
+    <w:p>
+      <w:pPr>
+        <w:pStyle w:val="StandardWeb"/>
+      </w:pPr>
+      <w:r>
+        <w:t xml:space="preserve">Für </w:t>
+      </w:r>
+      <m:oMath>
+        <m:r>
+          <w:rPr>
+            <w:rFonts w:ascii="Cambria Math" w:hAnsi="Cambria Math"/>
+          </w:rPr>
+          <m:t>A=a,b</m:t>
+        </m:r>
+      </m:oMath>
+      <w:r>
+        <w:t xml:space="preserve"> ergibt sich beispielsweise </w:t>
+      </w:r>
+    </w:p>
+    <w:p>
+      <w:pPr>
+        <w:pStyle w:val="Formel"/>
+      </w:pPr>
+      <m:oMath>
+        <m:r>
+          <m:rPr>
+            <m:scr m:val="script"/>
+          </m:rPr>
+          <m:t>P</m:t>
+        </m:r>
+        <m:d>
+          <m:dPr>
+            <m:ctrlPr/>
+          </m:dPr>
+          <m:e>
+            <m:r>
+              <m:t>A</m:t>
+            </m:r>
+          </m:e>
+        </m:d>
+        <m:r>
+          <m:t>=∅,a,b,a,b</m:t>
+        </m:r>
+      </m:oMath>
+      <w:r>
+        <w:tab/>
+        <w:t>(3.1</w:t>
+      </w:r>
+      <w:r>
+        <w:t>7</w:t>
+      </w:r>
+      <w:r>
+        <w:t>)</w:t>
+      </w:r>
+    </w:p>
+    <w:p>
+      <w:pPr>
+        <w:pStyle w:val="StandardWeb"/>
+      </w:pPr>
+      <w:r>
+        <w:t xml:space="preserve">Besitzt eine endliche Menge </w:t>
+      </w:r>
+      <m:oMath>
+        <m:r>
+          <w:rPr>
+            <w:rFonts w:ascii="Cambria Math" w:hAnsi="Cambria Math"/>
+          </w:rPr>
+          <m:t>A</m:t>
+        </m:r>
+      </m:oMath>
+      <w:r>
+        <w:t xml:space="preserve"> genau </w:t>
+      </w:r>
+      <m:oMath>
+        <m:r>
+          <w:rPr>
+            <w:rFonts w:ascii="Cambria Math" w:hAnsi="Cambria Math"/>
+          </w:rPr>
+          <m:t>n</m:t>
+        </m:r>
+      </m:oMath>
+      <w:r>
+        <w:t xml:space="preserve"> Elemente, enthält ihre Potenzmenge </w:t>
+      </w:r>
+      <m:oMath>
+        <m:sSup>
+          <m:sSupPr>
+            <m:ctrlPr>
+              <w:rPr>
+                <w:rFonts w:ascii="Cambria Math" w:hAnsi="Cambria Math"/>
+                <w:i/>
+              </w:rPr>
+            </m:ctrlPr>
+          </m:sSupPr>
+          <m:e>
+            <m:r>
+              <w:rPr>
+                <w:rFonts w:ascii="Cambria Math" w:hAnsi="Cambria Math"/>
+              </w:rPr>
+              <m:t>2</m:t>
+            </m:r>
+          </m:e>
+          <m:sup>
+            <m:r>
+              <w:rPr>
+                <w:rFonts w:ascii="Cambria Math" w:hAnsi="Cambria Math"/>
+              </w:rPr>
+              <m:t>n</m:t>
+            </m:r>
+          </m:sup>
+        </m:sSup>
+      </m:oMath>
+      <w:r>
+        <w:t xml:space="preserve"> Elemente:</w:t>
+      </w:r>
+    </w:p>
+    <w:p>
+      <w:pPr>
+        <w:pStyle w:val="Formel"/>
+      </w:pPr>
+      <m:oMath>
+        <m:d>
+          <m:dPr>
+            <m:begChr m:val="|"/>
+            <m:endChr m:val="|"/>
+            <m:ctrlPr/>
+          </m:dPr>
+          <m:e>
+            <m:r>
+              <m:t>A</m:t>
+            </m:r>
+          </m:e>
+        </m:d>
+        <m:r>
+          <m:t>=n ⟹ </m:t>
+        </m:r>
+        <m:d>
+          <m:dPr>
+            <m:begChr m:val="|"/>
+            <m:endChr m:val="|"/>
+            <m:ctrlPr/>
+          </m:dPr>
+          <m:e>
+            <m:r>
+              <m:rPr>
+                <m:scr m:val="script"/>
+              </m:rPr>
+              <m:t>P</m:t>
+            </m:r>
+            <m:d>
+              <m:dPr>
+                <m:ctrlPr/>
+              </m:dPr>
+              <m:e>
+                <m:r>
+                  <m:t>A</m:t>
+                </m:r>
+              </m:e>
+            </m:d>
+          </m:e>
+        </m:d>
+        <m:r>
+          <m:t>=</m:t>
+        </m:r>
+        <m:sSup>
+          <m:sSupPr>
+            <m:ctrlPr/>
+          </m:sSupPr>
+          <m:e>
+            <m:r>
+              <m:t>2</m:t>
+            </m:r>
+          </m:e>
+          <m:sup>
+            <m:r>
+              <m:t>n</m:t>
+            </m:r>
+          </m:sup>
+        </m:sSup>
+      </m:oMath>
+      <w:r>
+        <w:tab/>
+        <w:t>(3.1</w:t>
+      </w:r>
+      <w:r>
+        <w:t>8</w:t>
+      </w:r>
+      <w:r>
+        <w:t>)</w:t>
+      </w:r>
+    </w:p>
+    <w:p>
+      <w:pPr>
+        <w:pStyle w:val="StandardWeb"/>
+      </w:pPr>
+      <w:r>
+        <w:t>Die Potenzmenge ist für meinen weiteren Aufbau wichtig, weil sie nicht einzelne Elemente, sondern alle möglichen Zusammenstellungen von Elementen erfasst. Bereits eine begrenzte Anzahl unterscheidbarer Zustände erzeugt damit eine wesentlich größere Anzahl möglicher Zustandsgruppen. Ich übernehme daraus noch keine Aussage über physikalische Realisierbarkeit. Die Potenzmenge beschreibt zunächst nur die formal möglichen Teilmengen.</w:t>
+      </w:r>
+    </w:p>
+    <w:p>
+      <w:pPr>
+        <w:pStyle w:val="berschrift4"/>
+      </w:pPr>
+      <w:r>
+        <w:t>Geordnete Paare und kartesisches Produkt</w:t>
+      </w:r>
+    </w:p>
+    <w:p>
+      <w:pPr>
+        <w:pStyle w:val="StandardWeb"/>
+      </w:pPr>
+      <w:r>
+        <w:t>Eine Menge allein enthält keine Reihenfolge ihrer Elemente. Für die Beschreibung gerichteter Beziehungen benötige ich daher geordnete Paare. Bei einem geordneten Paar ist die Stellung der Komponenten wesentlich. Im Allgemeinen gilt</w:t>
+      </w:r>
+    </w:p>
+    <w:p>
+      <w:pPr>
+        <w:pStyle w:val="Formel"/>
+      </w:pPr>
+      <m:oMath>
+        <m:d>
+          <m:dPr>
+            <m:ctrlPr/>
+          </m:dPr>
+          <m:e>
+            <m:r>
+              <m:t>a,b</m:t>
+            </m:r>
+          </m:e>
+        </m:d>
+        <m:r>
+          <m:t>≠</m:t>
+        </m:r>
+        <m:d>
+          <m:dPr>
+            <m:ctrlPr/>
+          </m:dPr>
+          <m:e>
+            <m:r>
+              <m:t>b,a</m:t>
+            </m:r>
+          </m:e>
+        </m:d>
+      </m:oMath>
+      <w:r>
+        <w:tab/>
+        <w:t>(3.1</w:t>
+      </w:r>
+      <w:r>
+        <w:t>9</w:t>
+      </w:r>
+      <w:r>
+        <w:t>)</w:t>
+      </w:r>
+    </w:p>
+    <w:p>
+      <w:pPr>
+        <w:pStyle w:val="StandardWeb"/>
+      </w:pPr>
+      <w:r>
+        <w:t xml:space="preserve">Aus zwei Mengen </w:t>
+      </w:r>
+      <m:oMath>
+        <m:r>
+          <w:rPr>
+            <w:rFonts w:ascii="Cambria Math" w:hAnsi="Cambria Math"/>
+          </w:rPr>
+          <m:t>A</m:t>
+        </m:r>
+      </m:oMath>
+      <w:r>
+        <w:t xml:space="preserve"> und </w:t>
+      </w:r>
+      <m:oMath>
+        <m:r>
+          <w:rPr>
+            <w:rFonts w:ascii="Cambria Math" w:hAnsi="Cambria Math"/>
+          </w:rPr>
+          <m:t>B</m:t>
+        </m:r>
+      </m:oMath>
+      <w:r>
+        <w:t xml:space="preserve"> wird das kartesische Produkt gebildet:</w:t>
+      </w:r>
+    </w:p>
+    <w:p>
+      <w:pPr>
+        <w:pStyle w:val="Formel"/>
+      </w:pPr>
+      <m:oMath>
+        <m:r>
+          <m:t>A×B=</m:t>
+        </m:r>
+        <m:d>
+          <m:dPr>
+            <m:ctrlPr/>
+          </m:dPr>
+          <m:e>
+            <m:r>
+              <m:t>a,b</m:t>
+            </m:r>
+          </m:e>
+        </m:d>
+        <m:r>
+          <m:t>∣a∈A∧b∈B</m:t>
+        </m:r>
+      </m:oMath>
+      <w:r>
+        <w:tab/>
+        <w:t>(3.</w:t>
+      </w:r>
+      <w:r>
+        <w:t>20</w:t>
+      </w:r>
+      <w:r>
+        <w:t>)</w:t>
+      </w:r>
+    </w:p>
+    <w:p>
+      <w:pPr>
+        <w:pStyle w:val="StandardWeb"/>
+      </w:pPr>
+      <w:r>
+        <w:t xml:space="preserve">Das kartesische Produkt enthält sämtliche formal möglichen geordneten Paarungen eines Elements aus </w:t>
+      </w:r>
+      <m:oMath>
+        <m:r>
+          <w:rPr>
+            <w:rFonts w:ascii="Cambria Math" w:hAnsi="Cambria Math"/>
+          </w:rPr>
+          <m:t>A</m:t>
+        </m:r>
+      </m:oMath>
+      <w:r>
+        <w:t xml:space="preserve"> mit einem Element aus </w:t>
+      </w:r>
+      <m:oMath>
+        <m:r>
+          <w:rPr>
+            <w:rFonts w:ascii="Cambria Math" w:hAnsi="Cambria Math"/>
+          </w:rPr>
+          <m:t>B</m:t>
+        </m:r>
+      </m:oMath>
+      <w:r>
+        <w:t xml:space="preserve">. Für endliche Mengen gilt </w:t>
+      </w:r>
+    </w:p>
+    <w:p>
+      <w:pPr>
+        <w:pStyle w:val="Formel"/>
+      </w:pPr>
+      <m:oMath>
+        <m:d>
+          <m:dPr>
+            <m:begChr m:val="|"/>
+            <m:endChr m:val="|"/>
+            <m:ctrlPr/>
+          </m:dPr>
+          <m:e>
+            <m:r>
+              <m:t>A×B</m:t>
+            </m:r>
+          </m:e>
+        </m:d>
+        <m:r>
+          <m:t>=</m:t>
+        </m:r>
+        <m:d>
+          <m:dPr>
+            <m:begChr m:val="|"/>
+            <m:endChr m:val="|"/>
+            <m:ctrlPr/>
+          </m:dPr>
+          <m:e>
+            <m:r>
+              <m:t>A</m:t>
+            </m:r>
+          </m:e>
+        </m:d>
+        <m:r>
+          <m:t>⋅</m:t>
+        </m:r>
+        <m:d>
+          <m:dPr>
+            <m:begChr m:val="|"/>
+            <m:endChr m:val="|"/>
+            <m:ctrlPr/>
+          </m:dPr>
+          <m:e>
+            <m:r>
+              <m:t>B</m:t>
+            </m:r>
+          </m:e>
+        </m:d>
+      </m:oMath>
+      <w:r>
+        <w:tab/>
+        <w:t>(3.2</w:t>
+      </w:r>
+      <w:r>
+        <w:t>1</w:t>
+      </w:r>
+      <w:r>
+        <w:t>)</w:t>
+      </w:r>
+    </w:p>
+    <w:p>
+      <w:pPr>
+        <w:pStyle w:val="StandardWeb"/>
+      </w:pPr>
+      <w:r>
+        <w:t>Gleichung (3.20) erzeugt noch keine inhaltlich bestimmte Beziehung. Sie stellt lediglich die Gesamtheit aller möglichen Paarungen bereit. Welche dieser Paarungen tatsächlich als Beziehung zugelassen werden, wird erst durch eine Relation bestimmt.</w:t>
+      </w:r>
+    </w:p>
+    <w:p>
+      <w:pPr>
+        <w:pStyle w:val="berschrift4"/>
+      </w:pPr>
+      <w:r>
+        <w:t>Definition 3.2.2: Binäre Relation</w:t>
+      </w:r>
+    </w:p>
+    <w:p>
+      <w:pPr>
+        <w:pStyle w:val="StandardWeb"/>
+      </w:pPr>
+      <w:r>
+        <w:t xml:space="preserve">Eine binäre Relation </w:t>
+      </w:r>
+      <m:oMath>
+        <m:r>
+          <w:rPr>
+            <w:rFonts w:ascii="Cambria Math" w:hAnsi="Cambria Math"/>
+          </w:rPr>
+          <m:t>R</m:t>
+        </m:r>
+      </m:oMath>
+      <w:r>
+        <w:t xml:space="preserve"> zwischen den Mengen </w:t>
+      </w:r>
+      <m:oMath>
+        <m:r>
+          <w:rPr>
+            <w:rFonts w:ascii="Cambria Math" w:hAnsi="Cambria Math"/>
+          </w:rPr>
+          <m:t>A</m:t>
+        </m:r>
+      </m:oMath>
+      <w:r>
+        <w:t xml:space="preserve"> und </w:t>
+      </w:r>
+      <m:oMath>
+        <m:r>
+          <w:rPr>
+            <w:rFonts w:ascii="Cambria Math" w:hAnsi="Cambria Math"/>
+          </w:rPr>
+          <m:t>B</m:t>
+        </m:r>
+      </m:oMath>
+      <w:r>
+        <w:t xml:space="preserve"> ist eine Teilmenge ihres kartesischen Produkts:</w:t>
+      </w:r>
+    </w:p>
+    <w:p>
+      <w:pPr>
+        <w:pStyle w:val="Formel"/>
+      </w:pPr>
+      <m:oMath>
+        <m:r>
+          <m:t>R⊆A×B</m:t>
+        </m:r>
+      </m:oMath>
+      <w:r>
+        <w:tab/>
+        <w:t>(3.2</w:t>
+      </w:r>
+      <w:r>
+        <w:t>2</w:t>
+      </w:r>
+      <w:r>
+        <w:t>)</w:t>
+      </w:r>
+    </w:p>
+    <w:p>
+      <w:pPr>
+        <w:pStyle w:val="StandardWeb"/>
+      </w:pPr>
+      <w:r>
+        <w:t xml:space="preserve">Gilt </w:t>
+      </w:r>
+      <m:oMath>
+        <m:d>
+          <m:dPr>
+            <m:ctrlPr>
+              <w:rPr>
+                <w:rFonts w:ascii="Cambria Math" w:hAnsi="Cambria Math"/>
+                <w:i/>
+              </w:rPr>
+            </m:ctrlPr>
+          </m:dPr>
+          <m:e>
+            <m:r>
+              <w:rPr>
+                <w:rFonts w:ascii="Cambria Math" w:hAnsi="Cambria Math"/>
+              </w:rPr>
+              <m:t>a,b</m:t>
+            </m:r>
+          </m:e>
+        </m:d>
+        <m:r>
+          <m:rPr>
+            <m:sty m:val="p"/>
+          </m:rPr>
+          <w:rPr>
+            <w:rFonts w:ascii="Cambria Math" w:hAnsi="Cambria Math"/>
+          </w:rPr>
+          <m:t>∈</m:t>
+        </m:r>
+        <m:r>
+          <w:rPr>
+            <w:rFonts w:ascii="Cambria Math" w:hAnsi="Cambria Math"/>
+          </w:rPr>
+          <m:t>R</m:t>
+        </m:r>
+      </m:oMath>
+      <w:r>
+        <w:t>, schreibe ich auch</w:t>
+      </w:r>
+    </w:p>
+    <w:p>
+      <w:pPr>
+        <w:pStyle w:val="Formel"/>
+      </w:pPr>
+      <m:oMath>
+        <m:r>
+          <w:lastRenderedPageBreak/>
+          <m:t>a,R,b</m:t>
+        </m:r>
+      </m:oMath>
+      <w:r>
+        <w:tab/>
+        <w:t>(3.2</w:t>
+      </w:r>
+      <w:r>
+        <w:t>3</w:t>
+      </w:r>
+      <w:r>
+        <w:t>)</w:t>
+      </w:r>
+    </w:p>
+    <w:p>
+      <w:pPr>
+        <w:pStyle w:val="StandardWeb"/>
+      </w:pPr>
+      <w:r>
+        <w:t xml:space="preserve">Damit wird erstmals eine ausgewählte Verbindung zwischen Elementen formal beschrieben. Das kartesische Produkt enthält alle möglichen Paarungen; die Relation </w:t>
+      </w:r>
+      <m:oMath>
+        <m:r>
+          <w:rPr>
+            <w:rFonts w:ascii="Cambria Math" w:hAnsi="Cambria Math"/>
+          </w:rPr>
+          <m:t>R</m:t>
+        </m:r>
+      </m:oMath>
+      <w:r>
+        <w:t xml:space="preserve"> bestimmt, welche dieser Paarungen innerhalb der jeweiligen mathematischen Struktur tatsächlich berücksichtigt werden.</w:t>
+      </w:r>
+    </w:p>
+    <w:p>
+      <w:pPr>
+        <w:pStyle w:val="StandardWeb"/>
+      </w:pPr>
+      <w:r>
+        <w:t xml:space="preserve">Die formale Untersuchung von Relationen ist bereits in den logischen und mathematischen Arbeiten von Gottlob Frege [62] und Alfred </w:t>
+      </w:r>
+      <w:proofErr w:type="spellStart"/>
+      <w:r>
+        <w:t>Tarski</w:t>
+      </w:r>
+      <w:proofErr w:type="spellEnd"/>
+      <w:r>
+        <w:t xml:space="preserve"> [59] von grundlegender Bedeutung. Saunders Mac Lane hebt darüber hinaus hervor, dass mathematische Strukturen nicht nur durch ihre Objekte, sondern wesentlich durch die zwischen ihnen bestehenden Abbildungen und Beziehungen verständlich werden [60]. Für meine Untersuchung ist dies ein entscheidender Übergang. Eine Menge erfasst, welche Elemente betrachtet werden. Eine Relation erfasst zusätzlich, welche Elemente innerhalb einer gewählten Beschreibung miteinander verbunden sind.</w:t>
+      </w:r>
+    </w:p>
+    <w:p>
+      <w:pPr>
+        <w:pStyle w:val="StandardWeb"/>
+      </w:pPr>
+      <w:r>
+        <w:t>Ich übernehme für das FRZK jedoch nicht jede beliebige mengentheoretisch mögliche Relation. Gleichung (3.22) beschreibt zunächst nur die formale Grundstruktur. Ob eine Relation symmetrisch, gerichtet, transitiv, reflexiv, funktional oder empirisch begründet ist, muss jeweils zusätzlich bestimmt werden. Ebenso folgt aus dem bloßen Bestehen einer Relation noch keine physikalische Wechselwirkung und keine kausale Verbindung.</w:t>
+      </w:r>
+    </w:p>
+    <w:p>
+      <w:pPr>
+        <w:pStyle w:val="berschrift4"/>
+      </w:pPr>
+      <w:r>
+        <w:t>Wissenschaftliche Einordnung</w:t>
+      </w:r>
+    </w:p>
+    <w:p>
+      <w:pPr>
+        <w:pStyle w:val="StandardWeb"/>
+      </w:pPr>
+      <w:r>
+        <w:t>Mit den bisherigen Festlegungen habe ich die erste formale Ebene der mathematischen Modellbildung bestimmt. Eine Menge legt fest, welche Elemente gemeinsam betrachtet werden. Eine Teilmenge schränkt diesen Bereich ein. Mengenoperationen erzeugen neue Auswahlbereiche. Das kartesische Produkt stellt mögliche geordnete Paarungen bereit. Eine Relation wählt daraus bestimmte Verbindungen aus.</w:t>
+      </w:r>
+    </w:p>
+    <w:p>
+      <w:pPr>
+        <w:pStyle w:val="StandardWeb"/>
+      </w:pPr>
+      <w:r>
+        <w:t>Diese Schritte sind formal, aber nicht voraussetzungslos. Ich muss in jedem Modell entscheiden,</w:t>
+      </w:r>
+    </w:p>
+    <w:p>
+      <w:pPr>
+        <w:pStyle w:val="Aufzhlung"/>
+      </w:pPr>
       <w:bookmarkStart w:id="0" w:name="_GoBack"/>
-      <w:bookmarkEnd w:id="0"/>
-      <w:r>
-        <w:rPr>
-          <w:rStyle w:val="HTMLCode"/>
-          <w:rFonts w:ascii="Times New Roman" w:eastAsia="Calibri" w:hAnsi="Times New Roman" w:cs="Calibri"/>
-        </w:rPr>
-        <w:tab/>
-      </w:r>
-      <w:r>
-        <w:rPr>
-          <w:rStyle w:val="mord"/>
-        </w:rPr>
-        <w:t>(3.2)</w:t>
-      </w:r>
-    </w:p>
+      <w:r>
+        <w:t>welche Objekte als voneinander unterscheidbar gelten,</w:t>
+      </w:r>
+    </w:p>
+    <w:p>
+      <w:pPr>
+        <w:pStyle w:val="Aufzhlung"/>
+      </w:pPr>
+      <w:r>
+        <w:t>welche Grundmenge zugelassen wird,</w:t>
+      </w:r>
+    </w:p>
+    <w:p>
+      <w:pPr>
+        <w:pStyle w:val="Aufzhlung"/>
+      </w:pPr>
+      <w:r>
+        <w:t>nach welchen Bedingungen Teilmengen gebildet werden,</w:t>
+      </w:r>
+    </w:p>
+    <w:p>
+      <w:pPr>
+        <w:pStyle w:val="Aufzhlung"/>
+      </w:pPr>
+      <w:r>
+        <w:t>welche Paarungen als Beziehungen gelten,</w:t>
+      </w:r>
+    </w:p>
+    <w:p>
+      <w:pPr>
+        <w:pStyle w:val="Aufzhlung"/>
+      </w:pPr>
+      <w:r>
+        <w:t>und welche inhaltliche Interpretation diese Beziehungen erhalten.</w:t>
+      </w:r>
+    </w:p>
+    <w:bookmarkEnd w:id="0"/>
     <w:p>
       <w:pPr>
         <w:pStyle w:val="StandardWeb"/>
       </w:pPr>
       <w:r>
-        <w:t>Die Gleichungen (3.1) und (3.2) bilden die elementare Sprache der Mengenlehre. Sämtliche späteren Konstruktionen – von Teilmengen über Relationen und Funktionen bis hin zu Vektorräumen, topologischen Räumen und algebraischen Strukturen – verwenden die Elementbeziehung als grundlegende mathematische Relation [6], [71], [73], [74].</w:t>
+        <w:t>Gerade darin liegt für mich die Bedeutung der Mengenlehre. Sie liefert keine fertige Theorie von Raum und Zeit. Sie zwingt mich jedoch dazu, die zugelassenen Objekte und die zwischen ihnen möglichen Beziehungen ausdrücklich festzulegen. Damit verhindert sie, dass Zustände, Beziehungen oder Strukturen unbemerkt als bereits vorhanden vorausgesetzt werden.</w:t>
       </w:r>
     </w:p>
     <w:p>
@@ -1596,7 +2611,7 @@
         <w:pStyle w:val="StandardWeb"/>
       </w:pPr>
       <w:r>
-        <w:t>Bereits an dieser Stelle wird deutlich, dass die Mengenlehre zwischen der Existenz eines mathematischen Objektes und seiner Zugehörigkeit zu einer bestimmten Menge unterscheidet. Ein Objekt kann gleichzeitig Element mehrerer Mengen sein oder keiner der aktuell betrachteten Mengen angehören. Aussagen über seine Eigenschaften, seine Herkunft oder seine funktionale Bedeutung werden dadurch jedoch nicht getroffen. Die Mengenlehre beschreibt ausschließlich die formale Zuordnung zwischen Objekt und Menge.</w:t>
+        <w:t>Für das FRZK werde ich deshalb später unterscheiden müssen zwischen der formalen Existenz eines Elements, seiner Zugehörigkeit zu einem Zustandsbereich, seinen Beziehungen zu anderen Elementen und seiner funktionalen Wirksamkeit. Diese Unterscheidungen werden in Kapitel 3.2 mathematisch vorbereitet. Ihre FRZK-spezifische Festlegung erfolgt erst in Kapitel 3.3.</w:t>
       </w:r>
     </w:p>
     <w:p>
@@ -1605,147 +2620,7 @@
       </w:pPr>
       <w:r>
         <w:lastRenderedPageBreak/>
-        <w:t>Für die weitere Entwicklung des Funktionalen Raum-Zeit-Kohärenzsystems besitzt diese Unterscheidung eine grundlegende Bedeutung. Auch im FRZK werden Zustände, Operatoren und weitere mathematische Objekte zunächst als Elemente geeigneter Mengen beschrieben. Die Zugehörigkeit zu einer Menge begründet jedoch noch keine funktionale Beziehung zwischen diesen Objekten. Funktionale Zusammenhänge entstehen erst durch die in den folgenden Abschnitten eingeführten Relationen, Abbildungen, Operatoren und Kohärenzbedingungen.</w:t>
-      </w:r>
-    </w:p>
-    <w:p>
-      <w:pPr>
-        <w:pStyle w:val="StandardWeb"/>
-      </w:pPr>
-      <w:r>
-        <w:t>Die Mengenlehre stellt damit den formalen Träger der mathematischen Beschreibung bereit. Sie legt jedoch weder die Dynamik eines Systems noch die Wechselwirkungen seiner Elemente fest. Diese Fragestellungen bilden den eigentlichen Gegenstand des Funktionalen Raum-Zeit-Kohärenzsystems und werden deshalb erst in den späteren Kapiteln entwickelt.</w:t>
-      </w:r>
-    </w:p>
-    <w:p>
-      <w:pPr>
-        <w:pStyle w:val="StandardWeb"/>
-      </w:pPr>
-      <w:r>
-        <w:t xml:space="preserve">Aus der Definition des Mengenbegriffs folgt unmittelbar das grundlegende Identitätsprinzip der Mengenlehre. Zwei Mengen gelten genau dann als identisch, wenn sie dieselben Elemente enthalten. Dieses </w:t>
-      </w:r>
-      <w:proofErr w:type="spellStart"/>
-      <w:r>
-        <w:rPr>
-          <w:rStyle w:val="Fett"/>
-        </w:rPr>
-        <w:t>Extensionalitätsaxiom</w:t>
-      </w:r>
-      <w:proofErr w:type="spellEnd"/>
-      <w:r>
-        <w:t xml:space="preserve"> bildet den Ausgangspunkt der modernen axiomatischen Mengenlehre und wird im folgenden Abschnitt formal entwickelt.</w:t>
-      </w:r>
-    </w:p>
-    <w:p>
-      <w:r>
-        <w:pict>
-          <v:rect id="_x0000_i1026" style="width:0;height:1.5pt" o:hralign="center" o:hrstd="t" o:hr="t" fillcolor="#a0a0a0" stroked="f"/>
-        </w:pict>
-      </w:r>
-    </w:p>
-    <w:p>
-      <w:pPr>
-        <w:pStyle w:val="StandardWeb"/>
-      </w:pPr>
-      <w:r>
-        <w:t xml:space="preserve">Diese Version passt deutlich besser zu Kapitel </w:t>
-      </w:r>
-      <w:r>
-        <w:rPr>
-          <w:rStyle w:val="Fett"/>
-        </w:rPr>
-        <w:t>3.1</w:t>
-      </w:r>
-      <w:r>
-        <w:t>:</w:t>
-      </w:r>
-    </w:p>
-    <w:p>
-      <w:pPr>
-        <w:numPr>
-          <w:ilvl w:val="0"/>
-          <w:numId w:val="14"/>
-        </w:numPr>
-        <w:spacing w:before="100" w:beforeAutospacing="1" w:after="100" w:afterAutospacing="1"/>
-      </w:pPr>
-      <w:r>
-        <w:t xml:space="preserve">wissenschaftliche Einordnung → Definition → mathematische Interpretation → Überleitung, </w:t>
-      </w:r>
-    </w:p>
-    <w:p>
-      <w:pPr>
-        <w:numPr>
-          <w:ilvl w:val="0"/>
-          <w:numId w:val="14"/>
-        </w:numPr>
-        <w:spacing w:before="100" w:beforeAutospacing="1" w:after="100" w:afterAutospacing="1"/>
-      </w:pPr>
-      <w:r>
-        <w:t xml:space="preserve">Literatur ist an den fachlich relevanten Stellen eingebunden, </w:t>
-      </w:r>
-    </w:p>
-    <w:p>
-      <w:pPr>
-        <w:numPr>
-          <w:ilvl w:val="0"/>
-          <w:numId w:val="14"/>
-        </w:numPr>
-        <w:spacing w:before="100" w:beforeAutospacing="1" w:after="100" w:afterAutospacing="1"/>
-      </w:pPr>
-      <w:r>
-        <w:t>die Gleichungsnummern sind konsistent (</w:t>
-      </w:r>
-      <w:r>
-        <w:rPr>
-          <w:rStyle w:val="Fett"/>
-        </w:rPr>
-        <w:t>3.1</w:t>
-      </w:r>
-      <w:r>
-        <w:t xml:space="preserve"> und </w:t>
-      </w:r>
-      <w:r>
-        <w:rPr>
-          <w:rStyle w:val="Fett"/>
-        </w:rPr>
-        <w:t>3.2</w:t>
-      </w:r>
-      <w:r>
-        <w:t xml:space="preserve">), </w:t>
-      </w:r>
-    </w:p>
-    <w:p>
-      <w:pPr>
-        <w:numPr>
-          <w:ilvl w:val="0"/>
-          <w:numId w:val="14"/>
-        </w:numPr>
-        <w:spacing w:before="100" w:beforeAutospacing="1" w:after="100" w:afterAutospacing="1"/>
-      </w:pPr>
-      <w:r>
-        <w:t xml:space="preserve">die Überleitung zu </w:t>
-      </w:r>
-      <w:r>
-        <w:rPr>
-          <w:rStyle w:val="Fett"/>
-        </w:rPr>
-        <w:t>3.2.1.4 (</w:t>
-      </w:r>
-      <w:proofErr w:type="spellStart"/>
-      <w:r>
-        <w:rPr>
-          <w:rStyle w:val="Fett"/>
-        </w:rPr>
-        <w:t>Extensionalitätsaxiom</w:t>
-      </w:r>
-      <w:proofErr w:type="spellEnd"/>
-      <w:r>
-        <w:rPr>
-          <w:rStyle w:val="Fett"/>
-        </w:rPr>
-        <w:t>)</w:t>
-      </w:r>
-      <w:r>
-        <w:t xml:space="preserve"> ist sauber vorbereitet.</w:t>
+        <w:t>Eine Relation nach Gleichung (3.22) kann einem Element mehrere, genau ein oder auch kein Element zuordnen. Für die weitere Entwicklung muss daher als Nächstes bestimmt werden, unter welchen Bedingungen eine Relation zu einer eindeutigen Abbildung beziehungsweise Funktion wird. Dies ist Gegenstand von Abschnitt 3.2.2.</w:t>
       </w:r>
     </w:p>
     <w:p>
@@ -3929,7 +4804,7 @@
   <w:style w:type="paragraph" w:default="1" w:styleId="Standard">
     <w:name w:val="Normal"/>
     <w:qFormat/>
-    <w:rsid w:val="00433BF7"/>
+    <w:rsid w:val="00641045"/>
     <w:pPr>
       <w:spacing w:after="120"/>
     </w:pPr>
@@ -3947,7 +4822,7 @@
     <w:link w:val="berschrift1Zchn"/>
     <w:uiPriority w:val="9"/>
     <w:qFormat/>
-    <w:rsid w:val="00433BF7"/>
+    <w:rsid w:val="00641045"/>
     <w:pPr>
       <w:outlineLvl w:val="0"/>
     </w:pPr>
@@ -3965,7 +4840,7 @@
     <w:uiPriority w:val="9"/>
     <w:unhideWhenUsed/>
     <w:qFormat/>
-    <w:rsid w:val="00433BF7"/>
+    <w:rsid w:val="00641045"/>
     <w:pPr>
       <w:outlineLvl w:val="1"/>
     </w:pPr>
@@ -3983,7 +4858,7 @@
     <w:uiPriority w:val="9"/>
     <w:unhideWhenUsed/>
     <w:qFormat/>
-    <w:rsid w:val="00433BF7"/>
+    <w:rsid w:val="00641045"/>
     <w:pPr>
       <w:outlineLvl w:val="2"/>
     </w:pPr>
@@ -4001,7 +4876,7 @@
     <w:uiPriority w:val="9"/>
     <w:unhideWhenUsed/>
     <w:qFormat/>
-    <w:rsid w:val="00433BF7"/>
+    <w:rsid w:val="00641045"/>
     <w:pPr>
       <w:outlineLvl w:val="3"/>
     </w:pPr>
@@ -4020,7 +4895,7 @@
     <w:semiHidden/>
     <w:unhideWhenUsed/>
     <w:qFormat/>
-    <w:rsid w:val="00433BF7"/>
+    <w:rsid w:val="00641045"/>
     <w:pPr>
       <w:keepNext/>
       <w:keepLines/>
@@ -4042,7 +4917,7 @@
     <w:semiHidden/>
     <w:unhideWhenUsed/>
     <w:qFormat/>
-    <w:rsid w:val="00433BF7"/>
+    <w:rsid w:val="00641045"/>
     <w:pPr>
       <w:keepNext/>
       <w:keepLines/>
@@ -4061,7 +4936,7 @@
     <w:uiPriority w:val="1"/>
     <w:semiHidden/>
     <w:unhideWhenUsed/>
-    <w:rsid w:val="00433BF7"/>
+    <w:rsid w:val="00641045"/>
   </w:style>
   <w:style w:type="table" w:default="1" w:styleId="NormaleTabelle">
     <w:name w:val="Normal Table"/>
@@ -4083,13 +4958,13 @@
     <w:uiPriority w:val="99"/>
     <w:semiHidden/>
     <w:unhideWhenUsed/>
-    <w:rsid w:val="00433BF7"/>
+    <w:rsid w:val="00641045"/>
   </w:style>
   <w:style w:type="character" w:customStyle="1" w:styleId="berschrift1Zchn">
     <w:name w:val="Überschrift 1 Zchn"/>
     <w:link w:val="berschrift1"/>
     <w:uiPriority w:val="9"/>
-    <w:rsid w:val="00433BF7"/>
+    <w:rsid w:val="00641045"/>
     <w:rPr>
       <w:rFonts w:eastAsia="Times New Roman" w:cs="Calibri"/>
       <w:b/>
@@ -4102,7 +4977,7 @@
     <w:name w:val="Überschrift 2 Zchn"/>
     <w:link w:val="berschrift2"/>
     <w:uiPriority w:val="9"/>
-    <w:rsid w:val="00433BF7"/>
+    <w:rsid w:val="00641045"/>
     <w:rPr>
       <w:rFonts w:eastAsia="Times New Roman" w:cs="Calibri"/>
       <w:b/>
@@ -4115,7 +4990,7 @@
     <w:name w:val="Überschrift 3 Zchn"/>
     <w:link w:val="berschrift3"/>
     <w:uiPriority w:val="9"/>
-    <w:rsid w:val="00433BF7"/>
+    <w:rsid w:val="00641045"/>
     <w:rPr>
       <w:rFonts w:eastAsia="Times New Roman" w:cs="Calibri"/>
       <w:b/>
@@ -4128,7 +5003,7 @@
     <w:name w:val="Überschrift 4 Zchn"/>
     <w:link w:val="berschrift4"/>
     <w:uiPriority w:val="9"/>
-    <w:rsid w:val="00433BF7"/>
+    <w:rsid w:val="00641045"/>
     <w:rPr>
       <w:rFonts w:eastAsia="Times New Roman" w:cs="Calibri"/>
       <w:b/>
@@ -4142,7 +5017,7 @@
     <w:link w:val="berschrift5"/>
     <w:uiPriority w:val="9"/>
     <w:semiHidden/>
-    <w:rsid w:val="00433BF7"/>
+    <w:rsid w:val="00641045"/>
     <w:rPr>
       <w:rFonts w:cs="Calibri"/>
       <w:b/>
@@ -4156,7 +5031,7 @@
     <w:link w:val="berschrift6"/>
     <w:uiPriority w:val="9"/>
     <w:semiHidden/>
-    <w:rsid w:val="00433BF7"/>
+    <w:rsid w:val="00641045"/>
     <w:rPr>
       <w:rFonts w:cs="Calibri"/>
       <w:b/>
@@ -4168,7 +5043,7 @@
     <w:basedOn w:val="Standard"/>
     <w:link w:val="CodeZchn"/>
     <w:qFormat/>
-    <w:rsid w:val="00433BF7"/>
+    <w:rsid w:val="00641045"/>
     <w:rPr>
       <w:rFonts w:ascii="Courier New" w:hAnsi="Courier New"/>
     </w:rPr>
@@ -4176,7 +5051,7 @@
   <w:style w:type="character" w:customStyle="1" w:styleId="CodeZchn">
     <w:name w:val="Code Zchn"/>
     <w:link w:val="Code"/>
-    <w:rsid w:val="00433BF7"/>
+    <w:rsid w:val="00641045"/>
     <w:rPr>
       <w:rFonts w:ascii="Courier New" w:eastAsia="Times New Roman" w:hAnsi="Courier New" w:cs="Calibri"/>
       <w:bCs/>
@@ -4187,7 +5062,7 @@
   <w:style w:type="character" w:styleId="IntensiveHervorhebung">
     <w:name w:val="Intense Emphasis"/>
     <w:uiPriority w:val="21"/>
-    <w:rsid w:val="00433BF7"/>
+    <w:rsid w:val="00641045"/>
     <w:rPr>
       <w:i/>
       <w:iCs/>
@@ -4196,7 +5071,7 @@
   </w:style>
   <w:style w:type="table" w:customStyle="1" w:styleId="TableNormal">
     <w:name w:val="TableNormal"/>
-    <w:rsid w:val="00433BF7"/>
+    <w:rsid w:val="00641045"/>
     <w:pPr>
       <w:spacing w:after="200" w:line="259" w:lineRule="auto"/>
     </w:pPr>
@@ -4221,7 +5096,7 @@
     <w:link w:val="TitelZchn"/>
     <w:uiPriority w:val="10"/>
     <w:qFormat/>
-    <w:rsid w:val="00433BF7"/>
+    <w:rsid w:val="00641045"/>
     <w:pPr>
       <w:keepNext/>
       <w:keepLines/>
@@ -4238,7 +5113,7 @@
     <w:name w:val="Titel Zchn"/>
     <w:link w:val="Titel"/>
     <w:uiPriority w:val="10"/>
-    <w:rsid w:val="00433BF7"/>
+    <w:rsid w:val="00641045"/>
     <w:rPr>
       <w:rFonts w:cs="Calibri"/>
       <w:b/>
@@ -4254,7 +5129,7 @@
     <w:link w:val="UntertitelZchn"/>
     <w:uiPriority w:val="11"/>
     <w:qFormat/>
-    <w:rsid w:val="00433BF7"/>
+    <w:rsid w:val="00641045"/>
     <w:pPr>
       <w:keepNext/>
       <w:keepLines/>
@@ -4272,7 +5147,7 @@
     <w:name w:val="Untertitel Zchn"/>
     <w:link w:val="Untertitel"/>
     <w:uiPriority w:val="11"/>
-    <w:rsid w:val="00433BF7"/>
+    <w:rsid w:val="00641045"/>
     <w:rPr>
       <w:rFonts w:ascii="Georgia" w:eastAsia="Georgia" w:hAnsi="Georgia" w:cs="Georgia"/>
       <w:bCs/>
@@ -4287,7 +5162,7 @@
     <w:basedOn w:val="Standard"/>
     <w:link w:val="AufzhlungZchn"/>
     <w:qFormat/>
-    <w:rsid w:val="00433BF7"/>
+    <w:rsid w:val="00641045"/>
     <w:pPr>
       <w:numPr>
         <w:numId w:val="1"/>
@@ -4301,7 +5176,7 @@
   <w:style w:type="character" w:customStyle="1" w:styleId="AufzhlungZchn">
     <w:name w:val="Aufzählung Zchn"/>
     <w:link w:val="Aufzhlung"/>
-    <w:rsid w:val="00433BF7"/>
+    <w:rsid w:val="00641045"/>
     <w:rPr>
       <w:rFonts w:cs="Calibri"/>
       <w:bCs/>
@@ -4317,7 +5192,7 @@
     <w:autoRedefine/>
     <w:uiPriority w:val="29"/>
     <w:qFormat/>
-    <w:rsid w:val="00433BF7"/>
+    <w:rsid w:val="00641045"/>
     <w:pPr>
       <w:tabs>
         <w:tab w:val="left" w:pos="1134"/>
@@ -4335,7 +5210,7 @@
     <w:name w:val="Zitat Zchn"/>
     <w:link w:val="Zitat"/>
     <w:uiPriority w:val="29"/>
-    <w:rsid w:val="00433BF7"/>
+    <w:rsid w:val="00641045"/>
     <w:rPr>
       <w:rFonts w:eastAsia="Times New Roman" w:cs="Calibri"/>
       <w:bCs/>
@@ -4351,7 +5226,7 @@
     <w:basedOn w:val="Standard"/>
     <w:link w:val="AbbildungsnameZchn"/>
     <w:qFormat/>
-    <w:rsid w:val="00433BF7"/>
+    <w:rsid w:val="00641045"/>
     <w:pPr>
       <w:spacing w:after="240" w:line="259" w:lineRule="auto"/>
       <w:jc w:val="center"/>
@@ -4364,7 +5239,7 @@
   <w:style w:type="character" w:customStyle="1" w:styleId="AbbildungsnameZchn">
     <w:name w:val="Abbildungsname Zchn"/>
     <w:link w:val="Abbildungsname"/>
-    <w:rsid w:val="00433BF7"/>
+    <w:rsid w:val="00641045"/>
     <w:rPr>
       <w:rFonts w:eastAsia="Times New Roman" w:cs="Calibri"/>
       <w:bCs/>
@@ -4378,7 +5253,7 @@
     <w:basedOn w:val="Standard"/>
     <w:link w:val="TabelleninhaltZchn"/>
     <w:qFormat/>
-    <w:rsid w:val="00433BF7"/>
+    <w:rsid w:val="00641045"/>
     <w:pPr>
       <w:spacing w:after="0" w:line="360" w:lineRule="auto"/>
     </w:pPr>
@@ -4386,7 +5261,7 @@
   <w:style w:type="character" w:customStyle="1" w:styleId="TabelleninhaltZchn">
     <w:name w:val="Tabelleninhalt Zchn"/>
     <w:link w:val="Tabelleninhalt"/>
-    <w:rsid w:val="00433BF7"/>
+    <w:rsid w:val="00641045"/>
     <w:rPr>
       <w:rFonts w:eastAsia="Times New Roman" w:cs="Calibri"/>
       <w:bCs/>
@@ -4398,9 +5273,8 @@
     <w:name w:val="Normal (Web)"/>
     <w:basedOn w:val="Standard"/>
     <w:uiPriority w:val="99"/>
-    <w:semiHidden/>
     <w:unhideWhenUsed/>
-    <w:rsid w:val="00433BF7"/>
+    <w:rsid w:val="00641045"/>
     <w:pPr>
       <w:spacing w:before="100" w:beforeAutospacing="1" w:after="100" w:afterAutospacing="1"/>
     </w:pPr>
@@ -4412,7 +5286,7 @@
     <w:name w:val="Strong"/>
     <w:uiPriority w:val="22"/>
     <w:qFormat/>
-    <w:rsid w:val="00433BF7"/>
+    <w:rsid w:val="00641045"/>
     <w:rPr>
       <w:b/>
       <w:bCs/>
@@ -4422,7 +5296,7 @@
     <w:name w:val="List Paragraph"/>
     <w:basedOn w:val="Standard"/>
     <w:uiPriority w:val="34"/>
-    <w:rsid w:val="00433BF7"/>
+    <w:rsid w:val="00641045"/>
     <w:pPr>
       <w:ind w:left="720"/>
       <w:contextualSpacing/>
@@ -4432,7 +5306,7 @@
     <w:name w:val="Placeholder Text"/>
     <w:uiPriority w:val="99"/>
     <w:semiHidden/>
-    <w:rsid w:val="00433BF7"/>
+    <w:rsid w:val="00641045"/>
     <w:rPr>
       <w:color w:val="808080"/>
     </w:rPr>
@@ -4443,7 +5317,7 @@
     <w:link w:val="FormelZchn"/>
     <w:autoRedefine/>
     <w:qFormat/>
-    <w:rsid w:val="00433BF7"/>
+    <w:rsid w:val="00641045"/>
     <w:pPr>
       <w:tabs>
         <w:tab w:val="left" w:pos="7088"/>
@@ -4460,7 +5334,7 @@
   <w:style w:type="character" w:customStyle="1" w:styleId="FormelZchn">
     <w:name w:val="Formel Zchn"/>
     <w:link w:val="Formel"/>
-    <w:rsid w:val="00433BF7"/>
+    <w:rsid w:val="00641045"/>
     <w:rPr>
       <w:rFonts w:ascii="Cambria Math" w:hAnsi="Cambria Math" w:cs="Calibri"/>
       <w:bCs/>
@@ -4476,7 +5350,7 @@
     <w:link w:val="ZahlenlisteZchn"/>
     <w:autoRedefine/>
     <w:qFormat/>
-    <w:rsid w:val="00433BF7"/>
+    <w:rsid w:val="00641045"/>
     <w:pPr>
       <w:numPr>
         <w:numId w:val="5"/>
@@ -4488,7 +5362,7 @@
   <w:style w:type="character" w:customStyle="1" w:styleId="ZahlenlisteZchn">
     <w:name w:val="Zahlenliste Zchn"/>
     <w:link w:val="Zahlenliste"/>
-    <w:rsid w:val="00433BF7"/>
+    <w:rsid w:val="00641045"/>
     <w:rPr>
       <w:rFonts w:eastAsia="Times New Roman" w:cs="Calibri"/>
       <w:bCs/>
@@ -4501,7 +5375,7 @@
     <w:link w:val="TiefgestelltZchn"/>
     <w:autoRedefine/>
     <w:qFormat/>
-    <w:rsid w:val="00433BF7"/>
+    <w:rsid w:val="00641045"/>
     <w:rPr>
       <w:rFonts w:eastAsia="Times New Roman"/>
       <w:sz w:val="24"/>
@@ -4512,7 +5386,7 @@
   <w:style w:type="character" w:customStyle="1" w:styleId="TiefgestelltZchn">
     <w:name w:val="Tiefgestellt Zchn"/>
     <w:link w:val="Tiefgestellt"/>
-    <w:rsid w:val="00433BF7"/>
+    <w:rsid w:val="00641045"/>
     <w:rPr>
       <w:rFonts w:eastAsia="Times New Roman"/>
       <w:sz w:val="24"/>
@@ -4525,7 +5399,7 @@
     <w:link w:val="QuellenverzeichnisZchn"/>
     <w:autoRedefine/>
     <w:qFormat/>
-    <w:rsid w:val="00433BF7"/>
+    <w:rsid w:val="00641045"/>
     <w:pPr>
       <w:tabs>
         <w:tab w:val="num" w:pos="720"/>
@@ -4542,7 +5416,7 @@
   <w:style w:type="character" w:customStyle="1" w:styleId="QuellenverzeichnisZchn">
     <w:name w:val="Quellenverzeichnis Zchn"/>
     <w:link w:val="Quellenverzeichnis"/>
-    <w:rsid w:val="00433BF7"/>
+    <w:rsid w:val="00641045"/>
     <w:rPr>
       <w:i/>
       <w:sz w:val="22"/>
@@ -4555,7 +5429,7 @@
     <w:basedOn w:val="Formel"/>
     <w:link w:val="FormelEinzelnZchn"/>
     <w:qFormat/>
-    <w:rsid w:val="00433BF7"/>
+    <w:rsid w:val="00641045"/>
     <w:pPr>
       <w:ind w:left="0" w:firstLine="0"/>
     </w:pPr>
@@ -4568,7 +5442,7 @@
   <w:style w:type="character" w:customStyle="1" w:styleId="FormelEinzelnZchn">
     <w:name w:val="FormelEinzeln Zchn"/>
     <w:link w:val="FormelEinzeln"/>
-    <w:rsid w:val="00433BF7"/>
+    <w:rsid w:val="00641045"/>
     <w:rPr>
       <w:rFonts w:ascii="Cambria Math" w:hAnsi="Cambria Math" w:cs="Calibri"/>
       <w:bCs/>
@@ -4581,7 +5455,7 @@
     <w:name w:val="SQLTabellennamen"/>
     <w:link w:val="SQLTabellennamenZchn"/>
     <w:qFormat/>
-    <w:rsid w:val="00433BF7"/>
+    <w:rsid w:val="00641045"/>
     <w:rPr>
       <w:rFonts w:ascii="Courier New" w:eastAsia="Times New Roman" w:hAnsi="Courier New"/>
       <w:b/>
@@ -4592,7 +5466,7 @@
   <w:style w:type="character" w:customStyle="1" w:styleId="SQLTabellennamenZchn">
     <w:name w:val="SQLTabellennamen Zchn"/>
     <w:link w:val="SQLTabellennamen"/>
-    <w:rsid w:val="00433BF7"/>
+    <w:rsid w:val="00641045"/>
     <w:rPr>
       <w:rFonts w:ascii="Courier New" w:eastAsia="Times New Roman" w:hAnsi="Courier New"/>
       <w:b/>
@@ -4603,7 +5477,7 @@
   <w:style w:type="character" w:customStyle="1" w:styleId="SQLTabellen">
     <w:name w:val="SQLTabellen"/>
     <w:uiPriority w:val="1"/>
-    <w:rsid w:val="00433BF7"/>
+    <w:rsid w:val="00641045"/>
     <w:rPr>
       <w:rFonts w:ascii="Courier New" w:hAnsi="Courier New"/>
       <w:b/>

--- a/Kapitel 3 neu/Neufassung 3.2 - V2/3.2 Mathematische Grundlagen_V2.docx
+++ b/Kapitel 3 neu/Neufassung 3.2 - V2/3.2 Mathematische Grundlagen_V2.docx
@@ -9413,21 +9413,20 @@
         <w:rPr>
           <w:rStyle w:val="StandardWeb"/>
         </w:rPr>
-        <w:t>3.87)0_{\</w:t>
-      </w:r>
-      <w:proofErr w:type="spellStart"/>
+        <w:t>3.87)0_{</w:t>
+      </w:r>
       <w:r>
         <w:rPr>
           <w:rStyle w:val="StandardWeb"/>
-        </w:rPr>
-        <w:t>mathbb</w:t>
-      </w:r>
-      <w:proofErr w:type="spellEnd"/>
+          <w:rFonts w:ascii="Cambria Math" w:hAnsi="Cambria Math" w:cs="Cambria Math"/>
+        </w:rPr>
+        <w:t>ℝ</w:t>
+      </w:r>
       <w:r>
         <w:rPr>
           <w:rStyle w:val="StandardWeb"/>
         </w:rPr>
-        <w:t>{R}^2} = \</w:t>
+        <w:t>^2} = \</w:t>
       </w:r>
       <w:proofErr w:type="spellStart"/>
       <w:r>
@@ -13128,6 +13127,6694 @@
         <w:t>Für das FRZK bildet der Vektorraum zunächst den mathematischen Rahmen eines möglichen Zustandsraumes. Welche Komponenten ein funktionaler Zustand besitzt, wie diese Komponenten interpretiert werden und ob zusätzliche Informationen über Richtung, Herkunft oder Kohärenz erhalten bleiben, wird nicht durch die klassische Vektorraumdefinition entschieden. Diese Festlegungen sind als eigenständige Konstruktionen des FRZK ausdrücklich von der übernommenen linearen Algebra zu trennen.</w:t>
       </w:r>
     </w:p>
+    <w:p>
+      <w:pPr>
+        <w:pStyle w:val="berschrift2"/>
+        <w:divId w:val="413279120"/>
+        <w:rPr>
+          <w:rFonts w:cs="Times New Roman"/>
+        </w:rPr>
+      </w:pPr>
+      <w:r>
+        <w:t xml:space="preserve">3.2.5 Linearkombinationen, Spannräume und </w:t>
+      </w:r>
+      <w:proofErr w:type="spellStart"/>
+      <w:r>
+        <w:t>Erzeugendensysteme</w:t>
+      </w:r>
+      <w:proofErr w:type="spellEnd"/>
+    </w:p>
+    <w:p>
+      <w:pPr>
+        <w:pStyle w:val="msonormal0"/>
+        <w:divId w:val="413279120"/>
+      </w:pPr>
+      <w:r>
+        <w:t xml:space="preserve">Mit der Definition des Vektorraums sind die beiden grundlegenden Operationen der linearen Algebra eingeführt. Daraus ergibt sich unmittelbar die Frage, welche Vektoren sich aus bereits bekannten Vektoren konstruieren lassen. Die lineare Algebra beantwortet diese Fragestellung durch den Begriff der Linearkombination. Er beschreibt, wie neue Vektoren durch Addition und Skalarmultiplikation aus vorhandenen Vektoren entstehen. </w:t>
+      </w:r>
+      <w:r>
+        <w:rPr>
+          <w:rStyle w:val="pdq2pgselectionanchor"/>
+        </w:rPr>
+        <w:t>[71, 74, 82]</w:t>
+      </w:r>
+    </w:p>
+    <w:p>
+      <w:pPr>
+        <w:pStyle w:val="msonormal0"/>
+        <w:divId w:val="413279120"/>
+      </w:pPr>
+      <w:r>
+        <w:t xml:space="preserve">Die Untersuchung von Linearkombinationen besitzt eine zentrale Bedeutung, da nahezu alle weiteren Begriffe der linearen Algebra – insbesondere Spannräume, Basen, Dimensionen und lineare Unabhängigkeit – unmittelbar auf diesem Konzept aufbauen. Ohne den Begriff der Linearkombination lässt sich weder beschreiben, welche Vektoren erzeugbar sind, noch welche Informationen zur vollständigen Beschreibung eines Vektorraums erforderlich sind. </w:t>
+      </w:r>
+      <w:r>
+        <w:rPr>
+          <w:rStyle w:val="pdq2pgselectionanchor"/>
+        </w:rPr>
+        <w:t>[71, 74, 82]</w:t>
+      </w:r>
+    </w:p>
+    <w:p>
+      <w:pPr>
+        <w:pStyle w:val="msonormal0"/>
+        <w:divId w:val="413279120"/>
+      </w:pPr>
+      <w:r>
+        <w:t>Für den weiteren Aufbau des Funktionalen Raum-Zeit-Kohärenzsystems wird zunächst ausschließlich die klassische mathematische Definition übernommen. Eine funktionale Interpretation der Linearkombinationen erfolgt erst nach Abschluss der mathematischen Grundlagen.</w:t>
+      </w:r>
+    </w:p>
+    <w:p>
+      <w:pPr>
+        <w:pStyle w:val="berschrift3"/>
+        <w:divId w:val="413279120"/>
+      </w:pPr>
+      <w:r>
+        <w:t>Definition 3.2.16: Linearkombination</w:t>
+      </w:r>
+    </w:p>
+    <w:p>
+      <w:pPr>
+        <w:pStyle w:val="msonormal0"/>
+        <w:divId w:val="413279120"/>
+      </w:pPr>
+      <w:r>
+        <w:t xml:space="preserve">Seien </w:t>
+      </w:r>
+    </w:p>
+    <w:p>
+      <w:pPr>
+        <w:pStyle w:val="Formel"/>
+        <w:divId w:val="413279120"/>
+      </w:pPr>
+      <m:oMath>
+        <m:sSub>
+          <m:sSubPr>
+            <m:ctrlPr>
+              <w:rPr>
+                <w:rStyle w:val="strut"/>
+                <w:i w:val="0"/>
+              </w:rPr>
+            </m:ctrlPr>
+          </m:sSubPr>
+          <m:e>
+            <m:r>
+              <w:rPr>
+                <w:rStyle w:val="strut"/>
+              </w:rPr>
+              <m:t>v</m:t>
+            </m:r>
+          </m:e>
+          <m:sub>
+            <m:r>
+              <m:rPr>
+                <m:sty m:val="p"/>
+              </m:rPr>
+              <w:rPr>
+                <w:rStyle w:val="strut"/>
+              </w:rPr>
+              <m:t>1</m:t>
+            </m:r>
+          </m:sub>
+        </m:sSub>
+        <m:r>
+          <m:rPr>
+            <m:sty m:val="p"/>
+          </m:rPr>
+          <w:rPr>
+            <w:rStyle w:val="strut"/>
+          </w:rPr>
+          <m:t>,</m:t>
+        </m:r>
+        <m:sSub>
+          <m:sSubPr>
+            <m:ctrlPr>
+              <w:rPr>
+                <w:rStyle w:val="strut"/>
+                <w:i w:val="0"/>
+              </w:rPr>
+            </m:ctrlPr>
+          </m:sSubPr>
+          <m:e>
+            <m:r>
+              <w:rPr>
+                <w:rStyle w:val="strut"/>
+              </w:rPr>
+              <m:t>v</m:t>
+            </m:r>
+          </m:e>
+          <m:sub>
+            <m:r>
+              <m:rPr>
+                <m:sty m:val="p"/>
+              </m:rPr>
+              <w:rPr>
+                <w:rStyle w:val="strut"/>
+              </w:rPr>
+              <m:t>2</m:t>
+            </m:r>
+          </m:sub>
+        </m:sSub>
+        <m:r>
+          <m:rPr>
+            <m:sty m:val="p"/>
+          </m:rPr>
+          <w:rPr>
+            <w:rStyle w:val="strut"/>
+          </w:rPr>
+          <m:t>,…,</m:t>
+        </m:r>
+        <m:sSub>
+          <m:sSubPr>
+            <m:ctrlPr>
+              <w:rPr>
+                <w:rStyle w:val="strut"/>
+                <w:i w:val="0"/>
+              </w:rPr>
+            </m:ctrlPr>
+          </m:sSubPr>
+          <m:e>
+            <m:r>
+              <w:rPr>
+                <w:rStyle w:val="strut"/>
+              </w:rPr>
+              <m:t>v</m:t>
+            </m:r>
+          </m:e>
+          <m:sub>
+            <m:r>
+              <w:rPr>
+                <w:rStyle w:val="strut"/>
+              </w:rPr>
+              <m:t>n</m:t>
+            </m:r>
+          </m:sub>
+        </m:sSub>
+        <m:r>
+          <m:rPr>
+            <m:sty m:val="p"/>
+          </m:rPr>
+          <w:rPr>
+            <w:rStyle w:val="strut"/>
+          </w:rPr>
+          <m:t>∈</m:t>
+        </m:r>
+        <m:r>
+          <w:rPr>
+            <w:rStyle w:val="strut"/>
+          </w:rPr>
+          <m:t>V</m:t>
+        </m:r>
+      </m:oMath>
+      <w:r>
+        <w:rPr>
+          <w:rStyle w:val="strut"/>
+        </w:rPr>
+        <w:tab/>
+      </w:r>
+      <w:r>
+        <w:rPr>
+          <w:rStyle w:val="Hervorhebung"/>
+        </w:rPr>
+        <w:t>(3.113)</w:t>
+      </w:r>
+    </w:p>
+    <w:p>
+      <w:pPr>
+        <w:pStyle w:val="msonormal0"/>
+        <w:divId w:val="413279120"/>
+      </w:pPr>
+      <w:r>
+        <w:t>und</w:t>
+      </w:r>
+    </w:p>
+    <w:p>
+      <w:pPr>
+        <w:pStyle w:val="Formel"/>
+        <w:divId w:val="413279120"/>
+      </w:pPr>
+      <m:oMath>
+        <m:sSub>
+          <m:sSubPr>
+            <m:ctrlPr>
+              <w:rPr>
+                <w:rStyle w:val="strut"/>
+                <w:i w:val="0"/>
+              </w:rPr>
+            </m:ctrlPr>
+          </m:sSubPr>
+          <m:e>
+            <m:r>
+              <w:rPr>
+                <w:rStyle w:val="strut"/>
+              </w:rPr>
+              <m:t>λ</m:t>
+            </m:r>
+            <m:ctrlPr>
+              <w:rPr>
+                <w:rStyle w:val="strut"/>
+              </w:rPr>
+            </m:ctrlPr>
+          </m:e>
+          <m:sub>
+            <m:r>
+              <m:rPr>
+                <m:sty m:val="p"/>
+              </m:rPr>
+              <w:rPr>
+                <w:rStyle w:val="strut"/>
+              </w:rPr>
+              <m:t>1</m:t>
+            </m:r>
+          </m:sub>
+        </m:sSub>
+        <m:r>
+          <m:rPr>
+            <m:sty m:val="p"/>
+          </m:rPr>
+          <w:rPr>
+            <w:rStyle w:val="strut"/>
+          </w:rPr>
+          <m:t>,</m:t>
+        </m:r>
+        <m:sSub>
+          <m:sSubPr>
+            <m:ctrlPr>
+              <w:rPr>
+                <w:rStyle w:val="strut"/>
+                <w:i w:val="0"/>
+              </w:rPr>
+            </m:ctrlPr>
+          </m:sSubPr>
+          <m:e>
+            <m:r>
+              <w:rPr>
+                <w:rStyle w:val="strut"/>
+              </w:rPr>
+              <m:t>λ</m:t>
+            </m:r>
+          </m:e>
+          <m:sub>
+            <m:r>
+              <m:rPr>
+                <m:sty m:val="p"/>
+              </m:rPr>
+              <w:rPr>
+                <w:rStyle w:val="strut"/>
+              </w:rPr>
+              <m:t>2</m:t>
+            </m:r>
+          </m:sub>
+        </m:sSub>
+        <m:r>
+          <m:rPr>
+            <m:sty m:val="p"/>
+          </m:rPr>
+          <w:rPr>
+            <w:rStyle w:val="strut"/>
+          </w:rPr>
+          <m:t>,…,</m:t>
+        </m:r>
+        <m:sSub>
+          <m:sSubPr>
+            <m:ctrlPr>
+              <w:rPr>
+                <w:rStyle w:val="strut"/>
+                <w:i w:val="0"/>
+              </w:rPr>
+            </m:ctrlPr>
+          </m:sSubPr>
+          <m:e>
+            <m:r>
+              <w:rPr>
+                <w:rStyle w:val="strut"/>
+              </w:rPr>
+              <m:t>λ</m:t>
+            </m:r>
+          </m:e>
+          <m:sub>
+            <m:r>
+              <w:rPr>
+                <w:rStyle w:val="strut"/>
+              </w:rPr>
+              <m:t>n</m:t>
+            </m:r>
+          </m:sub>
+        </m:sSub>
+        <m:r>
+          <m:rPr>
+            <m:sty m:val="p"/>
+          </m:rPr>
+          <w:rPr>
+            <w:rStyle w:val="strut"/>
+          </w:rPr>
+          <m:t>∈</m:t>
+        </m:r>
+        <m:r>
+          <w:rPr>
+            <w:rStyle w:val="strut"/>
+          </w:rPr>
+          <m:t>R</m:t>
+        </m:r>
+      </m:oMath>
+      <w:r>
+        <w:rPr>
+          <w:rStyle w:val="strut"/>
+        </w:rPr>
+        <w:tab/>
+      </w:r>
+      <w:r>
+        <w:rPr>
+          <w:rStyle w:val="Hervorhebung"/>
+        </w:rPr>
+        <w:t>(3.114)</w:t>
+      </w:r>
+    </w:p>
+    <w:p>
+      <w:pPr>
+        <w:pStyle w:val="msonormal0"/>
+        <w:divId w:val="413279120"/>
+      </w:pPr>
+      <w:r>
+        <w:t>Dann heißt der Ausdruck</w:t>
+      </w:r>
+    </w:p>
+    <w:p>
+      <w:pPr>
+        <w:pStyle w:val="Formel"/>
+        <w:divId w:val="413279120"/>
+      </w:pPr>
+      <m:oMath>
+        <m:sSub>
+          <m:sSubPr>
+            <m:ctrlPr>
+              <w:rPr>
+                <w:rStyle w:val="strut"/>
+                <w:i w:val="0"/>
+              </w:rPr>
+            </m:ctrlPr>
+          </m:sSubPr>
+          <m:e>
+            <m:r>
+              <w:rPr>
+                <w:rStyle w:val="strut"/>
+              </w:rPr>
+              <m:t>λ</m:t>
+            </m:r>
+            <m:ctrlPr>
+              <w:rPr>
+                <w:rStyle w:val="strut"/>
+              </w:rPr>
+            </m:ctrlPr>
+          </m:e>
+          <m:sub>
+            <m:r>
+              <m:rPr>
+                <m:sty m:val="p"/>
+              </m:rPr>
+              <w:rPr>
+                <w:rStyle w:val="strut"/>
+              </w:rPr>
+              <m:t>1</m:t>
+            </m:r>
+          </m:sub>
+        </m:sSub>
+        <m:sSub>
+          <m:sSubPr>
+            <m:ctrlPr>
+              <w:rPr>
+                <w:rStyle w:val="strut"/>
+                <w:i w:val="0"/>
+              </w:rPr>
+            </m:ctrlPr>
+          </m:sSubPr>
+          <m:e>
+            <m:r>
+              <w:rPr>
+                <w:rStyle w:val="strut"/>
+              </w:rPr>
+              <m:t>v</m:t>
+            </m:r>
+          </m:e>
+          <m:sub>
+            <m:r>
+              <m:rPr>
+                <m:sty m:val="p"/>
+              </m:rPr>
+              <w:rPr>
+                <w:rStyle w:val="strut"/>
+              </w:rPr>
+              <m:t>1</m:t>
+            </m:r>
+          </m:sub>
+        </m:sSub>
+        <m:r>
+          <m:rPr>
+            <m:sty m:val="p"/>
+          </m:rPr>
+          <w:rPr>
+            <w:rStyle w:val="strut"/>
+          </w:rPr>
+          <m:t>+</m:t>
+        </m:r>
+        <m:sSub>
+          <m:sSubPr>
+            <m:ctrlPr>
+              <w:rPr>
+                <w:rStyle w:val="strut"/>
+                <w:i w:val="0"/>
+              </w:rPr>
+            </m:ctrlPr>
+          </m:sSubPr>
+          <m:e>
+            <m:r>
+              <w:rPr>
+                <w:rStyle w:val="strut"/>
+              </w:rPr>
+              <m:t>λ</m:t>
+            </m:r>
+          </m:e>
+          <m:sub>
+            <m:r>
+              <m:rPr>
+                <m:sty m:val="p"/>
+              </m:rPr>
+              <w:rPr>
+                <w:rStyle w:val="strut"/>
+              </w:rPr>
+              <m:t>2</m:t>
+            </m:r>
+          </m:sub>
+        </m:sSub>
+        <m:sSub>
+          <m:sSubPr>
+            <m:ctrlPr>
+              <w:rPr>
+                <w:rStyle w:val="strut"/>
+                <w:i w:val="0"/>
+              </w:rPr>
+            </m:ctrlPr>
+          </m:sSubPr>
+          <m:e>
+            <m:r>
+              <w:rPr>
+                <w:rStyle w:val="strut"/>
+              </w:rPr>
+              <m:t>v</m:t>
+            </m:r>
+          </m:e>
+          <m:sub>
+            <m:r>
+              <m:rPr>
+                <m:sty m:val="p"/>
+              </m:rPr>
+              <w:rPr>
+                <w:rStyle w:val="strut"/>
+              </w:rPr>
+              <m:t>2</m:t>
+            </m:r>
+          </m:sub>
+        </m:sSub>
+        <m:r>
+          <m:rPr>
+            <m:sty m:val="p"/>
+          </m:rPr>
+          <w:rPr>
+            <w:rStyle w:val="strut"/>
+          </w:rPr>
+          <m:t>+⋯+</m:t>
+        </m:r>
+        <m:sSub>
+          <m:sSubPr>
+            <m:ctrlPr>
+              <w:rPr>
+                <w:rStyle w:val="strut"/>
+                <w:i w:val="0"/>
+              </w:rPr>
+            </m:ctrlPr>
+          </m:sSubPr>
+          <m:e>
+            <m:r>
+              <w:rPr>
+                <w:rStyle w:val="strut"/>
+              </w:rPr>
+              <m:t>λ</m:t>
+            </m:r>
+          </m:e>
+          <m:sub>
+            <m:r>
+              <w:rPr>
+                <w:rStyle w:val="strut"/>
+              </w:rPr>
+              <m:t>n</m:t>
+            </m:r>
+          </m:sub>
+        </m:sSub>
+        <m:sSub>
+          <m:sSubPr>
+            <m:ctrlPr>
+              <w:rPr>
+                <w:rStyle w:val="strut"/>
+                <w:i w:val="0"/>
+              </w:rPr>
+            </m:ctrlPr>
+          </m:sSubPr>
+          <m:e>
+            <m:r>
+              <w:rPr>
+                <w:rStyle w:val="strut"/>
+              </w:rPr>
+              <m:t>v</m:t>
+            </m:r>
+          </m:e>
+          <m:sub>
+            <m:r>
+              <w:rPr>
+                <w:rStyle w:val="strut"/>
+              </w:rPr>
+              <m:t>n</m:t>
+            </m:r>
+          </m:sub>
+        </m:sSub>
+      </m:oMath>
+      <w:r>
+        <w:rPr>
+          <w:rStyle w:val="strut"/>
+        </w:rPr>
+        <w:tab/>
+      </w:r>
+      <w:r>
+        <w:rPr>
+          <w:rStyle w:val="Hervorhebung"/>
+        </w:rPr>
+        <w:t>(3.115)</w:t>
+      </w:r>
+    </w:p>
+    <w:p>
+      <w:pPr>
+        <w:pStyle w:val="msonormal0"/>
+        <w:divId w:val="413279120"/>
+      </w:pPr>
+      <w:r>
+        <w:t xml:space="preserve">eine </w:t>
+      </w:r>
+      <w:r>
+        <w:rPr>
+          <w:rStyle w:val="pdq2pgselectionanchor"/>
+        </w:rPr>
+        <w:t>Linearkombination</w:t>
+      </w:r>
+      <w:r>
+        <w:t xml:space="preserve"> der Vektoren </w:t>
+      </w:r>
+      <m:oMath>
+        <m:sSub>
+          <m:sSubPr>
+            <m:ctrlPr>
+              <w:rPr>
+                <w:rStyle w:val="StandardWeb"/>
+                <w:rFonts w:ascii="Cambria Math" w:hAnsi="Cambria Math"/>
+                <w:i/>
+              </w:rPr>
+            </m:ctrlPr>
+          </m:sSubPr>
+          <m:e>
+            <m:r>
+              <w:rPr>
+                <w:rStyle w:val="StandardWeb"/>
+                <w:rFonts w:ascii="Cambria Math" w:hAnsi="Cambria Math"/>
+              </w:rPr>
+              <m:t>v</m:t>
+            </m:r>
+          </m:e>
+          <m:sub>
+            <m:r>
+              <w:rPr>
+                <w:rStyle w:val="StandardWeb"/>
+                <w:rFonts w:ascii="Cambria Math" w:hAnsi="Cambria Math"/>
+              </w:rPr>
+              <m:t>1</m:t>
+            </m:r>
+          </m:sub>
+        </m:sSub>
+        <m:r>
+          <w:rPr>
+            <w:rStyle w:val="StandardWeb"/>
+            <w:rFonts w:ascii="Cambria Math" w:hAnsi="Cambria Math"/>
+          </w:rPr>
+          <m:t>,</m:t>
+        </m:r>
+        <m:r>
+          <m:rPr>
+            <m:sty m:val="p"/>
+          </m:rPr>
+          <w:rPr>
+            <w:rStyle w:val="StandardWeb"/>
+            <w:rFonts w:ascii="Cambria Math" w:hAnsi="Cambria Math"/>
+          </w:rPr>
+          <m:t>…</m:t>
+        </m:r>
+        <m:r>
+          <w:rPr>
+            <w:rStyle w:val="StandardWeb"/>
+            <w:rFonts w:ascii="Cambria Math" w:hAnsi="Cambria Math"/>
+          </w:rPr>
+          <m:t>,</m:t>
+        </m:r>
+        <m:sSub>
+          <m:sSubPr>
+            <m:ctrlPr>
+              <w:rPr>
+                <w:rStyle w:val="StandardWeb"/>
+                <w:rFonts w:ascii="Cambria Math" w:hAnsi="Cambria Math"/>
+                <w:i/>
+              </w:rPr>
+            </m:ctrlPr>
+          </m:sSubPr>
+          <m:e>
+            <m:r>
+              <w:rPr>
+                <w:rStyle w:val="StandardWeb"/>
+                <w:rFonts w:ascii="Cambria Math" w:hAnsi="Cambria Math"/>
+              </w:rPr>
+              <m:t>v</m:t>
+            </m:r>
+          </m:e>
+          <m:sub>
+            <m:r>
+              <w:rPr>
+                <w:rStyle w:val="StandardWeb"/>
+                <w:rFonts w:ascii="Cambria Math" w:hAnsi="Cambria Math"/>
+              </w:rPr>
+              <m:t>n</m:t>
+            </m:r>
+          </m:sub>
+        </m:sSub>
+      </m:oMath>
+      <w:r>
+        <w:t xml:space="preserve"> Jede Linearkombination ist aufgrund der Vektorraumaxiome wiederum ein Element desselben Vektorraums. </w:t>
+      </w:r>
+      <w:r>
+        <w:rPr>
+          <w:rStyle w:val="pdq2pgselectionanchor"/>
+        </w:rPr>
+        <w:t>[71, 82]</w:t>
+      </w:r>
+    </w:p>
+    <w:p>
+      <w:pPr>
+        <w:pStyle w:val="msonormal0"/>
+        <w:divId w:val="413279120"/>
+      </w:pPr>
+      <w:r>
+        <w:t xml:space="preserve">Die Skalare </w:t>
+      </w:r>
+      <m:oMath>
+        <m:sSub>
+          <m:sSubPr>
+            <m:ctrlPr>
+              <w:rPr>
+                <w:rStyle w:val="StandardWeb"/>
+                <w:rFonts w:ascii="Cambria Math" w:hAnsi="Cambria Math"/>
+                <w:i/>
+              </w:rPr>
+            </m:ctrlPr>
+          </m:sSubPr>
+          <m:e>
+            <m:r>
+              <m:rPr>
+                <m:sty m:val="p"/>
+              </m:rPr>
+              <w:rPr>
+                <w:rStyle w:val="StandardWeb"/>
+                <w:rFonts w:ascii="Cambria Math" w:hAnsi="Cambria Math"/>
+              </w:rPr>
+              <m:t>λ</m:t>
+            </m:r>
+            <m:ctrlPr>
+              <w:rPr>
+                <w:rStyle w:val="StandardWeb"/>
+                <w:rFonts w:ascii="Cambria Math" w:hAnsi="Cambria Math"/>
+              </w:rPr>
+            </m:ctrlPr>
+          </m:e>
+          <m:sub>
+            <m:r>
+              <w:rPr>
+                <w:rStyle w:val="StandardWeb"/>
+                <w:rFonts w:ascii="Cambria Math" w:hAnsi="Cambria Math"/>
+              </w:rPr>
+              <m:t>i</m:t>
+            </m:r>
+          </m:sub>
+        </m:sSub>
+      </m:oMath>
+      <w:r>
+        <w:t xml:space="preserve"> bestimmen den Beitrag der einzelnen Vektoren zur entstehenden Linearkombination. Unterschiedliche </w:t>
+      </w:r>
+      <w:proofErr w:type="spellStart"/>
+      <w:r>
+        <w:t>Skalarkombinationen</w:t>
+      </w:r>
+      <w:proofErr w:type="spellEnd"/>
+      <w:r>
+        <w:t xml:space="preserve"> können dabei unterschiedliche Vektoren erzeugen. </w:t>
+      </w:r>
+      <w:r>
+        <w:rPr>
+          <w:rStyle w:val="pdq2pgselectionanchor"/>
+        </w:rPr>
+        <w:t>[71, 74]</w:t>
+      </w:r>
+    </w:p>
+    <w:p>
+      <w:pPr>
+        <w:pStyle w:val="berschrift3"/>
+        <w:divId w:val="413279120"/>
+      </w:pPr>
+      <w:r>
+        <w:t>Beispiele</w:t>
+      </w:r>
+    </w:p>
+    <w:p>
+      <w:pPr>
+        <w:pStyle w:val="msonormal0"/>
+        <w:divId w:val="413279120"/>
+      </w:pPr>
+      <w:r>
+        <w:t xml:space="preserve">Für zwei Vektoren </w:t>
+      </w:r>
+    </w:p>
+    <w:p>
+      <w:pPr>
+        <w:pStyle w:val="Formel"/>
+        <w:divId w:val="413279120"/>
+      </w:pPr>
+      <m:oMath>
+        <m:r>
+          <w:rPr>
+            <w:rStyle w:val="strut"/>
+          </w:rPr>
+          <m:t>u</m:t>
+        </m:r>
+        <m:r>
+          <m:rPr>
+            <m:sty m:val="p"/>
+          </m:rPr>
+          <w:rPr>
+            <w:rStyle w:val="strut"/>
+          </w:rPr>
+          <m:t>=</m:t>
+        </m:r>
+        <m:d>
+          <m:dPr>
+            <m:ctrlPr>
+              <w:rPr>
+                <w:rStyle w:val="strut"/>
+              </w:rPr>
+            </m:ctrlPr>
+          </m:dPr>
+          <m:e>
+            <m:m>
+              <m:mPr>
+                <m:mcs>
+                  <m:mc>
+                    <m:mcPr>
+                      <m:count m:val="1"/>
+                      <m:mcJc m:val="center"/>
+                    </m:mcPr>
+                  </m:mc>
+                </m:mcs>
+                <m:ctrlPr>
+                  <w:rPr>
+                    <w:rStyle w:val="strut"/>
+                  </w:rPr>
+                </m:ctrlPr>
+              </m:mPr>
+              <m:mr>
+                <m:e>
+                  <m:r>
+                    <m:rPr>
+                      <m:sty m:val="p"/>
+                    </m:rPr>
+                    <w:rPr>
+                      <w:rStyle w:val="strut"/>
+                    </w:rPr>
+                    <m:t>12</m:t>
+                  </m:r>
+                  <m:ctrlPr>
+                    <w:rPr>
+                      <w:rStyle w:val="strut"/>
+                      <w:i w:val="0"/>
+                    </w:rPr>
+                  </m:ctrlPr>
+                </m:e>
+              </m:mr>
+            </m:m>
+          </m:e>
+        </m:d>
+        <m:r>
+          <m:rPr>
+            <m:sty m:val="p"/>
+          </m:rPr>
+          <w:rPr>
+            <w:rStyle w:val="strut"/>
+          </w:rPr>
+          <m:t>,  </m:t>
+        </m:r>
+        <m:r>
+          <w:rPr>
+            <w:rStyle w:val="strut"/>
+          </w:rPr>
+          <m:t>v</m:t>
+        </m:r>
+        <m:r>
+          <m:rPr>
+            <m:sty m:val="p"/>
+          </m:rPr>
+          <w:rPr>
+            <w:rStyle w:val="strut"/>
+          </w:rPr>
+          <m:t>=</m:t>
+        </m:r>
+        <m:d>
+          <m:dPr>
+            <m:ctrlPr>
+              <w:rPr>
+                <w:rStyle w:val="strut"/>
+              </w:rPr>
+            </m:ctrlPr>
+          </m:dPr>
+          <m:e>
+            <m:m>
+              <m:mPr>
+                <m:mcs>
+                  <m:mc>
+                    <m:mcPr>
+                      <m:count m:val="1"/>
+                      <m:mcJc m:val="center"/>
+                    </m:mcPr>
+                  </m:mc>
+                </m:mcs>
+                <m:ctrlPr>
+                  <w:rPr>
+                    <w:rStyle w:val="strut"/>
+                  </w:rPr>
+                </m:ctrlPr>
+              </m:mPr>
+              <m:mr>
+                <m:e>
+                  <m:r>
+                    <m:rPr>
+                      <m:sty m:val="p"/>
+                    </m:rPr>
+                    <w:rPr>
+                      <w:rStyle w:val="strut"/>
+                    </w:rPr>
+                    <m:t>31</m:t>
+                  </m:r>
+                  <m:ctrlPr>
+                    <w:rPr>
+                      <w:rStyle w:val="strut"/>
+                      <w:i w:val="0"/>
+                    </w:rPr>
+                  </m:ctrlPr>
+                </m:e>
+              </m:mr>
+            </m:m>
+          </m:e>
+        </m:d>
+      </m:oMath>
+      <w:r>
+        <w:rPr>
+          <w:rStyle w:val="strut"/>
+        </w:rPr>
+        <w:tab/>
+      </w:r>
+      <w:r>
+        <w:rPr>
+          <w:rStyle w:val="Hervorhebung"/>
+        </w:rPr>
+        <w:t>(3.116)</w:t>
+      </w:r>
+    </w:p>
+    <w:p>
+      <w:pPr>
+        <w:pStyle w:val="msonormal0"/>
+        <w:divId w:val="413279120"/>
+      </w:pPr>
+      <w:r>
+        <w:t xml:space="preserve">ergibt sich beispielsweise </w:t>
+      </w:r>
+    </w:p>
+    <w:p>
+      <w:pPr>
+        <w:pStyle w:val="Formel"/>
+        <w:divId w:val="413279120"/>
+      </w:pPr>
+      <m:oMath>
+        <m:r>
+          <m:rPr>
+            <m:sty m:val="p"/>
+          </m:rPr>
+          <w:rPr>
+            <w:rStyle w:val="strut"/>
+          </w:rPr>
+          <m:t>2</m:t>
+        </m:r>
+        <m:r>
+          <w:rPr>
+            <w:rStyle w:val="strut"/>
+          </w:rPr>
+          <m:t>u</m:t>
+        </m:r>
+        <m:r>
+          <m:rPr>
+            <m:sty m:val="p"/>
+          </m:rPr>
+          <w:rPr>
+            <w:rStyle w:val="strut"/>
+          </w:rPr>
+          <m:t>-</m:t>
+        </m:r>
+        <m:r>
+          <w:rPr>
+            <w:rStyle w:val="strut"/>
+          </w:rPr>
+          <m:t>v</m:t>
+        </m:r>
+        <m:r>
+          <m:rPr>
+            <m:sty m:val="p"/>
+          </m:rPr>
+          <w:rPr>
+            <w:rStyle w:val="strut"/>
+          </w:rPr>
+          <m:t>=</m:t>
+        </m:r>
+        <m:d>
+          <m:dPr>
+            <m:ctrlPr>
+              <w:rPr>
+                <w:rStyle w:val="strut"/>
+              </w:rPr>
+            </m:ctrlPr>
+          </m:dPr>
+          <m:e>
+            <m:m>
+              <m:mPr>
+                <m:mcs>
+                  <m:mc>
+                    <m:mcPr>
+                      <m:count m:val="1"/>
+                      <m:mcJc m:val="center"/>
+                    </m:mcPr>
+                  </m:mc>
+                </m:mcs>
+                <m:ctrlPr>
+                  <w:rPr>
+                    <w:rStyle w:val="strut"/>
+                  </w:rPr>
+                </m:ctrlPr>
+              </m:mPr>
+              <m:mr>
+                <m:e>
+                  <m:r>
+                    <m:rPr>
+                      <m:sty m:val="p"/>
+                    </m:rPr>
+                    <w:rPr>
+                      <w:rStyle w:val="strut"/>
+                    </w:rPr>
+                    <m:t>-13</m:t>
+                  </m:r>
+                  <m:ctrlPr>
+                    <w:rPr>
+                      <w:rStyle w:val="strut"/>
+                      <w:i w:val="0"/>
+                    </w:rPr>
+                  </m:ctrlPr>
+                </m:e>
+              </m:mr>
+            </m:m>
+          </m:e>
+        </m:d>
+      </m:oMath>
+      <w:r>
+        <w:rPr>
+          <w:rStyle w:val="strut"/>
+        </w:rPr>
+        <w:tab/>
+      </w:r>
+      <w:r>
+        <w:rPr>
+          <w:rStyle w:val="Hervorhebung"/>
+        </w:rPr>
+        <w:t>(3.117)</w:t>
+      </w:r>
+    </w:p>
+    <w:p>
+      <w:pPr>
+        <w:pStyle w:val="msonormal0"/>
+        <w:divId w:val="413279120"/>
+      </w:pPr>
+      <w:r>
+        <w:t xml:space="preserve">Dieses Beispiel verdeutlicht, dass durch geeignete Wahl der Skalare neue Vektoren entstehen, die im Allgemeinen weder mit </w:t>
+      </w:r>
+      <m:oMath>
+        <m:r>
+          <w:rPr>
+            <w:rStyle w:val="StandardWeb"/>
+            <w:rFonts w:ascii="Cambria Math" w:hAnsi="Cambria Math"/>
+          </w:rPr>
+          <m:t>u</m:t>
+        </m:r>
+      </m:oMath>
+      <w:r>
+        <w:t xml:space="preserve"> noch mit </w:t>
+      </w:r>
+      <m:oMath>
+        <m:r>
+          <w:rPr>
+            <w:rStyle w:val="StandardWeb"/>
+            <w:rFonts w:ascii="Cambria Math" w:hAnsi="Cambria Math"/>
+          </w:rPr>
+          <m:t>v</m:t>
+        </m:r>
+      </m:oMath>
+      <w:r>
+        <w:t xml:space="preserve"> übereinstimmen. </w:t>
+      </w:r>
+      <w:r>
+        <w:rPr>
+          <w:rStyle w:val="pdq2pgselectionanchor"/>
+        </w:rPr>
+        <w:t>[74, 82]</w:t>
+      </w:r>
+    </w:p>
+    <w:p>
+      <w:pPr>
+        <w:pStyle w:val="berschrift3"/>
+        <w:divId w:val="413279120"/>
+      </w:pPr>
+      <w:r>
+        <w:t>Definition 3.2.17: Spannraum</w:t>
+      </w:r>
+    </w:p>
+    <w:p>
+      <w:pPr>
+        <w:pStyle w:val="msonormal0"/>
+        <w:divId w:val="413279120"/>
+      </w:pPr>
+      <w:r>
+        <w:t xml:space="preserve">Die Gesamtheit aller Linearkombinationen einer Vektormenge bildet ihren </w:t>
+      </w:r>
+      <w:r>
+        <w:rPr>
+          <w:rStyle w:val="pdq2pgselectionanchor"/>
+        </w:rPr>
+        <w:t>Spannraum</w:t>
+      </w:r>
+      <w:r>
+        <w:t xml:space="preserve">. </w:t>
+      </w:r>
+      <w:r>
+        <w:rPr>
+          <w:rStyle w:val="pdq2pgselectionanchor"/>
+        </w:rPr>
+        <w:t>[71, 82]</w:t>
+      </w:r>
+    </w:p>
+    <w:p>
+      <w:pPr>
+        <w:pStyle w:val="msonormal0"/>
+        <w:divId w:val="413279120"/>
+      </w:pPr>
+      <w:r>
+        <w:t xml:space="preserve">Formal schreibt man </w:t>
+      </w:r>
+    </w:p>
+    <w:p>
+      <w:pPr>
+        <w:pStyle w:val="msonormal0"/>
+        <w:divId w:val="413279120"/>
+      </w:pPr>
+      <m:oMathPara>
+        <m:oMath>
+          <m:r>
+            <w:rPr>
+              <w:rStyle w:val="strut"/>
+              <w:rFonts w:ascii="Cambria Math" w:hAnsi="Cambria Math"/>
+            </w:rPr>
+            <m:t>span</m:t>
+          </m:r>
+          <m:d>
+            <m:dPr>
+              <m:ctrlPr>
+                <w:rPr>
+                  <w:rStyle w:val="strut"/>
+                  <w:rFonts w:ascii="Cambria Math" w:hAnsi="Cambria Math"/>
+                  <w:i/>
+                </w:rPr>
+              </m:ctrlPr>
+            </m:dPr>
+            <m:e>
+              <m:sSub>
+                <m:sSubPr>
+                  <m:ctrlPr>
+                    <w:rPr>
+                      <w:rStyle w:val="strut"/>
+                      <w:rFonts w:ascii="Cambria Math" w:hAnsi="Cambria Math"/>
+                      <w:i/>
+                    </w:rPr>
+                  </m:ctrlPr>
+                </m:sSubPr>
+                <m:e>
+                  <m:r>
+                    <w:rPr>
+                      <w:rStyle w:val="strut"/>
+                      <w:rFonts w:ascii="Cambria Math" w:hAnsi="Cambria Math"/>
+                    </w:rPr>
+                    <m:t>v</m:t>
+                  </m:r>
+                </m:e>
+                <m:sub>
+                  <m:r>
+                    <w:rPr>
+                      <w:rStyle w:val="strut"/>
+                      <w:rFonts w:ascii="Cambria Math" w:hAnsi="Cambria Math"/>
+                    </w:rPr>
+                    <m:t>1</m:t>
+                  </m:r>
+                </m:sub>
+              </m:sSub>
+              <m:r>
+                <w:rPr>
+                  <w:rStyle w:val="strut"/>
+                  <w:rFonts w:ascii="Cambria Math" w:hAnsi="Cambria Math"/>
+                </w:rPr>
+                <m:t>,</m:t>
+              </m:r>
+              <m:r>
+                <m:rPr>
+                  <m:sty m:val="p"/>
+                </m:rPr>
+                <w:rPr>
+                  <w:rStyle w:val="strut"/>
+                  <w:rFonts w:ascii="Cambria Math" w:hAnsi="Cambria Math"/>
+                </w:rPr>
+                <m:t>…</m:t>
+              </m:r>
+              <m:r>
+                <w:rPr>
+                  <w:rStyle w:val="strut"/>
+                  <w:rFonts w:ascii="Cambria Math" w:hAnsi="Cambria Math"/>
+                </w:rPr>
+                <m:t>,</m:t>
+              </m:r>
+              <m:sSub>
+                <m:sSubPr>
+                  <m:ctrlPr>
+                    <w:rPr>
+                      <w:rStyle w:val="strut"/>
+                      <w:rFonts w:ascii="Cambria Math" w:hAnsi="Cambria Math"/>
+                      <w:i/>
+                    </w:rPr>
+                  </m:ctrlPr>
+                </m:sSubPr>
+                <m:e>
+                  <m:r>
+                    <w:rPr>
+                      <w:rStyle w:val="strut"/>
+                      <w:rFonts w:ascii="Cambria Math" w:hAnsi="Cambria Math"/>
+                    </w:rPr>
+                    <m:t>v</m:t>
+                  </m:r>
+                </m:e>
+                <m:sub>
+                  <m:r>
+                    <w:rPr>
+                      <w:rStyle w:val="strut"/>
+                      <w:rFonts w:ascii="Cambria Math" w:hAnsi="Cambria Math"/>
+                    </w:rPr>
+                    <m:t>n</m:t>
+                  </m:r>
+                </m:sub>
+              </m:sSub>
+            </m:e>
+          </m:d>
+        </m:oMath>
+      </m:oMathPara>
+    </w:p>
+    <w:p>
+      <w:pPr>
+        <w:pStyle w:val="msonormal0"/>
+        <w:divId w:val="413279120"/>
+      </w:pPr>
+      <w:r>
+        <w:t xml:space="preserve">Der Spannraum ist somit die kleinste Untermenge eines Vektorraums, welche sämtliche Linearkombinationen der betrachteten Vektoren enthält und selbst wieder einen Untervektorraum bildet. </w:t>
+      </w:r>
+      <w:r>
+        <w:rPr>
+          <w:rStyle w:val="pdq2pgselectionanchor"/>
+        </w:rPr>
+        <w:t>[71, 82]</w:t>
+      </w:r>
+    </w:p>
+    <w:p>
+      <w:pPr>
+        <w:pStyle w:val="msonormal0"/>
+        <w:divId w:val="413279120"/>
+      </w:pPr>
+      <w:r>
+        <w:t xml:space="preserve">Alternativ lässt sich der Spannraum schreiben als </w:t>
+      </w:r>
+    </w:p>
+    <w:p>
+      <w:pPr>
+        <w:pStyle w:val="Formel"/>
+        <w:divId w:val="413279120"/>
+      </w:pPr>
+      <m:oMath>
+        <m:r>
+          <m:rPr>
+            <m:nor/>
+          </m:rPr>
+          <w:rPr>
+            <w:rStyle w:val="strut"/>
+            <w:i w:val="0"/>
+          </w:rPr>
+          <m:t>span</m:t>
+        </m:r>
+        <m:d>
+          <m:dPr>
+            <m:ctrlPr>
+              <w:rPr>
+                <w:rStyle w:val="strut"/>
+                <w:i w:val="0"/>
+              </w:rPr>
+            </m:ctrlPr>
+          </m:dPr>
+          <m:e>
+            <m:sSub>
+              <m:sSubPr>
+                <m:ctrlPr>
+                  <w:rPr>
+                    <w:rStyle w:val="strut"/>
+                    <w:i w:val="0"/>
+                  </w:rPr>
+                </m:ctrlPr>
+              </m:sSubPr>
+              <m:e>
+                <m:r>
+                  <w:rPr>
+                    <w:rStyle w:val="strut"/>
+                  </w:rPr>
+                  <m:t>v</m:t>
+                </m:r>
+              </m:e>
+              <m:sub>
+                <m:r>
+                  <m:rPr>
+                    <m:sty m:val="p"/>
+                  </m:rPr>
+                  <w:rPr>
+                    <w:rStyle w:val="strut"/>
+                  </w:rPr>
+                  <m:t>1</m:t>
+                </m:r>
+              </m:sub>
+            </m:sSub>
+            <m:r>
+              <m:rPr>
+                <m:sty m:val="p"/>
+              </m:rPr>
+              <w:rPr>
+                <w:rStyle w:val="strut"/>
+              </w:rPr>
+              <m:t>,…,</m:t>
+            </m:r>
+            <m:sSub>
+              <m:sSubPr>
+                <m:ctrlPr>
+                  <w:rPr>
+                    <w:rStyle w:val="strut"/>
+                    <w:i w:val="0"/>
+                  </w:rPr>
+                </m:ctrlPr>
+              </m:sSubPr>
+              <m:e>
+                <m:r>
+                  <w:rPr>
+                    <w:rStyle w:val="strut"/>
+                  </w:rPr>
+                  <m:t>v</m:t>
+                </m:r>
+              </m:e>
+              <m:sub>
+                <m:r>
+                  <w:rPr>
+                    <w:rStyle w:val="strut"/>
+                  </w:rPr>
+                  <m:t>n</m:t>
+                </m:r>
+              </m:sub>
+            </m:sSub>
+          </m:e>
+        </m:d>
+        <m:r>
+          <m:rPr>
+            <m:sty m:val="p"/>
+          </m:rPr>
+          <w:rPr>
+            <w:rStyle w:val="strut"/>
+          </w:rPr>
+          <m:t>=</m:t>
+        </m:r>
+        <m:d>
+          <m:dPr>
+            <m:begChr m:val="{"/>
+            <m:endChr m:val="}"/>
+            <m:ctrlPr>
+              <w:rPr>
+                <w:rStyle w:val="strut"/>
+              </w:rPr>
+            </m:ctrlPr>
+          </m:dPr>
+          <m:e>
+            <m:nary>
+              <m:naryPr>
+                <m:chr m:val="∑"/>
+                <m:ctrlPr>
+                  <w:rPr>
+                    <w:rStyle w:val="strut"/>
+                  </w:rPr>
+                </m:ctrlPr>
+              </m:naryPr>
+              <m:sub>
+                <m:r>
+                  <w:rPr>
+                    <w:rStyle w:val="strut"/>
+                  </w:rPr>
+                  <m:t>i</m:t>
+                </m:r>
+                <m:r>
+                  <m:rPr>
+                    <m:sty m:val="p"/>
+                  </m:rPr>
+                  <w:rPr>
+                    <w:rStyle w:val="strut"/>
+                  </w:rPr>
+                  <m:t>=1</m:t>
+                </m:r>
+                <m:ctrlPr>
+                  <w:rPr>
+                    <w:rStyle w:val="strut"/>
+                    <w:i w:val="0"/>
+                  </w:rPr>
+                </m:ctrlPr>
+              </m:sub>
+              <m:sup>
+                <m:r>
+                  <w:rPr>
+                    <w:rStyle w:val="strut"/>
+                  </w:rPr>
+                  <m:t>n</m:t>
+                </m:r>
+                <m:ctrlPr>
+                  <w:rPr>
+                    <w:rStyle w:val="strut"/>
+                    <w:i w:val="0"/>
+                  </w:rPr>
+                </m:ctrlPr>
+              </m:sup>
+              <m:e>
+                <m:sSub>
+                  <m:sSubPr>
+                    <m:ctrlPr>
+                      <w:rPr>
+                        <w:rStyle w:val="strut"/>
+                        <w:i w:val="0"/>
+                      </w:rPr>
+                    </m:ctrlPr>
+                  </m:sSubPr>
+                  <m:e>
+                    <m:r>
+                      <w:rPr>
+                        <w:rStyle w:val="strut"/>
+                      </w:rPr>
+                      <m:t>λ</m:t>
+                    </m:r>
+                    <m:ctrlPr>
+                      <w:rPr>
+                        <w:rStyle w:val="strut"/>
+                      </w:rPr>
+                    </m:ctrlPr>
+                  </m:e>
+                  <m:sub>
+                    <m:r>
+                      <w:rPr>
+                        <w:rStyle w:val="strut"/>
+                      </w:rPr>
+                      <m:t>i</m:t>
+                    </m:r>
+                  </m:sub>
+                </m:sSub>
+                <m:sSub>
+                  <m:sSubPr>
+                    <m:ctrlPr>
+                      <w:rPr>
+                        <w:rStyle w:val="strut"/>
+                        <w:i w:val="0"/>
+                      </w:rPr>
+                    </m:ctrlPr>
+                  </m:sSubPr>
+                  <m:e>
+                    <m:r>
+                      <w:rPr>
+                        <w:rStyle w:val="strut"/>
+                      </w:rPr>
+                      <m:t>v</m:t>
+                    </m:r>
+                  </m:e>
+                  <m:sub>
+                    <m:r>
+                      <w:rPr>
+                        <w:rStyle w:val="strut"/>
+                      </w:rPr>
+                      <m:t>i</m:t>
+                    </m:r>
+                  </m:sub>
+                </m:sSub>
+              </m:e>
+            </m:nary>
+            <m:ctrlPr>
+              <w:rPr>
+                <w:rStyle w:val="strut"/>
+                <w:i w:val="0"/>
+              </w:rPr>
+            </m:ctrlPr>
+          </m:e>
+          <m:e>
+            <m:sSub>
+              <m:sSubPr>
+                <m:ctrlPr>
+                  <w:rPr>
+                    <w:rStyle w:val="strut"/>
+                    <w:i w:val="0"/>
+                  </w:rPr>
+                </m:ctrlPr>
+              </m:sSubPr>
+              <m:e>
+                <m:r>
+                  <w:rPr>
+                    <w:rStyle w:val="strut"/>
+                  </w:rPr>
+                  <m:t>λ</m:t>
+                </m:r>
+              </m:e>
+              <m:sub>
+                <m:r>
+                  <w:rPr>
+                    <w:rStyle w:val="strut"/>
+                  </w:rPr>
+                  <m:t>i</m:t>
+                </m:r>
+              </m:sub>
+            </m:sSub>
+            <m:r>
+              <m:rPr>
+                <m:sty m:val="p"/>
+              </m:rPr>
+              <w:rPr>
+                <w:rStyle w:val="strut"/>
+              </w:rPr>
+              <m:t>∈</m:t>
+            </m:r>
+            <m:r>
+              <m:rPr>
+                <m:scr m:val="double-struck"/>
+                <m:sty m:val="p"/>
+              </m:rPr>
+              <w:rPr>
+                <w:rStyle w:val="strut"/>
+                <w:rFonts w:cs="Cambria Math"/>
+              </w:rPr>
+              <m:t>R</m:t>
+            </m:r>
+            <m:ctrlPr>
+              <w:rPr>
+                <w:rStyle w:val="strut"/>
+                <w:i w:val="0"/>
+              </w:rPr>
+            </m:ctrlPr>
+          </m:e>
+        </m:d>
+      </m:oMath>
+      <w:r>
+        <w:rPr>
+          <w:rStyle w:val="strut"/>
+        </w:rPr>
+        <w:tab/>
+      </w:r>
+      <w:r>
+        <w:rPr>
+          <w:rStyle w:val="Hervorhebung"/>
+        </w:rPr>
+        <w:t>(3.119)</w:t>
+      </w:r>
+    </w:p>
+    <w:p>
+      <w:pPr>
+        <w:pStyle w:val="msonormal0"/>
+        <w:divId w:val="413279120"/>
+      </w:pPr>
+      <w:r>
+        <w:lastRenderedPageBreak/>
+        <w:t xml:space="preserve">Diese Darstellung beschreibt den Spannraum als Menge aller möglichen Linearkombinationen der gegebenen Vektoren. </w:t>
+      </w:r>
+      <w:r>
+        <w:rPr>
+          <w:rStyle w:val="pdq2pgselectionanchor"/>
+        </w:rPr>
+        <w:t>[71, 82]</w:t>
+      </w:r>
+    </w:p>
+    <w:p>
+      <w:pPr>
+        <w:pStyle w:val="berschrift3"/>
+        <w:divId w:val="413279120"/>
+      </w:pPr>
+      <w:proofErr w:type="spellStart"/>
+      <w:r>
+        <w:t>Erzeugendensysteme</w:t>
+      </w:r>
+      <w:proofErr w:type="spellEnd"/>
+    </w:p>
+    <w:p>
+      <w:pPr>
+        <w:pStyle w:val="msonormal0"/>
+        <w:divId w:val="413279120"/>
+      </w:pPr>
+      <w:r>
+        <w:t xml:space="preserve">Eine Menge von Vektoren heißt </w:t>
+      </w:r>
+      <w:proofErr w:type="spellStart"/>
+      <w:r>
+        <w:rPr>
+          <w:rStyle w:val="pdq2pgselectionanchor"/>
+        </w:rPr>
+        <w:t>Erzeugendensystem</w:t>
+      </w:r>
+      <w:proofErr w:type="spellEnd"/>
+      <w:r>
+        <w:t xml:space="preserve"> eines </w:t>
+      </w:r>
+      <w:proofErr w:type="gramStart"/>
+      <w:r>
+        <w:t>Vektorraums</w:t>
+      </w:r>
+      <w:proofErr w:type="gramEnd"/>
+      <w:r>
+        <w:t xml:space="preserve"> </w:t>
+      </w:r>
+      <m:oMath>
+        <m:r>
+          <w:rPr>
+            <w:rStyle w:val="StandardWeb"/>
+            <w:rFonts w:ascii="Cambria Math" w:hAnsi="Cambria Math"/>
+          </w:rPr>
+          <m:t>V</m:t>
+        </m:r>
+      </m:oMath>
+      <w:r>
+        <w:t xml:space="preserve"> wenn ihr Spannraum den gesamten Vektorraum ergibt. </w:t>
+      </w:r>
+      <w:r>
+        <w:rPr>
+          <w:rStyle w:val="pdq2pgselectionanchor"/>
+        </w:rPr>
+        <w:t>[71, 74, 82]</w:t>
+      </w:r>
+    </w:p>
+    <w:p>
+      <w:pPr>
+        <w:pStyle w:val="msonormal0"/>
+        <w:divId w:val="413279120"/>
+      </w:pPr>
+      <w:r>
+        <w:t xml:space="preserve">Formal gilt </w:t>
+      </w:r>
+    </w:p>
+    <w:p>
+      <w:pPr>
+        <w:pStyle w:val="Formel"/>
+        <w:divId w:val="413279120"/>
+      </w:pPr>
+      <m:oMath>
+        <m:r>
+          <w:rPr>
+            <w:rStyle w:val="strut"/>
+          </w:rPr>
+          <m:t>V</m:t>
+        </m:r>
+        <m:r>
+          <m:rPr>
+            <m:sty m:val="p"/>
+          </m:rPr>
+          <w:rPr>
+            <w:rStyle w:val="strut"/>
+          </w:rPr>
+          <m:t>=</m:t>
+        </m:r>
+        <m:r>
+          <m:rPr>
+            <m:nor/>
+          </m:rPr>
+          <w:rPr>
+            <w:rStyle w:val="strut"/>
+            <w:i w:val="0"/>
+          </w:rPr>
+          <m:t>span</m:t>
+        </m:r>
+        <m:d>
+          <m:dPr>
+            <m:ctrlPr>
+              <w:rPr>
+                <w:rStyle w:val="strut"/>
+                <w:i w:val="0"/>
+              </w:rPr>
+            </m:ctrlPr>
+          </m:dPr>
+          <m:e>
+            <m:sSub>
+              <m:sSubPr>
+                <m:ctrlPr>
+                  <w:rPr>
+                    <w:rStyle w:val="strut"/>
+                    <w:i w:val="0"/>
+                  </w:rPr>
+                </m:ctrlPr>
+              </m:sSubPr>
+              <m:e>
+                <m:r>
+                  <w:rPr>
+                    <w:rStyle w:val="strut"/>
+                  </w:rPr>
+                  <m:t>v</m:t>
+                </m:r>
+              </m:e>
+              <m:sub>
+                <m:r>
+                  <m:rPr>
+                    <m:sty m:val="p"/>
+                  </m:rPr>
+                  <w:rPr>
+                    <w:rStyle w:val="strut"/>
+                  </w:rPr>
+                  <m:t>1</m:t>
+                </m:r>
+              </m:sub>
+            </m:sSub>
+            <m:r>
+              <m:rPr>
+                <m:sty m:val="p"/>
+              </m:rPr>
+              <w:rPr>
+                <w:rStyle w:val="strut"/>
+              </w:rPr>
+              <m:t>,…,</m:t>
+            </m:r>
+            <m:sSub>
+              <m:sSubPr>
+                <m:ctrlPr>
+                  <w:rPr>
+                    <w:rStyle w:val="strut"/>
+                    <w:i w:val="0"/>
+                  </w:rPr>
+                </m:ctrlPr>
+              </m:sSubPr>
+              <m:e>
+                <m:r>
+                  <w:rPr>
+                    <w:rStyle w:val="strut"/>
+                  </w:rPr>
+                  <m:t>v</m:t>
+                </m:r>
+              </m:e>
+              <m:sub>
+                <m:r>
+                  <w:rPr>
+                    <w:rStyle w:val="strut"/>
+                  </w:rPr>
+                  <m:t>n</m:t>
+                </m:r>
+              </m:sub>
+            </m:sSub>
+          </m:e>
+        </m:d>
+      </m:oMath>
+      <w:r>
+        <w:rPr>
+          <w:rStyle w:val="strut"/>
+        </w:rPr>
+        <w:tab/>
+      </w:r>
+      <w:r>
+        <w:rPr>
+          <w:rStyle w:val="Hervorhebung"/>
+        </w:rPr>
+        <w:t>(3.120)</w:t>
+      </w:r>
+    </w:p>
+    <w:p>
+      <w:pPr>
+        <w:pStyle w:val="msonormal0"/>
+        <w:divId w:val="413279120"/>
+      </w:pPr>
+      <w:r>
+        <w:t xml:space="preserve">Damit lässt sich jeder Vektor des Vektorraums als Linearkombination der Vektoren des </w:t>
+      </w:r>
+      <w:proofErr w:type="spellStart"/>
+      <w:r>
+        <w:t>Erzeugendensystems</w:t>
+      </w:r>
+      <w:proofErr w:type="spellEnd"/>
+      <w:r>
+        <w:t xml:space="preserve"> darstellen. </w:t>
+      </w:r>
+      <w:r>
+        <w:rPr>
+          <w:rStyle w:val="pdq2pgselectionanchor"/>
+        </w:rPr>
+        <w:t>[71, 82]</w:t>
+      </w:r>
+    </w:p>
+    <w:p>
+      <w:pPr>
+        <w:pStyle w:val="msonormal0"/>
+        <w:divId w:val="413279120"/>
+      </w:pPr>
+      <w:r>
+        <w:t xml:space="preserve">Ein </w:t>
+      </w:r>
+      <w:proofErr w:type="spellStart"/>
+      <w:r>
+        <w:t>Erzeugendensystem</w:t>
+      </w:r>
+      <w:proofErr w:type="spellEnd"/>
+      <w:r>
+        <w:t xml:space="preserve"> muss dabei nicht eindeutig sein. Unterschiedliche Mengen von Vektoren können denselben Spannraum erzeugen. </w:t>
+      </w:r>
+      <w:r>
+        <w:rPr>
+          <w:rStyle w:val="pdq2pgselectionanchor"/>
+        </w:rPr>
+        <w:t>[71, 74]</w:t>
+      </w:r>
+    </w:p>
+    <w:p>
+      <w:pPr>
+        <w:pStyle w:val="berschrift3"/>
+        <w:divId w:val="413279120"/>
+      </w:pPr>
+      <w:r>
+        <w:t xml:space="preserve">Minimale </w:t>
+      </w:r>
+      <w:proofErr w:type="spellStart"/>
+      <w:r>
+        <w:t>Erzeugendensysteme</w:t>
+      </w:r>
+      <w:proofErr w:type="spellEnd"/>
+    </w:p>
+    <w:p>
+      <w:pPr>
+        <w:pStyle w:val="msonormal0"/>
+        <w:divId w:val="413279120"/>
+      </w:pPr>
+      <w:r>
+        <w:t xml:space="preserve">Enthält ein </w:t>
+      </w:r>
+      <w:proofErr w:type="spellStart"/>
+      <w:r>
+        <w:t>Erzeugendensystem</w:t>
+      </w:r>
+      <w:proofErr w:type="spellEnd"/>
+      <w:r>
+        <w:t xml:space="preserve"> überflüssige Vektoren, so können diese entfernt werden, ohne den Spannraum zu verändern. Ein minimales </w:t>
+      </w:r>
+      <w:proofErr w:type="spellStart"/>
+      <w:r>
+        <w:t>Erzeugendensystem</w:t>
+      </w:r>
+      <w:proofErr w:type="spellEnd"/>
+      <w:r>
+        <w:t xml:space="preserve"> enthält keine entbehrlichen Vektoren mehr. Diese Überlegung führt unmittelbar zum Begriff der Basis, der im folgenden Abschnitt eingeführt wird. </w:t>
+      </w:r>
+      <w:r>
+        <w:rPr>
+          <w:rStyle w:val="pdq2pgselectionanchor"/>
+        </w:rPr>
+        <w:t>[71, 74, 82]</w:t>
+      </w:r>
+    </w:p>
+    <w:p>
+      <w:pPr>
+        <w:pStyle w:val="berschrift3"/>
+        <w:divId w:val="413279120"/>
+      </w:pPr>
+      <w:r>
+        <w:t>Wissenschaftliche Einordnung</w:t>
+      </w:r>
+    </w:p>
+    <w:p>
+      <w:pPr>
+        <w:pStyle w:val="msonormal0"/>
+        <w:divId w:val="413279120"/>
+      </w:pPr>
+      <w:r>
+        <w:t xml:space="preserve">Die Linearkombination stellt die grundlegende Konstruktion innerhalb eines Vektorraums dar. Aus ihr entstehen Spannräume, </w:t>
+      </w:r>
+      <w:proofErr w:type="spellStart"/>
+      <w:r>
+        <w:t>Erzeugendensysteme</w:t>
+      </w:r>
+      <w:proofErr w:type="spellEnd"/>
+      <w:r>
+        <w:t xml:space="preserve">, Basen und schließlich Koordinatendarstellungen. Damit bildet sie den Ausgangspunkt nahezu aller strukturellen Untersuchungen der linearen Algebra. </w:t>
+      </w:r>
+      <w:r>
+        <w:rPr>
+          <w:rStyle w:val="pdq2pgselectionanchor"/>
+        </w:rPr>
+        <w:t>[71, 74, 82]</w:t>
+      </w:r>
+    </w:p>
+    <w:p>
+      <w:pPr>
+        <w:pStyle w:val="msonormal0"/>
+        <w:divId w:val="413279120"/>
+      </w:pPr>
+      <w:r>
+        <w:t>Für das Funktionale Raum-Zeit-Kohärenzsystem besitzt dieser Begriff eine besondere Bedeutung. Funktionale Zustände werden später nicht isoliert betrachtet, sondern als Kombination elementarer Zustandskomponenten beschrieben. Die mathematische Grundlage hierfür bildet jedoch ausschließlich die klassische Theorie der Linearkombinationen. Welche funktionale Interpretation diesen Kombinationen im FRZK zukommt, wird erst in den folgenden Kapiteln als eigenständige Modellbildung entwickelt.</w:t>
+      </w:r>
+    </w:p>
+    <w:p>
+      <w:pPr>
+        <w:spacing w:before="100" w:beforeAutospacing="1" w:after="100" w:afterAutospacing="1"/>
+        <w:outlineLvl w:val="1"/>
+        <w:rPr>
+          <w:rFonts w:ascii="Times New Roman" w:hAnsi="Times New Roman" w:cs="Times New Roman"/>
+          <w:b/>
+          <w:sz w:val="36"/>
+          <w:szCs w:val="36"/>
+        </w:rPr>
+      </w:pPr>
+      <w:r>
+        <w:rPr>
+          <w:rFonts w:ascii="Times New Roman" w:hAnsi="Times New Roman" w:cs="Times New Roman"/>
+          <w:b/>
+          <w:sz w:val="36"/>
+          <w:szCs w:val="36"/>
+        </w:rPr>
+        <w:t>3.2.6 Lineare Unabhängigkeit, Basis und Dimension</w:t>
+      </w:r>
+    </w:p>
+    <w:p>
+      <w:pPr>
+        <w:spacing w:before="100" w:beforeAutospacing="1" w:after="100" w:afterAutospacing="1"/>
+        <w:rPr>
+          <w:rFonts w:ascii="Times New Roman" w:hAnsi="Times New Roman" w:cs="Times New Roman"/>
+        </w:rPr>
+      </w:pPr>
+      <w:r>
+        <w:rPr>
+          <w:rFonts w:ascii="Times New Roman" w:hAnsi="Times New Roman" w:cs="Times New Roman"/>
+        </w:rPr>
+        <w:t xml:space="preserve">Mit dem Begriff des Spannraums lässt sich beschreiben, welche Vektoren durch Linearkombinationen einer gegebenen Vektormenge erzeugt werden können. Damit ist jedoch noch nicht entschieden, ob alle Vektoren dieser Menge für die Erzeugung tatsächlich erforderlich sind. Die lineare Algebra untersucht diese Frage mit dem Begriff der linearen Unabhängigkeit. </w:t>
+      </w:r>
+      <w:r>
+        <w:rPr>
+          <w:rFonts w:ascii="Times New Roman" w:hAnsi="Times New Roman" w:cs="Times New Roman"/>
+          <w:b/>
+        </w:rPr>
+        <w:t>[71, 74, 82]</w:t>
+      </w:r>
+    </w:p>
+    <w:p>
+      <w:pPr>
+        <w:spacing w:before="100" w:beforeAutospacing="1" w:after="100" w:afterAutospacing="1"/>
+        <w:rPr>
+          <w:rFonts w:ascii="Times New Roman" w:hAnsi="Times New Roman" w:cs="Times New Roman"/>
+        </w:rPr>
+      </w:pPr>
+      <w:r>
+        <w:rPr>
+          <w:rFonts w:ascii="Times New Roman" w:hAnsi="Times New Roman" w:cs="Times New Roman"/>
+        </w:rPr>
+        <w:lastRenderedPageBreak/>
+        <w:t xml:space="preserve">Eine Vektormenge ist linear unabhängig, wenn keiner ihrer Vektoren als Linearkombination der übrigen Vektoren dargestellt werden kann. Enthält eine Vektormenge dagegen mindestens einen Vektor, der sich aus den anderen Vektoren erzeugen lässt, so ist sie linear abhängig. </w:t>
+      </w:r>
+      <w:r>
+        <w:rPr>
+          <w:rFonts w:ascii="Times New Roman" w:hAnsi="Times New Roman" w:cs="Times New Roman"/>
+          <w:b/>
+        </w:rPr>
+        <w:t>[71, 74, 82]</w:t>
+      </w:r>
+    </w:p>
+    <w:p>
+      <w:pPr>
+        <w:spacing w:before="100" w:beforeAutospacing="1" w:after="100" w:afterAutospacing="1"/>
+        <w:rPr>
+          <w:rFonts w:ascii="Times New Roman" w:hAnsi="Times New Roman" w:cs="Times New Roman"/>
+        </w:rPr>
+      </w:pPr>
+      <w:r>
+        <w:rPr>
+          <w:rFonts w:ascii="Times New Roman" w:hAnsi="Times New Roman" w:cs="Times New Roman"/>
+        </w:rPr>
+        <w:t xml:space="preserve">Die lineare Unabhängigkeit bildet gemeinsam mit der Erzeugungseigenschaft die Grundlage des Basisbegriffs. Eine Basis ist weder lediglich eine beliebige Vektormenge noch ausschließlich ein </w:t>
+      </w:r>
+      <w:proofErr w:type="spellStart"/>
+      <w:r>
+        <w:rPr>
+          <w:rFonts w:ascii="Times New Roman" w:hAnsi="Times New Roman" w:cs="Times New Roman"/>
+        </w:rPr>
+        <w:t>Erzeugendensystem</w:t>
+      </w:r>
+      <w:proofErr w:type="spellEnd"/>
+      <w:r>
+        <w:rPr>
+          <w:rFonts w:ascii="Times New Roman" w:hAnsi="Times New Roman" w:cs="Times New Roman"/>
+        </w:rPr>
+        <w:t xml:space="preserve">, sondern ein linear unabhängiges </w:t>
+      </w:r>
+      <w:proofErr w:type="spellStart"/>
+      <w:r>
+        <w:rPr>
+          <w:rFonts w:ascii="Times New Roman" w:hAnsi="Times New Roman" w:cs="Times New Roman"/>
+        </w:rPr>
+        <w:t>Erzeugendensystem</w:t>
+      </w:r>
+      <w:proofErr w:type="spellEnd"/>
+      <w:r>
+        <w:rPr>
+          <w:rFonts w:ascii="Times New Roman" w:hAnsi="Times New Roman" w:cs="Times New Roman"/>
+        </w:rPr>
+        <w:t xml:space="preserve"> des gesamten Vektorraums. </w:t>
+      </w:r>
+      <w:r>
+        <w:rPr>
+          <w:rFonts w:ascii="Times New Roman" w:hAnsi="Times New Roman" w:cs="Times New Roman"/>
+          <w:b/>
+        </w:rPr>
+        <w:t>[71, 74, 82]</w:t>
+      </w:r>
+    </w:p>
+    <w:p>
+      <w:pPr>
+        <w:spacing w:before="100" w:beforeAutospacing="1" w:after="100" w:afterAutospacing="1"/>
+        <w:rPr>
+          <w:rFonts w:ascii="Times New Roman" w:hAnsi="Times New Roman" w:cs="Times New Roman"/>
+        </w:rPr>
+      </w:pPr>
+      <w:r>
+        <w:rPr>
+          <w:rFonts w:ascii="Times New Roman" w:hAnsi="Times New Roman" w:cs="Times New Roman"/>
+        </w:rPr>
+        <w:t>Für den Aufbau des Funktionalen Raum-Zeit-Kohärenzsystems übernehme ich zunächst ausschließlich diese etablierten mathematischen Begriffe. Die spätere Auswahl funktionaler Basisvektoren und ihre inhaltliche Interpretation stellen eigene Modellentscheidungen dieser Arbeit dar.</w:t>
+      </w:r>
+    </w:p>
+    <w:p>
+      <w:pPr>
+        <w:spacing w:before="100" w:beforeAutospacing="1" w:after="100" w:afterAutospacing="1"/>
+        <w:outlineLvl w:val="2"/>
+        <w:rPr>
+          <w:rFonts w:ascii="Times New Roman" w:hAnsi="Times New Roman" w:cs="Times New Roman"/>
+          <w:b/>
+          <w:sz w:val="27"/>
+          <w:szCs w:val="27"/>
+        </w:rPr>
+      </w:pPr>
+      <w:r>
+        <w:rPr>
+          <w:rFonts w:ascii="Times New Roman" w:hAnsi="Times New Roman" w:cs="Times New Roman"/>
+          <w:b/>
+          <w:sz w:val="27"/>
+          <w:szCs w:val="27"/>
+        </w:rPr>
+        <w:t>Definition 3.2.18: Lineare Unabhängigkeit</w:t>
+      </w:r>
+    </w:p>
+    <w:p>
+      <w:pPr>
+        <w:spacing w:before="100" w:beforeAutospacing="1" w:after="100" w:afterAutospacing="1"/>
+        <w:rPr>
+          <w:rFonts w:ascii="Times New Roman" w:hAnsi="Times New Roman" w:cs="Times New Roman"/>
+        </w:rPr>
+      </w:pPr>
+      <w:r>
+        <w:rPr>
+          <w:rFonts w:ascii="Times New Roman" w:hAnsi="Times New Roman" w:cs="Times New Roman"/>
+        </w:rPr>
+        <w:t xml:space="preserve">Seien </w:t>
+      </w:r>
+    </w:p>
+    <w:p>
+      <w:pPr>
+        <w:pStyle w:val="Formel"/>
+        <w:rPr>
+          <w:rFonts w:ascii="Times New Roman" w:eastAsia="Times New Roman" w:hAnsi="Times New Roman" w:cs="Times New Roman"/>
+        </w:rPr>
+      </w:pPr>
+      <m:oMath>
+        <m:sSub>
+          <m:sSubPr>
+            <m:ctrlPr/>
+          </m:sSubPr>
+          <m:e>
+            <m:r>
+              <m:t>v</m:t>
+            </m:r>
+          </m:e>
+          <m:sub>
+            <m:r>
+              <m:t>1</m:t>
+            </m:r>
+          </m:sub>
+        </m:sSub>
+        <m:r>
+          <m:t>,</m:t>
+        </m:r>
+        <m:sSub>
+          <m:sSubPr>
+            <m:ctrlPr/>
+          </m:sSubPr>
+          <m:e>
+            <m:r>
+              <m:t>v</m:t>
+            </m:r>
+          </m:e>
+          <m:sub>
+            <m:r>
+              <m:t>2</m:t>
+            </m:r>
+          </m:sub>
+        </m:sSub>
+        <m:r>
+          <m:t>,…,</m:t>
+        </m:r>
+        <m:sSub>
+          <m:sSubPr>
+            <m:ctrlPr/>
+          </m:sSubPr>
+          <m:e>
+            <m:r>
+              <m:t>v</m:t>
+            </m:r>
+          </m:e>
+          <m:sub>
+            <m:r>
+              <m:t>n</m:t>
+            </m:r>
+          </m:sub>
+        </m:sSub>
+        <m:r>
+          <m:t>∈V</m:t>
+        </m:r>
+      </m:oMath>
+      <w:r>
+        <w:rPr>
+          <w:rFonts w:ascii="Times New Roman" w:hAnsi="Times New Roman" w:cs="Times New Roman"/>
+        </w:rPr>
+        <w:tab/>
+      </w:r>
+      <w:r>
+        <w:rPr>
+          <w:rFonts w:ascii="Times New Roman" w:eastAsia="Times New Roman" w:hAnsi="Times New Roman" w:cs="Times New Roman"/>
+        </w:rPr>
+        <w:t>(3.121)</w:t>
+      </w:r>
+    </w:p>
+    <w:p>
+      <w:pPr>
+        <w:spacing w:before="100" w:beforeAutospacing="1" w:after="100" w:afterAutospacing="1"/>
+        <w:rPr>
+          <w:rFonts w:ascii="Times New Roman" w:hAnsi="Times New Roman" w:cs="Times New Roman"/>
+        </w:rPr>
+      </w:pPr>
+      <w:r>
+        <w:rPr>
+          <w:rFonts w:ascii="Times New Roman" w:hAnsi="Times New Roman" w:cs="Times New Roman"/>
+        </w:rPr>
+        <w:t xml:space="preserve">Die Vektoren </w:t>
+      </w:r>
+      <m:oMath>
+        <m:sSub>
+          <m:sSubPr>
+            <m:ctrlPr>
+              <w:rPr>
+                <w:rFonts w:ascii="Cambria Math" w:hAnsi="Cambria Math" w:cs="Times New Roman"/>
+                <w:i/>
+              </w:rPr>
+            </m:ctrlPr>
+          </m:sSubPr>
+          <m:e>
+            <m:r>
+              <w:rPr>
+                <w:rFonts w:ascii="Cambria Math" w:hAnsi="Cambria Math" w:cs="Times New Roman"/>
+              </w:rPr>
+              <m:t>v</m:t>
+            </m:r>
+          </m:e>
+          <m:sub>
+            <m:r>
+              <w:rPr>
+                <w:rFonts w:ascii="Cambria Math" w:hAnsi="Cambria Math" w:cs="Times New Roman"/>
+              </w:rPr>
+              <m:t>1</m:t>
+            </m:r>
+          </m:sub>
+        </m:sSub>
+        <m:r>
+          <w:rPr>
+            <w:rFonts w:ascii="Cambria Math" w:hAnsi="Cambria Math" w:cs="Times New Roman"/>
+          </w:rPr>
+          <m:t>,</m:t>
+        </m:r>
+        <m:r>
+          <m:rPr>
+            <m:sty m:val="p"/>
+          </m:rPr>
+          <w:rPr>
+            <w:rFonts w:ascii="Cambria Math" w:hAnsi="Cambria Math" w:cs="Times New Roman"/>
+          </w:rPr>
+          <m:t>…</m:t>
+        </m:r>
+        <m:r>
+          <w:rPr>
+            <w:rFonts w:ascii="Cambria Math" w:hAnsi="Cambria Math" w:cs="Times New Roman"/>
+          </w:rPr>
+          <m:t>,</m:t>
+        </m:r>
+        <m:sSub>
+          <m:sSubPr>
+            <m:ctrlPr>
+              <w:rPr>
+                <w:rFonts w:ascii="Cambria Math" w:hAnsi="Cambria Math" w:cs="Times New Roman"/>
+                <w:i/>
+              </w:rPr>
+            </m:ctrlPr>
+          </m:sSubPr>
+          <m:e>
+            <m:r>
+              <w:rPr>
+                <w:rFonts w:ascii="Cambria Math" w:hAnsi="Cambria Math" w:cs="Times New Roman"/>
+              </w:rPr>
+              <m:t>v</m:t>
+            </m:r>
+          </m:e>
+          <m:sub>
+            <m:r>
+              <w:rPr>
+                <w:rFonts w:ascii="Cambria Math" w:hAnsi="Cambria Math" w:cs="Times New Roman"/>
+              </w:rPr>
+              <m:t>n</m:t>
+            </m:r>
+          </m:sub>
+        </m:sSub>
+      </m:oMath>
+      <w:r>
+        <w:rPr>
+          <w:rFonts w:ascii="Times New Roman" w:hAnsi="Times New Roman" w:cs="Times New Roman"/>
+        </w:rPr>
+        <w:t xml:space="preserve"> heißen </w:t>
+      </w:r>
+      <w:r>
+        <w:rPr>
+          <w:rFonts w:ascii="Times New Roman" w:hAnsi="Times New Roman" w:cs="Times New Roman"/>
+          <w:b/>
+        </w:rPr>
+        <w:t>linear unabhängig</w:t>
+      </w:r>
+      <w:r>
+        <w:rPr>
+          <w:rFonts w:ascii="Times New Roman" w:hAnsi="Times New Roman" w:cs="Times New Roman"/>
+        </w:rPr>
+        <w:t>, wenn aus</w:t>
+      </w:r>
+    </w:p>
+    <w:p>
+      <w:pPr>
+        <w:pStyle w:val="Formel"/>
+        <w:rPr>
+          <w:rFonts w:ascii="Times New Roman" w:eastAsia="Times New Roman" w:hAnsi="Times New Roman" w:cs="Times New Roman"/>
+        </w:rPr>
+      </w:pPr>
+      <m:oMath>
+        <m:sSub>
+          <m:sSubPr>
+            <m:ctrlPr/>
+          </m:sSubPr>
+          <m:e>
+            <m:r>
+              <m:t>λ</m:t>
+            </m:r>
+          </m:e>
+          <m:sub>
+            <m:r>
+              <m:t>1</m:t>
+            </m:r>
+          </m:sub>
+        </m:sSub>
+        <m:sSub>
+          <m:sSubPr>
+            <m:ctrlPr/>
+          </m:sSubPr>
+          <m:e>
+            <m:r>
+              <m:t>v</m:t>
+            </m:r>
+          </m:e>
+          <m:sub>
+            <m:r>
+              <m:t>1</m:t>
+            </m:r>
+          </m:sub>
+        </m:sSub>
+        <m:r>
+          <m:t>+</m:t>
+        </m:r>
+        <m:sSub>
+          <m:sSubPr>
+            <m:ctrlPr/>
+          </m:sSubPr>
+          <m:e>
+            <m:r>
+              <m:t>λ</m:t>
+            </m:r>
+          </m:e>
+          <m:sub>
+            <m:r>
+              <m:t>2</m:t>
+            </m:r>
+          </m:sub>
+        </m:sSub>
+        <m:sSub>
+          <m:sSubPr>
+            <m:ctrlPr/>
+          </m:sSubPr>
+          <m:e>
+            <m:r>
+              <m:t>v</m:t>
+            </m:r>
+          </m:e>
+          <m:sub>
+            <m:r>
+              <m:t>2</m:t>
+            </m:r>
+          </m:sub>
+        </m:sSub>
+        <m:r>
+          <m:t>+⋯+</m:t>
+        </m:r>
+        <m:sSub>
+          <m:sSubPr>
+            <m:ctrlPr/>
+          </m:sSubPr>
+          <m:e>
+            <m:r>
+              <m:t>λ</m:t>
+            </m:r>
+          </m:e>
+          <m:sub>
+            <m:r>
+              <m:t>n</m:t>
+            </m:r>
+          </m:sub>
+        </m:sSub>
+        <m:sSub>
+          <m:sSubPr>
+            <m:ctrlPr/>
+          </m:sSubPr>
+          <m:e>
+            <m:r>
+              <m:t>v</m:t>
+            </m:r>
+          </m:e>
+          <m:sub>
+            <m:r>
+              <m:t>n</m:t>
+            </m:r>
+          </m:sub>
+        </m:sSub>
+        <m:r>
+          <m:t>=</m:t>
+        </m:r>
+        <m:sSub>
+          <m:sSubPr>
+            <m:ctrlPr/>
+          </m:sSubPr>
+          <m:e>
+            <m:r>
+              <m:t>0</m:t>
+            </m:r>
+          </m:e>
+          <m:sub>
+            <m:r>
+              <m:t>V</m:t>
+            </m:r>
+          </m:sub>
+        </m:sSub>
+      </m:oMath>
+      <w:r>
+        <w:rPr>
+          <w:rFonts w:ascii="Times New Roman" w:hAnsi="Times New Roman" w:cs="Times New Roman"/>
+        </w:rPr>
+        <w:tab/>
+      </w:r>
+      <w:r>
+        <w:rPr>
+          <w:rFonts w:ascii="Times New Roman" w:eastAsia="Times New Roman" w:hAnsi="Times New Roman" w:cs="Times New Roman"/>
+        </w:rPr>
+        <w:t>(3.122)</w:t>
+      </w:r>
+    </w:p>
+    <w:p>
+      <w:pPr>
+        <w:spacing w:after="0"/>
+        <w:rPr>
+          <w:rFonts w:ascii="Times New Roman" w:hAnsi="Times New Roman" w:cs="Times New Roman"/>
+        </w:rPr>
+      </w:pPr>
+      <w:r>
+        <w:rPr>
+          <w:rFonts w:ascii="Times New Roman" w:hAnsi="Times New Roman" w:cs="Times New Roman"/>
+        </w:rPr>
+        <w:t>zwingend folgt, dass</w:t>
+      </w:r>
+      <w:r>
+        <w:rPr>
+          <w:rFonts w:ascii="Times New Roman" w:hAnsi="Times New Roman" w:cs="Times New Roman"/>
+        </w:rPr>
+        <w:t xml:space="preserve"> </w:t>
+      </w:r>
+      <w:r>
+        <w:rPr>
+          <w:rFonts w:ascii="Times New Roman" w:hAnsi="Times New Roman" w:cs="Times New Roman"/>
+        </w:rPr>
+        <w:t xml:space="preserve"> </w:t>
+      </w:r>
+    </w:p>
+    <w:p>
+      <w:pPr>
+        <w:pStyle w:val="Formel"/>
+        <w:rPr>
+          <w:rFonts w:ascii="Times New Roman" w:eastAsia="Times New Roman" w:hAnsi="Times New Roman" w:cs="Times New Roman"/>
+        </w:rPr>
+      </w:pPr>
+      <m:oMath>
+        <m:sSub>
+          <m:sSubPr>
+            <m:ctrlPr/>
+          </m:sSubPr>
+          <m:e>
+            <m:r>
+              <m:t>λ</m:t>
+            </m:r>
+          </m:e>
+          <m:sub>
+            <m:r>
+              <m:t>1</m:t>
+            </m:r>
+          </m:sub>
+        </m:sSub>
+        <m:r>
+          <m:t>=</m:t>
+        </m:r>
+        <m:sSub>
+          <m:sSubPr>
+            <m:ctrlPr/>
+          </m:sSubPr>
+          <m:e>
+            <m:r>
+              <m:t>λ</m:t>
+            </m:r>
+          </m:e>
+          <m:sub>
+            <m:r>
+              <m:t>2</m:t>
+            </m:r>
+          </m:sub>
+        </m:sSub>
+        <m:r>
+          <m:t>=⋯=</m:t>
+        </m:r>
+        <m:sSub>
+          <m:sSubPr>
+            <m:ctrlPr/>
+          </m:sSubPr>
+          <m:e>
+            <m:r>
+              <m:t>λ</m:t>
+            </m:r>
+          </m:e>
+          <m:sub>
+            <m:r>
+              <m:t>n</m:t>
+            </m:r>
+          </m:sub>
+        </m:sSub>
+        <m:r>
+          <m:t>=0</m:t>
+        </m:r>
+      </m:oMath>
+      <w:r>
+        <w:rPr>
+          <w:rFonts w:ascii="Times New Roman" w:hAnsi="Times New Roman" w:cs="Times New Roman"/>
+        </w:rPr>
+        <w:tab/>
+        <w:t>(3.123)</w:t>
+      </w:r>
+      <w:r>
+        <w:rPr>
+          <w:rFonts w:ascii="Times New Roman" w:hAnsi="Times New Roman"/>
+        </w:rPr>
+        <w:tab/>
+      </w:r>
+    </w:p>
+    <w:p>
+      <w:pPr>
+        <w:spacing w:before="100" w:beforeAutospacing="1" w:after="100" w:afterAutospacing="1"/>
+        <w:rPr>
+          <w:rFonts w:ascii="Times New Roman" w:hAnsi="Times New Roman" w:cs="Times New Roman"/>
+        </w:rPr>
+      </w:pPr>
+      <w:r>
+        <w:rPr>
+          <w:rFonts w:ascii="Times New Roman" w:hAnsi="Times New Roman" w:cs="Times New Roman"/>
+        </w:rPr>
+        <w:t xml:space="preserve">Die triviale Linearkombination ist damit die einzige Möglichkeit, den Nullvektor aus den betrachteten Vektoren zu erzeugen. </w:t>
+      </w:r>
+      <w:r>
+        <w:rPr>
+          <w:rFonts w:ascii="Times New Roman" w:hAnsi="Times New Roman" w:cs="Times New Roman"/>
+          <w:b/>
+        </w:rPr>
+        <w:t>[71, 74, 82]</w:t>
+      </w:r>
+    </w:p>
+    <w:p>
+      <w:pPr>
+        <w:spacing w:before="100" w:beforeAutospacing="1" w:after="100" w:afterAutospacing="1"/>
+        <w:rPr>
+          <w:rFonts w:ascii="Times New Roman" w:hAnsi="Times New Roman" w:cs="Times New Roman"/>
+        </w:rPr>
+      </w:pPr>
+      <w:r>
+        <w:rPr>
+          <w:rFonts w:ascii="Times New Roman" w:hAnsi="Times New Roman" w:cs="Times New Roman"/>
+        </w:rPr>
+        <w:t xml:space="preserve">Sind dagegen Skalare </w:t>
+      </w:r>
+      <m:oMath>
+        <m:sSub>
+          <m:sSubPr>
+            <m:ctrlPr>
+              <w:rPr>
+                <w:rFonts w:ascii="Cambria Math" w:hAnsi="Cambria Math" w:cs="Times New Roman"/>
+                <w:i/>
+              </w:rPr>
+            </m:ctrlPr>
+          </m:sSubPr>
+          <m:e>
+            <m:r>
+              <m:rPr>
+                <m:sty m:val="p"/>
+              </m:rPr>
+              <w:rPr>
+                <w:rFonts w:ascii="Cambria Math" w:hAnsi="Cambria Math" w:cs="Times New Roman"/>
+              </w:rPr>
+              <m:t>λ</m:t>
+            </m:r>
+            <m:ctrlPr>
+              <w:rPr>
+                <w:rFonts w:ascii="Cambria Math" w:hAnsi="Cambria Math" w:cs="Times New Roman"/>
+              </w:rPr>
+            </m:ctrlPr>
+          </m:e>
+          <m:sub>
+            <m:r>
+              <w:rPr>
+                <w:rFonts w:ascii="Cambria Math" w:hAnsi="Cambria Math" w:cs="Times New Roman"/>
+              </w:rPr>
+              <m:t>1</m:t>
+            </m:r>
+          </m:sub>
+        </m:sSub>
+        <m:r>
+          <w:rPr>
+            <w:rFonts w:ascii="Cambria Math" w:hAnsi="Cambria Math" w:cs="Times New Roman"/>
+          </w:rPr>
+          <m:t>,</m:t>
+        </m:r>
+        <m:r>
+          <m:rPr>
+            <m:sty m:val="p"/>
+          </m:rPr>
+          <w:rPr>
+            <w:rFonts w:ascii="Cambria Math" w:hAnsi="Cambria Math" w:cs="Times New Roman"/>
+          </w:rPr>
+          <m:t>…</m:t>
+        </m:r>
+        <m:r>
+          <w:rPr>
+            <w:rFonts w:ascii="Cambria Math" w:hAnsi="Cambria Math" w:cs="Times New Roman"/>
+          </w:rPr>
+          <m:t>,</m:t>
+        </m:r>
+        <m:sSub>
+          <m:sSubPr>
+            <m:ctrlPr>
+              <w:rPr>
+                <w:rFonts w:ascii="Cambria Math" w:hAnsi="Cambria Math" w:cs="Times New Roman"/>
+                <w:i/>
+              </w:rPr>
+            </m:ctrlPr>
+          </m:sSubPr>
+          <m:e>
+            <m:r>
+              <m:rPr>
+                <m:sty m:val="p"/>
+              </m:rPr>
+              <w:rPr>
+                <w:rFonts w:ascii="Cambria Math" w:hAnsi="Cambria Math" w:cs="Times New Roman"/>
+              </w:rPr>
+              <m:t>λ</m:t>
+            </m:r>
+          </m:e>
+          <m:sub>
+            <m:r>
+              <w:rPr>
+                <w:rFonts w:ascii="Cambria Math" w:hAnsi="Cambria Math" w:cs="Times New Roman"/>
+              </w:rPr>
+              <m:t>n</m:t>
+            </m:r>
+          </m:sub>
+        </m:sSub>
+      </m:oMath>
+      <w:r>
+        <w:rPr>
+          <w:rFonts w:ascii="Times New Roman" w:hAnsi="Times New Roman" w:cs="Times New Roman"/>
+        </w:rPr>
+        <w:t xml:space="preserve"> vorhanden, die nicht sämtlich null sind und dennoch Gleichung (3.122) erfüllen, so sind die Vektoren linear abhängig. </w:t>
+      </w:r>
+      <w:r>
+        <w:rPr>
+          <w:rFonts w:ascii="Times New Roman" w:hAnsi="Times New Roman" w:cs="Times New Roman"/>
+          <w:b/>
+        </w:rPr>
+        <w:t>[71, 74, 82]</w:t>
+      </w:r>
+    </w:p>
+    <w:p>
+      <w:pPr>
+        <w:spacing w:before="100" w:beforeAutospacing="1" w:after="100" w:afterAutospacing="1"/>
+        <w:outlineLvl w:val="2"/>
+        <w:rPr>
+          <w:rFonts w:ascii="Times New Roman" w:hAnsi="Times New Roman" w:cs="Times New Roman"/>
+          <w:b/>
+          <w:sz w:val="27"/>
+          <w:szCs w:val="27"/>
+        </w:rPr>
+      </w:pPr>
+      <w:r>
+        <w:rPr>
+          <w:rFonts w:ascii="Times New Roman" w:hAnsi="Times New Roman" w:cs="Times New Roman"/>
+          <w:b/>
+          <w:sz w:val="27"/>
+          <w:szCs w:val="27"/>
+        </w:rPr>
+        <w:t>Definition 3.2.19: Lineare Abhängigkeit</w:t>
+      </w:r>
+    </w:p>
+    <w:p>
+      <w:pPr>
+        <w:spacing w:before="100" w:beforeAutospacing="1" w:after="100" w:afterAutospacing="1"/>
+        <w:rPr>
+          <w:rFonts w:ascii="Times New Roman" w:hAnsi="Times New Roman" w:cs="Times New Roman"/>
+        </w:rPr>
+      </w:pPr>
+      <w:r>
+        <w:rPr>
+          <w:rFonts w:ascii="Times New Roman" w:hAnsi="Times New Roman" w:cs="Times New Roman"/>
+        </w:rPr>
+        <w:t xml:space="preserve">Eine Vektormenge </w:t>
+      </w:r>
+    </w:p>
+    <w:p>
+      <w:pPr>
+        <w:pStyle w:val="Formel"/>
+        <w:rPr>
+          <w:rFonts w:ascii="Times New Roman" w:eastAsia="Times New Roman" w:hAnsi="Times New Roman" w:cs="Times New Roman"/>
+        </w:rPr>
+      </w:pPr>
+      <m:oMath>
+        <m:r>
+          <m:rPr>
+            <m:lit/>
+          </m:rPr>
+          <m:t>{</m:t>
+        </m:r>
+        <m:sSub>
+          <m:sSubPr>
+            <m:ctrlPr/>
+          </m:sSubPr>
+          <m:e>
+            <m:r>
+              <m:t>v</m:t>
+            </m:r>
+          </m:e>
+          <m:sub>
+            <m:r>
+              <m:t>1</m:t>
+            </m:r>
+          </m:sub>
+        </m:sSub>
+        <m:r>
+          <m:t>,…,</m:t>
+        </m:r>
+        <m:sSub>
+          <m:sSubPr>
+            <m:ctrlPr/>
+          </m:sSubPr>
+          <m:e>
+            <m:r>
+              <m:t>v</m:t>
+            </m:r>
+          </m:e>
+          <m:sub>
+            <m:r>
+              <m:t>n</m:t>
+            </m:r>
+          </m:sub>
+        </m:sSub>
+        <m:r>
+          <m:rPr>
+            <m:lit/>
+          </m:rPr>
+          <m:t>}</m:t>
+        </m:r>
+      </m:oMath>
+      <w:r>
+        <w:rPr>
+          <w:rFonts w:ascii="Times New Roman" w:hAnsi="Times New Roman" w:cs="Times New Roman"/>
+        </w:rPr>
+        <w:tab/>
+      </w:r>
+      <w:r>
+        <w:rPr>
+          <w:rFonts w:ascii="Times New Roman" w:eastAsia="Times New Roman" w:hAnsi="Times New Roman" w:cs="Times New Roman"/>
+        </w:rPr>
+        <w:t>(3.124)</w:t>
+      </w:r>
+    </w:p>
+    <w:p>
+      <w:pPr>
+        <w:spacing w:before="100" w:beforeAutospacing="1" w:after="100" w:afterAutospacing="1"/>
+        <w:rPr>
+          <w:rFonts w:ascii="Times New Roman" w:hAnsi="Times New Roman" w:cs="Times New Roman"/>
+        </w:rPr>
+      </w:pPr>
+      <w:r>
+        <w:rPr>
+          <w:rFonts w:ascii="Times New Roman" w:hAnsi="Times New Roman" w:cs="Times New Roman"/>
+        </w:rPr>
+        <w:t xml:space="preserve">heißt </w:t>
+      </w:r>
+      <w:r>
+        <w:rPr>
+          <w:rFonts w:ascii="Times New Roman" w:hAnsi="Times New Roman" w:cs="Times New Roman"/>
+          <w:b/>
+        </w:rPr>
+        <w:t>linear abhängig</w:t>
+      </w:r>
+      <w:r>
+        <w:rPr>
+          <w:rFonts w:ascii="Times New Roman" w:hAnsi="Times New Roman" w:cs="Times New Roman"/>
+        </w:rPr>
+        <w:t xml:space="preserve">, wenn Skalare </w:t>
+      </w:r>
+    </w:p>
+    <w:p>
+      <w:pPr>
+        <w:pStyle w:val="Formel"/>
+        <w:rPr>
+          <w:rFonts w:ascii="Times New Roman" w:eastAsia="Times New Roman" w:hAnsi="Times New Roman" w:cs="Times New Roman"/>
+        </w:rPr>
+      </w:pPr>
+      <m:oMath>
+        <m:sSub>
+          <m:sSubPr>
+            <m:ctrlPr/>
+          </m:sSubPr>
+          <m:e>
+            <m:r>
+              <m:t>λ</m:t>
+            </m:r>
+          </m:e>
+          <m:sub>
+            <m:r>
+              <m:t>1</m:t>
+            </m:r>
+          </m:sub>
+        </m:sSub>
+        <m:r>
+          <m:t>,…,</m:t>
+        </m:r>
+        <m:sSub>
+          <m:sSubPr>
+            <m:ctrlPr/>
+          </m:sSubPr>
+          <m:e>
+            <m:r>
+              <m:t>λ</m:t>
+            </m:r>
+          </m:e>
+          <m:sub>
+            <m:r>
+              <m:t>n</m:t>
+            </m:r>
+          </m:sub>
+        </m:sSub>
+        <m:r>
+          <m:t>∈R</m:t>
+        </m:r>
+      </m:oMath>
+      <w:r>
+        <w:rPr>
+          <w:rFonts w:ascii="Times New Roman" w:hAnsi="Times New Roman" w:cs="Times New Roman"/>
+        </w:rPr>
+        <w:tab/>
+      </w:r>
+      <w:r>
+        <w:rPr>
+          <w:rFonts w:ascii="Times New Roman" w:eastAsia="Times New Roman" w:hAnsi="Times New Roman" w:cs="Times New Roman"/>
+        </w:rPr>
+        <w:t>(3.125)</w:t>
+      </w:r>
+    </w:p>
+    <w:p>
+      <w:pPr>
+        <w:spacing w:before="100" w:beforeAutospacing="1" w:after="100" w:afterAutospacing="1"/>
+        <w:rPr>
+          <w:rFonts w:ascii="Times New Roman" w:hAnsi="Times New Roman" w:cs="Times New Roman"/>
+        </w:rPr>
+      </w:pPr>
+      <w:r>
+        <w:rPr>
+          <w:rFonts w:ascii="Times New Roman" w:hAnsi="Times New Roman" w:cs="Times New Roman"/>
+        </w:rPr>
+        <w:t xml:space="preserve">existieren, die nicht alle null sind und für die gilt </w:t>
+      </w:r>
+    </w:p>
+    <w:p>
+      <w:pPr>
+        <w:pStyle w:val="Formel"/>
+        <w:rPr>
+          <w:rFonts w:ascii="Times New Roman" w:eastAsia="Times New Roman" w:hAnsi="Times New Roman" w:cs="Times New Roman"/>
+        </w:rPr>
+      </w:pPr>
+      <m:oMath>
+        <m:nary>
+          <m:naryPr>
+            <m:chr m:val="∑"/>
+            <m:ctrlPr/>
+          </m:naryPr>
+          <m:sub>
+            <m:r>
+              <m:t>i=1</m:t>
+            </m:r>
+          </m:sub>
+          <m:sup>
+            <m:r>
+              <m:t>n</m:t>
+            </m:r>
+          </m:sup>
+          <m:e>
+            <m:sSub>
+              <m:sSubPr>
+                <m:ctrlPr/>
+              </m:sSubPr>
+              <m:e>
+                <m:r>
+                  <m:t>λ</m:t>
+                </m:r>
+              </m:e>
+              <m:sub>
+                <m:r>
+                  <m:t>i</m:t>
+                </m:r>
+              </m:sub>
+            </m:sSub>
+            <m:sSub>
+              <m:sSubPr>
+                <m:ctrlPr/>
+              </m:sSubPr>
+              <m:e>
+                <m:r>
+                  <m:t>v</m:t>
+                </m:r>
+              </m:e>
+              <m:sub>
+                <m:r>
+                  <m:t>i</m:t>
+                </m:r>
+              </m:sub>
+            </m:sSub>
+          </m:e>
+        </m:nary>
+        <m:r>
+          <m:t>=</m:t>
+        </m:r>
+        <m:sSub>
+          <m:sSubPr>
+            <m:ctrlPr/>
+          </m:sSubPr>
+          <m:e>
+            <m:r>
+              <m:t>0</m:t>
+            </m:r>
+          </m:e>
+          <m:sub>
+            <m:r>
+              <m:t>V</m:t>
+            </m:r>
+          </m:sub>
+        </m:sSub>
+      </m:oMath>
+      <w:r>
+        <w:rPr>
+          <w:rFonts w:ascii="Times New Roman" w:hAnsi="Times New Roman" w:cs="Times New Roman"/>
+        </w:rPr>
+        <w:tab/>
+      </w:r>
+      <w:r>
+        <w:rPr>
+          <w:rFonts w:ascii="Times New Roman" w:eastAsia="Times New Roman" w:hAnsi="Times New Roman" w:cs="Times New Roman"/>
+        </w:rPr>
+        <w:t>(3.126)</w:t>
+      </w:r>
+    </w:p>
+    <w:p>
+      <w:pPr>
+        <w:spacing w:before="100" w:beforeAutospacing="1" w:after="100" w:afterAutospacing="1"/>
+        <w:rPr>
+          <w:rFonts w:ascii="Times New Roman" w:hAnsi="Times New Roman" w:cs="Times New Roman"/>
+        </w:rPr>
+      </w:pPr>
+      <w:r>
+        <w:rPr>
+          <w:rFonts w:ascii="Times New Roman" w:hAnsi="Times New Roman" w:cs="Times New Roman"/>
+        </w:rPr>
+        <w:t xml:space="preserve">Lineare Abhängigkeit bedeutet, dass mindestens ein Vektor der betrachteten Menge als Linearkombination der übrigen Vektoren dargestellt werden kann. </w:t>
+      </w:r>
+      <w:r>
+        <w:rPr>
+          <w:rFonts w:ascii="Times New Roman" w:hAnsi="Times New Roman" w:cs="Times New Roman"/>
+          <w:b/>
+        </w:rPr>
+        <w:t>[71, 74, 82]</w:t>
+      </w:r>
+    </w:p>
+    <w:p>
+      <w:pPr>
+        <w:spacing w:before="100" w:beforeAutospacing="1" w:after="100" w:afterAutospacing="1"/>
+        <w:rPr>
+          <w:rFonts w:ascii="Times New Roman" w:hAnsi="Times New Roman" w:cs="Times New Roman"/>
+        </w:rPr>
+      </w:pPr>
+      <w:r>
+        <w:rPr>
+          <w:rFonts w:ascii="Times New Roman" w:hAnsi="Times New Roman" w:cs="Times New Roman"/>
+        </w:rPr>
+        <w:t xml:space="preserve">Ist beispielsweise </w:t>
+      </w:r>
+      <m:oMath>
+        <m:sSub>
+          <m:sSubPr>
+            <m:ctrlPr>
+              <w:rPr>
+                <w:rFonts w:ascii="Cambria Math" w:hAnsi="Cambria Math" w:cs="Times New Roman"/>
+                <w:i/>
+              </w:rPr>
+            </m:ctrlPr>
+          </m:sSubPr>
+          <m:e>
+            <m:r>
+              <m:rPr>
+                <m:sty m:val="p"/>
+              </m:rPr>
+              <w:rPr>
+                <w:rFonts w:ascii="Cambria Math" w:hAnsi="Cambria Math" w:cs="Times New Roman"/>
+              </w:rPr>
+              <m:t>λ</m:t>
+            </m:r>
+            <m:ctrlPr>
+              <w:rPr>
+                <w:rFonts w:ascii="Cambria Math" w:hAnsi="Cambria Math" w:cs="Times New Roman"/>
+              </w:rPr>
+            </m:ctrlPr>
+          </m:e>
+          <m:sub>
+            <m:r>
+              <w:rPr>
+                <w:rFonts w:ascii="Cambria Math" w:hAnsi="Cambria Math" w:cs="Times New Roman"/>
+              </w:rPr>
+              <m:t>k</m:t>
+            </m:r>
+          </m:sub>
+        </m:sSub>
+        <m:r>
+          <m:rPr>
+            <m:sty m:val="p"/>
+          </m:rPr>
+          <w:rPr>
+            <w:rFonts w:ascii="Cambria Math" w:hAnsi="Cambria Math" w:cs="Times New Roman"/>
+          </w:rPr>
+          <m:t>≠</m:t>
+        </m:r>
+        <m:r>
+          <w:rPr>
+            <w:rFonts w:ascii="Cambria Math" w:hAnsi="Cambria Math" w:cs="Times New Roman"/>
+          </w:rPr>
+          <m:t>0</m:t>
+        </m:r>
+      </m:oMath>
+      <w:r>
+        <w:rPr>
+          <w:rFonts w:ascii="Times New Roman" w:hAnsi="Times New Roman" w:cs="Times New Roman"/>
+        </w:rPr>
+        <w:t xml:space="preserve"> so kann Gleichung (3.126) nach </w:t>
+      </w:r>
+      <m:oMath>
+        <m:sSub>
+          <m:sSubPr>
+            <m:ctrlPr>
+              <w:rPr>
+                <w:rFonts w:ascii="Cambria Math" w:hAnsi="Cambria Math" w:cs="Times New Roman"/>
+                <w:i/>
+              </w:rPr>
+            </m:ctrlPr>
+          </m:sSubPr>
+          <m:e>
+            <m:r>
+              <w:rPr>
+                <w:rFonts w:ascii="Cambria Math" w:hAnsi="Cambria Math" w:cs="Times New Roman"/>
+              </w:rPr>
+              <m:t>v</m:t>
+            </m:r>
+          </m:e>
+          <m:sub>
+            <m:r>
+              <w:rPr>
+                <w:rFonts w:ascii="Cambria Math" w:hAnsi="Cambria Math" w:cs="Times New Roman"/>
+              </w:rPr>
+              <m:t>k</m:t>
+            </m:r>
+          </m:sub>
+        </m:sSub>
+      </m:oMath>
+      <w:r>
+        <w:rPr>
+          <w:rFonts w:ascii="Times New Roman" w:hAnsi="Times New Roman" w:cs="Times New Roman"/>
+        </w:rPr>
+        <w:t xml:space="preserve"> aufgelöst werden:</w:t>
+      </w:r>
+    </w:p>
+    <w:p>
+      <w:pPr>
+        <w:pStyle w:val="Formel"/>
+        <w:rPr>
+          <w:rFonts w:ascii="Times New Roman" w:eastAsia="Times New Roman" w:hAnsi="Times New Roman" w:cs="Times New Roman"/>
+        </w:rPr>
+      </w:pPr>
+      <m:oMath>
+        <m:sSub>
+          <m:sSubPr>
+            <m:ctrlPr/>
+          </m:sSubPr>
+          <m:e>
+            <m:r>
+              <m:t>v</m:t>
+            </m:r>
+          </m:e>
+          <m:sub>
+            <m:r>
+              <m:t>k</m:t>
+            </m:r>
+          </m:sub>
+        </m:sSub>
+        <m:r>
+          <m:t>=-</m:t>
+        </m:r>
+        <m:nary>
+          <m:naryPr>
+            <m:chr m:val="∑"/>
+            <m:limLoc m:val="undOvr"/>
+            <m:ctrlPr>
+              <w:rPr>
+                <w:rFonts w:eastAsia="Times New Roman"/>
+              </w:rPr>
+            </m:ctrlPr>
+          </m:naryPr>
+          <m:sub>
+            <m:r>
+              <m:t>i=1</m:t>
+            </m:r>
+            <m:r>
+              <m:t xml:space="preserve">, </m:t>
+            </m:r>
+            <m:r>
+              <m:t>i≠k</m:t>
+            </m:r>
+          </m:sub>
+          <m:sup>
+            <m:r>
+              <m:t>n</m:t>
+            </m:r>
+          </m:sup>
+          <m:e>
+            <m:f>
+              <m:fPr>
+                <m:ctrlPr>
+                  <w:rPr>
+                    <w:rFonts w:eastAsia="Times New Roman"/>
+                  </w:rPr>
+                </m:ctrlPr>
+              </m:fPr>
+              <m:num>
+                <m:sSub>
+                  <m:sSubPr>
+                    <m:ctrlPr/>
+                  </m:sSubPr>
+                  <m:e>
+                    <m:r>
+                      <m:t>λ</m:t>
+                    </m:r>
+                  </m:e>
+                  <m:sub>
+                    <m:r>
+                      <m:t>i</m:t>
+                    </m:r>
+                  </m:sub>
+                </m:sSub>
+              </m:num>
+              <m:den>
+                <m:sSub>
+                  <m:sSubPr>
+                    <m:ctrlPr/>
+                  </m:sSubPr>
+                  <m:e>
+                    <m:r>
+                      <m:t>λ</m:t>
+                    </m:r>
+                  </m:e>
+                  <m:sub>
+                    <m:r>
+                      <m:t>k</m:t>
+                    </m:r>
+                  </m:sub>
+                </m:sSub>
+              </m:den>
+            </m:f>
+            <m:sSub>
+              <m:sSubPr>
+                <m:ctrlPr/>
+              </m:sSubPr>
+              <m:e>
+                <m:r>
+                  <m:t>v</m:t>
+                </m:r>
+              </m:e>
+              <m:sub>
+                <m:r>
+                  <m:t>i</m:t>
+                </m:r>
+              </m:sub>
+            </m:sSub>
+          </m:e>
+        </m:nary>
+      </m:oMath>
+      <w:r>
+        <w:rPr>
+          <w:rFonts w:ascii="Times New Roman" w:hAnsi="Times New Roman" w:cs="Times New Roman"/>
+        </w:rPr>
+        <w:tab/>
+      </w:r>
+      <w:r>
+        <w:rPr>
+          <w:rFonts w:ascii="Times New Roman" w:eastAsia="Times New Roman" w:hAnsi="Times New Roman" w:cs="Times New Roman"/>
+        </w:rPr>
+        <w:t>​.</w:t>
+      </w:r>
+      <w:r>
+        <w:rPr>
+          <w:rFonts w:ascii="Times New Roman" w:hAnsi="Times New Roman" w:cs="Times New Roman"/>
+        </w:rPr>
+        <w:t xml:space="preserve"> </w:t>
+      </w:r>
+      <w:r>
+        <w:rPr>
+          <w:rFonts w:ascii="Times New Roman" w:hAnsi="Times New Roman" w:cs="Times New Roman"/>
+        </w:rPr>
+        <w:tab/>
+      </w:r>
+      <w:r>
+        <w:rPr>
+          <w:rFonts w:ascii="Times New Roman" w:eastAsia="Times New Roman" w:hAnsi="Times New Roman" w:cs="Times New Roman"/>
+        </w:rPr>
+        <w:t>(3.127)</w:t>
+      </w:r>
+    </w:p>
+    <w:p>
+      <w:pPr>
+        <w:spacing w:before="100" w:beforeAutospacing="1" w:after="100" w:afterAutospacing="1"/>
+        <w:rPr>
+          <w:rFonts w:ascii="Times New Roman" w:hAnsi="Times New Roman" w:cs="Times New Roman"/>
+        </w:rPr>
+      </w:pPr>
+      <w:r>
+        <w:rPr>
+          <w:rFonts w:ascii="Times New Roman" w:hAnsi="Times New Roman" w:cs="Times New Roman"/>
+        </w:rPr>
+        <w:t xml:space="preserve">Damit wird unmittelbar sichtbar, dass </w:t>
+      </w:r>
+      <m:oMath>
+        <m:sSub>
+          <m:sSubPr>
+            <m:ctrlPr>
+              <w:rPr>
+                <w:rFonts w:ascii="Cambria Math" w:hAnsi="Cambria Math" w:cs="Times New Roman"/>
+                <w:i/>
+              </w:rPr>
+            </m:ctrlPr>
+          </m:sSubPr>
+          <m:e>
+            <m:r>
+              <w:rPr>
+                <w:rFonts w:ascii="Cambria Math" w:hAnsi="Cambria Math" w:cs="Times New Roman"/>
+              </w:rPr>
+              <m:t>v</m:t>
+            </m:r>
+          </m:e>
+          <m:sub>
+            <m:r>
+              <w:rPr>
+                <w:rFonts w:ascii="Cambria Math" w:hAnsi="Cambria Math" w:cs="Times New Roman"/>
+              </w:rPr>
+              <m:t>k</m:t>
+            </m:r>
+          </m:sub>
+        </m:sSub>
+      </m:oMath>
+      <w:r>
+        <w:rPr>
+          <w:rFonts w:ascii="Times New Roman" w:hAnsi="Times New Roman" w:cs="Times New Roman"/>
+        </w:rPr>
+        <w:t xml:space="preserve"> keine zusätzliche Erzeugungsinformation enthält. </w:t>
+      </w:r>
+      <w:r>
+        <w:rPr>
+          <w:rFonts w:ascii="Times New Roman" w:hAnsi="Times New Roman" w:cs="Times New Roman"/>
+          <w:b/>
+        </w:rPr>
+        <w:t>[71, 82]</w:t>
+      </w:r>
+    </w:p>
+    <w:p>
+      <w:pPr>
+        <w:spacing w:before="100" w:beforeAutospacing="1" w:after="100" w:afterAutospacing="1"/>
+        <w:outlineLvl w:val="2"/>
+        <w:rPr>
+          <w:rFonts w:ascii="Times New Roman" w:hAnsi="Times New Roman" w:cs="Times New Roman"/>
+          <w:b/>
+          <w:sz w:val="27"/>
+          <w:szCs w:val="27"/>
+        </w:rPr>
+      </w:pPr>
+      <w:r>
+        <w:rPr>
+          <w:rFonts w:ascii="Times New Roman" w:hAnsi="Times New Roman" w:cs="Times New Roman"/>
+          <w:b/>
+          <w:sz w:val="27"/>
+          <w:szCs w:val="27"/>
+        </w:rPr>
+        <w:t>Beispiel für lineare Abhängigkeit</w:t>
+      </w:r>
+    </w:p>
+    <w:p>
+      <w:pPr>
+        <w:spacing w:before="100" w:beforeAutospacing="1" w:after="100" w:afterAutospacing="1"/>
+        <w:rPr>
+          <w:rFonts w:ascii="Times New Roman" w:hAnsi="Times New Roman" w:cs="Times New Roman"/>
+        </w:rPr>
+      </w:pPr>
+      <w:r>
+        <w:rPr>
+          <w:rFonts w:ascii="Times New Roman" w:hAnsi="Times New Roman" w:cs="Times New Roman"/>
+        </w:rPr>
+        <w:t xml:space="preserve">Im zweidimensionalen reellen Vektorraum seien </w:t>
+      </w:r>
+    </w:p>
+    <w:p>
+      <w:pPr>
+        <w:pStyle w:val="Formel"/>
+        <w:rPr>
+          <w:rFonts w:ascii="Times New Roman" w:eastAsia="Times New Roman" w:hAnsi="Times New Roman" w:cs="Times New Roman"/>
+        </w:rPr>
+      </w:pPr>
+      <m:oMath>
+        <m:sSub>
+          <m:sSubPr>
+            <m:ctrlPr/>
+          </m:sSubPr>
+          <m:e>
+            <m:r>
+              <m:t>v</m:t>
+            </m:r>
+          </m:e>
+          <m:sub>
+            <m:r>
+              <m:t>1</m:t>
+            </m:r>
+          </m:sub>
+        </m:sSub>
+        <m:r>
+          <m:t>=</m:t>
+        </m:r>
+        <m:d>
+          <m:dPr>
+            <m:ctrlPr/>
+          </m:dPr>
+          <m:e>
+            <m:m>
+              <m:mPr>
+                <m:mcs>
+                  <m:mc>
+                    <m:mcPr>
+                      <m:count m:val="1"/>
+                      <m:mcJc m:val="center"/>
+                    </m:mcPr>
+                  </m:mc>
+                </m:mcs>
+                <m:ctrlPr/>
+              </m:mPr>
+              <m:mr>
+                <m:e>
+                  <m:m>
+                    <m:mPr>
+                      <m:mcs>
+                        <m:mc>
+                          <m:mcPr>
+                            <m:count m:val="1"/>
+                            <m:mcJc m:val="center"/>
+                          </m:mcPr>
+                        </m:mc>
+                      </m:mcs>
+                      <m:ctrlPr/>
+                    </m:mPr>
+                    <m:mr>
+                      <m:e>
+                        <m:r>
+                          <m:t>1</m:t>
+                        </m:r>
+                      </m:e>
+                    </m:mr>
+                    <m:mr>
+                      <m:e>
+                        <m:r>
+                          <m:t>2</m:t>
+                        </m:r>
+                      </m:e>
+                    </m:mr>
+                  </m:m>
+                </m:e>
+              </m:mr>
+            </m:m>
+          </m:e>
+        </m:d>
+        <m:r>
+          <m:t>,  </m:t>
+        </m:r>
+        <m:sSub>
+          <m:sSubPr>
+            <m:ctrlPr/>
+          </m:sSubPr>
+          <m:e>
+            <m:r>
+              <m:t>v</m:t>
+            </m:r>
+          </m:e>
+          <m:sub>
+            <m:r>
+              <m:t>2</m:t>
+            </m:r>
+          </m:sub>
+        </m:sSub>
+        <m:r>
+          <m:t>=</m:t>
+        </m:r>
+        <m:d>
+          <m:dPr>
+            <m:ctrlPr/>
+          </m:dPr>
+          <m:e>
+            <m:m>
+              <m:mPr>
+                <m:mcs>
+                  <m:mc>
+                    <m:mcPr>
+                      <m:count m:val="1"/>
+                      <m:mcJc m:val="center"/>
+                    </m:mcPr>
+                  </m:mc>
+                </m:mcs>
+                <m:ctrlPr/>
+              </m:mPr>
+              <m:mr>
+                <m:e>
+                  <m:r>
+                    <m:t>2</m:t>
+                  </m:r>
+                </m:e>
+              </m:mr>
+              <m:mr>
+                <m:e>
+                  <m:r>
+                    <m:t>4</m:t>
+                  </m:r>
+                </m:e>
+              </m:mr>
+            </m:m>
+          </m:e>
+        </m:d>
+      </m:oMath>
+      <w:r>
+        <w:rPr>
+          <w:rFonts w:ascii="Times New Roman" w:hAnsi="Times New Roman" w:cs="Times New Roman"/>
+        </w:rPr>
+        <w:tab/>
+      </w:r>
+      <w:r>
+        <w:rPr>
+          <w:rFonts w:ascii="Times New Roman" w:eastAsia="Times New Roman" w:hAnsi="Times New Roman" w:cs="Times New Roman"/>
+        </w:rPr>
+        <w:t>(3.128)</w:t>
+      </w:r>
+    </w:p>
+    <w:p>
+      <w:pPr>
+        <w:spacing w:before="100" w:beforeAutospacing="1" w:after="100" w:afterAutospacing="1"/>
+        <w:rPr>
+          <w:rFonts w:ascii="Times New Roman" w:hAnsi="Times New Roman" w:cs="Times New Roman"/>
+        </w:rPr>
+      </w:pPr>
+      <w:r>
+        <w:rPr>
+          <w:rFonts w:ascii="Times New Roman" w:hAnsi="Times New Roman" w:cs="Times New Roman"/>
+        </w:rPr>
+        <w:t xml:space="preserve">Da </w:t>
+      </w:r>
+    </w:p>
+    <w:p>
+      <w:pPr>
+        <w:pStyle w:val="Formel"/>
+        <w:rPr>
+          <w:rFonts w:ascii="Times New Roman" w:eastAsia="Times New Roman" w:hAnsi="Times New Roman" w:cs="Times New Roman"/>
+        </w:rPr>
+      </w:pPr>
+      <m:oMath>
+        <m:sSub>
+          <m:sSubPr>
+            <m:ctrlPr/>
+          </m:sSubPr>
+          <m:e>
+            <m:r>
+              <m:t>v</m:t>
+            </m:r>
+          </m:e>
+          <m:sub>
+            <m:r>
+              <m:t>2</m:t>
+            </m:r>
+          </m:sub>
+        </m:sSub>
+        <m:r>
+          <m:t>=2</m:t>
+        </m:r>
+        <m:sSub>
+          <m:sSubPr>
+            <m:ctrlPr/>
+          </m:sSubPr>
+          <m:e>
+            <m:r>
+              <m:t>v</m:t>
+            </m:r>
+          </m:e>
+          <m:sub>
+            <m:r>
+              <m:t>1</m:t>
+            </m:r>
+          </m:sub>
+        </m:sSub>
+      </m:oMath>
+      <w:r>
+        <w:rPr>
+          <w:rFonts w:ascii="Times New Roman" w:hAnsi="Times New Roman" w:cs="Times New Roman"/>
+        </w:rPr>
+        <w:tab/>
+      </w:r>
+      <w:r>
+        <w:rPr>
+          <w:rFonts w:ascii="Times New Roman" w:eastAsia="Times New Roman" w:hAnsi="Times New Roman" w:cs="Times New Roman"/>
+        </w:rPr>
+        <w:t>(3.129)</w:t>
+      </w:r>
+    </w:p>
+    <w:p>
+      <w:pPr>
+        <w:spacing w:before="100" w:beforeAutospacing="1" w:after="100" w:afterAutospacing="1"/>
+        <w:rPr>
+          <w:rFonts w:ascii="Times New Roman" w:hAnsi="Times New Roman" w:cs="Times New Roman"/>
+        </w:rPr>
+      </w:pPr>
+      <w:r>
+        <w:rPr>
+          <w:rFonts w:ascii="Times New Roman" w:hAnsi="Times New Roman" w:cs="Times New Roman"/>
+        </w:rPr>
+        <w:t xml:space="preserve">gilt, lassen sich beide Vektoren durch die nichttriviale Linearkombination </w:t>
+      </w:r>
+    </w:p>
+    <w:p>
+      <w:pPr>
+        <w:pStyle w:val="Formel"/>
+        <w:rPr>
+          <w:rFonts w:ascii="Times New Roman" w:eastAsia="Times New Roman" w:hAnsi="Times New Roman" w:cs="Times New Roman"/>
+        </w:rPr>
+      </w:pPr>
+      <m:oMath>
+        <m:r>
+          <m:t>2</m:t>
+        </m:r>
+        <m:sSub>
+          <m:sSubPr>
+            <m:ctrlPr/>
+          </m:sSubPr>
+          <m:e>
+            <m:r>
+              <m:t>v</m:t>
+            </m:r>
+          </m:e>
+          <m:sub>
+            <m:r>
+              <m:t>1</m:t>
+            </m:r>
+          </m:sub>
+        </m:sSub>
+        <m:r>
+          <m:t>-</m:t>
+        </m:r>
+        <m:sSub>
+          <m:sSubPr>
+            <m:ctrlPr/>
+          </m:sSubPr>
+          <m:e>
+            <m:r>
+              <m:t>v</m:t>
+            </m:r>
+          </m:e>
+          <m:sub>
+            <m:r>
+              <m:t>2</m:t>
+            </m:r>
+          </m:sub>
+        </m:sSub>
+        <m:r>
+          <m:t>=</m:t>
+        </m:r>
+        <m:sSub>
+          <m:sSubPr>
+            <m:ctrlPr/>
+          </m:sSubPr>
+          <m:e>
+            <m:r>
+              <m:t>0</m:t>
+            </m:r>
+          </m:e>
+          <m:sub>
+            <m:sSup>
+              <m:sSupPr>
+                <m:ctrlPr/>
+              </m:sSupPr>
+              <m:e>
+                <m:r>
+                  <m:rPr>
+                    <m:scr m:val="double-struck"/>
+                  </m:rPr>
+                  <w:rPr>
+                    <w:rFonts w:cs="Cambria Math"/>
+                  </w:rPr>
+                  <m:t>R</m:t>
+                </m:r>
+              </m:e>
+              <m:sup>
+                <m:r>
+                  <m:t>2</m:t>
+                </m:r>
+              </m:sup>
+            </m:sSup>
+          </m:sub>
+        </m:sSub>
+      </m:oMath>
+      <w:r>
+        <w:rPr>
+          <w:rFonts w:ascii="Times New Roman" w:hAnsi="Times New Roman" w:cs="Times New Roman"/>
+        </w:rPr>
+        <w:tab/>
+      </w:r>
+      <w:r>
+        <w:rPr>
+          <w:rFonts w:ascii="Times New Roman" w:eastAsia="Times New Roman" w:hAnsi="Times New Roman" w:cs="Times New Roman"/>
+        </w:rPr>
+        <w:t>(3.130)</w:t>
+      </w:r>
+    </w:p>
+    <w:p>
+      <w:pPr>
+        <w:spacing w:before="100" w:beforeAutospacing="1" w:after="100" w:afterAutospacing="1"/>
+        <w:rPr>
+          <w:rFonts w:ascii="Times New Roman" w:hAnsi="Times New Roman" w:cs="Times New Roman"/>
+        </w:rPr>
+      </w:pPr>
+      <w:r>
+        <w:rPr>
+          <w:rFonts w:ascii="Times New Roman" w:hAnsi="Times New Roman" w:cs="Times New Roman"/>
+        </w:rPr>
+        <w:t xml:space="preserve">miteinander verknüpfen. Die Vektoren </w:t>
+      </w:r>
+      <m:oMath>
+        <m:sSub>
+          <m:sSubPr>
+            <m:ctrlPr>
+              <w:rPr>
+                <w:rFonts w:ascii="Cambria Math" w:hAnsi="Cambria Math" w:cs="Times New Roman"/>
+                <w:i/>
+              </w:rPr>
+            </m:ctrlPr>
+          </m:sSubPr>
+          <m:e>
+            <m:r>
+              <w:rPr>
+                <w:rFonts w:ascii="Cambria Math" w:hAnsi="Cambria Math" w:cs="Times New Roman"/>
+              </w:rPr>
+              <m:t>v</m:t>
+            </m:r>
+          </m:e>
+          <m:sub>
+            <m:r>
+              <w:rPr>
+                <w:rFonts w:ascii="Cambria Math" w:hAnsi="Cambria Math" w:cs="Times New Roman"/>
+              </w:rPr>
+              <m:t>1</m:t>
+            </m:r>
+          </m:sub>
+        </m:sSub>
+      </m:oMath>
+      <w:r>
+        <w:rPr>
+          <w:rFonts w:ascii="Times New Roman" w:hAnsi="Times New Roman" w:cs="Times New Roman"/>
+        </w:rPr>
+        <w:t xml:space="preserve"> und </w:t>
+      </w:r>
+      <m:oMath>
+        <m:sSub>
+          <m:sSubPr>
+            <m:ctrlPr>
+              <w:rPr>
+                <w:rFonts w:ascii="Cambria Math" w:hAnsi="Cambria Math" w:cs="Times New Roman"/>
+                <w:i/>
+              </w:rPr>
+            </m:ctrlPr>
+          </m:sSubPr>
+          <m:e>
+            <m:r>
+              <w:rPr>
+                <w:rFonts w:ascii="Cambria Math" w:hAnsi="Cambria Math" w:cs="Times New Roman"/>
+              </w:rPr>
+              <m:t>v</m:t>
+            </m:r>
+          </m:e>
+          <m:sub>
+            <m:r>
+              <w:rPr>
+                <w:rFonts w:ascii="Cambria Math" w:hAnsi="Cambria Math" w:cs="Times New Roman"/>
+              </w:rPr>
+              <m:t>2</m:t>
+            </m:r>
+          </m:sub>
+        </m:sSub>
+      </m:oMath>
+      <w:r>
+        <w:rPr>
+          <w:rFonts w:ascii="Times New Roman" w:hAnsi="Times New Roman" w:cs="Times New Roman"/>
+        </w:rPr>
+        <w:t xml:space="preserve"> sind daher linear abhängig. </w:t>
+      </w:r>
+      <w:r>
+        <w:rPr>
+          <w:rFonts w:ascii="Times New Roman" w:hAnsi="Times New Roman" w:cs="Times New Roman"/>
+          <w:b/>
+        </w:rPr>
+        <w:t>[74, 82]</w:t>
+      </w:r>
+    </w:p>
+    <w:p>
+      <w:pPr>
+        <w:spacing w:before="100" w:beforeAutospacing="1" w:after="100" w:afterAutospacing="1"/>
+        <w:outlineLvl w:val="2"/>
+        <w:rPr>
+          <w:rFonts w:ascii="Times New Roman" w:hAnsi="Times New Roman" w:cs="Times New Roman"/>
+          <w:b/>
+          <w:sz w:val="27"/>
+          <w:szCs w:val="27"/>
+        </w:rPr>
+      </w:pPr>
+      <w:r>
+        <w:rPr>
+          <w:rFonts w:ascii="Times New Roman" w:hAnsi="Times New Roman" w:cs="Times New Roman"/>
+          <w:b/>
+          <w:sz w:val="27"/>
+          <w:szCs w:val="27"/>
+        </w:rPr>
+        <w:t>Beispiel für lineare Unabhängigkeit</w:t>
+      </w:r>
+    </w:p>
+    <w:p>
+      <w:pPr>
+        <w:spacing w:before="100" w:beforeAutospacing="1" w:after="100" w:afterAutospacing="1"/>
+        <w:rPr>
+          <w:rFonts w:ascii="Times New Roman" w:hAnsi="Times New Roman" w:cs="Times New Roman"/>
+        </w:rPr>
+      </w:pPr>
+      <w:r>
+        <w:rPr>
+          <w:rFonts w:ascii="Times New Roman" w:hAnsi="Times New Roman" w:cs="Times New Roman"/>
+        </w:rPr>
+        <w:t xml:space="preserve">Betrachtet werden die Vektoren </w:t>
+      </w:r>
+    </w:p>
+    <w:p>
+      <w:pPr>
+        <w:pStyle w:val="Formel"/>
+        <w:rPr>
+          <w:rFonts w:ascii="Times New Roman" w:hAnsi="Times New Roman" w:cs="Times New Roman"/>
+        </w:rPr>
+      </w:pPr>
+      <m:oMath>
+        <m:sSub>
+          <m:sSubPr>
+            <m:ctrlPr/>
+          </m:sSubPr>
+          <m:e>
+            <m:r>
+              <m:t>e</m:t>
+            </m:r>
+          </m:e>
+          <m:sub>
+            <m:r>
+              <m:t>1</m:t>
+            </m:r>
+          </m:sub>
+        </m:sSub>
+        <m:r>
+          <m:t>=</m:t>
+        </m:r>
+        <m:d>
+          <m:dPr>
+            <m:ctrlPr/>
+          </m:dPr>
+          <m:e>
+            <m:m>
+              <m:mPr>
+                <m:mcs>
+                  <m:mc>
+                    <m:mcPr>
+                      <m:count m:val="1"/>
+                      <m:mcJc m:val="center"/>
+                    </m:mcPr>
+                  </m:mc>
+                </m:mcs>
+                <m:ctrlPr/>
+              </m:mPr>
+              <m:mr>
+                <m:e>
+                  <m:r>
+                    <m:t>1</m:t>
+                  </m:r>
+                </m:e>
+              </m:mr>
+              <m:mr>
+                <m:e>
+                  <m:r>
+                    <m:t>0</m:t>
+                  </m:r>
+                </m:e>
+              </m:mr>
+            </m:m>
+          </m:e>
+        </m:d>
+        <m:r>
+          <m:t>,  </m:t>
+        </m:r>
+        <m:sSub>
+          <m:sSubPr>
+            <m:ctrlPr/>
+          </m:sSubPr>
+          <m:e>
+            <m:r>
+              <m:t>e</m:t>
+            </m:r>
+          </m:e>
+          <m:sub>
+            <m:r>
+              <m:t>2</m:t>
+            </m:r>
+          </m:sub>
+        </m:sSub>
+        <m:r>
+          <m:t>=</m:t>
+        </m:r>
+        <m:d>
+          <m:dPr>
+            <m:ctrlPr/>
+          </m:dPr>
+          <m:e>
+            <m:m>
+              <m:mPr>
+                <m:mcs>
+                  <m:mc>
+                    <m:mcPr>
+                      <m:count m:val="1"/>
+                      <m:mcJc m:val="center"/>
+                    </m:mcPr>
+                  </m:mc>
+                </m:mcs>
+                <m:ctrlPr/>
+              </m:mPr>
+              <m:mr>
+                <m:e>
+                  <m:m>
+                    <m:mPr>
+                      <m:mcs>
+                        <m:mc>
+                          <m:mcPr>
+                            <m:count m:val="1"/>
+                            <m:mcJc m:val="center"/>
+                          </m:mcPr>
+                        </m:mc>
+                      </m:mcs>
+                      <m:ctrlPr/>
+                    </m:mPr>
+                    <m:mr>
+                      <m:e>
+                        <m:r>
+                          <m:t>0</m:t>
+                        </m:r>
+                      </m:e>
+                    </m:mr>
+                    <m:mr>
+                      <m:e>
+                        <m:r>
+                          <m:t>1</m:t>
+                        </m:r>
+                      </m:e>
+                    </m:mr>
+                  </m:m>
+                </m:e>
+              </m:mr>
+            </m:m>
+          </m:e>
+        </m:d>
+      </m:oMath>
+      <w:r>
+        <w:rPr>
+          <w:rFonts w:ascii="Times New Roman" w:hAnsi="Times New Roman" w:cs="Times New Roman"/>
+        </w:rPr>
+        <w:tab/>
+      </w:r>
+      <w:r>
+        <w:rPr>
+          <w:rFonts w:ascii="Times New Roman" w:hAnsi="Times New Roman" w:cs="Times New Roman"/>
+        </w:rPr>
+        <w:t>(3.131)</w:t>
+      </w:r>
+    </w:p>
+    <w:p>
+      <w:pPr>
+        <w:spacing w:before="100" w:beforeAutospacing="1" w:after="100" w:afterAutospacing="1"/>
+        <w:rPr>
+          <w:rFonts w:ascii="Times New Roman" w:hAnsi="Times New Roman" w:cs="Times New Roman"/>
+        </w:rPr>
+      </w:pPr>
+      <w:r>
+        <w:rPr>
+          <w:rFonts w:ascii="Times New Roman" w:hAnsi="Times New Roman" w:cs="Times New Roman"/>
+        </w:rPr>
+        <w:t xml:space="preserve">Aus </w:t>
+      </w:r>
+    </w:p>
+    <w:p>
+      <w:pPr>
+        <w:pStyle w:val="Formel"/>
+        <w:rPr>
+          <w:rFonts w:ascii="Times New Roman" w:hAnsi="Times New Roman" w:cs="Times New Roman"/>
+        </w:rPr>
+      </w:pPr>
+      <m:oMath>
+        <m:sSub>
+          <m:sSubPr>
+            <m:ctrlPr/>
+          </m:sSubPr>
+          <m:e>
+            <m:r>
+              <m:t>λ</m:t>
+            </m:r>
+          </m:e>
+          <m:sub>
+            <m:r>
+              <m:t>1</m:t>
+            </m:r>
+          </m:sub>
+        </m:sSub>
+        <m:sSub>
+          <m:sSubPr>
+            <m:ctrlPr/>
+          </m:sSubPr>
+          <m:e>
+            <m:r>
+              <m:t>e</m:t>
+            </m:r>
+          </m:e>
+          <m:sub>
+            <m:r>
+              <m:t>1</m:t>
+            </m:r>
+          </m:sub>
+        </m:sSub>
+        <m:r>
+          <m:t>+</m:t>
+        </m:r>
+        <m:sSub>
+          <m:sSubPr>
+            <m:ctrlPr/>
+          </m:sSubPr>
+          <m:e>
+            <m:r>
+              <m:t>λ</m:t>
+            </m:r>
+          </m:e>
+          <m:sub>
+            <m:r>
+              <m:t>2</m:t>
+            </m:r>
+          </m:sub>
+        </m:sSub>
+        <m:sSub>
+          <m:sSubPr>
+            <m:ctrlPr/>
+          </m:sSubPr>
+          <m:e>
+            <m:r>
+              <m:t>e</m:t>
+            </m:r>
+          </m:e>
+          <m:sub>
+            <m:r>
+              <m:t>2</m:t>
+            </m:r>
+          </m:sub>
+        </m:sSub>
+        <m:r>
+          <m:t>=</m:t>
+        </m:r>
+        <m:d>
+          <m:dPr>
+            <m:ctrlPr/>
+          </m:dPr>
+          <m:e>
+            <m:m>
+              <m:mPr>
+                <m:mcs>
+                  <m:mc>
+                    <m:mcPr>
+                      <m:count m:val="1"/>
+                      <m:mcJc m:val="center"/>
+                    </m:mcPr>
+                  </m:mc>
+                </m:mcs>
+                <m:ctrlPr/>
+              </m:mPr>
+              <m:mr>
+                <m:e>
+                  <m:sSub>
+                    <m:sSubPr>
+                      <m:ctrlPr/>
+                    </m:sSubPr>
+                    <m:e>
+                      <m:r>
+                        <m:t>λ</m:t>
+                      </m:r>
+                    </m:e>
+                    <m:sub>
+                      <m:r>
+                        <m:t>1</m:t>
+                      </m:r>
+                    </m:sub>
+                  </m:sSub>
+                </m:e>
+              </m:mr>
+              <m:mr>
+                <m:e>
+                  <m:sSub>
+                    <m:sSubPr>
+                      <m:ctrlPr/>
+                    </m:sSubPr>
+                    <m:e>
+                      <m:r>
+                        <m:t>λ</m:t>
+                      </m:r>
+                    </m:e>
+                    <m:sub>
+                      <m:r>
+                        <m:t>2</m:t>
+                      </m:r>
+                    </m:sub>
+                  </m:sSub>
+                </m:e>
+              </m:mr>
+            </m:m>
+          </m:e>
+        </m:d>
+        <m:r>
+          <m:t>=</m:t>
+        </m:r>
+        <m:d>
+          <m:dPr>
+            <m:ctrlPr/>
+          </m:dPr>
+          <m:e>
+            <m:m>
+              <m:mPr>
+                <m:mcs>
+                  <m:mc>
+                    <m:mcPr>
+                      <m:count m:val="1"/>
+                      <m:mcJc m:val="center"/>
+                    </m:mcPr>
+                  </m:mc>
+                </m:mcs>
+                <m:ctrlPr/>
+              </m:mPr>
+              <m:mr>
+                <m:e>
+                  <m:r>
+                    <m:t>0</m:t>
+                  </m:r>
+                </m:e>
+              </m:mr>
+              <m:mr>
+                <m:e>
+                  <m:r>
+                    <m:t>0</m:t>
+                  </m:r>
+                </m:e>
+              </m:mr>
+            </m:m>
+          </m:e>
+        </m:d>
+      </m:oMath>
+      <w:r>
+        <w:rPr>
+          <w:rFonts w:ascii="Times New Roman" w:hAnsi="Times New Roman" w:cs="Times New Roman"/>
+        </w:rPr>
+        <w:tab/>
+      </w:r>
+      <w:r>
+        <w:rPr>
+          <w:rFonts w:ascii="Times New Roman" w:hAnsi="Times New Roman" w:cs="Times New Roman"/>
+        </w:rPr>
+        <w:t>(3.132)</w:t>
+      </w:r>
+    </w:p>
+    <w:p>
+      <w:pPr>
+        <w:spacing w:before="100" w:beforeAutospacing="1" w:after="100" w:afterAutospacing="1"/>
+        <w:rPr>
+          <w:rFonts w:ascii="Times New Roman" w:hAnsi="Times New Roman" w:cs="Times New Roman"/>
+        </w:rPr>
+      </w:pPr>
+      <w:r>
+        <w:rPr>
+          <w:rFonts w:ascii="Times New Roman" w:hAnsi="Times New Roman" w:cs="Times New Roman"/>
+        </w:rPr>
+        <w:t xml:space="preserve">folgt unmittelbar </w:t>
+      </w:r>
+    </w:p>
+    <w:p>
+      <w:pPr>
+        <w:pStyle w:val="Formel"/>
+        <w:rPr>
+          <w:rFonts w:ascii="Times New Roman" w:hAnsi="Times New Roman" w:cs="Times New Roman"/>
+        </w:rPr>
+      </w:pPr>
+      <m:oMath>
+        <m:sSub>
+          <m:sSubPr>
+            <m:ctrlPr/>
+          </m:sSubPr>
+          <m:e>
+            <m:r>
+              <m:t>λ</m:t>
+            </m:r>
+          </m:e>
+          <m:sub>
+            <m:r>
+              <m:t>1</m:t>
+            </m:r>
+          </m:sub>
+        </m:sSub>
+        <m:r>
+          <m:t>=0  </m:t>
+        </m:r>
+        <m:r>
+          <m:rPr>
+            <m:nor/>
+          </m:rPr>
+          <m:t>und</m:t>
+        </m:r>
+        <m:r>
+          <m:t>  </m:t>
+        </m:r>
+        <m:sSub>
+          <m:sSubPr>
+            <m:ctrlPr/>
+          </m:sSubPr>
+          <m:e>
+            <m:r>
+              <m:t>λ</m:t>
+            </m:r>
+          </m:e>
+          <m:sub>
+            <m:r>
+              <m:t>2</m:t>
+            </m:r>
+          </m:sub>
+        </m:sSub>
+        <m:r>
+          <m:t>=0</m:t>
+        </m:r>
+      </m:oMath>
+      <w:r>
+        <w:rPr>
+          <w:rFonts w:ascii="Times New Roman" w:hAnsi="Times New Roman" w:cs="Times New Roman"/>
+        </w:rPr>
+        <w:tab/>
+      </w:r>
+      <w:r>
+        <w:rPr>
+          <w:rFonts w:ascii="Times New Roman" w:hAnsi="Times New Roman" w:cs="Times New Roman"/>
+        </w:rPr>
+        <w:t>(3.133)</w:t>
+      </w:r>
+    </w:p>
+    <w:p>
+      <w:pPr>
+        <w:spacing w:before="100" w:beforeAutospacing="1" w:after="100" w:afterAutospacing="1"/>
+        <w:rPr>
+          <w:rFonts w:ascii="Times New Roman" w:hAnsi="Times New Roman" w:cs="Times New Roman"/>
+        </w:rPr>
+      </w:pPr>
+      <w:r>
+        <w:rPr>
+          <w:rFonts w:ascii="Times New Roman" w:hAnsi="Times New Roman" w:cs="Times New Roman"/>
+        </w:rPr>
+        <w:t xml:space="preserve">Damit sind </w:t>
+      </w:r>
+      <m:oMath>
+        <m:sSub>
+          <m:sSubPr>
+            <m:ctrlPr>
+              <w:rPr>
+                <w:rFonts w:ascii="Cambria Math" w:hAnsi="Cambria Math" w:cs="Times New Roman"/>
+                <w:i/>
+              </w:rPr>
+            </m:ctrlPr>
+          </m:sSubPr>
+          <m:e>
+            <m:r>
+              <w:rPr>
+                <w:rFonts w:ascii="Cambria Math" w:hAnsi="Cambria Math" w:cs="Times New Roman"/>
+              </w:rPr>
+              <m:t>e</m:t>
+            </m:r>
+          </m:e>
+          <m:sub>
+            <m:r>
+              <w:rPr>
+                <w:rFonts w:ascii="Cambria Math" w:hAnsi="Cambria Math" w:cs="Times New Roman"/>
+              </w:rPr>
+              <m:t>1</m:t>
+            </m:r>
+          </m:sub>
+        </m:sSub>
+      </m:oMath>
+      <w:r>
+        <w:rPr>
+          <w:rFonts w:ascii="Times New Roman" w:hAnsi="Times New Roman" w:cs="Times New Roman"/>
+        </w:rPr>
+        <w:t xml:space="preserve"> und </w:t>
+      </w:r>
+      <m:oMath>
+        <m:sSub>
+          <m:sSubPr>
+            <m:ctrlPr>
+              <w:rPr>
+                <w:rFonts w:ascii="Cambria Math" w:hAnsi="Cambria Math" w:cs="Times New Roman"/>
+                <w:i/>
+              </w:rPr>
+            </m:ctrlPr>
+          </m:sSubPr>
+          <m:e>
+            <m:r>
+              <w:rPr>
+                <w:rFonts w:ascii="Cambria Math" w:hAnsi="Cambria Math" w:cs="Times New Roman"/>
+              </w:rPr>
+              <m:t>e</m:t>
+            </m:r>
+          </m:e>
+          <m:sub>
+            <m:r>
+              <w:rPr>
+                <w:rFonts w:ascii="Cambria Math" w:hAnsi="Cambria Math" w:cs="Times New Roman"/>
+              </w:rPr>
+              <m:t>2</m:t>
+            </m:r>
+          </m:sub>
+        </m:sSub>
+      </m:oMath>
+      <w:r>
+        <w:rPr>
+          <w:rFonts w:ascii="Times New Roman" w:hAnsi="Times New Roman" w:cs="Times New Roman"/>
+        </w:rPr>
+        <w:t xml:space="preserve"> linear unabhängig. </w:t>
+      </w:r>
+      <w:r>
+        <w:rPr>
+          <w:rFonts w:ascii="Times New Roman" w:hAnsi="Times New Roman" w:cs="Times New Roman"/>
+          <w:b/>
+        </w:rPr>
+        <w:t>[71, 74]</w:t>
+      </w:r>
+    </w:p>
+    <w:p>
+      <w:pPr>
+        <w:spacing w:before="100" w:beforeAutospacing="1" w:after="100" w:afterAutospacing="1"/>
+        <w:outlineLvl w:val="2"/>
+        <w:rPr>
+          <w:rFonts w:ascii="Times New Roman" w:hAnsi="Times New Roman" w:cs="Times New Roman"/>
+          <w:b/>
+          <w:sz w:val="27"/>
+          <w:szCs w:val="27"/>
+        </w:rPr>
+      </w:pPr>
+      <w:r>
+        <w:rPr>
+          <w:rFonts w:ascii="Times New Roman" w:hAnsi="Times New Roman" w:cs="Times New Roman"/>
+          <w:b/>
+          <w:sz w:val="27"/>
+          <w:szCs w:val="27"/>
+        </w:rPr>
+        <w:lastRenderedPageBreak/>
+        <w:t>Definition 3.2.20: Basis</w:t>
+      </w:r>
+    </w:p>
+    <w:p>
+      <w:pPr>
+        <w:spacing w:before="100" w:beforeAutospacing="1" w:after="100" w:afterAutospacing="1"/>
+        <w:rPr>
+          <w:rFonts w:ascii="Times New Roman" w:hAnsi="Times New Roman" w:cs="Times New Roman"/>
+        </w:rPr>
+      </w:pPr>
+      <w:r>
+        <w:rPr>
+          <w:rFonts w:ascii="Times New Roman" w:hAnsi="Times New Roman" w:cs="Times New Roman"/>
+        </w:rPr>
+        <w:t xml:space="preserve">Eine geordnete Vektormenge </w:t>
+      </w:r>
+    </w:p>
+    <w:p>
+      <w:pPr>
+        <w:pStyle w:val="Formel"/>
+        <w:rPr>
+          <w:rFonts w:ascii="Times New Roman" w:hAnsi="Times New Roman" w:cs="Times New Roman"/>
+        </w:rPr>
+      </w:pPr>
+      <m:oMath>
+        <m:r>
+          <m:t>B=</m:t>
+        </m:r>
+        <m:d>
+          <m:dPr>
+            <m:ctrlPr/>
+          </m:dPr>
+          <m:e>
+            <m:sSub>
+              <m:sSubPr>
+                <m:ctrlPr/>
+              </m:sSubPr>
+              <m:e>
+                <m:r>
+                  <m:t>b</m:t>
+                </m:r>
+              </m:e>
+              <m:sub>
+                <m:r>
+                  <m:t>1</m:t>
+                </m:r>
+              </m:sub>
+            </m:sSub>
+            <m:r>
+              <m:t>,…,</m:t>
+            </m:r>
+            <m:sSub>
+              <m:sSubPr>
+                <m:ctrlPr/>
+              </m:sSubPr>
+              <m:e>
+                <m:r>
+                  <m:t>b</m:t>
+                </m:r>
+              </m:e>
+              <m:sub>
+                <m:r>
+                  <m:t>n</m:t>
+                </m:r>
+              </m:sub>
+            </m:sSub>
+          </m:e>
+        </m:d>
+      </m:oMath>
+      <w:r>
+        <w:rPr>
+          <w:rFonts w:ascii="Times New Roman" w:hAnsi="Times New Roman" w:cs="Times New Roman"/>
+        </w:rPr>
+        <w:tab/>
+      </w:r>
+      <w:r>
+        <w:rPr>
+          <w:rFonts w:ascii="Times New Roman" w:hAnsi="Times New Roman" w:cs="Times New Roman"/>
+        </w:rPr>
+        <w:t>(3.134)</w:t>
+      </w:r>
+    </w:p>
+    <w:p>
+      <w:pPr>
+        <w:spacing w:before="100" w:beforeAutospacing="1" w:after="100" w:afterAutospacing="1"/>
+        <w:rPr>
+          <w:rFonts w:ascii="Times New Roman" w:hAnsi="Times New Roman" w:cs="Times New Roman"/>
+        </w:rPr>
+      </w:pPr>
+      <w:r>
+        <w:rPr>
+          <w:rFonts w:ascii="Times New Roman" w:hAnsi="Times New Roman" w:cs="Times New Roman"/>
+        </w:rPr>
+        <w:t xml:space="preserve">heißt </w:t>
+      </w:r>
+      <w:r>
+        <w:rPr>
+          <w:rFonts w:ascii="Times New Roman" w:hAnsi="Times New Roman" w:cs="Times New Roman"/>
+          <w:b/>
+        </w:rPr>
+        <w:t>Basis</w:t>
+      </w:r>
+      <w:r>
+        <w:rPr>
+          <w:rFonts w:ascii="Times New Roman" w:hAnsi="Times New Roman" w:cs="Times New Roman"/>
+        </w:rPr>
+        <w:t xml:space="preserve"> eines </w:t>
+      </w:r>
+      <w:proofErr w:type="gramStart"/>
+      <w:r>
+        <w:rPr>
+          <w:rFonts w:ascii="Times New Roman" w:hAnsi="Times New Roman" w:cs="Times New Roman"/>
+        </w:rPr>
+        <w:t>Vektorraums</w:t>
+      </w:r>
+      <w:proofErr w:type="gramEnd"/>
+      <w:r>
+        <w:rPr>
+          <w:rFonts w:ascii="Times New Roman" w:hAnsi="Times New Roman" w:cs="Times New Roman"/>
+        </w:rPr>
+        <w:t xml:space="preserve"> </w:t>
+      </w:r>
+      <m:oMath>
+        <m:r>
+          <w:rPr>
+            <w:rFonts w:ascii="Cambria Math" w:hAnsi="Cambria Math" w:cs="Times New Roman"/>
+          </w:rPr>
+          <m:t>V</m:t>
+        </m:r>
+      </m:oMath>
+      <w:r>
+        <w:rPr>
+          <w:rFonts w:ascii="Times New Roman" w:hAnsi="Times New Roman" w:cs="Times New Roman"/>
+        </w:rPr>
+        <w:t xml:space="preserve"> wenn sie linear unabhängig ist und den gesamten Vektorraum erzeugt. </w:t>
+      </w:r>
+      <w:r>
+        <w:rPr>
+          <w:rFonts w:ascii="Times New Roman" w:hAnsi="Times New Roman" w:cs="Times New Roman"/>
+          <w:b/>
+        </w:rPr>
+        <w:t>[71, 74, 82]</w:t>
+      </w:r>
+    </w:p>
+    <w:p>
+      <w:pPr>
+        <w:spacing w:before="100" w:beforeAutospacing="1" w:after="100" w:afterAutospacing="1"/>
+        <w:rPr>
+          <w:rFonts w:ascii="Times New Roman" w:hAnsi="Times New Roman" w:cs="Times New Roman"/>
+        </w:rPr>
+      </w:pPr>
+      <w:r>
+        <w:rPr>
+          <w:rFonts w:ascii="Times New Roman" w:hAnsi="Times New Roman" w:cs="Times New Roman"/>
+        </w:rPr>
+        <w:t xml:space="preserve">Die Erzeugungseigenschaft lautet </w:t>
+      </w:r>
+    </w:p>
+    <w:p>
+      <w:pPr>
+        <w:pStyle w:val="Formel"/>
+        <w:rPr>
+          <w:rFonts w:ascii="Times New Roman" w:hAnsi="Times New Roman" w:cs="Times New Roman"/>
+        </w:rPr>
+      </w:pPr>
+      <m:oMath>
+        <m:r>
+          <m:t>V=</m:t>
+        </m:r>
+        <m:r>
+          <m:rPr>
+            <m:nor/>
+          </m:rPr>
+          <m:t>span</m:t>
+        </m:r>
+        <m:d>
+          <m:dPr>
+            <m:ctrlPr/>
+          </m:dPr>
+          <m:e>
+            <m:sSub>
+              <m:sSubPr>
+                <m:ctrlPr/>
+              </m:sSubPr>
+              <m:e>
+                <m:r>
+                  <m:t>b</m:t>
+                </m:r>
+              </m:e>
+              <m:sub>
+                <m:r>
+                  <m:t>1</m:t>
+                </m:r>
+              </m:sub>
+            </m:sSub>
+            <m:r>
+              <m:t>,…,</m:t>
+            </m:r>
+            <m:sSub>
+              <m:sSubPr>
+                <m:ctrlPr/>
+              </m:sSubPr>
+              <m:e>
+                <m:r>
+                  <m:t>b</m:t>
+                </m:r>
+              </m:e>
+              <m:sub>
+                <m:r>
+                  <m:t>n</m:t>
+                </m:r>
+              </m:sub>
+            </m:sSub>
+          </m:e>
+        </m:d>
+      </m:oMath>
+      <w:r>
+        <w:rPr>
+          <w:rFonts w:ascii="Times New Roman" w:hAnsi="Times New Roman" w:cs="Times New Roman"/>
+        </w:rPr>
+        <w:tab/>
+      </w:r>
+      <w:r>
+        <w:rPr>
+          <w:rFonts w:ascii="Times New Roman" w:hAnsi="Times New Roman" w:cs="Times New Roman"/>
+        </w:rPr>
+        <w:t>(3.135)</w:t>
+      </w:r>
+    </w:p>
+    <w:p>
+      <w:pPr>
+        <w:spacing w:before="100" w:beforeAutospacing="1" w:after="100" w:afterAutospacing="1"/>
+        <w:rPr>
+          <w:rFonts w:ascii="Times New Roman" w:hAnsi="Times New Roman" w:cs="Times New Roman"/>
+        </w:rPr>
+      </w:pPr>
+      <w:r>
+        <w:rPr>
+          <w:rFonts w:ascii="Times New Roman" w:hAnsi="Times New Roman" w:cs="Times New Roman"/>
+        </w:rPr>
+        <w:t xml:space="preserve">Die lineare Unabhängigkeit stellt gleichzeitig sicher, dass die Darstellung eines Vektors bezüglich dieser Basis eindeutig ist. </w:t>
+      </w:r>
+      <w:r>
+        <w:rPr>
+          <w:rFonts w:ascii="Times New Roman" w:hAnsi="Times New Roman" w:cs="Times New Roman"/>
+          <w:b/>
+        </w:rPr>
+        <w:t>[71, 74, 82]</w:t>
+      </w:r>
+    </w:p>
+    <w:p>
+      <w:pPr>
+        <w:spacing w:before="100" w:beforeAutospacing="1" w:after="100" w:afterAutospacing="1"/>
+        <w:rPr>
+          <w:rFonts w:ascii="Times New Roman" w:hAnsi="Times New Roman" w:cs="Times New Roman"/>
+        </w:rPr>
+      </w:pPr>
+      <w:r>
+        <w:rPr>
+          <w:rFonts w:ascii="Times New Roman" w:hAnsi="Times New Roman" w:cs="Times New Roman"/>
+        </w:rPr>
+        <w:t xml:space="preserve">Für jeden Vektor </w:t>
+      </w:r>
+      <m:oMath>
+        <m:r>
+          <w:rPr>
+            <w:rFonts w:ascii="Cambria Math" w:hAnsi="Cambria Math" w:cs="Times New Roman"/>
+          </w:rPr>
+          <m:t>v</m:t>
+        </m:r>
+        <m:r>
+          <m:rPr>
+            <m:sty m:val="p"/>
+          </m:rPr>
+          <w:rPr>
+            <w:rFonts w:ascii="Cambria Math" w:hAnsi="Cambria Math" w:cs="Times New Roman"/>
+          </w:rPr>
+          <m:t>∈</m:t>
+        </m:r>
+        <m:r>
+          <w:rPr>
+            <w:rFonts w:ascii="Cambria Math" w:hAnsi="Cambria Math" w:cs="Times New Roman"/>
+          </w:rPr>
+          <m:t>V</m:t>
+        </m:r>
+      </m:oMath>
+      <w:r>
+        <w:rPr>
+          <w:rFonts w:ascii="Times New Roman" w:hAnsi="Times New Roman" w:cs="Times New Roman"/>
+        </w:rPr>
+        <w:t xml:space="preserve"> existieren daher eindeutig bestimmte Skalare </w:t>
+      </w:r>
+      <m:oMath>
+        <m:sSub>
+          <m:sSubPr>
+            <m:ctrlPr>
+              <w:rPr>
+                <w:rFonts w:ascii="Cambria Math" w:hAnsi="Cambria Math" w:cs="Times New Roman"/>
+                <w:i/>
+              </w:rPr>
+            </m:ctrlPr>
+          </m:sSubPr>
+          <m:e>
+            <m:r>
+              <m:rPr>
+                <m:sty m:val="p"/>
+              </m:rPr>
+              <w:rPr>
+                <w:rFonts w:ascii="Cambria Math" w:hAnsi="Cambria Math" w:cs="Times New Roman"/>
+              </w:rPr>
+              <m:t>α</m:t>
+            </m:r>
+            <m:ctrlPr>
+              <w:rPr>
+                <w:rFonts w:ascii="Cambria Math" w:hAnsi="Cambria Math" w:cs="Times New Roman"/>
+              </w:rPr>
+            </m:ctrlPr>
+          </m:e>
+          <m:sub>
+            <m:r>
+              <w:rPr>
+                <w:rFonts w:ascii="Cambria Math" w:hAnsi="Cambria Math" w:cs="Times New Roman"/>
+              </w:rPr>
+              <m:t>1</m:t>
+            </m:r>
+          </m:sub>
+        </m:sSub>
+        <m:r>
+          <w:rPr>
+            <w:rFonts w:ascii="Cambria Math" w:hAnsi="Cambria Math" w:cs="Times New Roman"/>
+          </w:rPr>
+          <m:t>,</m:t>
+        </m:r>
+        <m:r>
+          <m:rPr>
+            <m:sty m:val="p"/>
+          </m:rPr>
+          <w:rPr>
+            <w:rFonts w:ascii="Cambria Math" w:hAnsi="Cambria Math" w:cs="Times New Roman"/>
+          </w:rPr>
+          <m:t>…</m:t>
+        </m:r>
+        <m:r>
+          <w:rPr>
+            <w:rFonts w:ascii="Cambria Math" w:hAnsi="Cambria Math" w:cs="Times New Roman"/>
+          </w:rPr>
+          <m:t>,</m:t>
+        </m:r>
+        <m:sSub>
+          <m:sSubPr>
+            <m:ctrlPr>
+              <w:rPr>
+                <w:rFonts w:ascii="Cambria Math" w:hAnsi="Cambria Math" w:cs="Times New Roman"/>
+                <w:i/>
+              </w:rPr>
+            </m:ctrlPr>
+          </m:sSubPr>
+          <m:e>
+            <m:r>
+              <m:rPr>
+                <m:sty m:val="p"/>
+              </m:rPr>
+              <w:rPr>
+                <w:rFonts w:ascii="Cambria Math" w:hAnsi="Cambria Math" w:cs="Times New Roman"/>
+              </w:rPr>
+              <m:t>α</m:t>
+            </m:r>
+          </m:e>
+          <m:sub>
+            <m:r>
+              <w:rPr>
+                <w:rFonts w:ascii="Cambria Math" w:hAnsi="Cambria Math" w:cs="Times New Roman"/>
+              </w:rPr>
+              <m:t>n</m:t>
+            </m:r>
+          </m:sub>
+        </m:sSub>
+      </m:oMath>
+      <w:r>
+        <w:rPr>
+          <w:rFonts w:ascii="Times New Roman" w:hAnsi="Times New Roman" w:cs="Times New Roman"/>
+        </w:rPr>
+        <w:t xml:space="preserve"> sodass </w:t>
+      </w:r>
+    </w:p>
+    <w:p>
+      <w:pPr>
+        <w:pStyle w:val="Formel"/>
+        <w:rPr>
+          <w:rFonts w:ascii="Times New Roman" w:hAnsi="Times New Roman" w:cs="Times New Roman"/>
+        </w:rPr>
+      </w:pPr>
+      <m:oMath>
+        <m:r>
+          <m:t>v=</m:t>
+        </m:r>
+        <m:sSub>
+          <m:sSubPr>
+            <m:ctrlPr/>
+          </m:sSubPr>
+          <m:e>
+            <m:r>
+              <m:t>α</m:t>
+            </m:r>
+          </m:e>
+          <m:sub>
+            <m:r>
+              <m:t>1</m:t>
+            </m:r>
+          </m:sub>
+        </m:sSub>
+        <m:sSub>
+          <m:sSubPr>
+            <m:ctrlPr/>
+          </m:sSubPr>
+          <m:e>
+            <m:r>
+              <m:t>b</m:t>
+            </m:r>
+          </m:e>
+          <m:sub>
+            <m:r>
+              <m:t>1</m:t>
+            </m:r>
+          </m:sub>
+        </m:sSub>
+        <m:r>
+          <m:t>+⋯+</m:t>
+        </m:r>
+        <m:sSub>
+          <m:sSubPr>
+            <m:ctrlPr/>
+          </m:sSubPr>
+          <m:e>
+            <m:r>
+              <m:t>α</m:t>
+            </m:r>
+          </m:e>
+          <m:sub>
+            <m:r>
+              <m:t>n</m:t>
+            </m:r>
+          </m:sub>
+        </m:sSub>
+        <m:sSub>
+          <m:sSubPr>
+            <m:ctrlPr/>
+          </m:sSubPr>
+          <m:e>
+            <m:r>
+              <m:t>b</m:t>
+            </m:r>
+          </m:e>
+          <m:sub>
+            <m:r>
+              <m:t>n</m:t>
+            </m:r>
+          </m:sub>
+        </m:sSub>
+      </m:oMath>
+      <w:r>
+        <w:rPr>
+          <w:rFonts w:ascii="Times New Roman" w:hAnsi="Times New Roman" w:cs="Times New Roman"/>
+        </w:rPr>
+        <w:tab/>
+      </w:r>
+      <w:r>
+        <w:rPr>
+          <w:rFonts w:ascii="Times New Roman" w:hAnsi="Times New Roman" w:cs="Times New Roman"/>
+        </w:rPr>
+        <w:t>(3.136)</w:t>
+      </w:r>
+    </w:p>
+    <w:p>
+      <w:pPr>
+        <w:spacing w:before="100" w:beforeAutospacing="1" w:after="100" w:afterAutospacing="1"/>
+        <w:rPr>
+          <w:rFonts w:ascii="Times New Roman" w:hAnsi="Times New Roman" w:cs="Times New Roman"/>
+        </w:rPr>
+      </w:pPr>
+      <w:r>
+        <w:rPr>
+          <w:rFonts w:ascii="Times New Roman" w:hAnsi="Times New Roman" w:cs="Times New Roman"/>
+        </w:rPr>
+        <w:t xml:space="preserve">Die Skalare </w:t>
+      </w:r>
+      <m:oMath>
+        <m:sSub>
+          <m:sSubPr>
+            <m:ctrlPr>
+              <w:rPr>
+                <w:rFonts w:ascii="Cambria Math" w:hAnsi="Cambria Math" w:cs="Times New Roman"/>
+                <w:i/>
+              </w:rPr>
+            </m:ctrlPr>
+          </m:sSubPr>
+          <m:e>
+            <m:r>
+              <m:rPr>
+                <m:sty m:val="p"/>
+              </m:rPr>
+              <w:rPr>
+                <w:rFonts w:ascii="Cambria Math" w:hAnsi="Cambria Math" w:cs="Times New Roman"/>
+              </w:rPr>
+              <m:t>α</m:t>
+            </m:r>
+            <m:ctrlPr>
+              <w:rPr>
+                <w:rFonts w:ascii="Cambria Math" w:hAnsi="Cambria Math" w:cs="Times New Roman"/>
+              </w:rPr>
+            </m:ctrlPr>
+          </m:e>
+          <m:sub>
+            <m:r>
+              <w:rPr>
+                <w:rFonts w:ascii="Cambria Math" w:hAnsi="Cambria Math" w:cs="Times New Roman"/>
+              </w:rPr>
+              <m:t>1</m:t>
+            </m:r>
+          </m:sub>
+        </m:sSub>
+        <m:r>
+          <w:rPr>
+            <w:rFonts w:ascii="Cambria Math" w:hAnsi="Cambria Math" w:cs="Times New Roman"/>
+          </w:rPr>
+          <m:t>,</m:t>
+        </m:r>
+        <m:r>
+          <m:rPr>
+            <m:sty m:val="p"/>
+          </m:rPr>
+          <w:rPr>
+            <w:rFonts w:ascii="Cambria Math" w:hAnsi="Cambria Math" w:cs="Times New Roman"/>
+          </w:rPr>
+          <m:t>…</m:t>
+        </m:r>
+        <m:r>
+          <w:rPr>
+            <w:rFonts w:ascii="Cambria Math" w:hAnsi="Cambria Math" w:cs="Times New Roman"/>
+          </w:rPr>
+          <m:t>,</m:t>
+        </m:r>
+        <m:sSub>
+          <m:sSubPr>
+            <m:ctrlPr>
+              <w:rPr>
+                <w:rFonts w:ascii="Cambria Math" w:hAnsi="Cambria Math" w:cs="Times New Roman"/>
+                <w:i/>
+              </w:rPr>
+            </m:ctrlPr>
+          </m:sSubPr>
+          <m:e>
+            <m:r>
+              <m:rPr>
+                <m:sty m:val="p"/>
+              </m:rPr>
+              <w:rPr>
+                <w:rFonts w:ascii="Cambria Math" w:hAnsi="Cambria Math" w:cs="Times New Roman"/>
+              </w:rPr>
+              <m:t>α</m:t>
+            </m:r>
+          </m:e>
+          <m:sub>
+            <m:r>
+              <w:rPr>
+                <w:rFonts w:ascii="Cambria Math" w:hAnsi="Cambria Math" w:cs="Times New Roman"/>
+              </w:rPr>
+              <m:t>n</m:t>
+            </m:r>
+          </m:sub>
+        </m:sSub>
+      </m:oMath>
+      <w:r>
+        <w:rPr>
+          <w:rFonts w:ascii="Times New Roman" w:hAnsi="Times New Roman" w:cs="Times New Roman"/>
+        </w:rPr>
+        <w:t xml:space="preserve"> heißen die Koordinaten des Vektors </w:t>
+      </w:r>
+      <m:oMath>
+        <m:r>
+          <w:rPr>
+            <w:rFonts w:ascii="Cambria Math" w:hAnsi="Cambria Math" w:cs="Times New Roman"/>
+          </w:rPr>
+          <m:t>v</m:t>
+        </m:r>
+      </m:oMath>
+      <w:r>
+        <w:rPr>
+          <w:rFonts w:ascii="Times New Roman" w:hAnsi="Times New Roman" w:cs="Times New Roman"/>
+        </w:rPr>
+        <w:t xml:space="preserve"> bezüglich der Basis </w:t>
+      </w:r>
+      <m:oMath>
+        <m:r>
+          <w:rPr>
+            <w:rFonts w:ascii="Cambria Math" w:hAnsi="Cambria Math" w:cs="Times New Roman"/>
+          </w:rPr>
+          <m:t>B</m:t>
+        </m:r>
+      </m:oMath>
+      <w:r>
+        <w:rPr>
+          <w:rFonts w:ascii="Times New Roman" w:hAnsi="Times New Roman" w:cs="Times New Roman"/>
+        </w:rPr>
+        <w:t xml:space="preserve"> </w:t>
+      </w:r>
+      <w:r>
+        <w:rPr>
+          <w:rFonts w:ascii="Times New Roman" w:hAnsi="Times New Roman" w:cs="Times New Roman"/>
+          <w:b/>
+        </w:rPr>
+        <w:t>[71, 74, 82]</w:t>
+      </w:r>
+    </w:p>
+    <w:p>
+      <w:pPr>
+        <w:spacing w:before="100" w:beforeAutospacing="1" w:after="100" w:afterAutospacing="1"/>
+        <w:outlineLvl w:val="2"/>
+        <w:rPr>
+          <w:rFonts w:ascii="Times New Roman" w:hAnsi="Times New Roman" w:cs="Times New Roman"/>
+          <w:b/>
+          <w:sz w:val="27"/>
+          <w:szCs w:val="27"/>
+        </w:rPr>
+      </w:pPr>
+      <w:r>
+        <w:rPr>
+          <w:rFonts w:ascii="Times New Roman" w:hAnsi="Times New Roman" w:cs="Times New Roman"/>
+          <w:b/>
+          <w:sz w:val="27"/>
+          <w:szCs w:val="27"/>
+        </w:rPr>
+        <w:t>Standardbasis des reellen Koordinatenraums</w:t>
+      </w:r>
+    </w:p>
+    <w:p>
+      <w:pPr>
+        <w:spacing w:before="100" w:beforeAutospacing="1" w:after="100" w:afterAutospacing="1"/>
+        <w:rPr>
+          <w:rFonts w:ascii="Times New Roman" w:hAnsi="Times New Roman" w:cs="Times New Roman"/>
+        </w:rPr>
+      </w:pPr>
+      <w:r>
+        <w:rPr>
+          <w:rFonts w:ascii="Times New Roman" w:hAnsi="Times New Roman" w:cs="Times New Roman"/>
+        </w:rPr>
+        <w:t xml:space="preserve">Die Standardbasis von </w:t>
+      </w:r>
+      <m:oMath>
+        <m:sSup>
+          <m:sSupPr>
+            <m:ctrlPr>
+              <w:rPr>
+                <w:rFonts w:ascii="Cambria Math" w:hAnsi="Cambria Math" w:cs="Times New Roman"/>
+                <w:i/>
+              </w:rPr>
+            </m:ctrlPr>
+          </m:sSupPr>
+          <m:e>
+            <m:r>
+              <m:rPr>
+                <m:scr m:val="double-struck"/>
+              </m:rPr>
+              <w:rPr>
+                <w:rFonts w:ascii="Cambria Math" w:hAnsi="Cambria Math" w:cs="Times New Roman"/>
+              </w:rPr>
+              <m:t>R</m:t>
+            </m:r>
+          </m:e>
+          <m:sup>
+            <m:r>
+              <w:rPr>
+                <w:rFonts w:ascii="Cambria Math" w:hAnsi="Cambria Math" w:cs="Times New Roman"/>
+              </w:rPr>
+              <m:t>n</m:t>
+            </m:r>
+          </m:sup>
+        </m:sSup>
+      </m:oMath>
+      <w:r>
+        <w:rPr>
+          <w:rFonts w:ascii="Times New Roman" w:hAnsi="Times New Roman" w:cs="Times New Roman"/>
+        </w:rPr>
+        <w:t xml:space="preserve"> besteht aus den Vektoren </w:t>
+      </w:r>
+    </w:p>
+    <w:p>
+      <w:pPr>
+        <w:pStyle w:val="Formel"/>
+        <w:rPr>
+          <w:rFonts w:ascii="Times New Roman" w:hAnsi="Times New Roman" w:cs="Times New Roman"/>
+        </w:rPr>
+      </w:pPr>
+      <m:oMath>
+        <m:sSub>
+          <m:sSubPr>
+            <m:ctrlPr/>
+          </m:sSubPr>
+          <m:e>
+            <m:r>
+              <m:t>e</m:t>
+            </m:r>
+          </m:e>
+          <m:sub>
+            <m:r>
+              <m:t>1</m:t>
+            </m:r>
+          </m:sub>
+        </m:sSub>
+        <m:r>
+          <m:t>,…,</m:t>
+        </m:r>
+        <m:sSub>
+          <m:sSubPr>
+            <m:ctrlPr/>
+          </m:sSubPr>
+          <m:e>
+            <m:r>
+              <m:t>e</m:t>
+            </m:r>
+          </m:e>
+          <m:sub>
+            <m:r>
+              <m:t>n</m:t>
+            </m:r>
+          </m:sub>
+        </m:sSub>
+      </m:oMath>
+      <w:r>
+        <w:rPr>
+          <w:rFonts w:ascii="Times New Roman" w:hAnsi="Times New Roman" w:cs="Times New Roman"/>
+        </w:rPr>
+        <w:tab/>
+      </w:r>
+      <w:r>
+        <w:rPr>
+          <w:rFonts w:ascii="Times New Roman" w:hAnsi="Times New Roman" w:cs="Times New Roman"/>
+        </w:rPr>
+        <w:t>(3.137)</w:t>
+      </w:r>
+    </w:p>
+    <w:p>
+      <w:pPr>
+        <w:spacing w:before="100" w:beforeAutospacing="1" w:after="100" w:afterAutospacing="1"/>
+        <w:rPr>
+          <w:rFonts w:ascii="Times New Roman" w:hAnsi="Times New Roman" w:cs="Times New Roman"/>
+        </w:rPr>
+      </w:pPr>
+      <w:r>
+        <w:rPr>
+          <w:rFonts w:ascii="Times New Roman" w:hAnsi="Times New Roman" w:cs="Times New Roman"/>
+        </w:rPr>
+        <w:t xml:space="preserve">wobei jeder Basisvektor genau eine Komponente mit dem Wert </w:t>
+      </w:r>
+      <m:oMath>
+        <m:r>
+          <w:rPr>
+            <w:rFonts w:ascii="Cambria Math" w:hAnsi="Cambria Math" w:cs="Times New Roman"/>
+          </w:rPr>
+          <m:t>1</m:t>
+        </m:r>
+      </m:oMath>
+      <w:r>
+        <w:rPr>
+          <w:rFonts w:ascii="Times New Roman" w:hAnsi="Times New Roman" w:cs="Times New Roman"/>
+        </w:rPr>
+        <w:t xml:space="preserve"> und alle übrigen Komponenten mit dem Wert </w:t>
+      </w:r>
+      <m:oMath>
+        <m:r>
+          <w:rPr>
+            <w:rFonts w:ascii="Cambria Math" w:hAnsi="Cambria Math" w:cs="Times New Roman"/>
+          </w:rPr>
+          <m:t>0</m:t>
+        </m:r>
+      </m:oMath>
+      <w:r>
+        <w:rPr>
+          <w:rFonts w:ascii="Times New Roman" w:hAnsi="Times New Roman" w:cs="Times New Roman"/>
+        </w:rPr>
+        <w:t xml:space="preserve"> besitzt. </w:t>
+      </w:r>
+      <w:r>
+        <w:rPr>
+          <w:rFonts w:ascii="Times New Roman" w:hAnsi="Times New Roman" w:cs="Times New Roman"/>
+          <w:b/>
+        </w:rPr>
+        <w:t>[71, 74]</w:t>
+      </w:r>
+    </w:p>
+    <w:p>
+      <w:pPr>
+        <w:spacing w:before="100" w:beforeAutospacing="1" w:after="100" w:afterAutospacing="1"/>
+        <w:rPr>
+          <w:rFonts w:ascii="Times New Roman" w:hAnsi="Times New Roman" w:cs="Times New Roman"/>
+        </w:rPr>
+      </w:pPr>
+      <w:r>
+        <w:rPr>
+          <w:rFonts w:ascii="Times New Roman" w:hAnsi="Times New Roman" w:cs="Times New Roman"/>
+        </w:rPr>
+        <w:t xml:space="preserve">Für </w:t>
+      </w:r>
+      <m:oMath>
+        <m:sSup>
+          <m:sSupPr>
+            <m:ctrlPr>
+              <w:rPr>
+                <w:rFonts w:ascii="Cambria Math" w:hAnsi="Cambria Math" w:cs="Times New Roman"/>
+                <w:i/>
+              </w:rPr>
+            </m:ctrlPr>
+          </m:sSupPr>
+          <m:e>
+            <m:r>
+              <m:rPr>
+                <m:scr m:val="double-struck"/>
+              </m:rPr>
+              <w:rPr>
+                <w:rFonts w:ascii="Cambria Math" w:hAnsi="Cambria Math" w:cs="Times New Roman"/>
+              </w:rPr>
+              <m:t>R</m:t>
+            </m:r>
+          </m:e>
+          <m:sup>
+            <m:r>
+              <w:rPr>
+                <w:rFonts w:ascii="Cambria Math" w:hAnsi="Cambria Math" w:cs="Times New Roman"/>
+              </w:rPr>
+              <m:t>3</m:t>
+            </m:r>
+          </m:sup>
+        </m:sSup>
+      </m:oMath>
+      <w:r>
+        <w:rPr>
+          <w:rFonts w:ascii="Times New Roman" w:hAnsi="Times New Roman" w:cs="Times New Roman"/>
+        </w:rPr>
+        <w:t xml:space="preserve"> lautet die Standardbasis </w:t>
+      </w:r>
+    </w:p>
+    <w:p>
+      <w:pPr>
+        <w:pStyle w:val="Formel"/>
+        <w:rPr>
+          <w:rFonts w:ascii="Times New Roman" w:hAnsi="Times New Roman" w:cs="Times New Roman"/>
+        </w:rPr>
+      </w:pPr>
+      <m:oMath>
+        <m:sSub>
+          <m:sSubPr>
+            <m:ctrlPr/>
+          </m:sSubPr>
+          <m:e>
+            <m:r>
+              <m:t>e</m:t>
+            </m:r>
+          </m:e>
+          <m:sub>
+            <m:r>
+              <m:t>1</m:t>
+            </m:r>
+          </m:sub>
+        </m:sSub>
+        <m:r>
+          <m:t>=</m:t>
+        </m:r>
+        <m:d>
+          <m:dPr>
+            <m:ctrlPr/>
+          </m:dPr>
+          <m:e>
+            <m:m>
+              <m:mPr>
+                <m:mcs>
+                  <m:mc>
+                    <m:mcPr>
+                      <m:count m:val="1"/>
+                      <m:mcJc m:val="center"/>
+                    </m:mcPr>
+                  </m:mc>
+                </m:mcs>
+                <m:ctrlPr/>
+              </m:mPr>
+              <m:mr>
+                <m:e>
+                  <m:r>
+                    <m:t>1</m:t>
+                  </m:r>
+                </m:e>
+              </m:mr>
+              <m:mr>
+                <m:e>
+                  <m:r>
+                    <m:t>0</m:t>
+                  </m:r>
+                </m:e>
+              </m:mr>
+              <m:mr>
+                <m:e>
+                  <m:r>
+                    <m:t>0</m:t>
+                  </m:r>
+                </m:e>
+              </m:mr>
+            </m:m>
+          </m:e>
+        </m:d>
+        <m:r>
+          <m:t>,  </m:t>
+        </m:r>
+        <m:sSub>
+          <m:sSubPr>
+            <m:ctrlPr/>
+          </m:sSubPr>
+          <m:e>
+            <m:r>
+              <m:t>e</m:t>
+            </m:r>
+          </m:e>
+          <m:sub>
+            <m:r>
+              <m:t>2</m:t>
+            </m:r>
+          </m:sub>
+        </m:sSub>
+        <m:r>
+          <m:t>=</m:t>
+        </m:r>
+        <m:d>
+          <m:dPr>
+            <m:ctrlPr/>
+          </m:dPr>
+          <m:e>
+            <m:m>
+              <m:mPr>
+                <m:mcs>
+                  <m:mc>
+                    <m:mcPr>
+                      <m:count m:val="1"/>
+                      <m:mcJc m:val="center"/>
+                    </m:mcPr>
+                  </m:mc>
+                </m:mcs>
+                <m:ctrlPr/>
+              </m:mPr>
+              <m:mr>
+                <m:e>
+                  <m:r>
+                    <m:t>0</m:t>
+                  </m:r>
+                </m:e>
+              </m:mr>
+              <m:mr>
+                <m:e>
+                  <m:r>
+                    <m:t>1</m:t>
+                  </m:r>
+                </m:e>
+              </m:mr>
+              <m:mr>
+                <m:e>
+                  <m:r>
+                    <m:t>0</m:t>
+                  </m:r>
+                </m:e>
+              </m:mr>
+            </m:m>
+          </m:e>
+        </m:d>
+        <m:r>
+          <m:t>,  </m:t>
+        </m:r>
+        <m:sSub>
+          <m:sSubPr>
+            <m:ctrlPr/>
+          </m:sSubPr>
+          <m:e>
+            <m:r>
+              <m:t>e</m:t>
+            </m:r>
+          </m:e>
+          <m:sub>
+            <m:r>
+              <m:t>3</m:t>
+            </m:r>
+          </m:sub>
+        </m:sSub>
+        <m:r>
+          <m:t>=</m:t>
+        </m:r>
+        <m:d>
+          <m:dPr>
+            <m:ctrlPr/>
+          </m:dPr>
+          <m:e>
+            <m:m>
+              <m:mPr>
+                <m:mcs>
+                  <m:mc>
+                    <m:mcPr>
+                      <m:count m:val="1"/>
+                      <m:mcJc m:val="center"/>
+                    </m:mcPr>
+                  </m:mc>
+                </m:mcs>
+                <m:ctrlPr/>
+              </m:mPr>
+              <m:mr>
+                <m:e>
+                  <m:r>
+                    <m:t>0</m:t>
+                  </m:r>
+                </m:e>
+              </m:mr>
+              <m:mr>
+                <m:e>
+                  <m:r>
+                    <m:t>0</m:t>
+                  </m:r>
+                </m:e>
+              </m:mr>
+              <m:mr>
+                <m:e>
+                  <m:r>
+                    <m:t>1</m:t>
+                  </m:r>
+                </m:e>
+              </m:mr>
+            </m:m>
+          </m:e>
+        </m:d>
+      </m:oMath>
+      <w:r>
+        <w:rPr>
+          <w:rFonts w:ascii="Times New Roman" w:hAnsi="Times New Roman" w:cs="Times New Roman"/>
+        </w:rPr>
+        <w:tab/>
+      </w:r>
+      <w:r>
+        <w:rPr>
+          <w:rFonts w:ascii="Times New Roman" w:hAnsi="Times New Roman" w:cs="Times New Roman"/>
+        </w:rPr>
+        <w:t>(3.138)</w:t>
+      </w:r>
+    </w:p>
+    <w:p>
+      <w:pPr>
+        <w:spacing w:before="100" w:beforeAutospacing="1" w:after="100" w:afterAutospacing="1"/>
+        <w:rPr>
+          <w:rFonts w:ascii="Times New Roman" w:hAnsi="Times New Roman" w:cs="Times New Roman"/>
+        </w:rPr>
+      </w:pPr>
+      <w:r>
+        <w:rPr>
+          <w:rFonts w:ascii="Times New Roman" w:hAnsi="Times New Roman" w:cs="Times New Roman"/>
+        </w:rPr>
+        <w:t xml:space="preserve">Jeder Vektor </w:t>
+      </w:r>
+    </w:p>
+    <w:p>
+      <w:pPr>
+        <w:pStyle w:val="Formel"/>
+        <w:rPr>
+          <w:rFonts w:ascii="Times New Roman" w:hAnsi="Times New Roman" w:cs="Times New Roman"/>
+        </w:rPr>
+      </w:pPr>
+      <m:oMath>
+        <m:r>
+          <m:t>v=</m:t>
+        </m:r>
+        <m:d>
+          <m:dPr>
+            <m:ctrlPr/>
+          </m:dPr>
+          <m:e>
+            <m:m>
+              <m:mPr>
+                <m:mcs>
+                  <m:mc>
+                    <m:mcPr>
+                      <m:count m:val="1"/>
+                      <m:mcJc m:val="center"/>
+                    </m:mcPr>
+                  </m:mc>
+                </m:mcs>
+                <m:ctrlPr/>
+              </m:mPr>
+              <m:mr>
+                <m:e>
+                  <m:sSub>
+                    <m:sSubPr>
+                      <m:ctrlPr/>
+                    </m:sSubPr>
+                    <m:e>
+                      <m:r>
+                        <m:t>v</m:t>
+                      </m:r>
+                    </m:e>
+                    <m:sub>
+                      <m:r>
+                        <m:t>1</m:t>
+                      </m:r>
+                    </m:sub>
+                  </m:sSub>
+                </m:e>
+              </m:mr>
+              <m:mr>
+                <m:e>
+                  <m:sSub>
+                    <m:sSubPr>
+                      <m:ctrlPr/>
+                    </m:sSubPr>
+                    <m:e>
+                      <m:r>
+                        <m:t>v</m:t>
+                      </m:r>
+                    </m:e>
+                    <m:sub>
+                      <m:r>
+                        <m:t>2</m:t>
+                      </m:r>
+                    </m:sub>
+                  </m:sSub>
+                </m:e>
+              </m:mr>
+              <m:mr>
+                <m:e>
+                  <m:sSub>
+                    <m:sSubPr>
+                      <m:ctrlPr/>
+                    </m:sSubPr>
+                    <m:e>
+                      <m:r>
+                        <m:t>v</m:t>
+                      </m:r>
+                    </m:e>
+                    <m:sub>
+                      <m:r>
+                        <m:t>3</m:t>
+                      </m:r>
+                    </m:sub>
+                  </m:sSub>
+                </m:e>
+              </m:mr>
+            </m:m>
+          </m:e>
+        </m:d>
+        <m:r>
+          <m:t>∈</m:t>
+        </m:r>
+        <m:sSup>
+          <m:sSupPr>
+            <m:ctrlPr/>
+          </m:sSupPr>
+          <m:e>
+            <m:r>
+              <m:rPr>
+                <m:scr m:val="double-struck"/>
+              </m:rPr>
+              <w:rPr>
+                <w:rFonts w:cs="Cambria Math"/>
+              </w:rPr>
+              <m:t>R</m:t>
+            </m:r>
+          </m:e>
+          <m:sup>
+            <m:r>
+              <m:t>3</m:t>
+            </m:r>
+          </m:sup>
+        </m:sSup>
+      </m:oMath>
+      <w:r>
+        <w:rPr>
+          <w:rFonts w:ascii="Times New Roman" w:hAnsi="Times New Roman" w:cs="Times New Roman"/>
+        </w:rPr>
+        <w:tab/>
+      </w:r>
+      <w:r>
+        <w:rPr>
+          <w:rFonts w:ascii="Times New Roman" w:hAnsi="Times New Roman" w:cs="Times New Roman"/>
+        </w:rPr>
+        <w:t>(3.139)</w:t>
+      </w:r>
+    </w:p>
+    <w:p>
+      <w:pPr>
+        <w:spacing w:before="100" w:beforeAutospacing="1" w:after="100" w:afterAutospacing="1"/>
+        <w:rPr>
+          <w:rFonts w:ascii="Times New Roman" w:hAnsi="Times New Roman" w:cs="Times New Roman"/>
+        </w:rPr>
+      </w:pPr>
+      <w:r>
+        <w:rPr>
+          <w:rFonts w:ascii="Times New Roman" w:hAnsi="Times New Roman" w:cs="Times New Roman"/>
+        </w:rPr>
+        <w:t xml:space="preserve">besitzt bezüglich dieser Basis die Darstellung </w:t>
+      </w:r>
+    </w:p>
+    <w:p>
+      <w:pPr>
+        <w:pStyle w:val="Formel"/>
+        <w:rPr>
+          <w:rFonts w:ascii="Times New Roman" w:hAnsi="Times New Roman" w:cs="Times New Roman"/>
+        </w:rPr>
+      </w:pPr>
+      <m:oMath>
+        <m:r>
+          <m:t>v=</m:t>
+        </m:r>
+        <m:sSub>
+          <m:sSubPr>
+            <m:ctrlPr/>
+          </m:sSubPr>
+          <m:e>
+            <m:r>
+              <m:t>v</m:t>
+            </m:r>
+          </m:e>
+          <m:sub>
+            <m:r>
+              <m:t>1</m:t>
+            </m:r>
+          </m:sub>
+        </m:sSub>
+        <m:sSub>
+          <m:sSubPr>
+            <m:ctrlPr/>
+          </m:sSubPr>
+          <m:e>
+            <m:r>
+              <m:t>e</m:t>
+            </m:r>
+          </m:e>
+          <m:sub>
+            <m:r>
+              <m:t>1</m:t>
+            </m:r>
+          </m:sub>
+        </m:sSub>
+        <m:r>
+          <m:t>+</m:t>
+        </m:r>
+        <m:sSub>
+          <m:sSubPr>
+            <m:ctrlPr/>
+          </m:sSubPr>
+          <m:e>
+            <m:r>
+              <m:t>v</m:t>
+            </m:r>
+          </m:e>
+          <m:sub>
+            <m:r>
+              <m:t>2</m:t>
+            </m:r>
+          </m:sub>
+        </m:sSub>
+        <m:sSub>
+          <m:sSubPr>
+            <m:ctrlPr/>
+          </m:sSubPr>
+          <m:e>
+            <m:r>
+              <m:t>e</m:t>
+            </m:r>
+          </m:e>
+          <m:sub>
+            <m:r>
+              <m:t>2</m:t>
+            </m:r>
+          </m:sub>
+        </m:sSub>
+        <m:r>
+          <m:t>+</m:t>
+        </m:r>
+        <m:sSub>
+          <m:sSubPr>
+            <m:ctrlPr/>
+          </m:sSubPr>
+          <m:e>
+            <m:r>
+              <m:t>v</m:t>
+            </m:r>
+          </m:e>
+          <m:sub>
+            <m:r>
+              <m:t>3</m:t>
+            </m:r>
+          </m:sub>
+        </m:sSub>
+        <m:sSub>
+          <m:sSubPr>
+            <m:ctrlPr/>
+          </m:sSubPr>
+          <m:e>
+            <m:r>
+              <m:t>e</m:t>
+            </m:r>
+          </m:e>
+          <m:sub>
+            <m:r>
+              <m:t>3</m:t>
+            </m:r>
+          </m:sub>
+        </m:sSub>
+      </m:oMath>
+      <w:r>
+        <w:rPr>
+          <w:rFonts w:ascii="Times New Roman" w:hAnsi="Times New Roman" w:cs="Times New Roman"/>
+        </w:rPr>
+        <w:tab/>
+      </w:r>
+      <w:r>
+        <w:rPr>
+          <w:rFonts w:ascii="Times New Roman" w:hAnsi="Times New Roman" w:cs="Times New Roman"/>
+        </w:rPr>
+        <w:t>(3.140)</w:t>
+      </w:r>
+    </w:p>
+    <w:p>
+      <w:pPr>
+        <w:spacing w:before="100" w:beforeAutospacing="1" w:after="100" w:afterAutospacing="1"/>
+        <w:rPr>
+          <w:rFonts w:ascii="Times New Roman" w:hAnsi="Times New Roman" w:cs="Times New Roman"/>
+        </w:rPr>
+      </w:pPr>
+      <w:r>
+        <w:rPr>
+          <w:rFonts w:ascii="Times New Roman" w:hAnsi="Times New Roman" w:cs="Times New Roman"/>
+        </w:rPr>
+        <w:lastRenderedPageBreak/>
+        <w:t xml:space="preserve">Die Komponenten </w:t>
+      </w:r>
+      <m:oMath>
+        <m:sSub>
+          <m:sSubPr>
+            <m:ctrlPr>
+              <w:rPr>
+                <w:rFonts w:ascii="Cambria Math" w:hAnsi="Cambria Math" w:cs="Times New Roman"/>
+                <w:i/>
+              </w:rPr>
+            </m:ctrlPr>
+          </m:sSubPr>
+          <m:e>
+            <m:r>
+              <w:rPr>
+                <w:rFonts w:ascii="Cambria Math" w:hAnsi="Cambria Math" w:cs="Times New Roman"/>
+              </w:rPr>
+              <m:t>v</m:t>
+            </m:r>
+          </m:e>
+          <m:sub>
+            <m:r>
+              <w:rPr>
+                <w:rFonts w:ascii="Cambria Math" w:hAnsi="Cambria Math" w:cs="Times New Roman"/>
+              </w:rPr>
+              <m:t>1</m:t>
+            </m:r>
+          </m:sub>
+        </m:sSub>
+        <m:r>
+          <w:rPr>
+            <w:rFonts w:ascii="Cambria Math" w:hAnsi="Cambria Math" w:cs="Times New Roman"/>
+          </w:rPr>
+          <m:t>,</m:t>
+        </m:r>
+        <m:sSub>
+          <m:sSubPr>
+            <m:ctrlPr>
+              <w:rPr>
+                <w:rFonts w:ascii="Cambria Math" w:hAnsi="Cambria Math" w:cs="Times New Roman"/>
+                <w:i/>
+              </w:rPr>
+            </m:ctrlPr>
+          </m:sSubPr>
+          <m:e>
+            <m:r>
+              <w:rPr>
+                <w:rFonts w:ascii="Cambria Math" w:hAnsi="Cambria Math" w:cs="Times New Roman"/>
+              </w:rPr>
+              <m:t>v</m:t>
+            </m:r>
+          </m:e>
+          <m:sub>
+            <m:r>
+              <w:rPr>
+                <w:rFonts w:ascii="Cambria Math" w:hAnsi="Cambria Math" w:cs="Times New Roman"/>
+              </w:rPr>
+              <m:t>2</m:t>
+            </m:r>
+          </m:sub>
+        </m:sSub>
+        <m:r>
+          <w:rPr>
+            <w:rFonts w:ascii="Cambria Math" w:hAnsi="Cambria Math" w:cs="Times New Roman"/>
+          </w:rPr>
+          <m:t>,</m:t>
+        </m:r>
+        <m:sSub>
+          <m:sSubPr>
+            <m:ctrlPr>
+              <w:rPr>
+                <w:rFonts w:ascii="Cambria Math" w:hAnsi="Cambria Math" w:cs="Times New Roman"/>
+                <w:i/>
+              </w:rPr>
+            </m:ctrlPr>
+          </m:sSubPr>
+          <m:e>
+            <m:r>
+              <w:rPr>
+                <w:rFonts w:ascii="Cambria Math" w:hAnsi="Cambria Math" w:cs="Times New Roman"/>
+              </w:rPr>
+              <m:t>v</m:t>
+            </m:r>
+          </m:e>
+          <m:sub>
+            <m:r>
+              <w:rPr>
+                <w:rFonts w:ascii="Cambria Math" w:hAnsi="Cambria Math" w:cs="Times New Roman"/>
+              </w:rPr>
+              <m:t>3</m:t>
+            </m:r>
+          </m:sub>
+        </m:sSub>
+      </m:oMath>
+      <w:r>
+        <w:rPr>
+          <w:rFonts w:ascii="Times New Roman" w:hAnsi="Times New Roman" w:cs="Times New Roman"/>
+        </w:rPr>
+        <w:t xml:space="preserve"> sind damit die Koordinaten des Vektors bezüglich der Standardbasis. </w:t>
+      </w:r>
+      <w:r>
+        <w:rPr>
+          <w:rFonts w:ascii="Times New Roman" w:hAnsi="Times New Roman" w:cs="Times New Roman"/>
+          <w:b/>
+        </w:rPr>
+        <w:t>[71, 74]</w:t>
+      </w:r>
+    </w:p>
+    <w:p>
+      <w:pPr>
+        <w:spacing w:before="100" w:beforeAutospacing="1" w:after="100" w:afterAutospacing="1"/>
+        <w:outlineLvl w:val="2"/>
+        <w:rPr>
+          <w:rFonts w:ascii="Times New Roman" w:hAnsi="Times New Roman" w:cs="Times New Roman"/>
+          <w:b/>
+          <w:sz w:val="27"/>
+          <w:szCs w:val="27"/>
+        </w:rPr>
+      </w:pPr>
+      <w:r>
+        <w:rPr>
+          <w:rFonts w:ascii="Times New Roman" w:hAnsi="Times New Roman" w:cs="Times New Roman"/>
+          <w:b/>
+          <w:sz w:val="27"/>
+          <w:szCs w:val="27"/>
+        </w:rPr>
+        <w:t>Basisabhängigkeit der Koordinaten</w:t>
+      </w:r>
+    </w:p>
+    <w:p>
+      <w:pPr>
+        <w:spacing w:before="100" w:beforeAutospacing="1" w:after="100" w:afterAutospacing="1"/>
+        <w:rPr>
+          <w:rFonts w:ascii="Times New Roman" w:hAnsi="Times New Roman" w:cs="Times New Roman"/>
+        </w:rPr>
+      </w:pPr>
+      <w:r>
+        <w:rPr>
+          <w:rFonts w:ascii="Times New Roman" w:hAnsi="Times New Roman" w:cs="Times New Roman"/>
+        </w:rPr>
+        <w:t xml:space="preserve">Ein mathematischer Vektor ist von seiner Koordinatendarstellung zu unterscheiden. Die Koordinaten eines Vektors verändern sich im Allgemeinen, wenn eine andere Basis gewählt wird, während der zugrunde liegende Vektor als Element des Vektorraums unverändert bleibt. </w:t>
+      </w:r>
+      <w:r>
+        <w:rPr>
+          <w:rFonts w:ascii="Times New Roman" w:hAnsi="Times New Roman" w:cs="Times New Roman"/>
+          <w:b/>
+        </w:rPr>
+        <w:t>[71, 74, 82]</w:t>
+      </w:r>
+    </w:p>
+    <w:p>
+      <w:pPr>
+        <w:spacing w:before="100" w:beforeAutospacing="1" w:after="100" w:afterAutospacing="1"/>
+        <w:rPr>
+          <w:rFonts w:ascii="Times New Roman" w:hAnsi="Times New Roman" w:cs="Times New Roman"/>
+        </w:rPr>
+      </w:pPr>
+      <w:r>
+        <w:rPr>
+          <w:rFonts w:ascii="Times New Roman" w:hAnsi="Times New Roman" w:cs="Times New Roman"/>
+        </w:rPr>
+        <w:t xml:space="preserve">Für eine Basis </w:t>
+      </w:r>
+    </w:p>
+    <w:p>
+      <w:pPr>
+        <w:pStyle w:val="Formel"/>
+        <w:rPr>
+          <w:rFonts w:ascii="Times New Roman" w:hAnsi="Times New Roman" w:cs="Times New Roman"/>
+        </w:rPr>
+      </w:pPr>
+      <m:oMath>
+        <m:r>
+          <m:t>B=</m:t>
+        </m:r>
+        <m:d>
+          <m:dPr>
+            <m:ctrlPr/>
+          </m:dPr>
+          <m:e>
+            <m:sSub>
+              <m:sSubPr>
+                <m:ctrlPr/>
+              </m:sSubPr>
+              <m:e>
+                <m:r>
+                  <m:t>b</m:t>
+                </m:r>
+              </m:e>
+              <m:sub>
+                <m:r>
+                  <m:t>1</m:t>
+                </m:r>
+              </m:sub>
+            </m:sSub>
+            <m:r>
+              <m:t>,…,</m:t>
+            </m:r>
+            <m:sSub>
+              <m:sSubPr>
+                <m:ctrlPr/>
+              </m:sSubPr>
+              <m:e>
+                <m:r>
+                  <m:t>b</m:t>
+                </m:r>
+              </m:e>
+              <m:sub>
+                <m:r>
+                  <m:t>n</m:t>
+                </m:r>
+              </m:sub>
+            </m:sSub>
+          </m:e>
+        </m:d>
+      </m:oMath>
+      <w:r>
+        <w:rPr>
+          <w:rFonts w:ascii="Times New Roman" w:hAnsi="Times New Roman" w:cs="Times New Roman"/>
+        </w:rPr>
+        <w:tab/>
+      </w:r>
+      <w:r>
+        <w:rPr>
+          <w:rFonts w:ascii="Times New Roman" w:hAnsi="Times New Roman" w:cs="Times New Roman"/>
+        </w:rPr>
+        <w:t>(3.141)</w:t>
+      </w:r>
+    </w:p>
+    <w:p>
+      <w:pPr>
+        <w:spacing w:before="100" w:beforeAutospacing="1" w:after="100" w:afterAutospacing="1"/>
+        <w:rPr>
+          <w:rFonts w:ascii="Times New Roman" w:hAnsi="Times New Roman" w:cs="Times New Roman"/>
+        </w:rPr>
+      </w:pPr>
+      <w:r>
+        <w:rPr>
+          <w:rFonts w:ascii="Times New Roman" w:hAnsi="Times New Roman" w:cs="Times New Roman"/>
+        </w:rPr>
+        <w:t xml:space="preserve">wird der Koordinatenvektor von </w:t>
+      </w:r>
+      <m:oMath>
+        <m:r>
+          <w:rPr>
+            <w:rFonts w:ascii="Cambria Math" w:hAnsi="Cambria Math" w:cs="Times New Roman"/>
+          </w:rPr>
+          <m:t>v</m:t>
+        </m:r>
+      </m:oMath>
+      <w:r>
+        <w:rPr>
+          <w:rFonts w:ascii="Times New Roman" w:hAnsi="Times New Roman" w:cs="Times New Roman"/>
+        </w:rPr>
+        <w:t xml:space="preserve"> durch </w:t>
+      </w:r>
+    </w:p>
+    <w:p>
+      <w:pPr>
+        <w:pStyle w:val="Formel"/>
+        <w:rPr>
+          <w:rFonts w:ascii="Times New Roman" w:hAnsi="Times New Roman" w:cs="Times New Roman"/>
+        </w:rPr>
+      </w:pPr>
+      <m:oMath>
+        <m:sSub>
+          <m:sSubPr>
+            <m:ctrlPr/>
+          </m:sSubPr>
+          <m:e>
+            <m:d>
+              <m:dPr>
+                <m:begChr m:val="["/>
+                <m:endChr m:val="]"/>
+                <m:ctrlPr/>
+              </m:dPr>
+              <m:e>
+                <m:r>
+                  <m:t>v</m:t>
+                </m:r>
+              </m:e>
+            </m:d>
+          </m:e>
+          <m:sub>
+            <m:r>
+              <m:t>B</m:t>
+            </m:r>
+          </m:sub>
+        </m:sSub>
+        <m:r>
+          <m:t>=</m:t>
+        </m:r>
+        <m:d>
+          <m:dPr>
+            <m:ctrlPr/>
+          </m:dPr>
+          <m:e>
+            <m:m>
+              <m:mPr>
+                <m:mcs>
+                  <m:mc>
+                    <m:mcPr>
+                      <m:count m:val="1"/>
+                      <m:mcJc m:val="center"/>
+                    </m:mcPr>
+                  </m:mc>
+                </m:mcs>
+                <m:ctrlPr/>
+              </m:mPr>
+              <m:mr>
+                <m:e>
+                  <m:sSub>
+                    <m:sSubPr>
+                      <m:ctrlPr/>
+                    </m:sSubPr>
+                    <m:e>
+                      <m:r>
+                        <m:t>α</m:t>
+                      </m:r>
+                    </m:e>
+                    <m:sub>
+                      <m:r>
+                        <m:t>1</m:t>
+                      </m:r>
+                    </m:sub>
+                  </m:sSub>
+                </m:e>
+              </m:mr>
+              <m:mr>
+                <m:e>
+                  <m:r>
+                    <m:rPr>
+                      <m:sty m:val="p"/>
+                    </m:rPr>
+                    <m:t>⋮</m:t>
+                  </m:r>
+                </m:e>
+              </m:mr>
+              <m:mr>
+                <m:e>
+                  <m:sSub>
+                    <m:sSubPr>
+                      <m:ctrlPr/>
+                    </m:sSubPr>
+                    <m:e>
+                      <m:r>
+                        <m:t>α</m:t>
+                      </m:r>
+                    </m:e>
+                    <m:sub>
+                      <m:r>
+                        <m:t>n</m:t>
+                      </m:r>
+                    </m:sub>
+                  </m:sSub>
+                </m:e>
+              </m:mr>
+            </m:m>
+          </m:e>
+        </m:d>
+      </m:oMath>
+      <w:r>
+        <w:rPr>
+          <w:rFonts w:ascii="Times New Roman" w:hAnsi="Times New Roman" w:cs="Times New Roman"/>
+        </w:rPr>
+        <w:tab/>
+      </w:r>
+      <w:r>
+        <w:rPr>
+          <w:rFonts w:ascii="Times New Roman" w:hAnsi="Times New Roman" w:cs="Times New Roman"/>
+        </w:rPr>
+        <w:t>(3.142)</w:t>
+      </w:r>
+    </w:p>
+    <w:p>
+      <w:pPr>
+        <w:spacing w:before="100" w:beforeAutospacing="1" w:after="100" w:afterAutospacing="1"/>
+        <w:rPr>
+          <w:rFonts w:ascii="Times New Roman" w:hAnsi="Times New Roman" w:cs="Times New Roman"/>
+        </w:rPr>
+      </w:pPr>
+      <w:r>
+        <w:rPr>
+          <w:rFonts w:ascii="Times New Roman" w:hAnsi="Times New Roman" w:cs="Times New Roman"/>
+        </w:rPr>
+        <w:t xml:space="preserve">bezeichnet, wenn Gleichung (3.136) erfüllt ist. </w:t>
+      </w:r>
+      <w:r>
+        <w:rPr>
+          <w:rFonts w:ascii="Times New Roman" w:hAnsi="Times New Roman" w:cs="Times New Roman"/>
+          <w:b/>
+        </w:rPr>
+        <w:t>[71, 74]</w:t>
+      </w:r>
+    </w:p>
+    <w:p>
+      <w:pPr>
+        <w:spacing w:before="100" w:beforeAutospacing="1" w:after="100" w:afterAutospacing="1"/>
+        <w:rPr>
+          <w:rFonts w:ascii="Times New Roman" w:hAnsi="Times New Roman" w:cs="Times New Roman"/>
+        </w:rPr>
+      </w:pPr>
+      <w:r>
+        <w:rPr>
+          <w:rFonts w:ascii="Times New Roman" w:hAnsi="Times New Roman" w:cs="Times New Roman"/>
+        </w:rPr>
+        <w:t xml:space="preserve">Die Unterscheidung zwischen Vektor und Koordinatenvektor ist wesentlich, da mathematische Aussagen über einen Vektor nicht ohne Weiteres mit Aussagen über eine bestimmte Darstellung dieses Vektors gleichgesetzt werden dürfen. </w:t>
+      </w:r>
+      <w:r>
+        <w:rPr>
+          <w:rFonts w:ascii="Times New Roman" w:hAnsi="Times New Roman" w:cs="Times New Roman"/>
+          <w:b/>
+        </w:rPr>
+        <w:t>[71, 82]</w:t>
+      </w:r>
+    </w:p>
+    <w:p>
+      <w:pPr>
+        <w:spacing w:before="100" w:beforeAutospacing="1" w:after="100" w:afterAutospacing="1"/>
+        <w:outlineLvl w:val="2"/>
+        <w:rPr>
+          <w:rFonts w:ascii="Times New Roman" w:hAnsi="Times New Roman" w:cs="Times New Roman"/>
+          <w:b/>
+          <w:sz w:val="27"/>
+          <w:szCs w:val="27"/>
+        </w:rPr>
+      </w:pPr>
+      <w:r>
+        <w:rPr>
+          <w:rFonts w:ascii="Times New Roman" w:hAnsi="Times New Roman" w:cs="Times New Roman"/>
+          <w:b/>
+          <w:sz w:val="27"/>
+          <w:szCs w:val="27"/>
+        </w:rPr>
+        <w:t>Definition 3.2.21: Dimension</w:t>
+      </w:r>
+    </w:p>
+    <w:p>
+      <w:pPr>
+        <w:spacing w:before="100" w:beforeAutospacing="1" w:after="100" w:afterAutospacing="1"/>
+        <w:rPr>
+          <w:rFonts w:ascii="Times New Roman" w:hAnsi="Times New Roman" w:cs="Times New Roman"/>
+        </w:rPr>
+      </w:pPr>
+      <w:r>
+        <w:rPr>
+          <w:rFonts w:ascii="Times New Roman" w:hAnsi="Times New Roman" w:cs="Times New Roman"/>
+        </w:rPr>
+        <w:t xml:space="preserve">Besitzt ein Vektorraum </w:t>
+      </w:r>
+      <m:oMath>
+        <m:r>
+          <w:rPr>
+            <w:rFonts w:ascii="Cambria Math" w:hAnsi="Cambria Math" w:cs="Times New Roman"/>
+          </w:rPr>
+          <m:t>V</m:t>
+        </m:r>
+      </m:oMath>
+      <w:r>
+        <w:rPr>
+          <w:rFonts w:ascii="Times New Roman" w:hAnsi="Times New Roman" w:cs="Times New Roman"/>
+        </w:rPr>
+        <w:t xml:space="preserve"> eine endliche Basis mit </w:t>
+      </w:r>
+      <m:oMath>
+        <m:r>
+          <w:rPr>
+            <w:rFonts w:ascii="Cambria Math" w:hAnsi="Cambria Math" w:cs="Times New Roman"/>
+          </w:rPr>
+          <m:t>n</m:t>
+        </m:r>
+      </m:oMath>
+      <w:r>
+        <w:rPr>
+          <w:rFonts w:ascii="Times New Roman" w:hAnsi="Times New Roman" w:cs="Times New Roman"/>
+        </w:rPr>
+        <w:t xml:space="preserve"> Elementen, so heißt </w:t>
+      </w:r>
+      <m:oMath>
+        <m:r>
+          <w:rPr>
+            <w:rFonts w:ascii="Cambria Math" w:hAnsi="Cambria Math" w:cs="Times New Roman"/>
+          </w:rPr>
+          <m:t>V</m:t>
+        </m:r>
+      </m:oMath>
+      <w:r>
+        <w:rPr>
+          <w:rFonts w:ascii="Times New Roman" w:hAnsi="Times New Roman" w:cs="Times New Roman"/>
+        </w:rPr>
+        <w:t xml:space="preserve"> </w:t>
+      </w:r>
+      <w:proofErr w:type="spellStart"/>
+      <w:r>
+        <w:rPr>
+          <w:rFonts w:ascii="Times New Roman" w:hAnsi="Times New Roman" w:cs="Times New Roman"/>
+          <w:b/>
+        </w:rPr>
+        <w:t>endlichdimensional</w:t>
+      </w:r>
+      <w:proofErr w:type="spellEnd"/>
+      <w:r>
+        <w:rPr>
+          <w:rFonts w:ascii="Times New Roman" w:hAnsi="Times New Roman" w:cs="Times New Roman"/>
+        </w:rPr>
+        <w:t xml:space="preserve">, und die Anzahl der Basisvektoren wird als Dimension des Vektorraums bezeichnet. </w:t>
+      </w:r>
+      <w:r>
+        <w:rPr>
+          <w:rFonts w:ascii="Times New Roman" w:hAnsi="Times New Roman" w:cs="Times New Roman"/>
+          <w:b/>
+        </w:rPr>
+        <w:t>[71, 74, 82]</w:t>
+      </w:r>
+    </w:p>
+    <w:p>
+      <w:pPr>
+        <w:spacing w:before="100" w:beforeAutospacing="1" w:after="100" w:afterAutospacing="1"/>
+        <w:rPr>
+          <w:rFonts w:ascii="Times New Roman" w:hAnsi="Times New Roman" w:cs="Times New Roman"/>
+        </w:rPr>
+      </w:pPr>
+      <w:r>
+        <w:rPr>
+          <w:rFonts w:ascii="Times New Roman" w:hAnsi="Times New Roman" w:cs="Times New Roman"/>
+        </w:rPr>
+        <w:t xml:space="preserve">Formal gilt </w:t>
+      </w:r>
+    </w:p>
+    <w:p>
+      <w:pPr>
+        <w:pStyle w:val="Formel"/>
+        <w:rPr>
+          <w:rFonts w:ascii="Times New Roman" w:hAnsi="Times New Roman" w:cs="Times New Roman"/>
+        </w:rPr>
+      </w:pPr>
+      <m:oMath>
+        <m:func>
+          <m:funcPr>
+            <m:ctrlPr/>
+          </m:funcPr>
+          <m:fName>
+            <m:r>
+              <m:t>dim</m:t>
+            </m:r>
+          </m:fName>
+          <m:e>
+            <m:d>
+              <m:dPr>
+                <m:ctrlPr/>
+              </m:dPr>
+              <m:e>
+                <m:r>
+                  <m:t>V</m:t>
+                </m:r>
+              </m:e>
+            </m:d>
+          </m:e>
+        </m:func>
+        <m:r>
+          <m:t>=n</m:t>
+        </m:r>
+      </m:oMath>
+      <w:r>
+        <w:rPr>
+          <w:rFonts w:ascii="Times New Roman" w:hAnsi="Times New Roman" w:cs="Times New Roman"/>
+        </w:rPr>
+        <w:tab/>
+      </w:r>
+      <w:r>
+        <w:rPr>
+          <w:rFonts w:ascii="Times New Roman" w:hAnsi="Times New Roman" w:cs="Times New Roman"/>
+        </w:rPr>
+        <w:t>(3.143)</w:t>
+      </w:r>
+    </w:p>
+    <w:p>
+      <w:pPr>
+        <w:spacing w:before="100" w:beforeAutospacing="1" w:after="100" w:afterAutospacing="1"/>
+        <w:rPr>
+          <w:rFonts w:ascii="Times New Roman" w:hAnsi="Times New Roman" w:cs="Times New Roman"/>
+        </w:rPr>
+      </w:pPr>
+      <w:r>
+        <w:rPr>
+          <w:rFonts w:ascii="Times New Roman" w:hAnsi="Times New Roman" w:cs="Times New Roman"/>
+        </w:rPr>
+        <w:t xml:space="preserve">Alle Basen eines </w:t>
+      </w:r>
+      <w:proofErr w:type="spellStart"/>
+      <w:r>
+        <w:rPr>
+          <w:rFonts w:ascii="Times New Roman" w:hAnsi="Times New Roman" w:cs="Times New Roman"/>
+        </w:rPr>
+        <w:t>endlichdimensionalen</w:t>
+      </w:r>
+      <w:proofErr w:type="spellEnd"/>
+      <w:r>
+        <w:rPr>
+          <w:rFonts w:ascii="Times New Roman" w:hAnsi="Times New Roman" w:cs="Times New Roman"/>
+        </w:rPr>
+        <w:t xml:space="preserve"> Vektorraums besitzen dieselbe Anzahl von Elementen. Dadurch ist die Dimension unabhängig von der konkret gewählten Basis eindeutig bestimmt. </w:t>
+      </w:r>
+      <w:r>
+        <w:rPr>
+          <w:rFonts w:ascii="Times New Roman" w:hAnsi="Times New Roman" w:cs="Times New Roman"/>
+          <w:b/>
+        </w:rPr>
+        <w:t>[71, 74, 82]</w:t>
+      </w:r>
+    </w:p>
+    <w:p>
+      <w:pPr>
+        <w:spacing w:before="100" w:beforeAutospacing="1" w:after="100" w:afterAutospacing="1"/>
+        <w:rPr>
+          <w:rFonts w:ascii="Times New Roman" w:hAnsi="Times New Roman" w:cs="Times New Roman"/>
+        </w:rPr>
+      </w:pPr>
+      <w:r>
+        <w:rPr>
+          <w:rFonts w:ascii="Times New Roman" w:hAnsi="Times New Roman" w:cs="Times New Roman"/>
+        </w:rPr>
+        <w:t xml:space="preserve">Für den reellen Koordinatenraum gilt </w:t>
+      </w:r>
+    </w:p>
+    <w:p>
+      <w:pPr>
+        <w:pStyle w:val="Formel"/>
+        <w:rPr>
+          <w:rFonts w:ascii="Times New Roman" w:hAnsi="Times New Roman" w:cs="Times New Roman"/>
+        </w:rPr>
+      </w:pPr>
+      <m:oMath>
+        <m:func>
+          <m:funcPr>
+            <m:ctrlPr/>
+          </m:funcPr>
+          <m:fName>
+            <m:r>
+              <m:t>dim</m:t>
+            </m:r>
+          </m:fName>
+          <m:e>
+            <m:d>
+              <m:dPr>
+                <m:ctrlPr/>
+              </m:dPr>
+              <m:e>
+                <m:sSup>
+                  <m:sSupPr>
+                    <m:ctrlPr/>
+                  </m:sSupPr>
+                  <m:e>
+                    <m:r>
+                      <m:rPr>
+                        <m:scr m:val="double-struck"/>
+                      </m:rPr>
+                      <w:rPr>
+                        <w:rFonts w:cs="Cambria Math"/>
+                      </w:rPr>
+                      <m:t>R</m:t>
+                    </m:r>
+                  </m:e>
+                  <m:sup>
+                    <m:r>
+                      <m:t>n</m:t>
+                    </m:r>
+                  </m:sup>
+                </m:sSup>
+              </m:e>
+            </m:d>
+          </m:e>
+        </m:func>
+        <m:r>
+          <m:t>=n</m:t>
+        </m:r>
+      </m:oMath>
+      <w:r>
+        <w:rPr>
+          <w:rFonts w:ascii="Times New Roman" w:hAnsi="Times New Roman" w:cs="Times New Roman"/>
+        </w:rPr>
+        <w:tab/>
+      </w:r>
+      <w:r>
+        <w:rPr>
+          <w:rFonts w:ascii="Times New Roman" w:hAnsi="Times New Roman" w:cs="Times New Roman"/>
+        </w:rPr>
+        <w:t>(3.144)</w:t>
+      </w:r>
+    </w:p>
+    <w:p>
+      <w:pPr>
+        <w:spacing w:before="100" w:beforeAutospacing="1" w:after="100" w:afterAutospacing="1"/>
+        <w:rPr>
+          <w:rFonts w:ascii="Times New Roman" w:hAnsi="Times New Roman" w:cs="Times New Roman"/>
+        </w:rPr>
+      </w:pPr>
+      <w:r>
+        <w:rPr>
+          <w:rFonts w:ascii="Times New Roman" w:hAnsi="Times New Roman" w:cs="Times New Roman"/>
+        </w:rPr>
+        <w:t xml:space="preserve">Insbesondere besitzt die Ebene die Dimension </w:t>
+      </w:r>
+    </w:p>
+    <w:p>
+      <w:pPr>
+        <w:pStyle w:val="Formel"/>
+        <w:rPr>
+          <w:rFonts w:ascii="Times New Roman" w:hAnsi="Times New Roman" w:cs="Times New Roman"/>
+        </w:rPr>
+      </w:pPr>
+      <m:oMath>
+        <m:func>
+          <m:funcPr>
+            <m:ctrlPr/>
+          </m:funcPr>
+          <m:fName>
+            <m:r>
+              <m:t>dim</m:t>
+            </m:r>
+          </m:fName>
+          <m:e>
+            <m:d>
+              <m:dPr>
+                <m:ctrlPr/>
+              </m:dPr>
+              <m:e>
+                <m:sSup>
+                  <m:sSupPr>
+                    <m:ctrlPr/>
+                  </m:sSupPr>
+                  <m:e>
+                    <m:r>
+                      <m:rPr>
+                        <m:scr m:val="double-struck"/>
+                      </m:rPr>
+                      <w:rPr>
+                        <w:rFonts w:cs="Cambria Math"/>
+                      </w:rPr>
+                      <m:t>R</m:t>
+                    </m:r>
+                  </m:e>
+                  <m:sup>
+                    <m:r>
+                      <m:t>2</m:t>
+                    </m:r>
+                  </m:sup>
+                </m:sSup>
+              </m:e>
+            </m:d>
+          </m:e>
+        </m:func>
+        <m:r>
+          <m:t>=2</m:t>
+        </m:r>
+      </m:oMath>
+      <w:r>
+        <w:rPr>
+          <w:rFonts w:ascii="Times New Roman" w:hAnsi="Times New Roman" w:cs="Times New Roman"/>
+        </w:rPr>
+        <w:tab/>
+      </w:r>
+      <w:r>
+        <w:rPr>
+          <w:rFonts w:ascii="Times New Roman" w:hAnsi="Times New Roman" w:cs="Times New Roman"/>
+        </w:rPr>
+        <w:t>(3.145)</w:t>
+      </w:r>
+    </w:p>
+    <w:p>
+      <w:pPr>
+        <w:spacing w:before="100" w:beforeAutospacing="1" w:after="100" w:afterAutospacing="1"/>
+        <w:rPr>
+          <w:rFonts w:ascii="Times New Roman" w:hAnsi="Times New Roman" w:cs="Times New Roman"/>
+        </w:rPr>
+      </w:pPr>
+      <w:r>
+        <w:rPr>
+          <w:rFonts w:ascii="Times New Roman" w:hAnsi="Times New Roman" w:cs="Times New Roman"/>
+        </w:rPr>
+        <w:lastRenderedPageBreak/>
+        <w:t xml:space="preserve">und der dreidimensionale reelle Raum die Dimension </w:t>
+      </w:r>
+    </w:p>
+    <w:p>
+      <w:pPr>
+        <w:pStyle w:val="Formel"/>
+        <w:rPr>
+          <w:rFonts w:ascii="Times New Roman" w:hAnsi="Times New Roman" w:cs="Times New Roman"/>
+        </w:rPr>
+      </w:pPr>
+      <m:oMath>
+        <m:func>
+          <m:funcPr>
+            <m:ctrlPr/>
+          </m:funcPr>
+          <m:fName>
+            <m:r>
+              <m:t>dim</m:t>
+            </m:r>
+          </m:fName>
+          <m:e>
+            <m:d>
+              <m:dPr>
+                <m:ctrlPr/>
+              </m:dPr>
+              <m:e>
+                <m:sSup>
+                  <m:sSupPr>
+                    <m:ctrlPr/>
+                  </m:sSupPr>
+                  <m:e>
+                    <m:r>
+                      <m:rPr>
+                        <m:scr m:val="double-struck"/>
+                      </m:rPr>
+                      <w:rPr>
+                        <w:rFonts w:cs="Cambria Math"/>
+                      </w:rPr>
+                      <m:t>R</m:t>
+                    </m:r>
+                  </m:e>
+                  <m:sup>
+                    <m:r>
+                      <m:t>3</m:t>
+                    </m:r>
+                  </m:sup>
+                </m:sSup>
+              </m:e>
+            </m:d>
+          </m:e>
+        </m:func>
+        <m:r>
+          <m:t>=3</m:t>
+        </m:r>
+      </m:oMath>
+      <w:r>
+        <w:rPr>
+          <w:rFonts w:ascii="Times New Roman" w:hAnsi="Times New Roman" w:cs="Times New Roman"/>
+        </w:rPr>
+        <w:tab/>
+      </w:r>
+      <w:r>
+        <w:rPr>
+          <w:rFonts w:ascii="Times New Roman" w:hAnsi="Times New Roman" w:cs="Times New Roman"/>
+        </w:rPr>
+        <w:t>(3.146)</w:t>
+      </w:r>
+    </w:p>
+    <w:p>
+      <w:pPr>
+        <w:spacing w:before="100" w:beforeAutospacing="1" w:after="100" w:afterAutospacing="1"/>
+        <w:rPr>
+          <w:rFonts w:ascii="Times New Roman" w:hAnsi="Times New Roman" w:cs="Times New Roman"/>
+        </w:rPr>
+      </w:pPr>
+      <w:r>
+        <w:rPr>
+          <w:rFonts w:ascii="Times New Roman" w:hAnsi="Times New Roman" w:cs="Times New Roman"/>
+        </w:rPr>
+        <w:t xml:space="preserve">Die Dimension gibt die minimale Anzahl linear unabhängiger Vektoren an, die zur Erzeugung des gesamten Vektorraums erforderlich ist. </w:t>
+      </w:r>
+      <w:r>
+        <w:rPr>
+          <w:rFonts w:ascii="Times New Roman" w:hAnsi="Times New Roman" w:cs="Times New Roman"/>
+          <w:b/>
+        </w:rPr>
+        <w:t>[71, 74, 82]</w:t>
+      </w:r>
+    </w:p>
+    <w:p>
+      <w:pPr>
+        <w:spacing w:before="100" w:beforeAutospacing="1" w:after="100" w:afterAutospacing="1"/>
+        <w:outlineLvl w:val="2"/>
+        <w:rPr>
+          <w:rFonts w:ascii="Times New Roman" w:hAnsi="Times New Roman" w:cs="Times New Roman"/>
+          <w:b/>
+          <w:sz w:val="27"/>
+          <w:szCs w:val="27"/>
+        </w:rPr>
+      </w:pPr>
+      <w:r>
+        <w:rPr>
+          <w:rFonts w:ascii="Times New Roman" w:hAnsi="Times New Roman" w:cs="Times New Roman"/>
+          <w:b/>
+          <w:sz w:val="27"/>
+          <w:szCs w:val="27"/>
+        </w:rPr>
+        <w:t>Basiserweiterung und Basisreduktion</w:t>
+      </w:r>
+    </w:p>
+    <w:p>
+      <w:pPr>
+        <w:spacing w:before="100" w:beforeAutospacing="1" w:after="100" w:afterAutospacing="1"/>
+        <w:rPr>
+          <w:rFonts w:ascii="Times New Roman" w:hAnsi="Times New Roman" w:cs="Times New Roman"/>
+        </w:rPr>
+      </w:pPr>
+      <w:r>
+        <w:rPr>
+          <w:rFonts w:ascii="Times New Roman" w:hAnsi="Times New Roman" w:cs="Times New Roman"/>
+        </w:rPr>
+        <w:t xml:space="preserve">Jede linear unabhängige Teilmenge eines </w:t>
+      </w:r>
+      <w:proofErr w:type="spellStart"/>
+      <w:r>
+        <w:rPr>
+          <w:rFonts w:ascii="Times New Roman" w:hAnsi="Times New Roman" w:cs="Times New Roman"/>
+        </w:rPr>
+        <w:t>endlichdimensionalen</w:t>
+      </w:r>
+      <w:proofErr w:type="spellEnd"/>
+      <w:r>
+        <w:rPr>
+          <w:rFonts w:ascii="Times New Roman" w:hAnsi="Times New Roman" w:cs="Times New Roman"/>
+        </w:rPr>
+        <w:t xml:space="preserve"> Vektorraums kann zu einer Basis ergänzt werden. Umgekehrt kann aus jedem endlichen </w:t>
+      </w:r>
+      <w:proofErr w:type="spellStart"/>
+      <w:r>
+        <w:rPr>
+          <w:rFonts w:ascii="Times New Roman" w:hAnsi="Times New Roman" w:cs="Times New Roman"/>
+        </w:rPr>
+        <w:t>Erzeugendensystem</w:t>
+      </w:r>
+      <w:proofErr w:type="spellEnd"/>
+      <w:r>
+        <w:rPr>
+          <w:rFonts w:ascii="Times New Roman" w:hAnsi="Times New Roman" w:cs="Times New Roman"/>
+        </w:rPr>
+        <w:t xml:space="preserve"> durch Entfernen linear abhängiger Vektoren eine Basis gewonnen werden. </w:t>
+      </w:r>
+      <w:r>
+        <w:rPr>
+          <w:rFonts w:ascii="Times New Roman" w:hAnsi="Times New Roman" w:cs="Times New Roman"/>
+          <w:b/>
+        </w:rPr>
+        <w:t>[71, 74, 82]</w:t>
+      </w:r>
+    </w:p>
+    <w:p>
+      <w:pPr>
+        <w:spacing w:before="100" w:beforeAutospacing="1" w:after="100" w:afterAutospacing="1"/>
+        <w:rPr>
+          <w:rFonts w:ascii="Times New Roman" w:hAnsi="Times New Roman" w:cs="Times New Roman"/>
+        </w:rPr>
+      </w:pPr>
+      <w:r>
+        <w:rPr>
+          <w:rFonts w:ascii="Times New Roman" w:hAnsi="Times New Roman" w:cs="Times New Roman"/>
+        </w:rPr>
+        <w:t xml:space="preserve">Besitzt ein </w:t>
+      </w:r>
+      <w:proofErr w:type="spellStart"/>
+      <w:r>
+        <w:rPr>
+          <w:rFonts w:ascii="Times New Roman" w:hAnsi="Times New Roman" w:cs="Times New Roman"/>
+        </w:rPr>
+        <w:t>Erzeugendensystem</w:t>
+      </w:r>
+      <w:proofErr w:type="spellEnd"/>
+      <w:r>
+        <w:rPr>
+          <w:rFonts w:ascii="Times New Roman" w:hAnsi="Times New Roman" w:cs="Times New Roman"/>
+        </w:rPr>
+        <w:t xml:space="preserve"> mehr Vektoren als die Dimension des Raumes, so ist es notwendigerweise linear abhängig. Eine linear unabhängige Vektormenge kann dagegen niemals mehr Elemente enthalten als eine Basis des Raumes. </w:t>
+      </w:r>
+      <w:r>
+        <w:rPr>
+          <w:rFonts w:ascii="Times New Roman" w:hAnsi="Times New Roman" w:cs="Times New Roman"/>
+          <w:b/>
+        </w:rPr>
+        <w:t>[71, 74, 82]</w:t>
+      </w:r>
+    </w:p>
+    <w:p>
+      <w:pPr>
+        <w:spacing w:before="100" w:beforeAutospacing="1" w:after="100" w:afterAutospacing="1"/>
+        <w:rPr>
+          <w:rFonts w:ascii="Times New Roman" w:hAnsi="Times New Roman" w:cs="Times New Roman"/>
+        </w:rPr>
+      </w:pPr>
+      <w:r>
+        <w:rPr>
+          <w:rFonts w:ascii="Times New Roman" w:hAnsi="Times New Roman" w:cs="Times New Roman"/>
+        </w:rPr>
+        <w:t xml:space="preserve">Diese Aussagen verbinden die Begriffe der linearen Unabhängigkeit, des </w:t>
+      </w:r>
+      <w:proofErr w:type="spellStart"/>
+      <w:r>
+        <w:rPr>
+          <w:rFonts w:ascii="Times New Roman" w:hAnsi="Times New Roman" w:cs="Times New Roman"/>
+        </w:rPr>
+        <w:t>Erzeugendensystems</w:t>
+      </w:r>
+      <w:proofErr w:type="spellEnd"/>
+      <w:r>
+        <w:rPr>
+          <w:rFonts w:ascii="Times New Roman" w:hAnsi="Times New Roman" w:cs="Times New Roman"/>
+        </w:rPr>
+        <w:t xml:space="preserve">, der Basis und der Dimension zu einer gemeinsamen Struktur. </w:t>
+      </w:r>
+      <w:r>
+        <w:rPr>
+          <w:rFonts w:ascii="Times New Roman" w:hAnsi="Times New Roman" w:cs="Times New Roman"/>
+          <w:b/>
+        </w:rPr>
+        <w:t>[71, 82]</w:t>
+      </w:r>
+    </w:p>
+    <w:p>
+      <w:pPr>
+        <w:spacing w:before="100" w:beforeAutospacing="1" w:after="100" w:afterAutospacing="1"/>
+        <w:outlineLvl w:val="2"/>
+        <w:rPr>
+          <w:rFonts w:ascii="Times New Roman" w:hAnsi="Times New Roman" w:cs="Times New Roman"/>
+          <w:b/>
+          <w:sz w:val="27"/>
+          <w:szCs w:val="27"/>
+        </w:rPr>
+      </w:pPr>
+      <w:r>
+        <w:rPr>
+          <w:rFonts w:ascii="Times New Roman" w:hAnsi="Times New Roman" w:cs="Times New Roman"/>
+          <w:b/>
+          <w:sz w:val="27"/>
+          <w:szCs w:val="27"/>
+        </w:rPr>
+        <w:t>Wissenschaftliche Einordnung</w:t>
+      </w:r>
+    </w:p>
+    <w:p>
+      <w:pPr>
+        <w:spacing w:before="100" w:beforeAutospacing="1" w:after="100" w:afterAutospacing="1"/>
+        <w:rPr>
+          <w:rFonts w:ascii="Times New Roman" w:hAnsi="Times New Roman" w:cs="Times New Roman"/>
+        </w:rPr>
+      </w:pPr>
+      <w:r>
+        <w:rPr>
+          <w:rFonts w:ascii="Times New Roman" w:hAnsi="Times New Roman" w:cs="Times New Roman"/>
+        </w:rPr>
+        <w:t xml:space="preserve">Die lineare Unabhängigkeit ermöglicht es, redundante Vektoren innerhalb eines </w:t>
+      </w:r>
+      <w:proofErr w:type="spellStart"/>
+      <w:r>
+        <w:rPr>
+          <w:rFonts w:ascii="Times New Roman" w:hAnsi="Times New Roman" w:cs="Times New Roman"/>
+        </w:rPr>
+        <w:t>Erzeugendensystems</w:t>
+      </w:r>
+      <w:proofErr w:type="spellEnd"/>
+      <w:r>
+        <w:rPr>
+          <w:rFonts w:ascii="Times New Roman" w:hAnsi="Times New Roman" w:cs="Times New Roman"/>
+        </w:rPr>
+        <w:t xml:space="preserve"> zu erkennen. Eine Basis reduziert einen Vektorraum auf eine minimale, zugleich aber vollständige Menge von Erzeugungsrichtungen. Die Dimension beschreibt die Anzahl dieser unabhängigen Richtungen. </w:t>
+      </w:r>
+      <w:r>
+        <w:rPr>
+          <w:rFonts w:ascii="Times New Roman" w:hAnsi="Times New Roman" w:cs="Times New Roman"/>
+          <w:b/>
+        </w:rPr>
+        <w:t>[71, 74, 82]</w:t>
+      </w:r>
+    </w:p>
+    <w:p>
+      <w:pPr>
+        <w:spacing w:before="100" w:beforeAutospacing="1" w:after="100" w:afterAutospacing="1"/>
+        <w:rPr>
+          <w:rFonts w:ascii="Times New Roman" w:hAnsi="Times New Roman" w:cs="Times New Roman"/>
+        </w:rPr>
+      </w:pPr>
+      <w:r>
+        <w:rPr>
+          <w:rFonts w:ascii="Times New Roman" w:hAnsi="Times New Roman" w:cs="Times New Roman"/>
+        </w:rPr>
+        <w:t xml:space="preserve">Die Begriffe Basis und Dimension sind nicht nur für Koordinatenräume, sondern für sämtliche </w:t>
+      </w:r>
+      <w:proofErr w:type="spellStart"/>
+      <w:r>
+        <w:rPr>
+          <w:rFonts w:ascii="Times New Roman" w:hAnsi="Times New Roman" w:cs="Times New Roman"/>
+        </w:rPr>
+        <w:t>endlichdimensionalen</w:t>
+      </w:r>
+      <w:proofErr w:type="spellEnd"/>
+      <w:r>
+        <w:rPr>
+          <w:rFonts w:ascii="Times New Roman" w:hAnsi="Times New Roman" w:cs="Times New Roman"/>
+        </w:rPr>
+        <w:t xml:space="preserve"> Vektorräume gültig. Sie erlauben es, abstrakte Vektoren eindeutig durch Koordinaten darzustellen und lineare Abbildungen durch Matrizen zu beschreiben. </w:t>
+      </w:r>
+      <w:r>
+        <w:rPr>
+          <w:rFonts w:ascii="Times New Roman" w:hAnsi="Times New Roman" w:cs="Times New Roman"/>
+          <w:b/>
+        </w:rPr>
+        <w:t>[71, 74, 82]</w:t>
+      </w:r>
+    </w:p>
+    <w:p>
+      <w:pPr>
+        <w:spacing w:before="100" w:beforeAutospacing="1" w:after="100" w:afterAutospacing="1"/>
+        <w:rPr>
+          <w:rFonts w:ascii="Times New Roman" w:hAnsi="Times New Roman" w:cs="Times New Roman"/>
+        </w:rPr>
+      </w:pPr>
+      <w:r>
+        <w:rPr>
+          <w:rFonts w:ascii="Times New Roman" w:hAnsi="Times New Roman" w:cs="Times New Roman"/>
+        </w:rPr>
+        <w:t>Für das FRZK bedeutet dies zunächst lediglich, dass ein später definierter funktionaler Zustandsraum eine Basis und eine Dimension besitzen kann. Welche funktionalen Größen als Basisrichtungen gewählt werden, ob diese Richtungen tatsächlich linear unabhängig sind und welche Dimension für das Modell erforderlich ist, wird als eigene mathematische Konstruktion in den folgenden Abschnitten entwickelt.</w:t>
+      </w:r>
+    </w:p>
+    <w:p/>
     <w:p>
       <w:pPr>
         <w:pStyle w:val="berschrift3"/>
@@ -14167,7 +20854,7 @@
   <w:style w:type="paragraph" w:default="1" w:styleId="Standard">
     <w:name w:val="Normal"/>
     <w:qFormat/>
-    <w:rsid w:val="00D847ED"/>
+    <w:rsid w:val="00A414F7"/>
     <w:pPr>
       <w:spacing w:after="120"/>
     </w:pPr>
@@ -14185,7 +20872,7 @@
     <w:link w:val="berschrift1Zchn"/>
     <w:uiPriority w:val="9"/>
     <w:qFormat/>
-    <w:rsid w:val="00D847ED"/>
+    <w:rsid w:val="00A414F7"/>
     <w:pPr>
       <w:outlineLvl w:val="0"/>
     </w:pPr>
@@ -14203,7 +20890,7 @@
     <w:uiPriority w:val="9"/>
     <w:unhideWhenUsed/>
     <w:qFormat/>
-    <w:rsid w:val="00D847ED"/>
+    <w:rsid w:val="00A414F7"/>
     <w:pPr>
       <w:outlineLvl w:val="1"/>
     </w:pPr>
@@ -14221,7 +20908,7 @@
     <w:uiPriority w:val="9"/>
     <w:unhideWhenUsed/>
     <w:qFormat/>
-    <w:rsid w:val="00D847ED"/>
+    <w:rsid w:val="00A414F7"/>
     <w:pPr>
       <w:outlineLvl w:val="2"/>
     </w:pPr>
@@ -14239,7 +20926,7 @@
     <w:uiPriority w:val="9"/>
     <w:unhideWhenUsed/>
     <w:qFormat/>
-    <w:rsid w:val="00D847ED"/>
+    <w:rsid w:val="00A414F7"/>
     <w:pPr>
       <w:outlineLvl w:val="3"/>
     </w:pPr>
@@ -14258,7 +20945,7 @@
     <w:semiHidden/>
     <w:unhideWhenUsed/>
     <w:qFormat/>
-    <w:rsid w:val="00D847ED"/>
+    <w:rsid w:val="00A414F7"/>
     <w:pPr>
       <w:keepNext/>
       <w:keepLines/>
@@ -14280,7 +20967,7 @@
     <w:semiHidden/>
     <w:unhideWhenUsed/>
     <w:qFormat/>
-    <w:rsid w:val="00D847ED"/>
+    <w:rsid w:val="00A414F7"/>
     <w:pPr>
       <w:keepNext/>
       <w:keepLines/>
@@ -14299,7 +20986,7 @@
     <w:uiPriority w:val="1"/>
     <w:semiHidden/>
     <w:unhideWhenUsed/>
-    <w:rsid w:val="00D847ED"/>
+    <w:rsid w:val="00A414F7"/>
   </w:style>
   <w:style w:type="table" w:default="1" w:styleId="NormaleTabelle">
     <w:name w:val="Normal Table"/>
@@ -14321,13 +21008,13 @@
     <w:uiPriority w:val="99"/>
     <w:semiHidden/>
     <w:unhideWhenUsed/>
-    <w:rsid w:val="00D847ED"/>
+    <w:rsid w:val="00A414F7"/>
   </w:style>
   <w:style w:type="character" w:customStyle="1" w:styleId="berschrift3Zchn">
     <w:name w:val="Überschrift 3 Zchn"/>
     <w:link w:val="berschrift3"/>
     <w:uiPriority w:val="9"/>
-    <w:rsid w:val="00D847ED"/>
+    <w:rsid w:val="00A414F7"/>
     <w:rPr>
       <w:rFonts w:eastAsia="Times New Roman" w:cs="Calibri"/>
       <w:b/>
@@ -14340,7 +21027,7 @@
     <w:name w:val="Überschrift 4 Zchn"/>
     <w:link w:val="berschrift4"/>
     <w:uiPriority w:val="9"/>
-    <w:rsid w:val="00D847ED"/>
+    <w:rsid w:val="00A414F7"/>
     <w:rPr>
       <w:rFonts w:eastAsia="Times New Roman" w:cs="Calibri"/>
       <w:b/>
@@ -14368,7 +21055,7 @@
     <w:uiPriority w:val="99"/>
     <w:semiHidden/>
     <w:unhideWhenUsed/>
-    <w:rsid w:val="00D847ED"/>
+    <w:rsid w:val="00A414F7"/>
     <w:pPr>
       <w:spacing w:before="100" w:beforeAutospacing="1" w:after="100" w:afterAutospacing="1"/>
     </w:pPr>
@@ -14526,7 +21213,7 @@
     <w:name w:val="Überschrift 1 Zchn"/>
     <w:link w:val="berschrift1"/>
     <w:uiPriority w:val="9"/>
-    <w:rsid w:val="00D847ED"/>
+    <w:rsid w:val="00A414F7"/>
     <w:rPr>
       <w:rFonts w:eastAsia="Times New Roman" w:cs="Calibri"/>
       <w:b/>
@@ -14539,7 +21226,7 @@
     <w:name w:val="Überschrift 2 Zchn"/>
     <w:link w:val="berschrift2"/>
     <w:uiPriority w:val="9"/>
-    <w:rsid w:val="00D847ED"/>
+    <w:rsid w:val="00A414F7"/>
     <w:rPr>
       <w:rFonts w:eastAsia="Times New Roman" w:cs="Calibri"/>
       <w:b/>
@@ -14553,7 +21240,7 @@
     <w:link w:val="berschrift5"/>
     <w:uiPriority w:val="9"/>
     <w:semiHidden/>
-    <w:rsid w:val="00D847ED"/>
+    <w:rsid w:val="00A414F7"/>
     <w:rPr>
       <w:rFonts w:cs="Calibri"/>
       <w:b/>
@@ -14567,7 +21254,7 @@
     <w:link w:val="berschrift6"/>
     <w:uiPriority w:val="9"/>
     <w:semiHidden/>
-    <w:rsid w:val="00D847ED"/>
+    <w:rsid w:val="00A414F7"/>
     <w:rPr>
       <w:rFonts w:cs="Calibri"/>
       <w:b/>
@@ -14579,7 +21266,7 @@
     <w:basedOn w:val="Standard"/>
     <w:link w:val="CodeZchn"/>
     <w:qFormat/>
-    <w:rsid w:val="00D847ED"/>
+    <w:rsid w:val="00A414F7"/>
     <w:rPr>
       <w:rFonts w:ascii="Courier New" w:hAnsi="Courier New"/>
     </w:rPr>
@@ -14587,7 +21274,7 @@
   <w:style w:type="character" w:customStyle="1" w:styleId="CodeZchn">
     <w:name w:val="Code Zchn"/>
     <w:link w:val="Code"/>
-    <w:rsid w:val="00D847ED"/>
+    <w:rsid w:val="00A414F7"/>
     <w:rPr>
       <w:rFonts w:ascii="Courier New" w:eastAsia="Times New Roman" w:hAnsi="Courier New" w:cs="Calibri"/>
       <w:bCs/>
@@ -14598,7 +21285,7 @@
   <w:style w:type="character" w:styleId="IntensiveHervorhebung">
     <w:name w:val="Intense Emphasis"/>
     <w:uiPriority w:val="21"/>
-    <w:rsid w:val="00D847ED"/>
+    <w:rsid w:val="00A414F7"/>
     <w:rPr>
       <w:i/>
       <w:iCs/>
@@ -14607,7 +21294,7 @@
   </w:style>
   <w:style w:type="table" w:customStyle="1" w:styleId="TableNormal">
     <w:name w:val="TableNormal"/>
-    <w:rsid w:val="00D847ED"/>
+    <w:rsid w:val="00A414F7"/>
     <w:pPr>
       <w:spacing w:after="200" w:line="259" w:lineRule="auto"/>
     </w:pPr>
@@ -14632,7 +21319,7 @@
     <w:link w:val="TitelZchn"/>
     <w:uiPriority w:val="10"/>
     <w:qFormat/>
-    <w:rsid w:val="00D847ED"/>
+    <w:rsid w:val="00A414F7"/>
     <w:pPr>
       <w:keepNext/>
       <w:keepLines/>
@@ -14649,7 +21336,7 @@
     <w:name w:val="Titel Zchn"/>
     <w:link w:val="Titel"/>
     <w:uiPriority w:val="10"/>
-    <w:rsid w:val="00D847ED"/>
+    <w:rsid w:val="00A414F7"/>
     <w:rPr>
       <w:rFonts w:cs="Calibri"/>
       <w:b/>
@@ -14665,7 +21352,7 @@
     <w:link w:val="UntertitelZchn"/>
     <w:uiPriority w:val="11"/>
     <w:qFormat/>
-    <w:rsid w:val="00D847ED"/>
+    <w:rsid w:val="00A414F7"/>
     <w:pPr>
       <w:keepNext/>
       <w:keepLines/>
@@ -14683,7 +21370,7 @@
     <w:name w:val="Untertitel Zchn"/>
     <w:link w:val="Untertitel"/>
     <w:uiPriority w:val="11"/>
-    <w:rsid w:val="00D847ED"/>
+    <w:rsid w:val="00A414F7"/>
     <w:rPr>
       <w:rFonts w:ascii="Georgia" w:eastAsia="Georgia" w:hAnsi="Georgia" w:cs="Georgia"/>
       <w:bCs/>
@@ -14698,7 +21385,7 @@
     <w:basedOn w:val="Standard"/>
     <w:link w:val="AufzhlungZchn"/>
     <w:qFormat/>
-    <w:rsid w:val="00D847ED"/>
+    <w:rsid w:val="00A414F7"/>
     <w:pPr>
       <w:numPr>
         <w:numId w:val="2"/>
@@ -14712,7 +21399,7 @@
   <w:style w:type="character" w:customStyle="1" w:styleId="AufzhlungZchn">
     <w:name w:val="Aufzählung Zchn"/>
     <w:link w:val="Aufzhlung"/>
-    <w:rsid w:val="00D847ED"/>
+    <w:rsid w:val="00A414F7"/>
     <w:rPr>
       <w:rFonts w:cs="Calibri"/>
       <w:bCs/>
@@ -14728,7 +21415,7 @@
     <w:autoRedefine/>
     <w:uiPriority w:val="29"/>
     <w:qFormat/>
-    <w:rsid w:val="00D847ED"/>
+    <w:rsid w:val="00A414F7"/>
     <w:pPr>
       <w:tabs>
         <w:tab w:val="left" w:pos="1134"/>
@@ -14746,7 +21433,7 @@
     <w:name w:val="Zitat Zchn"/>
     <w:link w:val="Zitat"/>
     <w:uiPriority w:val="29"/>
-    <w:rsid w:val="00D847ED"/>
+    <w:rsid w:val="00A414F7"/>
     <w:rPr>
       <w:rFonts w:eastAsia="Times New Roman" w:cs="Calibri"/>
       <w:bCs/>
@@ -14762,7 +21449,7 @@
     <w:basedOn w:val="Standard"/>
     <w:link w:val="AbbildungsnameZchn"/>
     <w:qFormat/>
-    <w:rsid w:val="00D847ED"/>
+    <w:rsid w:val="00A414F7"/>
     <w:pPr>
       <w:spacing w:after="240" w:line="259" w:lineRule="auto"/>
       <w:jc w:val="center"/>
@@ -14777,7 +21464,7 @@
     <w:basedOn w:val="Standard"/>
     <w:link w:val="TabelleninhaltZchn"/>
     <w:qFormat/>
-    <w:rsid w:val="00D847ED"/>
+    <w:rsid w:val="00A414F7"/>
     <w:pPr>
       <w:spacing w:after="0" w:line="360" w:lineRule="auto"/>
     </w:pPr>
@@ -14785,7 +21472,7 @@
   <w:style w:type="character" w:customStyle="1" w:styleId="AbbildungsnameZchn">
     <w:name w:val="Abbildungsname Zchn"/>
     <w:link w:val="Abbildungsname"/>
-    <w:rsid w:val="00D847ED"/>
+    <w:rsid w:val="00A414F7"/>
     <w:rPr>
       <w:rFonts w:eastAsia="Times New Roman" w:cs="Calibri"/>
       <w:bCs/>
@@ -14797,7 +21484,7 @@
   <w:style w:type="character" w:customStyle="1" w:styleId="TabelleninhaltZchn">
     <w:name w:val="Tabelleninhalt Zchn"/>
     <w:link w:val="Tabelleninhalt"/>
-    <w:rsid w:val="00D847ED"/>
+    <w:rsid w:val="00A414F7"/>
     <w:rPr>
       <w:rFonts w:eastAsia="Times New Roman" w:cs="Calibri"/>
       <w:bCs/>
@@ -14809,7 +21496,7 @@
     <w:name w:val="Strong"/>
     <w:uiPriority w:val="22"/>
     <w:qFormat/>
-    <w:rsid w:val="00D847ED"/>
+    <w:rsid w:val="00A414F7"/>
     <w:rPr>
       <w:b/>
       <w:bCs/>
@@ -14819,7 +21506,7 @@
     <w:name w:val="List Paragraph"/>
     <w:basedOn w:val="Standard"/>
     <w:uiPriority w:val="34"/>
-    <w:rsid w:val="00D847ED"/>
+    <w:rsid w:val="00A414F7"/>
     <w:pPr>
       <w:ind w:left="720"/>
       <w:contextualSpacing/>
@@ -14829,7 +21516,7 @@
     <w:name w:val="Placeholder Text"/>
     <w:uiPriority w:val="99"/>
     <w:semiHidden/>
-    <w:rsid w:val="00D847ED"/>
+    <w:rsid w:val="00A414F7"/>
     <w:rPr>
       <w:color w:val="808080"/>
     </w:rPr>
@@ -14840,7 +21527,7 @@
     <w:link w:val="FormelZchn"/>
     <w:autoRedefine/>
     <w:qFormat/>
-    <w:rsid w:val="00D847ED"/>
+    <w:rsid w:val="00A414F7"/>
     <w:pPr>
       <w:tabs>
         <w:tab w:val="left" w:pos="7088"/>
@@ -14857,7 +21544,7 @@
   <w:style w:type="character" w:customStyle="1" w:styleId="FormelZchn">
     <w:name w:val="Formel Zchn"/>
     <w:link w:val="Formel"/>
-    <w:rsid w:val="00D847ED"/>
+    <w:rsid w:val="00A414F7"/>
     <w:rPr>
       <w:rFonts w:ascii="Cambria Math" w:hAnsi="Cambria Math" w:cs="Calibri"/>
       <w:bCs/>
@@ -14873,7 +21560,7 @@
     <w:link w:val="ZahlenlisteZchn"/>
     <w:autoRedefine/>
     <w:qFormat/>
-    <w:rsid w:val="00D847ED"/>
+    <w:rsid w:val="00A414F7"/>
     <w:pPr>
       <w:numPr>
         <w:numId w:val="6"/>
@@ -14885,7 +21572,7 @@
   <w:style w:type="character" w:customStyle="1" w:styleId="ZahlenlisteZchn">
     <w:name w:val="Zahlenliste Zchn"/>
     <w:link w:val="Zahlenliste"/>
-    <w:rsid w:val="00D847ED"/>
+    <w:rsid w:val="00A414F7"/>
     <w:rPr>
       <w:rFonts w:eastAsia="Times New Roman" w:cs="Calibri"/>
       <w:bCs/>
@@ -14898,7 +21585,7 @@
     <w:link w:val="TiefgestelltZchn"/>
     <w:autoRedefine/>
     <w:qFormat/>
-    <w:rsid w:val="00D847ED"/>
+    <w:rsid w:val="00A414F7"/>
     <w:rPr>
       <w:rFonts w:eastAsia="Times New Roman"/>
       <w:sz w:val="24"/>
@@ -14909,7 +21596,7 @@
   <w:style w:type="character" w:customStyle="1" w:styleId="TiefgestelltZchn">
     <w:name w:val="Tiefgestellt Zchn"/>
     <w:link w:val="Tiefgestellt"/>
-    <w:rsid w:val="00D847ED"/>
+    <w:rsid w:val="00A414F7"/>
     <w:rPr>
       <w:rFonts w:eastAsia="Times New Roman"/>
       <w:sz w:val="24"/>
@@ -14922,7 +21609,7 @@
     <w:link w:val="QuellenverzeichnisZchn"/>
     <w:autoRedefine/>
     <w:qFormat/>
-    <w:rsid w:val="00D847ED"/>
+    <w:rsid w:val="00A414F7"/>
     <w:pPr>
       <w:tabs>
         <w:tab w:val="num" w:pos="720"/>
@@ -14939,7 +21626,7 @@
   <w:style w:type="character" w:customStyle="1" w:styleId="QuellenverzeichnisZchn">
     <w:name w:val="Quellenverzeichnis Zchn"/>
     <w:link w:val="Quellenverzeichnis"/>
-    <w:rsid w:val="00D847ED"/>
+    <w:rsid w:val="00A414F7"/>
     <w:rPr>
       <w:i/>
       <w:sz w:val="22"/>
@@ -14952,7 +21639,7 @@
     <w:basedOn w:val="Formel"/>
     <w:link w:val="FormelEinzelnZchn"/>
     <w:qFormat/>
-    <w:rsid w:val="00D847ED"/>
+    <w:rsid w:val="00A414F7"/>
     <w:pPr>
       <w:ind w:left="0" w:firstLine="0"/>
     </w:pPr>
@@ -14965,7 +21652,7 @@
   <w:style w:type="character" w:customStyle="1" w:styleId="FormelEinzelnZchn">
     <w:name w:val="FormelEinzeln Zchn"/>
     <w:link w:val="FormelEinzeln"/>
-    <w:rsid w:val="00D847ED"/>
+    <w:rsid w:val="00A414F7"/>
     <w:rPr>
       <w:rFonts w:ascii="Cambria Math" w:hAnsi="Cambria Math" w:cs="Calibri"/>
       <w:bCs/>
@@ -14978,7 +21665,7 @@
     <w:name w:val="SQLTabellennamen"/>
     <w:link w:val="SQLTabellennamenZchn"/>
     <w:qFormat/>
-    <w:rsid w:val="00D847ED"/>
+    <w:rsid w:val="00A414F7"/>
     <w:rPr>
       <w:rFonts w:ascii="Courier New" w:eastAsia="Times New Roman" w:hAnsi="Courier New"/>
       <w:b/>
@@ -14989,7 +21676,7 @@
   <w:style w:type="character" w:customStyle="1" w:styleId="SQLTabellennamenZchn">
     <w:name w:val="SQLTabellennamen Zchn"/>
     <w:link w:val="SQLTabellennamen"/>
-    <w:rsid w:val="00D847ED"/>
+    <w:rsid w:val="00A414F7"/>
     <w:rPr>
       <w:rFonts w:ascii="Courier New" w:eastAsia="Times New Roman" w:hAnsi="Courier New"/>
       <w:b/>
@@ -15000,7 +21687,7 @@
   <w:style w:type="character" w:customStyle="1" w:styleId="SQLTabellen">
     <w:name w:val="SQLTabellen"/>
     <w:uiPriority w:val="1"/>
-    <w:rsid w:val="00D847ED"/>
+    <w:rsid w:val="00A414F7"/>
     <w:rPr>
       <w:rFonts w:ascii="Courier New" w:hAnsi="Courier New"/>
       <w:b/>
